--- a/Quotations/9-10 March 2026/Quotation Without Budget.docx
+++ b/Quotations/9-10 March 2026/Quotation Without Budget.docx
@@ -705,212 +705,6 @@
           </w:p>
           <w:p>
             <w:pPr>
-              <w:rPr>
-                <w:rStyle w:val="IntenseEmphasis"/>
-                <w:rFonts w:eastAsia="Calibri Light"/>
-                <w:b w:val="0"/>
-                <w:bCs w:val="0"/>
-                <w:i w:val="0"/>
-                <w:iCs w:val="0"/>
-                <w:color w:val="000000" w:themeColor="text1"/>
-                <w:sz w:val="28"/>
-                <w:szCs w:val="28"/>
-                <w14:shadow w14:blurRad="38100" w14:dist="19050" w14:dir="2700000" w14:sx="100000" w14:sy="100000" w14:kx="0" w14:ky="0" w14:algn="tl">
-                  <w14:schemeClr w14:val="dk1">
-                    <w14:alpha w14:val="60000"/>
-                  </w14:schemeClr>
-                </w14:shadow>
-                <w14:textOutline w14:w="0" w14:cap="flat" w14:cmpd="sng" w14:algn="ctr">
-                  <w14:noFill/>
-                  <w14:prstDash w14:val="solid"/>
-                  <w14:round/>
-                </w14:textOutline>
-              </w:rPr>
-            </w:pPr>
-          </w:p>
-          <w:p>
-            <w:pPr>
-              <w:pStyle w:val="ListParagraph"/>
-              <w:numPr>
-                <w:ilvl w:val="0"/>
-                <w:numId w:val="21"/>
-              </w:numPr>
-              <w:rPr>
-                <w:rStyle w:val="IntenseEmphasis"/>
-                <w:rFonts w:eastAsia="Calibri Light"/>
-                <w:b w:val="0"/>
-                <w:bCs w:val="0"/>
-                <w:i w:val="0"/>
-                <w:iCs w:val="0"/>
-                <w:color w:val="000000" w:themeColor="text1"/>
-                <w:sz w:val="28"/>
-                <w:szCs w:val="28"/>
-                <w14:shadow w14:blurRad="38100" w14:dist="19050" w14:dir="2700000" w14:sx="100000" w14:sy="100000" w14:kx="0" w14:ky="0" w14:algn="tl">
-                  <w14:schemeClr w14:val="dk1">
-                    <w14:alpha w14:val="60000"/>
-                  </w14:schemeClr>
-                </w14:shadow>
-                <w14:textOutline w14:w="0" w14:cap="flat" w14:cmpd="sng" w14:algn="ctr">
-                  <w14:noFill/>
-                  <w14:prstDash w14:val="solid"/>
-                  <w14:round/>
-                </w14:textOutline>
-              </w:rPr>
-            </w:pPr>
-            <w:r>
-              <w:rPr>
-                <w:rStyle w:val="IntenseEmphasis"/>
-                <w:rFonts w:eastAsia="Calibri Light"/>
-                <w:b w:val="0"/>
-                <w:bCs w:val="0"/>
-                <w:i w:val="0"/>
-                <w:iCs w:val="0"/>
-                <w:color w:val="000000" w:themeColor="text1"/>
-                <w:sz w:val="28"/>
-                <w:szCs w:val="28"/>
-                <w14:shadow w14:blurRad="38100" w14:dist="19050" w14:dir="2700000" w14:sx="100000" w14:sy="100000" w14:kx="0" w14:ky="0" w14:algn="tl">
-                  <w14:schemeClr w14:val="dk1">
-                    <w14:alpha w14:val="60000"/>
-                  </w14:schemeClr>
-                </w14:shadow>
-                <w14:textOutline w14:w="0" w14:cap="flat" w14:cmpd="sng" w14:algn="ctr">
-                  <w14:noFill/>
-                  <w14:prstDash w14:val="solid"/>
-                  <w14:round/>
-                </w14:textOutline>
-              </w:rPr>
-              <w:t>Sharpy Lights, Led Lights</w:t>
-            </w:r>
-            <w:r>
-              <w:rPr>
-                <w:rStyle w:val="IntenseEmphasis"/>
-                <w:rFonts w:eastAsia="Calibri Light"/>
-                <w:b w:val="0"/>
-                <w:bCs w:val="0"/>
-                <w:i w:val="0"/>
-                <w:iCs w:val="0"/>
-                <w:color w:val="000000" w:themeColor="text1"/>
-                <w:sz w:val="28"/>
-                <w:szCs w:val="28"/>
-                <w14:shadow w14:blurRad="38100" w14:dist="19050" w14:dir="2700000" w14:sx="100000" w14:sy="100000" w14:kx="0" w14:ky="0" w14:algn="tl">
-                  <w14:schemeClr w14:val="dk1">
-                    <w14:alpha w14:val="60000"/>
-                  </w14:schemeClr>
-                </w14:shadow>
-                <w14:textOutline w14:w="0" w14:cap="flat" w14:cmpd="sng" w14:algn="ctr">
-                  <w14:noFill/>
-                  <w14:prstDash w14:val="solid"/>
-                  <w14:round/>
-                </w14:textOutline>
-              </w:rPr>
-              <w:t xml:space="preserve"> </w:t>
-            </w:r>
-            <w:r>
-              <w:rPr>
-                <w:rStyle w:val="IntenseEmphasis"/>
-                <w:rFonts w:eastAsia="Calibri Light"/>
-                <w:b w:val="0"/>
-                <w:bCs w:val="0"/>
-                <w:i w:val="0"/>
-                <w:iCs w:val="0"/>
-                <w:color w:val="000000" w:themeColor="text1"/>
-                <w:sz w:val="28"/>
-                <w:szCs w:val="28"/>
-                <w14:shadow w14:blurRad="38100" w14:dist="19050" w14:dir="2700000" w14:sx="100000" w14:sy="100000" w14:kx="0" w14:ky="0" w14:algn="tl">
-                  <w14:schemeClr w14:val="dk1">
-                    <w14:alpha w14:val="60000"/>
-                  </w14:schemeClr>
-                </w14:shadow>
-                <w14:textOutline w14:w="0" w14:cap="flat" w14:cmpd="sng" w14:algn="ctr">
-                  <w14:noFill/>
-                  <w14:prstDash w14:val="solid"/>
-                  <w14:round/>
-                </w14:textOutline>
-              </w:rPr>
-              <w:t xml:space="preserve">&amp; Flushers </w:t>
-            </w:r>
-          </w:p>
-          <w:p>
-            <w:pPr>
-              <w:rPr>
-                <w:rStyle w:val="IntenseEmphasis"/>
-                <w:rFonts w:eastAsia="Calibri Light"/>
-                <w:b w:val="0"/>
-                <w:bCs w:val="0"/>
-                <w:i w:val="0"/>
-                <w:iCs w:val="0"/>
-                <w:color w:val="000000" w:themeColor="text1"/>
-                <w:sz w:val="28"/>
-                <w:szCs w:val="28"/>
-                <w14:shadow w14:blurRad="38100" w14:dist="19050" w14:dir="2700000" w14:sx="100000" w14:sy="100000" w14:kx="0" w14:ky="0" w14:algn="tl">
-                  <w14:schemeClr w14:val="dk1">
-                    <w14:alpha w14:val="60000"/>
-                  </w14:schemeClr>
-                </w14:shadow>
-                <w14:textOutline w14:w="0" w14:cap="flat" w14:cmpd="sng" w14:algn="ctr">
-                  <w14:noFill/>
-                  <w14:prstDash w14:val="solid"/>
-                  <w14:round/>
-                </w14:textOutline>
-              </w:rPr>
-            </w:pPr>
-          </w:p>
-          <w:p>
-            <w:pPr>
-              <w:pStyle w:val="ListParagraph"/>
-              <w:numPr>
-                <w:ilvl w:val="0"/>
-                <w:numId w:val="21"/>
-              </w:numPr>
-              <w:rPr>
-                <w:rStyle w:val="IntenseEmphasis"/>
-                <w:rFonts w:eastAsia="Calibri Light"/>
-                <w:b w:val="0"/>
-                <w:bCs w:val="0"/>
-                <w:i w:val="0"/>
-                <w:iCs w:val="0"/>
-                <w:color w:val="000000" w:themeColor="text1"/>
-                <w:sz w:val="28"/>
-                <w:szCs w:val="28"/>
-                <w14:shadow w14:blurRad="38100" w14:dist="19050" w14:dir="2700000" w14:sx="100000" w14:sy="100000" w14:kx="0" w14:ky="0" w14:algn="tl">
-                  <w14:schemeClr w14:val="dk1">
-                    <w14:alpha w14:val="60000"/>
-                  </w14:schemeClr>
-                </w14:shadow>
-                <w14:textOutline w14:w="0" w14:cap="flat" w14:cmpd="sng" w14:algn="ctr">
-                  <w14:noFill/>
-                  <w14:prstDash w14:val="solid"/>
-                  <w14:round/>
-                </w14:textOutline>
-              </w:rPr>
-            </w:pPr>
-            <w:r>
-              <w:rPr>
-                <w:rStyle w:val="IntenseEmphasis"/>
-                <w:rFonts w:eastAsia="Calibri Light"/>
-                <w:b w:val="0"/>
-                <w:bCs w:val="0"/>
-                <w:i w:val="0"/>
-                <w:iCs w:val="0"/>
-                <w:color w:val="000000" w:themeColor="text1"/>
-                <w:sz w:val="28"/>
-                <w:szCs w:val="28"/>
-                <w14:shadow w14:blurRad="38100" w14:dist="19050" w14:dir="2700000" w14:sx="100000" w14:sy="100000" w14:kx="0" w14:ky="0" w14:algn="tl">
-                  <w14:schemeClr w14:val="dk1">
-                    <w14:alpha w14:val="60000"/>
-                  </w14:schemeClr>
-                </w14:shadow>
-                <w14:textOutline w14:w="0" w14:cap="flat" w14:cmpd="sng" w14:algn="ctr">
-                  <w14:noFill/>
-                  <w14:prstDash w14:val="solid"/>
-                  <w14:round/>
-                </w14:textOutline>
-              </w:rPr>
-              <w:t>Light Operator</w:t>
-            </w:r>
-          </w:p>
-          <w:p>
-            <w:pPr>
               <w:pStyle w:val="ListParagraph"/>
               <w:rPr>
                 <w:rStyle w:val="IntenseEmphasis"/>
@@ -1581,7 +1375,6 @@
           </w:p>
           <w:p>
             <w:pPr>
-              <w:jc w:val="center"/>
               <w:rPr>
                 <w:rStyle w:val="IntenseEmphasis"/>
                 <w:rFonts w:eastAsia="Calibri Light"/>
@@ -1630,58 +1423,6 @@
                 </w14:textOutline>
               </w:rPr>
             </w:pPr>
-          </w:p>
-          <w:p>
-            <w:pPr>
-              <w:jc w:val="center"/>
-              <w:rPr>
-                <w:rStyle w:val="IntenseEmphasis"/>
-                <w:rFonts w:eastAsia="Calibri Light"/>
-                <w:b w:val="0"/>
-                <w:bCs w:val="0"/>
-                <w:i w:val="0"/>
-                <w:iCs w:val="0"/>
-                <w:color w:val="000000" w:themeColor="text1"/>
-                <w:sz w:val="28"/>
-                <w:szCs w:val="28"/>
-                <w14:shadow w14:blurRad="38100" w14:dist="19050" w14:dir="2700000" w14:sx="100000" w14:sy="100000" w14:kx="0" w14:ky="0" w14:algn="tl">
-                  <w14:schemeClr w14:val="dk1">
-                    <w14:alpha w14:val="60000"/>
-                  </w14:schemeClr>
-                </w14:shadow>
-                <w14:textOutline w14:w="0" w14:cap="flat" w14:cmpd="sng" w14:algn="ctr">
-                  <w14:noFill/>
-                  <w14:prstDash w14:val="solid"/>
-                  <w14:round/>
-                </w14:textOutline>
-              </w:rPr>
-            </w:pPr>
-          </w:p>
-          <w:p>
-            <w:pPr>
-              <w:jc w:val="center"/>
-              <w:rPr>
-                <w:rStyle w:val="IntenseEmphasis"/>
-                <w:rFonts w:eastAsia="Calibri Light"/>
-                <w:b w:val="0"/>
-                <w:bCs w:val="0"/>
-                <w:i w:val="0"/>
-                <w:iCs w:val="0"/>
-                <w:color w:val="000000" w:themeColor="text1"/>
-                <w:sz w:val="28"/>
-                <w:szCs w:val="28"/>
-                <w14:shadow w14:blurRad="38100" w14:dist="19050" w14:dir="2700000" w14:sx="100000" w14:sy="100000" w14:kx="0" w14:ky="0" w14:algn="tl">
-                  <w14:schemeClr w14:val="dk1">
-                    <w14:alpha w14:val="60000"/>
-                  </w14:schemeClr>
-                </w14:shadow>
-                <w14:textOutline w14:w="0" w14:cap="flat" w14:cmpd="sng" w14:algn="ctr">
-                  <w14:noFill/>
-                  <w14:prstDash w14:val="solid"/>
-                  <w14:round/>
-                </w14:textOutline>
-              </w:rPr>
-            </w:pPr>
             <w:r>
               <w:rPr>
                 <w:rStyle w:val="IntenseEmphasis"/>
@@ -1704,7 +1445,7 @@
                   <w14:round/>
                 </w14:textOutline>
               </w:rPr>
-              <w:t>75</w:t>
+              <w:t>60</w:t>
             </w:r>
             <w:r>
               <w:rPr>
@@ -1870,6 +1611,189 @@
               <w:t xml:space="preserve"> Masking</w:t>
             </w:r>
           </w:p>
+          <w:p>
+            <w:pPr>
+              <w:rPr>
+                <w:rStyle w:val="IntenseEmphasis"/>
+                <w:rFonts w:eastAsia="Calibri Light"/>
+                <w:b w:val="0"/>
+                <w:bCs w:val="0"/>
+                <w:i w:val="0"/>
+                <w:iCs w:val="0"/>
+                <w:color w:val="000000" w:themeColor="text1"/>
+                <w:sz w:val="28"/>
+                <w:szCs w:val="28"/>
+                <w14:shadow w14:blurRad="38100" w14:dist="19050" w14:dir="2700000" w14:sx="100000" w14:sy="100000" w14:kx="0" w14:ky="0" w14:algn="tl">
+                  <w14:schemeClr w14:val="dk1">
+                    <w14:alpha w14:val="60000"/>
+                  </w14:schemeClr>
+                </w14:shadow>
+                <w14:textOutline w14:w="0" w14:cap="flat" w14:cmpd="sng" w14:algn="ctr">
+                  <w14:noFill/>
+                  <w14:prstDash w14:val="solid"/>
+                  <w14:round/>
+                </w14:textOutline>
+              </w:rPr>
+            </w:pPr>
+          </w:p>
+          <w:p>
+            <w:pPr>
+              <w:pStyle w:val="ListParagraph"/>
+              <w:numPr>
+                <w:ilvl w:val="0"/>
+                <w:numId w:val="21"/>
+              </w:numPr>
+              <w:rPr>
+                <w:rStyle w:val="IntenseEmphasis"/>
+                <w:rFonts w:eastAsia="Calibri Light"/>
+                <w:b w:val="0"/>
+                <w:bCs w:val="0"/>
+                <w:i w:val="0"/>
+                <w:iCs w:val="0"/>
+                <w:color w:val="000000" w:themeColor="text1"/>
+                <w:sz w:val="28"/>
+                <w:szCs w:val="28"/>
+                <w14:shadow w14:blurRad="38100" w14:dist="19050" w14:dir="2700000" w14:sx="100000" w14:sy="100000" w14:kx="0" w14:ky="0" w14:algn="tl">
+                  <w14:schemeClr w14:val="dk1">
+                    <w14:alpha w14:val="60000"/>
+                  </w14:schemeClr>
+                </w14:shadow>
+                <w14:textOutline w14:w="0" w14:cap="flat" w14:cmpd="sng" w14:algn="ctr">
+                  <w14:noFill/>
+                  <w14:prstDash w14:val="solid"/>
+                  <w14:round/>
+                </w14:textOutline>
+              </w:rPr>
+            </w:pPr>
+            <w:r>
+              <w:rPr>
+                <w:rStyle w:val="IntenseEmphasis"/>
+                <w:rFonts w:eastAsia="Calibri Light"/>
+                <w:b w:val="0"/>
+                <w:bCs w:val="0"/>
+                <w:i w:val="0"/>
+                <w:iCs w:val="0"/>
+                <w:color w:val="000000" w:themeColor="text1"/>
+                <w:sz w:val="28"/>
+                <w:szCs w:val="28"/>
+                <w14:shadow w14:blurRad="38100" w14:dist="19050" w14:dir="2700000" w14:sx="100000" w14:sy="100000" w14:kx="0" w14:ky="0" w14:algn="tl">
+                  <w14:schemeClr w14:val="dk1">
+                    <w14:alpha w14:val="60000"/>
+                  </w14:schemeClr>
+                </w14:shadow>
+                <w14:textOutline w14:w="0" w14:cap="flat" w14:cmpd="sng" w14:algn="ctr">
+                  <w14:noFill/>
+                  <w14:prstDash w14:val="solid"/>
+                  <w14:round/>
+                </w14:textOutline>
+              </w:rPr>
+              <w:t xml:space="preserve">Sharpy Lights, Led Lights &amp; Flushers </w:t>
+            </w:r>
+          </w:p>
+          <w:p>
+            <w:pPr>
+              <w:rPr>
+                <w:rStyle w:val="IntenseEmphasis"/>
+                <w:rFonts w:eastAsia="Calibri Light"/>
+                <w:b w:val="0"/>
+                <w:bCs w:val="0"/>
+                <w:i w:val="0"/>
+                <w:iCs w:val="0"/>
+                <w:color w:val="000000" w:themeColor="text1"/>
+                <w:sz w:val="28"/>
+                <w:szCs w:val="28"/>
+                <w14:shadow w14:blurRad="38100" w14:dist="19050" w14:dir="2700000" w14:sx="100000" w14:sy="100000" w14:kx="0" w14:ky="0" w14:algn="tl">
+                  <w14:schemeClr w14:val="dk1">
+                    <w14:alpha w14:val="60000"/>
+                  </w14:schemeClr>
+                </w14:shadow>
+                <w14:textOutline w14:w="0" w14:cap="flat" w14:cmpd="sng" w14:algn="ctr">
+                  <w14:noFill/>
+                  <w14:prstDash w14:val="solid"/>
+                  <w14:round/>
+                </w14:textOutline>
+              </w:rPr>
+            </w:pPr>
+          </w:p>
+          <w:p>
+            <w:pPr>
+              <w:pStyle w:val="ListParagraph"/>
+              <w:numPr>
+                <w:ilvl w:val="0"/>
+                <w:numId w:val="21"/>
+              </w:numPr>
+              <w:rPr>
+                <w:rStyle w:val="IntenseEmphasis"/>
+                <w:rFonts w:eastAsia="Calibri Light"/>
+                <w:b w:val="0"/>
+                <w:bCs w:val="0"/>
+                <w:i w:val="0"/>
+                <w:iCs w:val="0"/>
+                <w:color w:val="000000" w:themeColor="text1"/>
+                <w:sz w:val="28"/>
+                <w:szCs w:val="28"/>
+                <w14:shadow w14:blurRad="38100" w14:dist="19050" w14:dir="2700000" w14:sx="100000" w14:sy="100000" w14:kx="0" w14:ky="0" w14:algn="tl">
+                  <w14:schemeClr w14:val="dk1">
+                    <w14:alpha w14:val="60000"/>
+                  </w14:schemeClr>
+                </w14:shadow>
+                <w14:textOutline w14:w="0" w14:cap="flat" w14:cmpd="sng" w14:algn="ctr">
+                  <w14:noFill/>
+                  <w14:prstDash w14:val="solid"/>
+                  <w14:round/>
+                </w14:textOutline>
+              </w:rPr>
+            </w:pPr>
+            <w:r>
+              <w:rPr>
+                <w:rStyle w:val="IntenseEmphasis"/>
+                <w:rFonts w:eastAsia="Calibri Light"/>
+                <w:b w:val="0"/>
+                <w:bCs w:val="0"/>
+                <w:i w:val="0"/>
+                <w:iCs w:val="0"/>
+                <w:color w:val="000000" w:themeColor="text1"/>
+                <w:sz w:val="28"/>
+                <w:szCs w:val="28"/>
+                <w14:shadow w14:blurRad="38100" w14:dist="19050" w14:dir="2700000" w14:sx="100000" w14:sy="100000" w14:kx="0" w14:ky="0" w14:algn="tl">
+                  <w14:schemeClr w14:val="dk1">
+                    <w14:alpha w14:val="60000"/>
+                  </w14:schemeClr>
+                </w14:shadow>
+                <w14:textOutline w14:w="0" w14:cap="flat" w14:cmpd="sng" w14:algn="ctr">
+                  <w14:noFill/>
+                  <w14:prstDash w14:val="solid"/>
+                  <w14:round/>
+                </w14:textOutline>
+              </w:rPr>
+              <w:t>Light Operator</w:t>
+            </w:r>
+          </w:p>
+          <w:p>
+            <w:pPr>
+              <w:rPr>
+                <w:rStyle w:val="IntenseEmphasis"/>
+                <w:rFonts w:eastAsia="Calibri Light"/>
+                <w:b w:val="0"/>
+                <w:bCs w:val="0"/>
+                <w:i w:val="0"/>
+                <w:iCs w:val="0"/>
+                <w:color w:val="000000" w:themeColor="text1"/>
+                <w:sz w:val="28"/>
+                <w:szCs w:val="28"/>
+                <w14:shadow w14:blurRad="38100" w14:dist="19050" w14:dir="2700000" w14:sx="100000" w14:sy="100000" w14:kx="0" w14:ky="0" w14:algn="tl">
+                  <w14:schemeClr w14:val="dk1">
+                    <w14:alpha w14:val="60000"/>
+                  </w14:schemeClr>
+                </w14:shadow>
+                <w14:textOutline w14:w="0" w14:cap="flat" w14:cmpd="sng" w14:algn="ctr">
+                  <w14:noFill/>
+                  <w14:prstDash w14:val="solid"/>
+                  <w14:round/>
+                </w14:textOutline>
+              </w:rPr>
+            </w:pPr>
+          </w:p>
         </w:tc>
         <w:tc>
           <w:tcPr>
@@ -1926,6 +1850,58 @@
                 </w14:textOutline>
               </w:rPr>
             </w:pPr>
+          </w:p>
+          <w:p>
+            <w:pPr>
+              <w:jc w:val="center"/>
+              <w:rPr>
+                <w:rStyle w:val="IntenseEmphasis"/>
+                <w:rFonts w:eastAsia="Calibri Light"/>
+                <w:b w:val="0"/>
+                <w:bCs w:val="0"/>
+                <w:i w:val="0"/>
+                <w:iCs w:val="0"/>
+                <w:color w:val="000000" w:themeColor="text1"/>
+                <w:sz w:val="28"/>
+                <w:szCs w:val="28"/>
+                <w14:shadow w14:blurRad="38100" w14:dist="19050" w14:dir="2700000" w14:sx="100000" w14:sy="100000" w14:kx="0" w14:ky="0" w14:algn="tl">
+                  <w14:schemeClr w14:val="dk1">
+                    <w14:alpha w14:val="60000"/>
+                  </w14:schemeClr>
+                </w14:shadow>
+                <w14:textOutline w14:w="0" w14:cap="flat" w14:cmpd="sng" w14:algn="ctr">
+                  <w14:noFill/>
+                  <w14:prstDash w14:val="solid"/>
+                  <w14:round/>
+                </w14:textOutline>
+              </w:rPr>
+            </w:pPr>
+          </w:p>
+          <w:p>
+            <w:pPr>
+              <w:jc w:val="center"/>
+              <w:rPr>
+                <w:rStyle w:val="IntenseEmphasis"/>
+                <w:rFonts w:eastAsia="Calibri Light"/>
+                <w:b w:val="0"/>
+                <w:bCs w:val="0"/>
+                <w:i w:val="0"/>
+                <w:iCs w:val="0"/>
+                <w:color w:val="000000" w:themeColor="text1"/>
+                <w:sz w:val="28"/>
+                <w:szCs w:val="28"/>
+                <w14:shadow w14:blurRad="38100" w14:dist="19050" w14:dir="2700000" w14:sx="100000" w14:sy="100000" w14:kx="0" w14:ky="0" w14:algn="tl">
+                  <w14:schemeClr w14:val="dk1">
+                    <w14:alpha w14:val="60000"/>
+                  </w14:schemeClr>
+                </w14:shadow>
+                <w14:textOutline w14:w="0" w14:cap="flat" w14:cmpd="sng" w14:algn="ctr">
+                  <w14:noFill/>
+                  <w14:prstDash w14:val="solid"/>
+                  <w14:round/>
+                </w14:textOutline>
+              </w:rPr>
+            </w:pPr>
             <w:r>
               <w:rPr>
                 <w:rStyle w:val="IntenseEmphasis"/>
@@ -1948,7 +1924,31 @@
                   <w14:round/>
                 </w14:textOutline>
               </w:rPr>
-              <w:t>15</w:t>
+              <w:t>2</w:t>
+            </w:r>
+            <w:r>
+              <w:rPr>
+                <w:rStyle w:val="IntenseEmphasis"/>
+                <w:rFonts w:eastAsia="Calibri Light"/>
+                <w:b w:val="0"/>
+                <w:bCs w:val="0"/>
+                <w:i w:val="0"/>
+                <w:iCs w:val="0"/>
+                <w:color w:val="000000" w:themeColor="text1"/>
+                <w:sz w:val="28"/>
+                <w:szCs w:val="28"/>
+                <w14:shadow w14:blurRad="38100" w14:dist="19050" w14:dir="2700000" w14:sx="100000" w14:sy="100000" w14:kx="0" w14:ky="0" w14:algn="tl">
+                  <w14:schemeClr w14:val="dk1">
+                    <w14:alpha w14:val="60000"/>
+                  </w14:schemeClr>
+                </w14:shadow>
+                <w14:textOutline w14:w="0" w14:cap="flat" w14:cmpd="sng" w14:algn="ctr">
+                  <w14:noFill/>
+                  <w14:prstDash w14:val="solid"/>
+                  <w14:round/>
+                </w14:textOutline>
+              </w:rPr>
+              <w:t>5</w:t>
             </w:r>
             <w:r>
               <w:rPr>
@@ -2637,7 +2637,55 @@
                   <w14:round/>
                 </w14:textOutline>
               </w:rPr>
-              <w:t>(6)</w:t>
+              <w:t>(</w:t>
+            </w:r>
+            <w:r>
+              <w:rPr>
+                <w:rStyle w:val="IntenseEmphasis"/>
+                <w:rFonts w:eastAsia="Calibri Light"/>
+                <w:b w:val="0"/>
+                <w:bCs w:val="0"/>
+                <w:i w:val="0"/>
+                <w:iCs w:val="0"/>
+                <w:color w:val="000000" w:themeColor="text1"/>
+                <w:sz w:val="28"/>
+                <w:szCs w:val="28"/>
+                <w14:shadow w14:blurRad="38100" w14:dist="19050" w14:dir="2700000" w14:sx="100000" w14:sy="100000" w14:kx="0" w14:ky="0" w14:algn="tl">
+                  <w14:schemeClr w14:val="dk1">
+                    <w14:alpha w14:val="60000"/>
+                  </w14:schemeClr>
+                </w14:shadow>
+                <w14:textOutline w14:w="0" w14:cap="flat" w14:cmpd="sng" w14:algn="ctr">
+                  <w14:noFill/>
+                  <w14:prstDash w14:val="solid"/>
+                  <w14:round/>
+                </w14:textOutline>
+              </w:rPr>
+              <w:t>4</w:t>
+            </w:r>
+            <w:r>
+              <w:rPr>
+                <w:rStyle w:val="IntenseEmphasis"/>
+                <w:rFonts w:eastAsia="Calibri Light"/>
+                <w:b w:val="0"/>
+                <w:bCs w:val="0"/>
+                <w:i w:val="0"/>
+                <w:iCs w:val="0"/>
+                <w:color w:val="000000" w:themeColor="text1"/>
+                <w:sz w:val="28"/>
+                <w:szCs w:val="28"/>
+                <w14:shadow w14:blurRad="38100" w14:dist="19050" w14:dir="2700000" w14:sx="100000" w14:sy="100000" w14:kx="0" w14:ky="0" w14:algn="tl">
+                  <w14:schemeClr w14:val="dk1">
+                    <w14:alpha w14:val="60000"/>
+                  </w14:schemeClr>
+                </w14:shadow>
+                <w14:textOutline w14:w="0" w14:cap="flat" w14:cmpd="sng" w14:algn="ctr">
+                  <w14:noFill/>
+                  <w14:prstDash w14:val="solid"/>
+                  <w14:round/>
+                </w14:textOutline>
+              </w:rPr>
+              <w:t>)</w:t>
             </w:r>
           </w:p>
           <w:p>
@@ -2691,8 +2739,33 @@
                   <w14:round/>
                 </w14:textOutline>
               </w:rPr>
-              <w:t>Bubble Machine</w:t>
+              <w:t xml:space="preserve">Co2 Gun </w:t>
             </w:r>
+          </w:p>
+          <w:p>
+            <w:pPr>
+              <w:rPr>
+                <w:rStyle w:val="IntenseEmphasis"/>
+                <w:rFonts w:eastAsia="Calibri Light"/>
+                <w:b w:val="0"/>
+                <w:bCs w:val="0"/>
+                <w:i w:val="0"/>
+                <w:iCs w:val="0"/>
+                <w:color w:val="000000" w:themeColor="text1"/>
+                <w:sz w:val="28"/>
+                <w:szCs w:val="28"/>
+                <w14:shadow w14:blurRad="38100" w14:dist="19050" w14:dir="2700000" w14:sx="100000" w14:sy="100000" w14:kx="0" w14:ky="0" w14:algn="tl">
+                  <w14:schemeClr w14:val="dk1">
+                    <w14:alpha w14:val="60000"/>
+                  </w14:schemeClr>
+                </w14:shadow>
+                <w14:textOutline w14:w="0" w14:cap="flat" w14:cmpd="sng" w14:algn="ctr">
+                  <w14:noFill/>
+                  <w14:prstDash w14:val="solid"/>
+                  <w14:round/>
+                </w14:textOutline>
+              </w:rPr>
+            </w:pPr>
           </w:p>
         </w:tc>
         <w:tc>
@@ -2798,7 +2871,31 @@
                   <w14:round/>
                 </w14:textOutline>
               </w:rPr>
-              <w:t>18</w:t>
+              <w:t>1</w:t>
+            </w:r>
+            <w:r>
+              <w:rPr>
+                <w:rStyle w:val="IntenseEmphasis"/>
+                <w:rFonts w:eastAsia="Calibri Light"/>
+                <w:b w:val="0"/>
+                <w:bCs w:val="0"/>
+                <w:i w:val="0"/>
+                <w:iCs w:val="0"/>
+                <w:color w:val="000000" w:themeColor="text1"/>
+                <w:sz w:val="28"/>
+                <w:szCs w:val="28"/>
+                <w14:shadow w14:blurRad="38100" w14:dist="19050" w14:dir="2700000" w14:sx="100000" w14:sy="100000" w14:kx="0" w14:ky="0" w14:algn="tl">
+                  <w14:schemeClr w14:val="dk1">
+                    <w14:alpha w14:val="60000"/>
+                  </w14:schemeClr>
+                </w14:shadow>
+                <w14:textOutline w14:w="0" w14:cap="flat" w14:cmpd="sng" w14:algn="ctr">
+                  <w14:noFill/>
+                  <w14:prstDash w14:val="solid"/>
+                  <w14:round/>
+                </w14:textOutline>
+              </w:rPr>
+              <w:t>0</w:t>
             </w:r>
             <w:r>
               <w:rPr>
@@ -2872,7 +2969,31 @@
                   <w14:round/>
                 </w14:textOutline>
               </w:rPr>
-              <w:t>20,000 /-</w:t>
+              <w:t>1</w:t>
+            </w:r>
+            <w:r>
+              <w:rPr>
+                <w:rStyle w:val="IntenseEmphasis"/>
+                <w:rFonts w:eastAsia="Calibri Light"/>
+                <w:b w:val="0"/>
+                <w:bCs w:val="0"/>
+                <w:i w:val="0"/>
+                <w:iCs w:val="0"/>
+                <w:color w:val="000000" w:themeColor="text1"/>
+                <w:sz w:val="28"/>
+                <w:szCs w:val="28"/>
+                <w14:shadow w14:blurRad="38100" w14:dist="19050" w14:dir="2700000" w14:sx="100000" w14:sy="100000" w14:kx="0" w14:ky="0" w14:algn="tl">
+                  <w14:schemeClr w14:val="dk1">
+                    <w14:alpha w14:val="60000"/>
+                  </w14:schemeClr>
+                </w14:shadow>
+                <w14:textOutline w14:w="0" w14:cap="flat" w14:cmpd="sng" w14:algn="ctr">
+                  <w14:noFill/>
+                  <w14:prstDash w14:val="solid"/>
+                  <w14:round/>
+                </w14:textOutline>
+              </w:rPr>
+              <w:t>0,000 /-</w:t>
             </w:r>
           </w:p>
         </w:tc>
@@ -3114,27 +3235,7 @@
                   <w14:round/>
                 </w14:textOutline>
               </w:rPr>
-              <w:t xml:space="preserve">    </w:t>
-            </w:r>
-            <w:r>
-              <w:rPr>
-                <w:rFonts w:ascii="Abadi" w:eastAsiaTheme="majorEastAsia" w:hAnsi="Abadi" w:cs="Aharoni"/>
-                <w:bCs/>
-                <w:color w:val="385623" w:themeColor="accent6" w:themeShade="80"/>
-                <w:sz w:val="36"/>
-                <w:szCs w:val="36"/>
-                <w14:shadow w14:blurRad="38100" w14:dist="19050" w14:dir="2700000" w14:sx="100000" w14:sy="100000" w14:kx="0" w14:ky="0" w14:algn="tl">
-                  <w14:schemeClr w14:val="dk1">
-                    <w14:alpha w14:val="60000"/>
-                  </w14:schemeClr>
-                </w14:shadow>
-                <w14:textOutline w14:w="0" w14:cap="flat" w14:cmpd="sng" w14:algn="ctr">
-                  <w14:noFill/>
-                  <w14:prstDash w14:val="solid"/>
-                  <w14:round/>
-                </w14:textOutline>
-              </w:rPr>
-              <w:t>10</w:t>
+              <w:t xml:space="preserve">    10</w:t>
             </w:r>
             <w:r>
               <w:rPr>
@@ -4789,7 +4890,7 @@
                   <w14:round/>
                 </w14:textOutline>
               </w:rPr>
-              <w:t>75</w:t>
+              <w:t>60</w:t>
             </w:r>
             <w:r>
               <w:rPr>
@@ -4853,6 +4954,31 @@
           </w:p>
           <w:p>
             <w:pPr>
+              <w:rPr>
+                <w:rStyle w:val="IntenseEmphasis"/>
+                <w:rFonts w:eastAsia="Calibri Light"/>
+                <w:b w:val="0"/>
+                <w:bCs w:val="0"/>
+                <w:i w:val="0"/>
+                <w:iCs w:val="0"/>
+                <w:color w:val="000000" w:themeColor="text1"/>
+                <w:sz w:val="28"/>
+                <w:szCs w:val="28"/>
+                <w14:shadow w14:blurRad="38100" w14:dist="19050" w14:dir="2700000" w14:sx="100000" w14:sy="100000" w14:kx="0" w14:ky="0" w14:algn="tl">
+                  <w14:schemeClr w14:val="dk1">
+                    <w14:alpha w14:val="60000"/>
+                  </w14:schemeClr>
+                </w14:shadow>
+                <w14:textOutline w14:w="0" w14:cap="flat" w14:cmpd="sng" w14:algn="ctr">
+                  <w14:noFill/>
+                  <w14:prstDash w14:val="solid"/>
+                  <w14:round/>
+                </w14:textOutline>
+              </w:rPr>
+            </w:pPr>
+          </w:p>
+          <w:p>
+            <w:pPr>
               <w:pStyle w:val="ListParagraph"/>
               <w:numPr>
                 <w:ilvl w:val="0"/>
@@ -4952,8 +5078,192 @@
                   <w14:round/>
                 </w14:textOutline>
               </w:rPr>
-              <w:t xml:space="preserve"> Masking </w:t>
+              <w:t xml:space="preserve"> Masking</w:t>
             </w:r>
+          </w:p>
+          <w:p>
+            <w:pPr>
+              <w:rPr>
+                <w:rStyle w:val="IntenseEmphasis"/>
+                <w:rFonts w:eastAsia="Calibri Light"/>
+                <w:b w:val="0"/>
+                <w:bCs w:val="0"/>
+                <w:i w:val="0"/>
+                <w:iCs w:val="0"/>
+                <w:color w:val="000000" w:themeColor="text1"/>
+                <w:sz w:val="28"/>
+                <w:szCs w:val="28"/>
+                <w14:shadow w14:blurRad="38100" w14:dist="19050" w14:dir="2700000" w14:sx="100000" w14:sy="100000" w14:kx="0" w14:ky="0" w14:algn="tl">
+                  <w14:schemeClr w14:val="dk1">
+                    <w14:alpha w14:val="60000"/>
+                  </w14:schemeClr>
+                </w14:shadow>
+                <w14:textOutline w14:w="0" w14:cap="flat" w14:cmpd="sng" w14:algn="ctr">
+                  <w14:noFill/>
+                  <w14:prstDash w14:val="solid"/>
+                  <w14:round/>
+                </w14:textOutline>
+              </w:rPr>
+            </w:pPr>
+          </w:p>
+          <w:p>
+            <w:pPr>
+              <w:pStyle w:val="ListParagraph"/>
+              <w:numPr>
+                <w:ilvl w:val="0"/>
+                <w:numId w:val="28"/>
+              </w:numPr>
+              <w:rPr>
+                <w:rStyle w:val="IntenseEmphasis"/>
+                <w:rFonts w:eastAsia="Calibri Light"/>
+                <w:b w:val="0"/>
+                <w:bCs w:val="0"/>
+                <w:i w:val="0"/>
+                <w:iCs w:val="0"/>
+                <w:color w:val="000000" w:themeColor="text1"/>
+                <w:sz w:val="28"/>
+                <w:szCs w:val="28"/>
+                <w14:shadow w14:blurRad="38100" w14:dist="19050" w14:dir="2700000" w14:sx="100000" w14:sy="100000" w14:kx="0" w14:ky="0" w14:algn="tl">
+                  <w14:schemeClr w14:val="dk1">
+                    <w14:alpha w14:val="60000"/>
+                  </w14:schemeClr>
+                </w14:shadow>
+                <w14:textOutline w14:w="0" w14:cap="flat" w14:cmpd="sng" w14:algn="ctr">
+                  <w14:noFill/>
+                  <w14:prstDash w14:val="solid"/>
+                  <w14:round/>
+                </w14:textOutline>
+              </w:rPr>
+            </w:pPr>
+            <w:r>
+              <w:rPr>
+                <w:rStyle w:val="IntenseEmphasis"/>
+                <w:rFonts w:eastAsia="Calibri Light"/>
+                <w:b w:val="0"/>
+                <w:bCs w:val="0"/>
+                <w:i w:val="0"/>
+                <w:iCs w:val="0"/>
+                <w:color w:val="000000" w:themeColor="text1"/>
+                <w:sz w:val="28"/>
+                <w:szCs w:val="28"/>
+                <w14:shadow w14:blurRad="38100" w14:dist="19050" w14:dir="2700000" w14:sx="100000" w14:sy="100000" w14:kx="0" w14:ky="0" w14:algn="tl">
+                  <w14:schemeClr w14:val="dk1">
+                    <w14:alpha w14:val="60000"/>
+                  </w14:schemeClr>
+                </w14:shadow>
+                <w14:textOutline w14:w="0" w14:cap="flat" w14:cmpd="sng" w14:algn="ctr">
+                  <w14:noFill/>
+                  <w14:prstDash w14:val="solid"/>
+                  <w14:round/>
+                </w14:textOutline>
+              </w:rPr>
+              <w:t xml:space="preserve">Sharpy Lights, Led Lights &amp; Flushers </w:t>
+            </w:r>
+          </w:p>
+          <w:p>
+            <w:pPr>
+              <w:rPr>
+                <w:rStyle w:val="IntenseEmphasis"/>
+                <w:rFonts w:eastAsia="Calibri Light"/>
+                <w:b w:val="0"/>
+                <w:bCs w:val="0"/>
+                <w:i w:val="0"/>
+                <w:iCs w:val="0"/>
+                <w:color w:val="000000" w:themeColor="text1"/>
+                <w:sz w:val="28"/>
+                <w:szCs w:val="28"/>
+                <w14:shadow w14:blurRad="38100" w14:dist="19050" w14:dir="2700000" w14:sx="100000" w14:sy="100000" w14:kx="0" w14:ky="0" w14:algn="tl">
+                  <w14:schemeClr w14:val="dk1">
+                    <w14:alpha w14:val="60000"/>
+                  </w14:schemeClr>
+                </w14:shadow>
+                <w14:textOutline w14:w="0" w14:cap="flat" w14:cmpd="sng" w14:algn="ctr">
+                  <w14:noFill/>
+                  <w14:prstDash w14:val="solid"/>
+                  <w14:round/>
+                </w14:textOutline>
+              </w:rPr>
+            </w:pPr>
+          </w:p>
+          <w:p>
+            <w:pPr>
+              <w:pStyle w:val="ListParagraph"/>
+              <w:numPr>
+                <w:ilvl w:val="0"/>
+                <w:numId w:val="28"/>
+              </w:numPr>
+              <w:rPr>
+                <w:rStyle w:val="IntenseEmphasis"/>
+                <w:rFonts w:eastAsia="Calibri Light"/>
+                <w:b w:val="0"/>
+                <w:bCs w:val="0"/>
+                <w:i w:val="0"/>
+                <w:iCs w:val="0"/>
+                <w:color w:val="000000" w:themeColor="text1"/>
+                <w:sz w:val="28"/>
+                <w:szCs w:val="28"/>
+                <w14:shadow w14:blurRad="38100" w14:dist="19050" w14:dir="2700000" w14:sx="100000" w14:sy="100000" w14:kx="0" w14:ky="0" w14:algn="tl">
+                  <w14:schemeClr w14:val="dk1">
+                    <w14:alpha w14:val="60000"/>
+                  </w14:schemeClr>
+                </w14:shadow>
+                <w14:textOutline w14:w="0" w14:cap="flat" w14:cmpd="sng" w14:algn="ctr">
+                  <w14:noFill/>
+                  <w14:prstDash w14:val="solid"/>
+                  <w14:round/>
+                </w14:textOutline>
+              </w:rPr>
+            </w:pPr>
+            <w:r>
+              <w:rPr>
+                <w:rStyle w:val="IntenseEmphasis"/>
+                <w:rFonts w:eastAsia="Calibri Light"/>
+                <w:b w:val="0"/>
+                <w:bCs w:val="0"/>
+                <w:i w:val="0"/>
+                <w:iCs w:val="0"/>
+                <w:color w:val="000000" w:themeColor="text1"/>
+                <w:sz w:val="28"/>
+                <w:szCs w:val="28"/>
+                <w14:shadow w14:blurRad="38100" w14:dist="19050" w14:dir="2700000" w14:sx="100000" w14:sy="100000" w14:kx="0" w14:ky="0" w14:algn="tl">
+                  <w14:schemeClr w14:val="dk1">
+                    <w14:alpha w14:val="60000"/>
+                  </w14:schemeClr>
+                </w14:shadow>
+                <w14:textOutline w14:w="0" w14:cap="flat" w14:cmpd="sng" w14:algn="ctr">
+                  <w14:noFill/>
+                  <w14:prstDash w14:val="solid"/>
+                  <w14:round/>
+                </w14:textOutline>
+              </w:rPr>
+              <w:t>Light Operator</w:t>
+            </w:r>
+          </w:p>
+          <w:p>
+            <w:pPr>
+              <w:ind w:left="360"/>
+              <w:rPr>
+                <w:rStyle w:val="IntenseEmphasis"/>
+                <w:rFonts w:eastAsia="Calibri Light"/>
+                <w:b w:val="0"/>
+                <w:bCs w:val="0"/>
+                <w:i w:val="0"/>
+                <w:iCs w:val="0"/>
+                <w:color w:val="000000" w:themeColor="text1"/>
+                <w:sz w:val="28"/>
+                <w:szCs w:val="28"/>
+                <w14:shadow w14:blurRad="38100" w14:dist="19050" w14:dir="2700000" w14:sx="100000" w14:sy="100000" w14:kx="0" w14:ky="0" w14:algn="tl">
+                  <w14:schemeClr w14:val="dk1">
+                    <w14:alpha w14:val="60000"/>
+                  </w14:schemeClr>
+                </w14:shadow>
+                <w14:textOutline w14:w="0" w14:cap="flat" w14:cmpd="sng" w14:algn="ctr">
+                  <w14:noFill/>
+                  <w14:prstDash w14:val="solid"/>
+                  <w14:round/>
+                </w14:textOutline>
+              </w:rPr>
+            </w:pPr>
           </w:p>
         </w:tc>
         <w:tc>
@@ -5011,6 +5321,58 @@
                 </w14:textOutline>
               </w:rPr>
             </w:pPr>
+          </w:p>
+          <w:p>
+            <w:pPr>
+              <w:jc w:val="center"/>
+              <w:rPr>
+                <w:rStyle w:val="IntenseEmphasis"/>
+                <w:rFonts w:eastAsia="Calibri Light"/>
+                <w:b w:val="0"/>
+                <w:bCs w:val="0"/>
+                <w:i w:val="0"/>
+                <w:iCs w:val="0"/>
+                <w:color w:val="000000" w:themeColor="text1"/>
+                <w:sz w:val="28"/>
+                <w:szCs w:val="28"/>
+                <w14:shadow w14:blurRad="38100" w14:dist="19050" w14:dir="2700000" w14:sx="100000" w14:sy="100000" w14:kx="0" w14:ky="0" w14:algn="tl">
+                  <w14:schemeClr w14:val="dk1">
+                    <w14:alpha w14:val="60000"/>
+                  </w14:schemeClr>
+                </w14:shadow>
+                <w14:textOutline w14:w="0" w14:cap="flat" w14:cmpd="sng" w14:algn="ctr">
+                  <w14:noFill/>
+                  <w14:prstDash w14:val="solid"/>
+                  <w14:round/>
+                </w14:textOutline>
+              </w:rPr>
+            </w:pPr>
+          </w:p>
+          <w:p>
+            <w:pPr>
+              <w:jc w:val="center"/>
+              <w:rPr>
+                <w:rStyle w:val="IntenseEmphasis"/>
+                <w:rFonts w:eastAsia="Calibri Light"/>
+                <w:b w:val="0"/>
+                <w:bCs w:val="0"/>
+                <w:i w:val="0"/>
+                <w:iCs w:val="0"/>
+                <w:color w:val="000000" w:themeColor="text1"/>
+                <w:sz w:val="28"/>
+                <w:szCs w:val="28"/>
+                <w14:shadow w14:blurRad="38100" w14:dist="19050" w14:dir="2700000" w14:sx="100000" w14:sy="100000" w14:kx="0" w14:ky="0" w14:algn="tl">
+                  <w14:schemeClr w14:val="dk1">
+                    <w14:alpha w14:val="60000"/>
+                  </w14:schemeClr>
+                </w14:shadow>
+                <w14:textOutline w14:w="0" w14:cap="flat" w14:cmpd="sng" w14:algn="ctr">
+                  <w14:noFill/>
+                  <w14:prstDash w14:val="solid"/>
+                  <w14:round/>
+                </w14:textOutline>
+              </w:rPr>
+            </w:pPr>
             <w:r>
               <w:rPr>
                 <w:rStyle w:val="IntenseEmphasis"/>
@@ -5033,7 +5395,7 @@
                   <w14:round/>
                 </w14:textOutline>
               </w:rPr>
-              <w:t>1</w:t>
+              <w:t>2</w:t>
             </w:r>
             <w:r>
               <w:rPr>
@@ -5412,7 +5774,7 @@
                   <w14:round/>
                 </w14:textOutline>
               </w:rPr>
-              <w:t>Genset &amp; Maintenance</w:t>
+              <w:t>Genset</w:t>
             </w:r>
           </w:p>
         </w:tc>
@@ -5493,7 +5855,31 @@
                   <w14:round/>
                 </w14:textOutline>
               </w:rPr>
-              <w:t>30,000 /-</w:t>
+              <w:t>1</w:t>
+            </w:r>
+            <w:r>
+              <w:rPr>
+                <w:rStyle w:val="IntenseEmphasis"/>
+                <w:rFonts w:eastAsia="Calibri Light"/>
+                <w:b w:val="0"/>
+                <w:bCs w:val="0"/>
+                <w:i w:val="0"/>
+                <w:iCs w:val="0"/>
+                <w:color w:val="000000" w:themeColor="text1"/>
+                <w:sz w:val="28"/>
+                <w:szCs w:val="28"/>
+                <w14:shadow w14:blurRad="38100" w14:dist="19050" w14:dir="2700000" w14:sx="100000" w14:sy="100000" w14:kx="0" w14:ky="0" w14:algn="tl">
+                  <w14:schemeClr w14:val="dk1">
+                    <w14:alpha w14:val="60000"/>
+                  </w14:schemeClr>
+                </w14:shadow>
+                <w14:textOutline w14:w="0" w14:cap="flat" w14:cmpd="sng" w14:algn="ctr">
+                  <w14:noFill/>
+                  <w14:prstDash w14:val="solid"/>
+                  <w14:round/>
+                </w14:textOutline>
+              </w:rPr>
+              <w:t>0,000 /-</w:t>
             </w:r>
           </w:p>
         </w:tc>
@@ -5704,7 +6090,55 @@
                   <w14:round/>
                 </w14:textOutline>
               </w:rPr>
-              <w:t>Cold Pyros (25)</w:t>
+              <w:t>Cold Pyros (</w:t>
+            </w:r>
+            <w:r>
+              <w:rPr>
+                <w:rStyle w:val="IntenseEmphasis"/>
+                <w:rFonts w:eastAsia="Calibri Light"/>
+                <w:b w:val="0"/>
+                <w:bCs w:val="0"/>
+                <w:i w:val="0"/>
+                <w:iCs w:val="0"/>
+                <w:color w:val="000000" w:themeColor="text1"/>
+                <w:sz w:val="28"/>
+                <w:szCs w:val="28"/>
+                <w14:shadow w14:blurRad="38100" w14:dist="19050" w14:dir="2700000" w14:sx="100000" w14:sy="100000" w14:kx="0" w14:ky="0" w14:algn="tl">
+                  <w14:schemeClr w14:val="dk1">
+                    <w14:alpha w14:val="60000"/>
+                  </w14:schemeClr>
+                </w14:shadow>
+                <w14:textOutline w14:w="0" w14:cap="flat" w14:cmpd="sng" w14:algn="ctr">
+                  <w14:noFill/>
+                  <w14:prstDash w14:val="solid"/>
+                  <w14:round/>
+                </w14:textOutline>
+              </w:rPr>
+              <w:t>30</w:t>
+            </w:r>
+            <w:r>
+              <w:rPr>
+                <w:rStyle w:val="IntenseEmphasis"/>
+                <w:rFonts w:eastAsia="Calibri Light"/>
+                <w:b w:val="0"/>
+                <w:bCs w:val="0"/>
+                <w:i w:val="0"/>
+                <w:iCs w:val="0"/>
+                <w:color w:val="000000" w:themeColor="text1"/>
+                <w:sz w:val="28"/>
+                <w:szCs w:val="28"/>
+                <w14:shadow w14:blurRad="38100" w14:dist="19050" w14:dir="2700000" w14:sx="100000" w14:sy="100000" w14:kx="0" w14:ky="0" w14:algn="tl">
+                  <w14:schemeClr w14:val="dk1">
+                    <w14:alpha w14:val="60000"/>
+                  </w14:schemeClr>
+                </w14:shadow>
+                <w14:textOutline w14:w="0" w14:cap="flat" w14:cmpd="sng" w14:algn="ctr">
+                  <w14:noFill/>
+                  <w14:prstDash w14:val="solid"/>
+                  <w14:round/>
+                </w14:textOutline>
+              </w:rPr>
+              <w:t>)</w:t>
             </w:r>
           </w:p>
           <w:p>
@@ -5974,7 +6408,7 @@
                   <w14:round/>
                 </w14:textOutline>
               </w:rPr>
-              <w:t>2</w:t>
+              <w:t>1</w:t>
             </w:r>
             <w:r>
               <w:rPr>
@@ -6154,207 +6588,6 @@
         </w:tc>
       </w:tr>
     </w:tbl>
-    <w:p>
-      <w:pPr>
-        <w:rPr>
-          <w:rFonts w:asciiTheme="majorHAnsi" w:eastAsiaTheme="majorEastAsia" w:hAnsiTheme="majorHAnsi" w:cstheme="majorBidi"/>
-          <w:bCs/>
-          <w:color w:val="000000" w:themeColor="text1"/>
-          <w:sz w:val="36"/>
-          <w:szCs w:val="36"/>
-          <w14:shadow w14:blurRad="38100" w14:dist="19050" w14:dir="2700000" w14:sx="100000" w14:sy="100000" w14:kx="0" w14:ky="0" w14:algn="tl">
-            <w14:schemeClr w14:val="dk1">
-              <w14:alpha w14:val="60000"/>
-            </w14:schemeClr>
-          </w14:shadow>
-          <w14:textOutline w14:w="0" w14:cap="flat" w14:cmpd="sng" w14:algn="ctr">
-            <w14:noFill/>
-            <w14:prstDash w14:val="solid"/>
-            <w14:round/>
-          </w14:textOutline>
-        </w:rPr>
-      </w:pPr>
-    </w:p>
-    <w:p>
-      <w:pPr>
-        <w:rPr>
-          <w:rFonts w:asciiTheme="majorHAnsi" w:eastAsiaTheme="majorEastAsia" w:hAnsiTheme="majorHAnsi" w:cstheme="majorBidi"/>
-          <w:b/>
-          <w:bCs/>
-          <w:color w:val="538135" w:themeColor="accent6" w:themeShade="BF"/>
-          <w:sz w:val="28"/>
-          <w:szCs w:val="28"/>
-        </w:rPr>
-      </w:pPr>
-    </w:p>
-    <w:p>
-      <w:pPr>
-        <w:rPr>
-          <w:rFonts w:asciiTheme="majorHAnsi" w:eastAsiaTheme="majorEastAsia" w:hAnsiTheme="majorHAnsi" w:cstheme="majorBidi"/>
-          <w:b/>
-          <w:bCs/>
-          <w:color w:val="538135" w:themeColor="accent6" w:themeShade="BF"/>
-          <w:sz w:val="28"/>
-          <w:szCs w:val="28"/>
-        </w:rPr>
-      </w:pPr>
-    </w:p>
-    <w:p>
-      <w:pPr>
-        <w:rPr>
-          <w:rFonts w:asciiTheme="majorHAnsi" w:eastAsiaTheme="majorEastAsia" w:hAnsiTheme="majorHAnsi" w:cstheme="majorBidi"/>
-          <w:b/>
-          <w:bCs/>
-          <w:color w:val="538135" w:themeColor="accent6" w:themeShade="BF"/>
-          <w:sz w:val="28"/>
-          <w:szCs w:val="28"/>
-        </w:rPr>
-      </w:pPr>
-    </w:p>
-    <w:p>
-      <w:pPr>
-        <w:rPr>
-          <w:rFonts w:asciiTheme="majorHAnsi" w:eastAsiaTheme="majorEastAsia" w:hAnsiTheme="majorHAnsi" w:cstheme="majorBidi"/>
-          <w:b/>
-          <w:bCs/>
-          <w:color w:val="538135" w:themeColor="accent6" w:themeShade="BF"/>
-          <w:sz w:val="28"/>
-          <w:szCs w:val="28"/>
-        </w:rPr>
-      </w:pPr>
-    </w:p>
-    <w:p>
-      <w:pPr>
-        <w:rPr>
-          <w:rFonts w:asciiTheme="majorHAnsi" w:eastAsiaTheme="majorEastAsia" w:hAnsiTheme="majorHAnsi" w:cstheme="majorBidi"/>
-          <w:b/>
-          <w:bCs/>
-          <w:color w:val="538135" w:themeColor="accent6" w:themeShade="BF"/>
-          <w:sz w:val="28"/>
-          <w:szCs w:val="28"/>
-        </w:rPr>
-      </w:pPr>
-    </w:p>
-    <w:p>
-      <w:pPr>
-        <w:rPr>
-          <w:rFonts w:asciiTheme="majorHAnsi" w:eastAsiaTheme="majorEastAsia" w:hAnsiTheme="majorHAnsi" w:cstheme="majorBidi"/>
-          <w:b/>
-          <w:bCs/>
-          <w:color w:val="538135" w:themeColor="accent6" w:themeShade="BF"/>
-          <w:sz w:val="28"/>
-          <w:szCs w:val="28"/>
-        </w:rPr>
-      </w:pPr>
-    </w:p>
-    <w:p>
-      <w:pPr>
-        <w:rPr>
-          <w:rFonts w:asciiTheme="majorHAnsi" w:eastAsiaTheme="majorEastAsia" w:hAnsiTheme="majorHAnsi" w:cstheme="majorBidi"/>
-          <w:b/>
-          <w:bCs/>
-          <w:color w:val="538135" w:themeColor="accent6" w:themeShade="BF"/>
-          <w:sz w:val="28"/>
-          <w:szCs w:val="28"/>
-        </w:rPr>
-      </w:pPr>
-    </w:p>
-    <w:p>
-      <w:pPr>
-        <w:rPr>
-          <w:rFonts w:asciiTheme="majorHAnsi" w:eastAsiaTheme="majorEastAsia" w:hAnsiTheme="majorHAnsi" w:cstheme="majorBidi"/>
-          <w:b/>
-          <w:bCs/>
-          <w:color w:val="538135" w:themeColor="accent6" w:themeShade="BF"/>
-          <w:sz w:val="28"/>
-          <w:szCs w:val="28"/>
-        </w:rPr>
-      </w:pPr>
-    </w:p>
-    <w:p>
-      <w:pPr>
-        <w:rPr>
-          <w:rFonts w:asciiTheme="majorHAnsi" w:eastAsiaTheme="majorEastAsia" w:hAnsiTheme="majorHAnsi" w:cstheme="majorBidi"/>
-          <w:b/>
-          <w:bCs/>
-          <w:color w:val="538135" w:themeColor="accent6" w:themeShade="BF"/>
-          <w:sz w:val="28"/>
-          <w:szCs w:val="28"/>
-        </w:rPr>
-      </w:pPr>
-    </w:p>
-    <w:p>
-      <w:pPr>
-        <w:rPr>
-          <w:rFonts w:asciiTheme="majorHAnsi" w:eastAsiaTheme="majorEastAsia" w:hAnsiTheme="majorHAnsi" w:cstheme="majorBidi"/>
-          <w:b/>
-          <w:bCs/>
-          <w:color w:val="538135" w:themeColor="accent6" w:themeShade="BF"/>
-          <w:sz w:val="28"/>
-          <w:szCs w:val="28"/>
-        </w:rPr>
-      </w:pPr>
-    </w:p>
-    <w:p>
-      <w:pPr>
-        <w:rPr>
-          <w:rFonts w:asciiTheme="majorHAnsi" w:eastAsiaTheme="majorEastAsia" w:hAnsiTheme="majorHAnsi" w:cstheme="majorBidi"/>
-          <w:b/>
-          <w:bCs/>
-          <w:color w:val="538135" w:themeColor="accent6" w:themeShade="BF"/>
-          <w:sz w:val="28"/>
-          <w:szCs w:val="28"/>
-        </w:rPr>
-      </w:pPr>
-    </w:p>
-    <w:p>
-      <w:pPr>
-        <w:rPr>
-          <w:rFonts w:asciiTheme="majorHAnsi" w:eastAsiaTheme="majorEastAsia" w:hAnsiTheme="majorHAnsi" w:cstheme="majorBidi"/>
-          <w:b/>
-          <w:bCs/>
-          <w:color w:val="538135" w:themeColor="accent6" w:themeShade="BF"/>
-          <w:sz w:val="28"/>
-          <w:szCs w:val="28"/>
-        </w:rPr>
-      </w:pPr>
-    </w:p>
-    <w:p>
-      <w:pPr>
-        <w:rPr>
-          <w:rFonts w:asciiTheme="majorHAnsi" w:eastAsiaTheme="majorEastAsia" w:hAnsiTheme="majorHAnsi" w:cstheme="majorBidi"/>
-          <w:b/>
-          <w:bCs/>
-          <w:color w:val="538135" w:themeColor="accent6" w:themeShade="BF"/>
-          <w:sz w:val="28"/>
-          <w:szCs w:val="28"/>
-        </w:rPr>
-      </w:pPr>
-    </w:p>
-    <w:p>
-      <w:pPr>
-        <w:rPr>
-          <w:rFonts w:asciiTheme="majorHAnsi" w:eastAsiaTheme="majorEastAsia" w:hAnsiTheme="majorHAnsi" w:cstheme="majorBidi"/>
-          <w:b/>
-          <w:bCs/>
-          <w:color w:val="538135" w:themeColor="accent6" w:themeShade="BF"/>
-          <w:sz w:val="28"/>
-          <w:szCs w:val="28"/>
-        </w:rPr>
-      </w:pPr>
-    </w:p>
-    <w:p>
-      <w:pPr>
-        <w:rPr>
-          <w:rFonts w:asciiTheme="majorHAnsi" w:eastAsiaTheme="majorEastAsia" w:hAnsiTheme="majorHAnsi" w:cstheme="majorBidi"/>
-          <w:b/>
-          <w:bCs/>
-          <w:color w:val="538135" w:themeColor="accent6" w:themeShade="BF"/>
-          <w:sz w:val="28"/>
-          <w:szCs w:val="28"/>
-        </w:rPr>
-      </w:pPr>
-    </w:p>
     <w:p>
       <w:pPr>
         <w:rPr>

--- a/Quotations/9-10 March 2026/Quotation Without Budget.docx
+++ b/Quotations/9-10 March 2026/Quotation Without Budget.docx
@@ -1558,57 +1558,7 @@
                   <w14:round/>
                 </w14:textOutline>
               </w:rPr>
-              <w:t xml:space="preserve">2 Pole Truss </w:t>
-            </w:r>
-            <w:proofErr w:type="gramStart"/>
-            <w:r>
-              <w:rPr>
-                <w:rStyle w:val="IntenseEmphasis"/>
-                <w:rFonts w:eastAsia="Calibri Light"/>
-                <w:b w:val="0"/>
-                <w:bCs w:val="0"/>
-                <w:i w:val="0"/>
-                <w:iCs w:val="0"/>
-                <w:color w:val="000000" w:themeColor="text1"/>
-                <w:sz w:val="28"/>
-                <w:szCs w:val="28"/>
-                <w14:shadow w14:blurRad="38100" w14:dist="19050" w14:dir="2700000" w14:sx="100000" w14:sy="100000" w14:kx="0" w14:ky="0" w14:algn="tl">
-                  <w14:schemeClr w14:val="dk1">
-                    <w14:alpha w14:val="60000"/>
-                  </w14:schemeClr>
-                </w14:shadow>
-                <w14:textOutline w14:w="0" w14:cap="flat" w14:cmpd="sng" w14:algn="ctr">
-                  <w14:noFill/>
-                  <w14:prstDash w14:val="solid"/>
-                  <w14:round/>
-                </w14:textOutline>
-              </w:rPr>
-              <w:t>With</w:t>
-            </w:r>
-            <w:proofErr w:type="gramEnd"/>
-            <w:r>
-              <w:rPr>
-                <w:rStyle w:val="IntenseEmphasis"/>
-                <w:rFonts w:eastAsia="Calibri Light"/>
-                <w:b w:val="0"/>
-                <w:bCs w:val="0"/>
-                <w:i w:val="0"/>
-                <w:iCs w:val="0"/>
-                <w:color w:val="000000" w:themeColor="text1"/>
-                <w:sz w:val="28"/>
-                <w:szCs w:val="28"/>
-                <w14:shadow w14:blurRad="38100" w14:dist="19050" w14:dir="2700000" w14:sx="100000" w14:sy="100000" w14:kx="0" w14:ky="0" w14:algn="tl">
-                  <w14:schemeClr w14:val="dk1">
-                    <w14:alpha w14:val="60000"/>
-                  </w14:schemeClr>
-                </w14:shadow>
-                <w14:textOutline w14:w="0" w14:cap="flat" w14:cmpd="sng" w14:algn="ctr">
-                  <w14:noFill/>
-                  <w14:prstDash w14:val="solid"/>
-                  <w14:round/>
-                </w14:textOutline>
-              </w:rPr>
-              <w:t xml:space="preserve"> Masking</w:t>
+              <w:t>2 Pole Truss With Masking</w:t>
             </w:r>
           </w:p>
           <w:p>
@@ -2061,105 +2011,7 @@
                   <w14:round/>
                 </w14:textOutline>
               </w:rPr>
-              <w:t>Led Screens [</w:t>
-            </w:r>
-            <w:r>
-              <w:rPr>
-                <w:rStyle w:val="IntenseEmphasis"/>
-                <w:rFonts w:eastAsia="Calibri Light"/>
-                <w:b w:val="0"/>
-                <w:bCs w:val="0"/>
-                <w:i w:val="0"/>
-                <w:iCs w:val="0"/>
-                <w:color w:val="000000" w:themeColor="text1"/>
-                <w:sz w:val="28"/>
-                <w:szCs w:val="28"/>
-                <w14:shadow w14:blurRad="38100" w14:dist="19050" w14:dir="2700000" w14:sx="100000" w14:sy="100000" w14:kx="0" w14:ky="0" w14:algn="tl">
-                  <w14:schemeClr w14:val="dk1">
-                    <w14:alpha w14:val="60000"/>
-                  </w14:schemeClr>
-                </w14:shadow>
-                <w14:textOutline w14:w="0" w14:cap="flat" w14:cmpd="sng" w14:algn="ctr">
-                  <w14:noFill/>
-                  <w14:prstDash w14:val="solid"/>
-                  <w14:round/>
-                </w14:textOutline>
-              </w:rPr>
-              <w:t>3</w:t>
-            </w:r>
-            <w:r>
-              <w:rPr>
-                <w:rStyle w:val="IntenseEmphasis"/>
-                <w:rFonts w:eastAsia="Calibri Light"/>
-                <w:b w:val="0"/>
-                <w:bCs w:val="0"/>
-                <w:i w:val="0"/>
-                <w:iCs w:val="0"/>
-                <w:color w:val="000000" w:themeColor="text1"/>
-                <w:sz w:val="28"/>
-                <w:szCs w:val="28"/>
-                <w14:shadow w14:blurRad="38100" w14:dist="19050" w14:dir="2700000" w14:sx="100000" w14:sy="100000" w14:kx="0" w14:ky="0" w14:algn="tl">
-                  <w14:schemeClr w14:val="dk1">
-                    <w14:alpha w14:val="60000"/>
-                  </w14:schemeClr>
-                </w14:shadow>
-                <w14:textOutline w14:w="0" w14:cap="flat" w14:cmpd="sng" w14:algn="ctr">
-                  <w14:noFill/>
-                  <w14:prstDash w14:val="solid"/>
-                  <w14:round/>
-                </w14:textOutline>
-              </w:rPr>
-              <w:t xml:space="preserve">00 </w:t>
-            </w:r>
-            <w:proofErr w:type="spellStart"/>
-            <w:r>
-              <w:rPr>
-                <w:rStyle w:val="IntenseEmphasis"/>
-                <w:rFonts w:eastAsia="Calibri Light"/>
-                <w:b w:val="0"/>
-                <w:bCs w:val="0"/>
-                <w:i w:val="0"/>
-                <w:iCs w:val="0"/>
-                <w:color w:val="000000" w:themeColor="text1"/>
-                <w:sz w:val="28"/>
-                <w:szCs w:val="28"/>
-                <w14:shadow w14:blurRad="38100" w14:dist="19050" w14:dir="2700000" w14:sx="100000" w14:sy="100000" w14:kx="0" w14:ky="0" w14:algn="tl">
-                  <w14:schemeClr w14:val="dk1">
-                    <w14:alpha w14:val="60000"/>
-                  </w14:schemeClr>
-                </w14:shadow>
-                <w14:textOutline w14:w="0" w14:cap="flat" w14:cmpd="sng" w14:algn="ctr">
-                  <w14:noFill/>
-                  <w14:prstDash w14:val="solid"/>
-                  <w14:round/>
-                </w14:textOutline>
-              </w:rPr>
-              <w:t>Sq.Ft</w:t>
-            </w:r>
-            <w:proofErr w:type="spellEnd"/>
-            <w:r>
-              <w:rPr>
-                <w:rStyle w:val="IntenseEmphasis"/>
-                <w:rFonts w:eastAsia="Calibri Light"/>
-                <w:b w:val="0"/>
-                <w:bCs w:val="0"/>
-                <w:i w:val="0"/>
-                <w:iCs w:val="0"/>
-                <w:color w:val="000000" w:themeColor="text1"/>
-                <w:sz w:val="28"/>
-                <w:szCs w:val="28"/>
-                <w14:shadow w14:blurRad="38100" w14:dist="19050" w14:dir="2700000" w14:sx="100000" w14:sy="100000" w14:kx="0" w14:ky="0" w14:algn="tl">
-                  <w14:schemeClr w14:val="dk1">
-                    <w14:alpha w14:val="60000"/>
-                  </w14:schemeClr>
-                </w14:shadow>
-                <w14:textOutline w14:w="0" w14:cap="flat" w14:cmpd="sng" w14:algn="ctr">
-                  <w14:noFill/>
-                  <w14:prstDash w14:val="solid"/>
-                  <w14:round/>
-                </w14:textOutline>
-              </w:rPr>
-              <w:t>.] With Professional Video Jockey</w:t>
+              <w:t>Stage Platform 16x32 With Stairs &amp; Carpet</w:t>
             </w:r>
           </w:p>
         </w:tc>
@@ -2240,31 +2092,7 @@
                   <w14:round/>
                 </w14:textOutline>
               </w:rPr>
-              <w:t>30</w:t>
-            </w:r>
-            <w:r>
-              <w:rPr>
-                <w:rStyle w:val="IntenseEmphasis"/>
-                <w:rFonts w:eastAsia="Calibri Light"/>
-                <w:b w:val="0"/>
-                <w:bCs w:val="0"/>
-                <w:i w:val="0"/>
-                <w:iCs w:val="0"/>
-                <w:color w:val="000000" w:themeColor="text1"/>
-                <w:sz w:val="28"/>
-                <w:szCs w:val="28"/>
-                <w14:shadow w14:blurRad="38100" w14:dist="19050" w14:dir="2700000" w14:sx="100000" w14:sy="100000" w14:kx="0" w14:ky="0" w14:algn="tl">
-                  <w14:schemeClr w14:val="dk1">
-                    <w14:alpha w14:val="60000"/>
-                  </w14:schemeClr>
-                </w14:shadow>
-                <w14:textOutline w14:w="0" w14:cap="flat" w14:cmpd="sng" w14:algn="ctr">
-                  <w14:noFill/>
-                  <w14:prstDash w14:val="solid"/>
-                  <w14:round/>
-                </w14:textOutline>
-              </w:rPr>
-              <w:t>,000 /-</w:t>
+              <w:t>15,000 /-</w:t>
             </w:r>
           </w:p>
         </w:tc>
@@ -2353,6 +2181,466 @@
                   <w14:round/>
                 </w14:textOutline>
               </w:rPr>
+              <w:t>A</w:t>
+            </w:r>
+            <w:r>
+              <w:rPr>
+                <w:rStyle w:val="IntenseEmphasis"/>
+                <w:rFonts w:eastAsia="Calibri Light"/>
+                <w:b w:val="0"/>
+                <w:bCs w:val="0"/>
+                <w:i w:val="0"/>
+                <w:iCs w:val="0"/>
+                <w:color w:val="000000" w:themeColor="text1"/>
+                <w:sz w:val="28"/>
+                <w:szCs w:val="28"/>
+                <w14:shadow w14:blurRad="38100" w14:dist="19050" w14:dir="2700000" w14:sx="100000" w14:sy="100000" w14:kx="0" w14:ky="0" w14:algn="tl">
+                  <w14:schemeClr w14:val="dk1">
+                    <w14:alpha w14:val="60000"/>
+                  </w14:schemeClr>
+                </w14:shadow>
+                <w14:textOutline w14:w="0" w14:cap="flat" w14:cmpd="sng" w14:algn="ctr">
+                  <w14:noFill/>
+                  <w14:prstDash w14:val="solid"/>
+                  <w14:round/>
+                </w14:textOutline>
+              </w:rPr>
+              <w:t>nchor</w:t>
+            </w:r>
+            <w:r>
+              <w:rPr>
+                <w:rStyle w:val="IntenseEmphasis"/>
+                <w:rFonts w:eastAsia="Calibri Light"/>
+                <w:b w:val="0"/>
+                <w:bCs w:val="0"/>
+                <w:i w:val="0"/>
+                <w:iCs w:val="0"/>
+                <w:color w:val="000000" w:themeColor="text1"/>
+                <w:sz w:val="28"/>
+                <w:szCs w:val="28"/>
+                <w14:shadow w14:blurRad="38100" w14:dist="19050" w14:dir="2700000" w14:sx="100000" w14:sy="100000" w14:kx="0" w14:ky="0" w14:algn="tl">
+                  <w14:schemeClr w14:val="dk1">
+                    <w14:alpha w14:val="60000"/>
+                  </w14:schemeClr>
+                </w14:shadow>
+                <w14:textOutline w14:w="0" w14:cap="flat" w14:cmpd="sng" w14:algn="ctr">
+                  <w14:noFill/>
+                  <w14:prstDash w14:val="solid"/>
+                  <w14:round/>
+                </w14:textOutline>
+              </w:rPr>
+              <w:t xml:space="preserve"> - Radhika Lomba</w:t>
+            </w:r>
+          </w:p>
+        </w:tc>
+        <w:tc>
+          <w:tcPr>
+            <w:tcW w:w="2613" w:type="dxa"/>
+          </w:tcPr>
+          <w:p>
+            <w:pPr>
+              <w:jc w:val="center"/>
+              <w:rPr>
+                <w:rStyle w:val="IntenseEmphasis"/>
+                <w:rFonts w:eastAsia="Calibri Light"/>
+                <w:b w:val="0"/>
+                <w:bCs w:val="0"/>
+                <w:i w:val="0"/>
+                <w:iCs w:val="0"/>
+                <w:color w:val="000000" w:themeColor="text1"/>
+                <w:sz w:val="28"/>
+                <w:szCs w:val="28"/>
+                <w14:shadow w14:blurRad="38100" w14:dist="19050" w14:dir="2700000" w14:sx="100000" w14:sy="100000" w14:kx="0" w14:ky="0" w14:algn="tl">
+                  <w14:schemeClr w14:val="dk1">
+                    <w14:alpha w14:val="60000"/>
+                  </w14:schemeClr>
+                </w14:shadow>
+                <w14:textOutline w14:w="0" w14:cap="flat" w14:cmpd="sng" w14:algn="ctr">
+                  <w14:noFill/>
+                  <w14:prstDash w14:val="solid"/>
+                  <w14:round/>
+                </w14:textOutline>
+              </w:rPr>
+            </w:pPr>
+          </w:p>
+          <w:p>
+            <w:pPr>
+              <w:jc w:val="center"/>
+              <w:rPr>
+                <w:rStyle w:val="IntenseEmphasis"/>
+                <w:rFonts w:eastAsia="Calibri Light"/>
+                <w:b w:val="0"/>
+                <w:bCs w:val="0"/>
+                <w:i w:val="0"/>
+                <w:iCs w:val="0"/>
+                <w:color w:val="000000" w:themeColor="text1"/>
+                <w:sz w:val="28"/>
+                <w:szCs w:val="28"/>
+                <w14:shadow w14:blurRad="38100" w14:dist="19050" w14:dir="2700000" w14:sx="100000" w14:sy="100000" w14:kx="0" w14:ky="0" w14:algn="tl">
+                  <w14:schemeClr w14:val="dk1">
+                    <w14:alpha w14:val="60000"/>
+                  </w14:schemeClr>
+                </w14:shadow>
+                <w14:textOutline w14:w="0" w14:cap="flat" w14:cmpd="sng" w14:algn="ctr">
+                  <w14:noFill/>
+                  <w14:prstDash w14:val="solid"/>
+                  <w14:round/>
+                </w14:textOutline>
+              </w:rPr>
+            </w:pPr>
+            <w:r>
+              <w:rPr>
+                <w:rStyle w:val="IntenseEmphasis"/>
+                <w:rFonts w:eastAsia="Calibri Light"/>
+                <w:b w:val="0"/>
+                <w:bCs w:val="0"/>
+                <w:i w:val="0"/>
+                <w:iCs w:val="0"/>
+                <w:color w:val="000000" w:themeColor="text1"/>
+                <w:sz w:val="28"/>
+                <w:szCs w:val="28"/>
+                <w14:shadow w14:blurRad="38100" w14:dist="19050" w14:dir="2700000" w14:sx="100000" w14:sy="100000" w14:kx="0" w14:ky="0" w14:algn="tl">
+                  <w14:schemeClr w14:val="dk1">
+                    <w14:alpha w14:val="60000"/>
+                  </w14:schemeClr>
+                </w14:shadow>
+                <w14:textOutline w14:w="0" w14:cap="flat" w14:cmpd="sng" w14:algn="ctr">
+                  <w14:noFill/>
+                  <w14:prstDash w14:val="solid"/>
+                  <w14:round/>
+                </w14:textOutline>
+              </w:rPr>
+              <w:t>25,000 /-</w:t>
+            </w:r>
+          </w:p>
+        </w:tc>
+      </w:tr>
+      <w:tr>
+        <w:trPr>
+          <w:trHeight w:val="908"/>
+        </w:trPr>
+        <w:tc>
+          <w:tcPr>
+            <w:tcW w:w="6745" w:type="dxa"/>
+          </w:tcPr>
+          <w:p>
+            <w:pPr>
+              <w:rPr>
+                <w:rStyle w:val="IntenseEmphasis"/>
+                <w:rFonts w:eastAsia="Calibri Light"/>
+                <w:b w:val="0"/>
+                <w:bCs w:val="0"/>
+                <w:i w:val="0"/>
+                <w:iCs w:val="0"/>
+                <w:color w:val="000000" w:themeColor="text1"/>
+                <w:sz w:val="28"/>
+                <w:szCs w:val="28"/>
+                <w14:shadow w14:blurRad="38100" w14:dist="19050" w14:dir="2700000" w14:sx="100000" w14:sy="100000" w14:kx="0" w14:ky="0" w14:algn="tl">
+                  <w14:schemeClr w14:val="dk1">
+                    <w14:alpha w14:val="60000"/>
+                  </w14:schemeClr>
+                </w14:shadow>
+                <w14:textOutline w14:w="0" w14:cap="flat" w14:cmpd="sng" w14:algn="ctr">
+                  <w14:noFill/>
+                  <w14:prstDash w14:val="solid"/>
+                  <w14:round/>
+                </w14:textOutline>
+              </w:rPr>
+            </w:pPr>
+          </w:p>
+          <w:p>
+            <w:pPr>
+              <w:pStyle w:val="ListParagraph"/>
+              <w:numPr>
+                <w:ilvl w:val="0"/>
+                <w:numId w:val="21"/>
+              </w:numPr>
+              <w:rPr>
+                <w:rStyle w:val="IntenseEmphasis"/>
+                <w:rFonts w:eastAsia="Calibri Light"/>
+                <w:b w:val="0"/>
+                <w:bCs w:val="0"/>
+                <w:i w:val="0"/>
+                <w:iCs w:val="0"/>
+                <w:color w:val="000000" w:themeColor="text1"/>
+                <w:sz w:val="28"/>
+                <w:szCs w:val="28"/>
+                <w14:shadow w14:blurRad="38100" w14:dist="19050" w14:dir="2700000" w14:sx="100000" w14:sy="100000" w14:kx="0" w14:ky="0" w14:algn="tl">
+                  <w14:schemeClr w14:val="dk1">
+                    <w14:alpha w14:val="60000"/>
+                  </w14:schemeClr>
+                </w14:shadow>
+                <w14:textOutline w14:w="0" w14:cap="flat" w14:cmpd="sng" w14:algn="ctr">
+                  <w14:noFill/>
+                  <w14:prstDash w14:val="solid"/>
+                  <w14:round/>
+                </w14:textOutline>
+              </w:rPr>
+            </w:pPr>
+            <w:r>
+              <w:rPr>
+                <w:rStyle w:val="IntenseEmphasis"/>
+                <w:rFonts w:eastAsia="Calibri Light"/>
+                <w:b w:val="0"/>
+                <w:bCs w:val="0"/>
+                <w:i w:val="0"/>
+                <w:iCs w:val="0"/>
+                <w:color w:val="000000" w:themeColor="text1"/>
+                <w:sz w:val="28"/>
+                <w:szCs w:val="28"/>
+                <w14:shadow w14:blurRad="38100" w14:dist="19050" w14:dir="2700000" w14:sx="100000" w14:sy="100000" w14:kx="0" w14:ky="0" w14:algn="tl">
+                  <w14:schemeClr w14:val="dk1">
+                    <w14:alpha w14:val="60000"/>
+                  </w14:schemeClr>
+                </w14:shadow>
+                <w14:textOutline w14:w="0" w14:cap="flat" w14:cmpd="sng" w14:algn="ctr">
+                  <w14:noFill/>
+                  <w14:prstDash w14:val="solid"/>
+                  <w14:round/>
+                </w14:textOutline>
+              </w:rPr>
+              <w:t>Led Screens [</w:t>
+            </w:r>
+            <w:r>
+              <w:rPr>
+                <w:rStyle w:val="IntenseEmphasis"/>
+                <w:rFonts w:eastAsia="Calibri Light"/>
+                <w:b w:val="0"/>
+                <w:bCs w:val="0"/>
+                <w:i w:val="0"/>
+                <w:iCs w:val="0"/>
+                <w:color w:val="000000" w:themeColor="text1"/>
+                <w:sz w:val="28"/>
+                <w:szCs w:val="28"/>
+                <w14:shadow w14:blurRad="38100" w14:dist="19050" w14:dir="2700000" w14:sx="100000" w14:sy="100000" w14:kx="0" w14:ky="0" w14:algn="tl">
+                  <w14:schemeClr w14:val="dk1">
+                    <w14:alpha w14:val="60000"/>
+                  </w14:schemeClr>
+                </w14:shadow>
+                <w14:textOutline w14:w="0" w14:cap="flat" w14:cmpd="sng" w14:algn="ctr">
+                  <w14:noFill/>
+                  <w14:prstDash w14:val="solid"/>
+                  <w14:round/>
+                </w14:textOutline>
+              </w:rPr>
+              <w:t>3</w:t>
+            </w:r>
+            <w:r>
+              <w:rPr>
+                <w:rStyle w:val="IntenseEmphasis"/>
+                <w:rFonts w:eastAsia="Calibri Light"/>
+                <w:b w:val="0"/>
+                <w:bCs w:val="0"/>
+                <w:i w:val="0"/>
+                <w:iCs w:val="0"/>
+                <w:color w:val="000000" w:themeColor="text1"/>
+                <w:sz w:val="28"/>
+                <w:szCs w:val="28"/>
+                <w14:shadow w14:blurRad="38100" w14:dist="19050" w14:dir="2700000" w14:sx="100000" w14:sy="100000" w14:kx="0" w14:ky="0" w14:algn="tl">
+                  <w14:schemeClr w14:val="dk1">
+                    <w14:alpha w14:val="60000"/>
+                  </w14:schemeClr>
+                </w14:shadow>
+                <w14:textOutline w14:w="0" w14:cap="flat" w14:cmpd="sng" w14:algn="ctr">
+                  <w14:noFill/>
+                  <w14:prstDash w14:val="solid"/>
+                  <w14:round/>
+                </w14:textOutline>
+              </w:rPr>
+              <w:t>00 Sq.Ft.] With Professional Video Jockey</w:t>
+            </w:r>
+          </w:p>
+        </w:tc>
+        <w:tc>
+          <w:tcPr>
+            <w:tcW w:w="2613" w:type="dxa"/>
+          </w:tcPr>
+          <w:p>
+            <w:pPr>
+              <w:jc w:val="center"/>
+              <w:rPr>
+                <w:rStyle w:val="IntenseEmphasis"/>
+                <w:rFonts w:eastAsia="Calibri Light"/>
+                <w:b w:val="0"/>
+                <w:bCs w:val="0"/>
+                <w:i w:val="0"/>
+                <w:iCs w:val="0"/>
+                <w:color w:val="000000" w:themeColor="text1"/>
+                <w:sz w:val="28"/>
+                <w:szCs w:val="28"/>
+                <w14:shadow w14:blurRad="38100" w14:dist="19050" w14:dir="2700000" w14:sx="100000" w14:sy="100000" w14:kx="0" w14:ky="0" w14:algn="tl">
+                  <w14:schemeClr w14:val="dk1">
+                    <w14:alpha w14:val="60000"/>
+                  </w14:schemeClr>
+                </w14:shadow>
+                <w14:textOutline w14:w="0" w14:cap="flat" w14:cmpd="sng" w14:algn="ctr">
+                  <w14:noFill/>
+                  <w14:prstDash w14:val="solid"/>
+                  <w14:round/>
+                </w14:textOutline>
+              </w:rPr>
+            </w:pPr>
+          </w:p>
+          <w:p>
+            <w:pPr>
+              <w:jc w:val="center"/>
+              <w:rPr>
+                <w:rStyle w:val="IntenseEmphasis"/>
+                <w:rFonts w:eastAsia="Calibri Light"/>
+                <w:b w:val="0"/>
+                <w:bCs w:val="0"/>
+                <w:i w:val="0"/>
+                <w:iCs w:val="0"/>
+                <w:color w:val="000000" w:themeColor="text1"/>
+                <w:sz w:val="28"/>
+                <w:szCs w:val="28"/>
+                <w14:shadow w14:blurRad="38100" w14:dist="19050" w14:dir="2700000" w14:sx="100000" w14:sy="100000" w14:kx="0" w14:ky="0" w14:algn="tl">
+                  <w14:schemeClr w14:val="dk1">
+                    <w14:alpha w14:val="60000"/>
+                  </w14:schemeClr>
+                </w14:shadow>
+                <w14:textOutline w14:w="0" w14:cap="flat" w14:cmpd="sng" w14:algn="ctr">
+                  <w14:noFill/>
+                  <w14:prstDash w14:val="solid"/>
+                  <w14:round/>
+                </w14:textOutline>
+              </w:rPr>
+            </w:pPr>
+            <w:r>
+              <w:rPr>
+                <w:rStyle w:val="IntenseEmphasis"/>
+                <w:rFonts w:eastAsia="Calibri Light"/>
+                <w:b w:val="0"/>
+                <w:bCs w:val="0"/>
+                <w:i w:val="0"/>
+                <w:iCs w:val="0"/>
+                <w:color w:val="000000" w:themeColor="text1"/>
+                <w:sz w:val="28"/>
+                <w:szCs w:val="28"/>
+                <w14:shadow w14:blurRad="38100" w14:dist="19050" w14:dir="2700000" w14:sx="100000" w14:sy="100000" w14:kx="0" w14:ky="0" w14:algn="tl">
+                  <w14:schemeClr w14:val="dk1">
+                    <w14:alpha w14:val="60000"/>
+                  </w14:schemeClr>
+                </w14:shadow>
+                <w14:textOutline w14:w="0" w14:cap="flat" w14:cmpd="sng" w14:algn="ctr">
+                  <w14:noFill/>
+                  <w14:prstDash w14:val="solid"/>
+                  <w14:round/>
+                </w14:textOutline>
+              </w:rPr>
+              <w:t>30</w:t>
+            </w:r>
+            <w:r>
+              <w:rPr>
+                <w:rStyle w:val="IntenseEmphasis"/>
+                <w:rFonts w:eastAsia="Calibri Light"/>
+                <w:b w:val="0"/>
+                <w:bCs w:val="0"/>
+                <w:i w:val="0"/>
+                <w:iCs w:val="0"/>
+                <w:color w:val="000000" w:themeColor="text1"/>
+                <w:sz w:val="28"/>
+                <w:szCs w:val="28"/>
+                <w14:shadow w14:blurRad="38100" w14:dist="19050" w14:dir="2700000" w14:sx="100000" w14:sy="100000" w14:kx="0" w14:ky="0" w14:algn="tl">
+                  <w14:schemeClr w14:val="dk1">
+                    <w14:alpha w14:val="60000"/>
+                  </w14:schemeClr>
+                </w14:shadow>
+                <w14:textOutline w14:w="0" w14:cap="flat" w14:cmpd="sng" w14:algn="ctr">
+                  <w14:noFill/>
+                  <w14:prstDash w14:val="solid"/>
+                  <w14:round/>
+                </w14:textOutline>
+              </w:rPr>
+              <w:t>,000 /-</w:t>
+            </w:r>
+          </w:p>
+        </w:tc>
+      </w:tr>
+      <w:tr>
+        <w:trPr>
+          <w:trHeight w:val="908"/>
+        </w:trPr>
+        <w:tc>
+          <w:tcPr>
+            <w:tcW w:w="6745" w:type="dxa"/>
+          </w:tcPr>
+          <w:p>
+            <w:pPr>
+              <w:rPr>
+                <w:rStyle w:val="IntenseEmphasis"/>
+                <w:rFonts w:eastAsia="Calibri Light"/>
+                <w:b w:val="0"/>
+                <w:bCs w:val="0"/>
+                <w:i w:val="0"/>
+                <w:iCs w:val="0"/>
+                <w:color w:val="000000" w:themeColor="text1"/>
+                <w:sz w:val="28"/>
+                <w:szCs w:val="28"/>
+                <w14:shadow w14:blurRad="38100" w14:dist="19050" w14:dir="2700000" w14:sx="100000" w14:sy="100000" w14:kx="0" w14:ky="0" w14:algn="tl">
+                  <w14:schemeClr w14:val="dk1">
+                    <w14:alpha w14:val="60000"/>
+                  </w14:schemeClr>
+                </w14:shadow>
+                <w14:textOutline w14:w="0" w14:cap="flat" w14:cmpd="sng" w14:algn="ctr">
+                  <w14:noFill/>
+                  <w14:prstDash w14:val="solid"/>
+                  <w14:round/>
+                </w14:textOutline>
+              </w:rPr>
+            </w:pPr>
+          </w:p>
+          <w:p>
+            <w:pPr>
+              <w:pStyle w:val="ListParagraph"/>
+              <w:numPr>
+                <w:ilvl w:val="0"/>
+                <w:numId w:val="21"/>
+              </w:numPr>
+              <w:rPr>
+                <w:rStyle w:val="IntenseEmphasis"/>
+                <w:rFonts w:eastAsia="Calibri Light"/>
+                <w:b w:val="0"/>
+                <w:bCs w:val="0"/>
+                <w:i w:val="0"/>
+                <w:iCs w:val="0"/>
+                <w:color w:val="000000" w:themeColor="text1"/>
+                <w:sz w:val="28"/>
+                <w:szCs w:val="28"/>
+                <w14:shadow w14:blurRad="38100" w14:dist="19050" w14:dir="2700000" w14:sx="100000" w14:sy="100000" w14:kx="0" w14:ky="0" w14:algn="tl">
+                  <w14:schemeClr w14:val="dk1">
+                    <w14:alpha w14:val="60000"/>
+                  </w14:schemeClr>
+                </w14:shadow>
+                <w14:textOutline w14:w="0" w14:cap="flat" w14:cmpd="sng" w14:algn="ctr">
+                  <w14:noFill/>
+                  <w14:prstDash w14:val="solid"/>
+                  <w14:round/>
+                </w14:textOutline>
+              </w:rPr>
+            </w:pPr>
+            <w:r>
+              <w:rPr>
+                <w:rStyle w:val="IntenseEmphasis"/>
+                <w:rFonts w:eastAsia="Calibri Light"/>
+                <w:b w:val="0"/>
+                <w:bCs w:val="0"/>
+                <w:i w:val="0"/>
+                <w:iCs w:val="0"/>
+                <w:color w:val="000000" w:themeColor="text1"/>
+                <w:sz w:val="28"/>
+                <w:szCs w:val="28"/>
+                <w14:shadow w14:blurRad="38100" w14:dist="19050" w14:dir="2700000" w14:sx="100000" w14:sy="100000" w14:kx="0" w14:ky="0" w14:algn="tl">
+                  <w14:schemeClr w14:val="dk1">
+                    <w14:alpha w14:val="60000"/>
+                  </w14:schemeClr>
+                </w14:shadow>
+                <w14:textOutline w14:w="0" w14:cap="flat" w14:cmpd="sng" w14:algn="ctr">
+                  <w14:noFill/>
+                  <w14:prstDash w14:val="solid"/>
+                  <w14:round/>
+                </w14:textOutline>
+              </w:rPr>
               <w:t xml:space="preserve">Genset </w:t>
             </w:r>
           </w:p>
@@ -3158,7 +3446,8 @@
         <w:tblLook w:val="04A0" w:firstRow="1" w:lastRow="0" w:firstColumn="1" w:lastColumn="0" w:noHBand="0" w:noVBand="1"/>
       </w:tblPr>
       <w:tblGrid>
-        <w:gridCol w:w="6745"/>
+        <w:gridCol w:w="6475"/>
+        <w:gridCol w:w="270"/>
         <w:gridCol w:w="2613"/>
       </w:tblGrid>
       <w:tr>
@@ -3168,7 +3457,7 @@
         <w:tc>
           <w:tcPr>
             <w:tcW w:w="9358" w:type="dxa"/>
-            <w:gridSpan w:val="2"/>
+            <w:gridSpan w:val="3"/>
             <w:shd w:val="clear" w:color="auto" w:fill="EDEDED" w:themeFill="accent3" w:themeFillTint="33"/>
           </w:tcPr>
           <w:p>
@@ -3519,6 +3808,7 @@
         <w:tc>
           <w:tcPr>
             <w:tcW w:w="6745" w:type="dxa"/>
+            <w:gridSpan w:val="2"/>
             <w:shd w:val="clear" w:color="auto" w:fill="ED7D31" w:themeFill="accent2"/>
           </w:tcPr>
           <w:p>
@@ -3582,6 +3872,7 @@
         <w:tc>
           <w:tcPr>
             <w:tcW w:w="6745" w:type="dxa"/>
+            <w:gridSpan w:val="2"/>
           </w:tcPr>
           <w:p>
             <w:pPr>
@@ -3636,247 +3927,29 @@
               </w:rPr>
               <w:t>Sound Setup</w:t>
             </w:r>
-          </w:p>
-          <w:p>
-            <w:pPr>
-              <w:pStyle w:val="ListParagraph"/>
-              <w:rPr>
-                <w:rStyle w:val="IntenseEmphasis"/>
-                <w:rFonts w:eastAsia="Calibri Light"/>
-                <w:b w:val="0"/>
-                <w:bCs w:val="0"/>
-                <w:i w:val="0"/>
-                <w:iCs w:val="0"/>
-                <w:color w:val="000000" w:themeColor="text1"/>
-                <w:sz w:val="28"/>
-                <w:szCs w:val="28"/>
-                <w14:shadow w14:blurRad="38100" w14:dist="19050" w14:dir="2700000" w14:sx="100000" w14:sy="100000" w14:kx="0" w14:ky="0" w14:algn="tl">
-                  <w14:schemeClr w14:val="dk1">
-                    <w14:alpha w14:val="60000"/>
-                  </w14:schemeClr>
-                </w14:shadow>
-                <w14:textOutline w14:w="0" w14:cap="flat" w14:cmpd="sng" w14:algn="ctr">
-                  <w14:noFill/>
-                  <w14:prstDash w14:val="solid"/>
-                  <w14:round/>
-                </w14:textOutline>
-              </w:rPr>
-            </w:pPr>
-            <w:r>
-              <w:rPr>
-                <w:rStyle w:val="IntenseEmphasis"/>
-                <w:rFonts w:eastAsia="Calibri Light"/>
-                <w:b w:val="0"/>
-                <w:bCs w:val="0"/>
-                <w:i w:val="0"/>
-                <w:iCs w:val="0"/>
-                <w:color w:val="000000" w:themeColor="text1"/>
-                <w:sz w:val="28"/>
-                <w:szCs w:val="28"/>
-                <w14:shadow w14:blurRad="38100" w14:dist="19050" w14:dir="2700000" w14:sx="100000" w14:sy="100000" w14:kx="0" w14:ky="0" w14:algn="tl">
-                  <w14:schemeClr w14:val="dk1">
-                    <w14:alpha w14:val="60000"/>
-                  </w14:schemeClr>
-                </w14:shadow>
-                <w14:textOutline w14:w="0" w14:cap="flat" w14:cmpd="sng" w14:algn="ctr">
-                  <w14:noFill/>
-                  <w14:prstDash w14:val="solid"/>
-                  <w14:round/>
-                </w14:textOutline>
-              </w:rPr>
-              <w:t>(</w:t>
-            </w:r>
-            <w:r>
-              <w:rPr>
-                <w:rStyle w:val="IntenseEmphasis"/>
-                <w:rFonts w:eastAsia="Calibri Light"/>
-                <w:b w:val="0"/>
-                <w:bCs w:val="0"/>
-                <w:i w:val="0"/>
-                <w:iCs w:val="0"/>
-                <w:color w:val="000000" w:themeColor="text1"/>
-                <w:sz w:val="28"/>
-                <w:szCs w:val="28"/>
-                <w14:shadow w14:blurRad="38100" w14:dist="19050" w14:dir="2700000" w14:sx="100000" w14:sy="100000" w14:kx="0" w14:ky="0" w14:algn="tl">
-                  <w14:schemeClr w14:val="dk1">
-                    <w14:alpha w14:val="60000"/>
-                  </w14:schemeClr>
-                </w14:shadow>
-                <w14:textOutline w14:w="0" w14:cap="flat" w14:cmpd="sng" w14:algn="ctr">
-                  <w14:noFill/>
-                  <w14:prstDash w14:val="solid"/>
-                  <w14:round/>
-                </w14:textOutline>
-              </w:rPr>
-              <w:t>8</w:t>
-            </w:r>
-            <w:r>
-              <w:rPr>
-                <w:rStyle w:val="IntenseEmphasis"/>
-                <w:rFonts w:eastAsia="Calibri Light"/>
-                <w:b w:val="0"/>
-                <w:bCs w:val="0"/>
-                <w:i w:val="0"/>
-                <w:iCs w:val="0"/>
-                <w:color w:val="000000" w:themeColor="text1"/>
-                <w:sz w:val="28"/>
-                <w:szCs w:val="28"/>
-                <w14:shadow w14:blurRad="38100" w14:dist="19050" w14:dir="2700000" w14:sx="100000" w14:sy="100000" w14:kx="0" w14:ky="0" w14:algn="tl">
-                  <w14:schemeClr w14:val="dk1">
-                    <w14:alpha w14:val="60000"/>
-                  </w14:schemeClr>
-                </w14:shadow>
-                <w14:textOutline w14:w="0" w14:cap="flat" w14:cmpd="sng" w14:algn="ctr">
-                  <w14:noFill/>
-                  <w14:prstDash w14:val="solid"/>
-                  <w14:round/>
-                </w14:textOutline>
-              </w:rPr>
-              <w:t xml:space="preserve"> </w:t>
-            </w:r>
-            <w:r>
-              <w:rPr>
-                <w:rStyle w:val="IntenseEmphasis"/>
-                <w:rFonts w:eastAsia="Calibri Light"/>
-                <w:b w:val="0"/>
-                <w:bCs w:val="0"/>
-                <w:i w:val="0"/>
-                <w:iCs w:val="0"/>
-                <w:color w:val="000000" w:themeColor="text1"/>
-                <w:sz w:val="28"/>
-                <w:szCs w:val="28"/>
-                <w14:shadow w14:blurRad="38100" w14:dist="19050" w14:dir="2700000" w14:sx="100000" w14:sy="100000" w14:kx="0" w14:ky="0" w14:algn="tl">
-                  <w14:schemeClr w14:val="dk1">
-                    <w14:alpha w14:val="60000"/>
-                  </w14:schemeClr>
-                </w14:shadow>
-                <w14:textOutline w14:w="0" w14:cap="flat" w14:cmpd="sng" w14:algn="ctr">
-                  <w14:noFill/>
-                  <w14:prstDash w14:val="solid"/>
-                  <w14:round/>
-                </w14:textOutline>
-              </w:rPr>
-              <w:t xml:space="preserve">Line Array, </w:t>
-            </w:r>
-            <w:r>
-              <w:rPr>
-                <w:rStyle w:val="IntenseEmphasis"/>
-                <w:rFonts w:eastAsia="Calibri Light"/>
-                <w:b w:val="0"/>
-                <w:bCs w:val="0"/>
-                <w:i w:val="0"/>
-                <w:iCs w:val="0"/>
-                <w:color w:val="000000" w:themeColor="text1"/>
-                <w:sz w:val="28"/>
-                <w:szCs w:val="28"/>
-                <w14:shadow w14:blurRad="38100" w14:dist="19050" w14:dir="2700000" w14:sx="100000" w14:sy="100000" w14:kx="0" w14:ky="0" w14:algn="tl">
-                  <w14:schemeClr w14:val="dk1">
-                    <w14:alpha w14:val="60000"/>
-                  </w14:schemeClr>
-                </w14:shadow>
-                <w14:textOutline w14:w="0" w14:cap="flat" w14:cmpd="sng" w14:algn="ctr">
-                  <w14:noFill/>
-                  <w14:prstDash w14:val="solid"/>
-                  <w14:round/>
-                </w14:textOutline>
-              </w:rPr>
-              <w:t xml:space="preserve">6 </w:t>
-            </w:r>
-            <w:r>
-              <w:rPr>
-                <w:rStyle w:val="IntenseEmphasis"/>
-                <w:rFonts w:eastAsia="Calibri Light"/>
-                <w:b w:val="0"/>
-                <w:bCs w:val="0"/>
-                <w:i w:val="0"/>
-                <w:iCs w:val="0"/>
-                <w:color w:val="000000" w:themeColor="text1"/>
-                <w:sz w:val="28"/>
-                <w:szCs w:val="28"/>
-                <w14:shadow w14:blurRad="38100" w14:dist="19050" w14:dir="2700000" w14:sx="100000" w14:sy="100000" w14:kx="0" w14:ky="0" w14:algn="tl">
-                  <w14:schemeClr w14:val="dk1">
-                    <w14:alpha w14:val="60000"/>
-                  </w14:schemeClr>
-                </w14:shadow>
-                <w14:textOutline w14:w="0" w14:cap="flat" w14:cmpd="sng" w14:algn="ctr">
-                  <w14:noFill/>
-                  <w14:prstDash w14:val="solid"/>
-                  <w14:round/>
-                </w14:textOutline>
-              </w:rPr>
-              <w:t xml:space="preserve">Bases &amp; </w:t>
-            </w:r>
-            <w:r>
-              <w:rPr>
-                <w:rStyle w:val="IntenseEmphasis"/>
-                <w:rFonts w:eastAsia="Calibri Light"/>
-                <w:b w:val="0"/>
-                <w:bCs w:val="0"/>
-                <w:i w:val="0"/>
-                <w:iCs w:val="0"/>
-                <w:color w:val="000000" w:themeColor="text1"/>
-                <w:sz w:val="28"/>
-                <w:szCs w:val="28"/>
-                <w14:shadow w14:blurRad="38100" w14:dist="19050" w14:dir="2700000" w14:sx="100000" w14:sy="100000" w14:kx="0" w14:ky="0" w14:algn="tl">
-                  <w14:schemeClr w14:val="dk1">
-                    <w14:alpha w14:val="60000"/>
-                  </w14:schemeClr>
-                </w14:shadow>
-                <w14:textOutline w14:w="0" w14:cap="flat" w14:cmpd="sng" w14:algn="ctr">
-                  <w14:noFill/>
-                  <w14:prstDash w14:val="solid"/>
-                  <w14:round/>
-                </w14:textOutline>
-              </w:rPr>
-              <w:t>2</w:t>
-            </w:r>
-            <w:r>
-              <w:rPr>
-                <w:rStyle w:val="IntenseEmphasis"/>
-                <w:rFonts w:eastAsia="Calibri Light"/>
-                <w:b w:val="0"/>
-                <w:bCs w:val="0"/>
-                <w:i w:val="0"/>
-                <w:iCs w:val="0"/>
-                <w:color w:val="000000" w:themeColor="text1"/>
-                <w:sz w:val="28"/>
-                <w:szCs w:val="28"/>
-                <w14:shadow w14:blurRad="38100" w14:dist="19050" w14:dir="2700000" w14:sx="100000" w14:sy="100000" w14:kx="0" w14:ky="0" w14:algn="tl">
-                  <w14:schemeClr w14:val="dk1">
-                    <w14:alpha w14:val="60000"/>
-                  </w14:schemeClr>
-                </w14:shadow>
-                <w14:textOutline w14:w="0" w14:cap="flat" w14:cmpd="sng" w14:algn="ctr">
-                  <w14:noFill/>
-                  <w14:prstDash w14:val="solid"/>
-                  <w14:round/>
-                </w14:textOutline>
-              </w:rPr>
-              <w:t xml:space="preserve"> </w:t>
-            </w:r>
-            <w:r>
-              <w:rPr>
-                <w:rStyle w:val="IntenseEmphasis"/>
-                <w:rFonts w:eastAsia="Calibri Light"/>
-                <w:b w:val="0"/>
-                <w:bCs w:val="0"/>
-                <w:i w:val="0"/>
-                <w:iCs w:val="0"/>
-                <w:color w:val="000000" w:themeColor="text1"/>
-                <w:sz w:val="28"/>
-                <w:szCs w:val="28"/>
-                <w14:shadow w14:blurRad="38100" w14:dist="19050" w14:dir="2700000" w14:sx="100000" w14:sy="100000" w14:kx="0" w14:ky="0" w14:algn="tl">
-                  <w14:schemeClr w14:val="dk1">
-                    <w14:alpha w14:val="60000"/>
-                  </w14:schemeClr>
-                </w14:shadow>
-                <w14:textOutline w14:w="0" w14:cap="flat" w14:cmpd="sng" w14:algn="ctr">
-                  <w14:noFill/>
-                  <w14:prstDash w14:val="solid"/>
-                  <w14:round/>
-                </w14:textOutline>
-              </w:rPr>
-              <w:t>Monitors)</w:t>
+            <w:r>
+              <w:rPr>
+                <w:rStyle w:val="IntenseEmphasis"/>
+                <w:rFonts w:eastAsia="Calibri Light"/>
+                <w:b w:val="0"/>
+                <w:bCs w:val="0"/>
+                <w:i w:val="0"/>
+                <w:iCs w:val="0"/>
+                <w:color w:val="000000" w:themeColor="text1"/>
+                <w:sz w:val="28"/>
+                <w:szCs w:val="28"/>
+                <w14:shadow w14:blurRad="38100" w14:dist="19050" w14:dir="2700000" w14:sx="100000" w14:sy="100000" w14:kx="0" w14:ky="0" w14:algn="tl">
+                  <w14:schemeClr w14:val="dk1">
+                    <w14:alpha w14:val="60000"/>
+                  </w14:schemeClr>
+                </w14:shadow>
+                <w14:textOutline w14:w="0" w14:cap="flat" w14:cmpd="sng" w14:algn="ctr">
+                  <w14:noFill/>
+                  <w14:prstDash w14:val="solid"/>
+                  <w14:round/>
+                </w14:textOutline>
+              </w:rPr>
+              <w:t xml:space="preserve"> With Monitors</w:t>
             </w:r>
           </w:p>
           <w:p>
@@ -4343,7 +4416,6 @@
           </w:p>
           <w:p>
             <w:pPr>
-              <w:pStyle w:val="ListParagraph"/>
               <w:rPr>
                 <w:rStyle w:val="IntenseEmphasis"/>
                 <w:rFonts w:eastAsia="Calibri Light"/>
@@ -4443,166 +4515,6 @@
                 </w14:textOutline>
               </w:rPr>
               <w:t xml:space="preserve"> Jockey [In House]</w:t>
-            </w:r>
-          </w:p>
-          <w:p>
-            <w:pPr>
-              <w:pStyle w:val="ListParagraph"/>
-              <w:rPr>
-                <w:rStyle w:val="IntenseEmphasis"/>
-                <w:rFonts w:eastAsia="Calibri Light"/>
-                <w:b w:val="0"/>
-                <w:bCs w:val="0"/>
-                <w:i w:val="0"/>
-                <w:iCs w:val="0"/>
-                <w:color w:val="000000" w:themeColor="text1"/>
-                <w:sz w:val="28"/>
-                <w:szCs w:val="28"/>
-                <w14:shadow w14:blurRad="38100" w14:dist="19050" w14:dir="2700000" w14:sx="100000" w14:sy="100000" w14:kx="0" w14:ky="0" w14:algn="tl">
-                  <w14:schemeClr w14:val="dk1">
-                    <w14:alpha w14:val="60000"/>
-                  </w14:schemeClr>
-                </w14:shadow>
-                <w14:textOutline w14:w="0" w14:cap="flat" w14:cmpd="sng" w14:algn="ctr">
-                  <w14:noFill/>
-                  <w14:prstDash w14:val="solid"/>
-                  <w14:round/>
-                </w14:textOutline>
-              </w:rPr>
-            </w:pPr>
-          </w:p>
-          <w:p>
-            <w:pPr>
-              <w:pStyle w:val="ListParagraph"/>
-              <w:numPr>
-                <w:ilvl w:val="0"/>
-                <w:numId w:val="28"/>
-              </w:numPr>
-              <w:rPr>
-                <w:rStyle w:val="IntenseEmphasis"/>
-                <w:rFonts w:eastAsia="Calibri Light"/>
-                <w:b w:val="0"/>
-                <w:bCs w:val="0"/>
-                <w:i w:val="0"/>
-                <w:iCs w:val="0"/>
-                <w:color w:val="000000" w:themeColor="text1"/>
-                <w:sz w:val="28"/>
-                <w:szCs w:val="28"/>
-                <w14:shadow w14:blurRad="38100" w14:dist="19050" w14:dir="2700000" w14:sx="100000" w14:sy="100000" w14:kx="0" w14:ky="0" w14:algn="tl">
-                  <w14:schemeClr w14:val="dk1">
-                    <w14:alpha w14:val="60000"/>
-                  </w14:schemeClr>
-                </w14:shadow>
-                <w14:textOutline w14:w="0" w14:cap="flat" w14:cmpd="sng" w14:algn="ctr">
-                  <w14:noFill/>
-                  <w14:prstDash w14:val="solid"/>
-                  <w14:round/>
-                </w14:textOutline>
-              </w:rPr>
-            </w:pPr>
-            <w:r>
-              <w:rPr>
-                <w:rStyle w:val="IntenseEmphasis"/>
-                <w:rFonts w:eastAsia="Calibri Light"/>
-                <w:b w:val="0"/>
-                <w:bCs w:val="0"/>
-                <w:i w:val="0"/>
-                <w:iCs w:val="0"/>
-                <w:color w:val="000000" w:themeColor="text1"/>
-                <w:sz w:val="28"/>
-                <w:szCs w:val="28"/>
-                <w14:shadow w14:blurRad="38100" w14:dist="19050" w14:dir="2700000" w14:sx="100000" w14:sy="100000" w14:kx="0" w14:ky="0" w14:algn="tl">
-                  <w14:schemeClr w14:val="dk1">
-                    <w14:alpha w14:val="60000"/>
-                  </w14:schemeClr>
-                </w14:shadow>
-                <w14:textOutline w14:w="0" w14:cap="flat" w14:cmpd="sng" w14:algn="ctr">
-                  <w14:noFill/>
-                  <w14:prstDash w14:val="solid"/>
-                  <w14:round/>
-                </w14:textOutline>
-              </w:rPr>
-              <w:t>Sound Mixer</w:t>
-            </w:r>
-          </w:p>
-          <w:p>
-            <w:pPr>
-              <w:pStyle w:val="ListParagraph"/>
-              <w:rPr>
-                <w:rStyle w:val="IntenseEmphasis"/>
-                <w:rFonts w:eastAsia="Calibri Light"/>
-                <w:b w:val="0"/>
-                <w:bCs w:val="0"/>
-                <w:i w:val="0"/>
-                <w:iCs w:val="0"/>
-                <w:color w:val="000000" w:themeColor="text1"/>
-                <w:sz w:val="28"/>
-                <w:szCs w:val="28"/>
-                <w14:shadow w14:blurRad="38100" w14:dist="19050" w14:dir="2700000" w14:sx="100000" w14:sy="100000" w14:kx="0" w14:ky="0" w14:algn="tl">
-                  <w14:schemeClr w14:val="dk1">
-                    <w14:alpha w14:val="60000"/>
-                  </w14:schemeClr>
-                </w14:shadow>
-                <w14:textOutline w14:w="0" w14:cap="flat" w14:cmpd="sng" w14:algn="ctr">
-                  <w14:noFill/>
-                  <w14:prstDash w14:val="solid"/>
-                  <w14:round/>
-                </w14:textOutline>
-              </w:rPr>
-            </w:pPr>
-          </w:p>
-          <w:p>
-            <w:pPr>
-              <w:pStyle w:val="ListParagraph"/>
-              <w:numPr>
-                <w:ilvl w:val="0"/>
-                <w:numId w:val="28"/>
-              </w:numPr>
-              <w:rPr>
-                <w:rStyle w:val="IntenseEmphasis"/>
-                <w:rFonts w:eastAsia="Calibri Light"/>
-                <w:b w:val="0"/>
-                <w:bCs w:val="0"/>
-                <w:i w:val="0"/>
-                <w:iCs w:val="0"/>
-                <w:color w:val="000000" w:themeColor="text1"/>
-                <w:sz w:val="28"/>
-                <w:szCs w:val="28"/>
-                <w14:shadow w14:blurRad="38100" w14:dist="19050" w14:dir="2700000" w14:sx="100000" w14:sy="100000" w14:kx="0" w14:ky="0" w14:algn="tl">
-                  <w14:schemeClr w14:val="dk1">
-                    <w14:alpha w14:val="60000"/>
-                  </w14:schemeClr>
-                </w14:shadow>
-                <w14:textOutline w14:w="0" w14:cap="flat" w14:cmpd="sng" w14:algn="ctr">
-                  <w14:noFill/>
-                  <w14:prstDash w14:val="solid"/>
-                  <w14:round/>
-                </w14:textOutline>
-              </w:rPr>
-            </w:pPr>
-            <w:r>
-              <w:rPr>
-                <w:rStyle w:val="IntenseEmphasis"/>
-                <w:rFonts w:eastAsia="Calibri Light"/>
-                <w:b w:val="0"/>
-                <w:bCs w:val="0"/>
-                <w:i w:val="0"/>
-                <w:iCs w:val="0"/>
-                <w:color w:val="000000" w:themeColor="text1"/>
-                <w:sz w:val="28"/>
-                <w:szCs w:val="28"/>
-                <w14:shadow w14:blurRad="38100" w14:dist="19050" w14:dir="2700000" w14:sx="100000" w14:sy="100000" w14:kx="0" w14:ky="0" w14:algn="tl">
-                  <w14:schemeClr w14:val="dk1">
-                    <w14:alpha w14:val="60000"/>
-                  </w14:schemeClr>
-                </w14:shadow>
-                <w14:textOutline w14:w="0" w14:cap="flat" w14:cmpd="sng" w14:algn="ctr">
-                  <w14:noFill/>
-                  <w14:prstDash w14:val="solid"/>
-                  <w14:round/>
-                </w14:textOutline>
-              </w:rPr>
-              <w:t>Sound Engineer</w:t>
             </w:r>
           </w:p>
           <w:p>
@@ -4767,7 +4679,6 @@
           </w:p>
           <w:p>
             <w:pPr>
-              <w:jc w:val="center"/>
               <w:rPr>
                 <w:rStyle w:val="IntenseEmphasis"/>
                 <w:rFonts w:eastAsia="Calibri Light"/>
@@ -4816,610 +4727,53 @@
                 </w14:textOutline>
               </w:rPr>
             </w:pPr>
-          </w:p>
-          <w:p>
-            <w:pPr>
-              <w:jc w:val="center"/>
-              <w:rPr>
-                <w:rStyle w:val="IntenseEmphasis"/>
-                <w:rFonts w:eastAsia="Calibri Light"/>
-                <w:b w:val="0"/>
-                <w:bCs w:val="0"/>
-                <w:i w:val="0"/>
-                <w:iCs w:val="0"/>
-                <w:color w:val="000000" w:themeColor="text1"/>
-                <w:sz w:val="28"/>
-                <w:szCs w:val="28"/>
-                <w14:shadow w14:blurRad="38100" w14:dist="19050" w14:dir="2700000" w14:sx="100000" w14:sy="100000" w14:kx="0" w14:ky="0" w14:algn="tl">
-                  <w14:schemeClr w14:val="dk1">
-                    <w14:alpha w14:val="60000"/>
-                  </w14:schemeClr>
-                </w14:shadow>
-                <w14:textOutline w14:w="0" w14:cap="flat" w14:cmpd="sng" w14:algn="ctr">
-                  <w14:noFill/>
-                  <w14:prstDash w14:val="solid"/>
-                  <w14:round/>
-                </w14:textOutline>
-              </w:rPr>
-            </w:pPr>
-          </w:p>
-          <w:p>
-            <w:pPr>
-              <w:jc w:val="center"/>
-              <w:rPr>
-                <w:rStyle w:val="IntenseEmphasis"/>
-                <w:rFonts w:eastAsia="Calibri Light"/>
-                <w:b w:val="0"/>
-                <w:bCs w:val="0"/>
-                <w:i w:val="0"/>
-                <w:iCs w:val="0"/>
-                <w:color w:val="000000" w:themeColor="text1"/>
-                <w:sz w:val="28"/>
-                <w:szCs w:val="28"/>
-                <w14:shadow w14:blurRad="38100" w14:dist="19050" w14:dir="2700000" w14:sx="100000" w14:sy="100000" w14:kx="0" w14:ky="0" w14:algn="tl">
-                  <w14:schemeClr w14:val="dk1">
-                    <w14:alpha w14:val="60000"/>
-                  </w14:schemeClr>
-                </w14:shadow>
-                <w14:textOutline w14:w="0" w14:cap="flat" w14:cmpd="sng" w14:algn="ctr">
-                  <w14:noFill/>
-                  <w14:prstDash w14:val="solid"/>
-                  <w14:round/>
-                </w14:textOutline>
-              </w:rPr>
-            </w:pPr>
-            <w:r>
-              <w:rPr>
-                <w:rStyle w:val="IntenseEmphasis"/>
-                <w:rFonts w:eastAsia="Calibri Light"/>
-                <w:b w:val="0"/>
-                <w:bCs w:val="0"/>
-                <w:i w:val="0"/>
-                <w:iCs w:val="0"/>
-                <w:color w:val="000000" w:themeColor="text1"/>
-                <w:sz w:val="28"/>
-                <w:szCs w:val="28"/>
-                <w14:shadow w14:blurRad="38100" w14:dist="19050" w14:dir="2700000" w14:sx="100000" w14:sy="100000" w14:kx="0" w14:ky="0" w14:algn="tl">
-                  <w14:schemeClr w14:val="dk1">
-                    <w14:alpha w14:val="60000"/>
-                  </w14:schemeClr>
-                </w14:shadow>
-                <w14:textOutline w14:w="0" w14:cap="flat" w14:cmpd="sng" w14:algn="ctr">
-                  <w14:noFill/>
-                  <w14:prstDash w14:val="solid"/>
-                  <w14:round/>
-                </w14:textOutline>
-              </w:rPr>
-              <w:t>60</w:t>
-            </w:r>
-            <w:r>
-              <w:rPr>
-                <w:rStyle w:val="IntenseEmphasis"/>
-                <w:rFonts w:eastAsia="Calibri Light"/>
-                <w:b w:val="0"/>
-                <w:bCs w:val="0"/>
-                <w:i w:val="0"/>
-                <w:iCs w:val="0"/>
-                <w:color w:val="000000" w:themeColor="text1"/>
-                <w:sz w:val="28"/>
-                <w:szCs w:val="28"/>
-                <w14:shadow w14:blurRad="38100" w14:dist="19050" w14:dir="2700000" w14:sx="100000" w14:sy="100000" w14:kx="0" w14:ky="0" w14:algn="tl">
-                  <w14:schemeClr w14:val="dk1">
-                    <w14:alpha w14:val="60000"/>
-                  </w14:schemeClr>
-                </w14:shadow>
-                <w14:textOutline w14:w="0" w14:cap="flat" w14:cmpd="sng" w14:algn="ctr">
-                  <w14:noFill/>
-                  <w14:prstDash w14:val="solid"/>
-                  <w14:round/>
-                </w14:textOutline>
-              </w:rPr>
-              <w:t>,000 /-</w:t>
-            </w:r>
-          </w:p>
-        </w:tc>
-      </w:tr>
-      <w:tr>
-        <w:trPr>
-          <w:trHeight w:val="539"/>
-        </w:trPr>
-        <w:tc>
-          <w:tcPr>
-            <w:tcW w:w="6745" w:type="dxa"/>
-          </w:tcPr>
-          <w:p>
-            <w:pPr>
-              <w:rPr>
-                <w:rStyle w:val="IntenseEmphasis"/>
-                <w:rFonts w:eastAsia="Calibri Light"/>
-                <w:b w:val="0"/>
-                <w:bCs w:val="0"/>
-                <w:i w:val="0"/>
-                <w:iCs w:val="0"/>
-                <w:color w:val="000000" w:themeColor="text1"/>
-                <w:sz w:val="28"/>
-                <w:szCs w:val="28"/>
-                <w14:shadow w14:blurRad="38100" w14:dist="19050" w14:dir="2700000" w14:sx="100000" w14:sy="100000" w14:kx="0" w14:ky="0" w14:algn="tl">
-                  <w14:schemeClr w14:val="dk1">
-                    <w14:alpha w14:val="60000"/>
-                  </w14:schemeClr>
-                </w14:shadow>
-                <w14:textOutline w14:w="0" w14:cap="flat" w14:cmpd="sng" w14:algn="ctr">
-                  <w14:noFill/>
-                  <w14:prstDash w14:val="solid"/>
-                  <w14:round/>
-                </w14:textOutline>
-              </w:rPr>
-            </w:pPr>
-          </w:p>
-          <w:p>
-            <w:pPr>
-              <w:rPr>
-                <w:rStyle w:val="IntenseEmphasis"/>
-                <w:rFonts w:eastAsia="Calibri Light"/>
-                <w:b w:val="0"/>
-                <w:bCs w:val="0"/>
-                <w:i w:val="0"/>
-                <w:iCs w:val="0"/>
-                <w:color w:val="000000" w:themeColor="text1"/>
-                <w:sz w:val="28"/>
-                <w:szCs w:val="28"/>
-                <w14:shadow w14:blurRad="38100" w14:dist="19050" w14:dir="2700000" w14:sx="100000" w14:sy="100000" w14:kx="0" w14:ky="0" w14:algn="tl">
-                  <w14:schemeClr w14:val="dk1">
-                    <w14:alpha w14:val="60000"/>
-                  </w14:schemeClr>
-                </w14:shadow>
-                <w14:textOutline w14:w="0" w14:cap="flat" w14:cmpd="sng" w14:algn="ctr">
-                  <w14:noFill/>
-                  <w14:prstDash w14:val="solid"/>
-                  <w14:round/>
-                </w14:textOutline>
-              </w:rPr>
-            </w:pPr>
-          </w:p>
-          <w:p>
-            <w:pPr>
-              <w:pStyle w:val="ListParagraph"/>
-              <w:numPr>
-                <w:ilvl w:val="0"/>
-                <w:numId w:val="28"/>
-              </w:numPr>
-              <w:rPr>
-                <w:rStyle w:val="IntenseEmphasis"/>
-                <w:rFonts w:eastAsia="Calibri Light"/>
-                <w:b w:val="0"/>
-                <w:bCs w:val="0"/>
-                <w:i w:val="0"/>
-                <w:iCs w:val="0"/>
-                <w:color w:val="000000" w:themeColor="text1"/>
-                <w:sz w:val="28"/>
-                <w:szCs w:val="28"/>
-                <w14:shadow w14:blurRad="38100" w14:dist="19050" w14:dir="2700000" w14:sx="100000" w14:sy="100000" w14:kx="0" w14:ky="0" w14:algn="tl">
-                  <w14:schemeClr w14:val="dk1">
-                    <w14:alpha w14:val="60000"/>
-                  </w14:schemeClr>
-                </w14:shadow>
-                <w14:textOutline w14:w="0" w14:cap="flat" w14:cmpd="sng" w14:algn="ctr">
-                  <w14:noFill/>
-                  <w14:prstDash w14:val="solid"/>
-                  <w14:round/>
-                </w14:textOutline>
-              </w:rPr>
-            </w:pPr>
-            <w:r>
-              <w:rPr>
-                <w:rStyle w:val="IntenseEmphasis"/>
-                <w:rFonts w:eastAsia="Calibri Light"/>
-                <w:b w:val="0"/>
-                <w:bCs w:val="0"/>
-                <w:i w:val="0"/>
-                <w:iCs w:val="0"/>
-                <w:color w:val="000000" w:themeColor="text1"/>
-                <w:sz w:val="28"/>
-                <w:szCs w:val="28"/>
-                <w14:shadow w14:blurRad="38100" w14:dist="19050" w14:dir="2700000" w14:sx="100000" w14:sy="100000" w14:kx="0" w14:ky="0" w14:algn="tl">
-                  <w14:schemeClr w14:val="dk1">
-                    <w14:alpha w14:val="60000"/>
-                  </w14:schemeClr>
-                </w14:shadow>
-                <w14:textOutline w14:w="0" w14:cap="flat" w14:cmpd="sng" w14:algn="ctr">
-                  <w14:noFill/>
-                  <w14:prstDash w14:val="solid"/>
-                  <w14:round/>
-                </w14:textOutline>
-              </w:rPr>
-              <w:t xml:space="preserve">2 Pole Truss </w:t>
-            </w:r>
-            <w:proofErr w:type="gramStart"/>
-            <w:r>
-              <w:rPr>
-                <w:rStyle w:val="IntenseEmphasis"/>
-                <w:rFonts w:eastAsia="Calibri Light"/>
-                <w:b w:val="0"/>
-                <w:bCs w:val="0"/>
-                <w:i w:val="0"/>
-                <w:iCs w:val="0"/>
-                <w:color w:val="000000" w:themeColor="text1"/>
-                <w:sz w:val="28"/>
-                <w:szCs w:val="28"/>
-                <w14:shadow w14:blurRad="38100" w14:dist="19050" w14:dir="2700000" w14:sx="100000" w14:sy="100000" w14:kx="0" w14:ky="0" w14:algn="tl">
-                  <w14:schemeClr w14:val="dk1">
-                    <w14:alpha w14:val="60000"/>
-                  </w14:schemeClr>
-                </w14:shadow>
-                <w14:textOutline w14:w="0" w14:cap="flat" w14:cmpd="sng" w14:algn="ctr">
-                  <w14:noFill/>
-                  <w14:prstDash w14:val="solid"/>
-                  <w14:round/>
-                </w14:textOutline>
-              </w:rPr>
-              <w:t>With</w:t>
-            </w:r>
-            <w:proofErr w:type="gramEnd"/>
-            <w:r>
-              <w:rPr>
-                <w:rStyle w:val="IntenseEmphasis"/>
-                <w:rFonts w:eastAsia="Calibri Light"/>
-                <w:b w:val="0"/>
-                <w:bCs w:val="0"/>
-                <w:i w:val="0"/>
-                <w:iCs w:val="0"/>
-                <w:color w:val="000000" w:themeColor="text1"/>
-                <w:sz w:val="28"/>
-                <w:szCs w:val="28"/>
-                <w14:shadow w14:blurRad="38100" w14:dist="19050" w14:dir="2700000" w14:sx="100000" w14:sy="100000" w14:kx="0" w14:ky="0" w14:algn="tl">
-                  <w14:schemeClr w14:val="dk1">
-                    <w14:alpha w14:val="60000"/>
-                  </w14:schemeClr>
-                </w14:shadow>
-                <w14:textOutline w14:w="0" w14:cap="flat" w14:cmpd="sng" w14:algn="ctr">
-                  <w14:noFill/>
-                  <w14:prstDash w14:val="solid"/>
-                  <w14:round/>
-                </w14:textOutline>
-              </w:rPr>
-              <w:t xml:space="preserve"> Masking</w:t>
-            </w:r>
-          </w:p>
-          <w:p>
-            <w:pPr>
-              <w:rPr>
-                <w:rStyle w:val="IntenseEmphasis"/>
-                <w:rFonts w:eastAsia="Calibri Light"/>
-                <w:b w:val="0"/>
-                <w:bCs w:val="0"/>
-                <w:i w:val="0"/>
-                <w:iCs w:val="0"/>
-                <w:color w:val="000000" w:themeColor="text1"/>
-                <w:sz w:val="28"/>
-                <w:szCs w:val="28"/>
-                <w14:shadow w14:blurRad="38100" w14:dist="19050" w14:dir="2700000" w14:sx="100000" w14:sy="100000" w14:kx="0" w14:ky="0" w14:algn="tl">
-                  <w14:schemeClr w14:val="dk1">
-                    <w14:alpha w14:val="60000"/>
-                  </w14:schemeClr>
-                </w14:shadow>
-                <w14:textOutline w14:w="0" w14:cap="flat" w14:cmpd="sng" w14:algn="ctr">
-                  <w14:noFill/>
-                  <w14:prstDash w14:val="solid"/>
-                  <w14:round/>
-                </w14:textOutline>
-              </w:rPr>
-            </w:pPr>
-          </w:p>
-          <w:p>
-            <w:pPr>
-              <w:pStyle w:val="ListParagraph"/>
-              <w:numPr>
-                <w:ilvl w:val="0"/>
-                <w:numId w:val="28"/>
-              </w:numPr>
-              <w:rPr>
-                <w:rStyle w:val="IntenseEmphasis"/>
-                <w:rFonts w:eastAsia="Calibri Light"/>
-                <w:b w:val="0"/>
-                <w:bCs w:val="0"/>
-                <w:i w:val="0"/>
-                <w:iCs w:val="0"/>
-                <w:color w:val="000000" w:themeColor="text1"/>
-                <w:sz w:val="28"/>
-                <w:szCs w:val="28"/>
-                <w14:shadow w14:blurRad="38100" w14:dist="19050" w14:dir="2700000" w14:sx="100000" w14:sy="100000" w14:kx="0" w14:ky="0" w14:algn="tl">
-                  <w14:schemeClr w14:val="dk1">
-                    <w14:alpha w14:val="60000"/>
-                  </w14:schemeClr>
-                </w14:shadow>
-                <w14:textOutline w14:w="0" w14:cap="flat" w14:cmpd="sng" w14:algn="ctr">
-                  <w14:noFill/>
-                  <w14:prstDash w14:val="solid"/>
-                  <w14:round/>
-                </w14:textOutline>
-              </w:rPr>
-            </w:pPr>
-            <w:r>
-              <w:rPr>
-                <w:rStyle w:val="IntenseEmphasis"/>
-                <w:rFonts w:eastAsia="Calibri Light"/>
-                <w:b w:val="0"/>
-                <w:bCs w:val="0"/>
-                <w:i w:val="0"/>
-                <w:iCs w:val="0"/>
-                <w:color w:val="000000" w:themeColor="text1"/>
-                <w:sz w:val="28"/>
-                <w:szCs w:val="28"/>
-                <w14:shadow w14:blurRad="38100" w14:dist="19050" w14:dir="2700000" w14:sx="100000" w14:sy="100000" w14:kx="0" w14:ky="0" w14:algn="tl">
-                  <w14:schemeClr w14:val="dk1">
-                    <w14:alpha w14:val="60000"/>
-                  </w14:schemeClr>
-                </w14:shadow>
-                <w14:textOutline w14:w="0" w14:cap="flat" w14:cmpd="sng" w14:algn="ctr">
-                  <w14:noFill/>
-                  <w14:prstDash w14:val="solid"/>
-                  <w14:round/>
-                </w14:textOutline>
-              </w:rPr>
-              <w:t xml:space="preserve">Sharpy Lights, Led Lights &amp; Flushers </w:t>
-            </w:r>
-          </w:p>
-          <w:p>
-            <w:pPr>
-              <w:rPr>
-                <w:rStyle w:val="IntenseEmphasis"/>
-                <w:rFonts w:eastAsia="Calibri Light"/>
-                <w:b w:val="0"/>
-                <w:bCs w:val="0"/>
-                <w:i w:val="0"/>
-                <w:iCs w:val="0"/>
-                <w:color w:val="000000" w:themeColor="text1"/>
-                <w:sz w:val="28"/>
-                <w:szCs w:val="28"/>
-                <w14:shadow w14:blurRad="38100" w14:dist="19050" w14:dir="2700000" w14:sx="100000" w14:sy="100000" w14:kx="0" w14:ky="0" w14:algn="tl">
-                  <w14:schemeClr w14:val="dk1">
-                    <w14:alpha w14:val="60000"/>
-                  </w14:schemeClr>
-                </w14:shadow>
-                <w14:textOutline w14:w="0" w14:cap="flat" w14:cmpd="sng" w14:algn="ctr">
-                  <w14:noFill/>
-                  <w14:prstDash w14:val="solid"/>
-                  <w14:round/>
-                </w14:textOutline>
-              </w:rPr>
-            </w:pPr>
-          </w:p>
-          <w:p>
-            <w:pPr>
-              <w:pStyle w:val="ListParagraph"/>
-              <w:numPr>
-                <w:ilvl w:val="0"/>
-                <w:numId w:val="28"/>
-              </w:numPr>
-              <w:rPr>
-                <w:rStyle w:val="IntenseEmphasis"/>
-                <w:rFonts w:eastAsia="Calibri Light"/>
-                <w:b w:val="0"/>
-                <w:bCs w:val="0"/>
-                <w:i w:val="0"/>
-                <w:iCs w:val="0"/>
-                <w:color w:val="000000" w:themeColor="text1"/>
-                <w:sz w:val="28"/>
-                <w:szCs w:val="28"/>
-                <w14:shadow w14:blurRad="38100" w14:dist="19050" w14:dir="2700000" w14:sx="100000" w14:sy="100000" w14:kx="0" w14:ky="0" w14:algn="tl">
-                  <w14:schemeClr w14:val="dk1">
-                    <w14:alpha w14:val="60000"/>
-                  </w14:schemeClr>
-                </w14:shadow>
-                <w14:textOutline w14:w="0" w14:cap="flat" w14:cmpd="sng" w14:algn="ctr">
-                  <w14:noFill/>
-                  <w14:prstDash w14:val="solid"/>
-                  <w14:round/>
-                </w14:textOutline>
-              </w:rPr>
-            </w:pPr>
-            <w:r>
-              <w:rPr>
-                <w:rStyle w:val="IntenseEmphasis"/>
-                <w:rFonts w:eastAsia="Calibri Light"/>
-                <w:b w:val="0"/>
-                <w:bCs w:val="0"/>
-                <w:i w:val="0"/>
-                <w:iCs w:val="0"/>
-                <w:color w:val="000000" w:themeColor="text1"/>
-                <w:sz w:val="28"/>
-                <w:szCs w:val="28"/>
-                <w14:shadow w14:blurRad="38100" w14:dist="19050" w14:dir="2700000" w14:sx="100000" w14:sy="100000" w14:kx="0" w14:ky="0" w14:algn="tl">
-                  <w14:schemeClr w14:val="dk1">
-                    <w14:alpha w14:val="60000"/>
-                  </w14:schemeClr>
-                </w14:shadow>
-                <w14:textOutline w14:w="0" w14:cap="flat" w14:cmpd="sng" w14:algn="ctr">
-                  <w14:noFill/>
-                  <w14:prstDash w14:val="solid"/>
-                  <w14:round/>
-                </w14:textOutline>
-              </w:rPr>
-              <w:t>Light Operator</w:t>
-            </w:r>
-          </w:p>
-          <w:p>
-            <w:pPr>
-              <w:ind w:left="360"/>
-              <w:rPr>
-                <w:rStyle w:val="IntenseEmphasis"/>
-                <w:rFonts w:eastAsia="Calibri Light"/>
-                <w:b w:val="0"/>
-                <w:bCs w:val="0"/>
-                <w:i w:val="0"/>
-                <w:iCs w:val="0"/>
-                <w:color w:val="000000" w:themeColor="text1"/>
-                <w:sz w:val="28"/>
-                <w:szCs w:val="28"/>
-                <w14:shadow w14:blurRad="38100" w14:dist="19050" w14:dir="2700000" w14:sx="100000" w14:sy="100000" w14:kx="0" w14:ky="0" w14:algn="tl">
-                  <w14:schemeClr w14:val="dk1">
-                    <w14:alpha w14:val="60000"/>
-                  </w14:schemeClr>
-                </w14:shadow>
-                <w14:textOutline w14:w="0" w14:cap="flat" w14:cmpd="sng" w14:algn="ctr">
-                  <w14:noFill/>
-                  <w14:prstDash w14:val="solid"/>
-                  <w14:round/>
-                </w14:textOutline>
-              </w:rPr>
-            </w:pPr>
-          </w:p>
-        </w:tc>
-        <w:tc>
-          <w:tcPr>
-            <w:tcW w:w="2613" w:type="dxa"/>
-          </w:tcPr>
-          <w:p>
-            <w:pPr>
-              <w:jc w:val="center"/>
-              <w:rPr>
-                <w:rStyle w:val="IntenseEmphasis"/>
-                <w:rFonts w:eastAsia="Calibri Light"/>
-                <w:b w:val="0"/>
-                <w:bCs w:val="0"/>
-                <w:i w:val="0"/>
-                <w:iCs w:val="0"/>
-                <w:color w:val="000000" w:themeColor="text1"/>
-                <w:sz w:val="28"/>
-                <w:szCs w:val="28"/>
-                <w14:shadow w14:blurRad="38100" w14:dist="19050" w14:dir="2700000" w14:sx="100000" w14:sy="100000" w14:kx="0" w14:ky="0" w14:algn="tl">
-                  <w14:schemeClr w14:val="dk1">
-                    <w14:alpha w14:val="60000"/>
-                  </w14:schemeClr>
-                </w14:shadow>
-                <w14:textOutline w14:w="0" w14:cap="flat" w14:cmpd="sng" w14:algn="ctr">
-                  <w14:noFill/>
-                  <w14:prstDash w14:val="solid"/>
-                  <w14:round/>
-                </w14:textOutline>
-              </w:rPr>
-            </w:pPr>
-          </w:p>
-          <w:p>
-            <w:pPr>
-              <w:jc w:val="center"/>
-              <w:rPr>
-                <w:rStyle w:val="IntenseEmphasis"/>
-                <w:rFonts w:eastAsia="Calibri Light"/>
-                <w:b w:val="0"/>
-                <w:bCs w:val="0"/>
-                <w:i w:val="0"/>
-                <w:iCs w:val="0"/>
-                <w:color w:val="000000" w:themeColor="text1"/>
-                <w:sz w:val="28"/>
-                <w:szCs w:val="28"/>
-                <w14:shadow w14:blurRad="38100" w14:dist="19050" w14:dir="2700000" w14:sx="100000" w14:sy="100000" w14:kx="0" w14:ky="0" w14:algn="tl">
-                  <w14:schemeClr w14:val="dk1">
-                    <w14:alpha w14:val="60000"/>
-                  </w14:schemeClr>
-                </w14:shadow>
-                <w14:textOutline w14:w="0" w14:cap="flat" w14:cmpd="sng" w14:algn="ctr">
-                  <w14:noFill/>
-                  <w14:prstDash w14:val="solid"/>
-                  <w14:round/>
-                </w14:textOutline>
-              </w:rPr>
-            </w:pPr>
-          </w:p>
-          <w:p>
-            <w:pPr>
-              <w:jc w:val="center"/>
-              <w:rPr>
-                <w:rStyle w:val="IntenseEmphasis"/>
-                <w:rFonts w:eastAsia="Calibri Light"/>
-                <w:b w:val="0"/>
-                <w:bCs w:val="0"/>
-                <w:i w:val="0"/>
-                <w:iCs w:val="0"/>
-                <w:color w:val="000000" w:themeColor="text1"/>
-                <w:sz w:val="28"/>
-                <w:szCs w:val="28"/>
-                <w14:shadow w14:blurRad="38100" w14:dist="19050" w14:dir="2700000" w14:sx="100000" w14:sy="100000" w14:kx="0" w14:ky="0" w14:algn="tl">
-                  <w14:schemeClr w14:val="dk1">
-                    <w14:alpha w14:val="60000"/>
-                  </w14:schemeClr>
-                </w14:shadow>
-                <w14:textOutline w14:w="0" w14:cap="flat" w14:cmpd="sng" w14:algn="ctr">
-                  <w14:noFill/>
-                  <w14:prstDash w14:val="solid"/>
-                  <w14:round/>
-                </w14:textOutline>
-              </w:rPr>
-            </w:pPr>
-          </w:p>
-          <w:p>
-            <w:pPr>
-              <w:jc w:val="center"/>
-              <w:rPr>
-                <w:rStyle w:val="IntenseEmphasis"/>
-                <w:rFonts w:eastAsia="Calibri Light"/>
-                <w:b w:val="0"/>
-                <w:bCs w:val="0"/>
-                <w:i w:val="0"/>
-                <w:iCs w:val="0"/>
-                <w:color w:val="000000" w:themeColor="text1"/>
-                <w:sz w:val="28"/>
-                <w:szCs w:val="28"/>
-                <w14:shadow w14:blurRad="38100" w14:dist="19050" w14:dir="2700000" w14:sx="100000" w14:sy="100000" w14:kx="0" w14:ky="0" w14:algn="tl">
-                  <w14:schemeClr w14:val="dk1">
-                    <w14:alpha w14:val="60000"/>
-                  </w14:schemeClr>
-                </w14:shadow>
-                <w14:textOutline w14:w="0" w14:cap="flat" w14:cmpd="sng" w14:algn="ctr">
-                  <w14:noFill/>
-                  <w14:prstDash w14:val="solid"/>
-                  <w14:round/>
-                </w14:textOutline>
-              </w:rPr>
-            </w:pPr>
-            <w:r>
-              <w:rPr>
-                <w:rStyle w:val="IntenseEmphasis"/>
-                <w:rFonts w:eastAsia="Calibri Light"/>
-                <w:b w:val="0"/>
-                <w:bCs w:val="0"/>
-                <w:i w:val="0"/>
-                <w:iCs w:val="0"/>
-                <w:color w:val="000000" w:themeColor="text1"/>
-                <w:sz w:val="28"/>
-                <w:szCs w:val="28"/>
-                <w14:shadow w14:blurRad="38100" w14:dist="19050" w14:dir="2700000" w14:sx="100000" w14:sy="100000" w14:kx="0" w14:ky="0" w14:algn="tl">
-                  <w14:schemeClr w14:val="dk1">
-                    <w14:alpha w14:val="60000"/>
-                  </w14:schemeClr>
-                </w14:shadow>
-                <w14:textOutline w14:w="0" w14:cap="flat" w14:cmpd="sng" w14:algn="ctr">
-                  <w14:noFill/>
-                  <w14:prstDash w14:val="solid"/>
-                  <w14:round/>
-                </w14:textOutline>
-              </w:rPr>
-              <w:t>2</w:t>
-            </w:r>
-            <w:r>
-              <w:rPr>
-                <w:rStyle w:val="IntenseEmphasis"/>
-                <w:rFonts w:eastAsia="Calibri Light"/>
-                <w:b w:val="0"/>
-                <w:bCs w:val="0"/>
-                <w:i w:val="0"/>
-                <w:iCs w:val="0"/>
-                <w:color w:val="000000" w:themeColor="text1"/>
-                <w:sz w:val="28"/>
-                <w:szCs w:val="28"/>
-                <w14:shadow w14:blurRad="38100" w14:dist="19050" w14:dir="2700000" w14:sx="100000" w14:sy="100000" w14:kx="0" w14:ky="0" w14:algn="tl">
-                  <w14:schemeClr w14:val="dk1">
-                    <w14:alpha w14:val="60000"/>
-                  </w14:schemeClr>
-                </w14:shadow>
-                <w14:textOutline w14:w="0" w14:cap="flat" w14:cmpd="sng" w14:algn="ctr">
-                  <w14:noFill/>
-                  <w14:prstDash w14:val="solid"/>
-                  <w14:round/>
-                </w14:textOutline>
-              </w:rPr>
-              <w:t>5</w:t>
+            <w:r>
+              <w:rPr>
+                <w:rStyle w:val="IntenseEmphasis"/>
+                <w:rFonts w:eastAsia="Calibri Light"/>
+                <w:b w:val="0"/>
+                <w:bCs w:val="0"/>
+                <w:i w:val="0"/>
+                <w:iCs w:val="0"/>
+                <w:color w:val="000000" w:themeColor="text1"/>
+                <w:sz w:val="28"/>
+                <w:szCs w:val="28"/>
+                <w14:shadow w14:blurRad="38100" w14:dist="19050" w14:dir="2700000" w14:sx="100000" w14:sy="100000" w14:kx="0" w14:ky="0" w14:algn="tl">
+                  <w14:schemeClr w14:val="dk1">
+                    <w14:alpha w14:val="60000"/>
+                  </w14:schemeClr>
+                </w14:shadow>
+                <w14:textOutline w14:w="0" w14:cap="flat" w14:cmpd="sng" w14:algn="ctr">
+                  <w14:noFill/>
+                  <w14:prstDash w14:val="solid"/>
+                  <w14:round/>
+                </w14:textOutline>
+              </w:rPr>
+              <w:t>4</w:t>
+            </w:r>
+            <w:r>
+              <w:rPr>
+                <w:rStyle w:val="IntenseEmphasis"/>
+                <w:rFonts w:eastAsia="Calibri Light"/>
+                <w:b w:val="0"/>
+                <w:bCs w:val="0"/>
+                <w:i w:val="0"/>
+                <w:iCs w:val="0"/>
+                <w:color w:val="000000" w:themeColor="text1"/>
+                <w:sz w:val="28"/>
+                <w:szCs w:val="28"/>
+                <w14:shadow w14:blurRad="38100" w14:dist="19050" w14:dir="2700000" w14:sx="100000" w14:sy="100000" w14:kx="0" w14:ky="0" w14:algn="tl">
+                  <w14:schemeClr w14:val="dk1">
+                    <w14:alpha w14:val="60000"/>
+                  </w14:schemeClr>
+                </w14:shadow>
+                <w14:textOutline w14:w="0" w14:cap="flat" w14:cmpd="sng" w14:algn="ctr">
+                  <w14:noFill/>
+                  <w14:prstDash w14:val="solid"/>
+                  <w14:round/>
+                </w14:textOutline>
+              </w:rPr>
+              <w:t>0</w:t>
             </w:r>
             <w:r>
               <w:rPr>
@@ -5455,6 +4809,7 @@
         <w:tc>
           <w:tcPr>
             <w:tcW w:w="6745" w:type="dxa"/>
+            <w:gridSpan w:val="2"/>
           </w:tcPr>
           <w:p>
             <w:pPr>
@@ -5686,6 +5041,177 @@
                 </w14:textOutline>
               </w:rPr>
               <w:t>,000 /-</w:t>
+            </w:r>
+          </w:p>
+        </w:tc>
+      </w:tr>
+      <w:tr>
+        <w:trPr>
+          <w:trHeight w:val="899"/>
+        </w:trPr>
+        <w:tc>
+          <w:tcPr>
+            <w:tcW w:w="6745" w:type="dxa"/>
+            <w:gridSpan w:val="2"/>
+          </w:tcPr>
+          <w:p>
+            <w:pPr>
+              <w:rPr>
+                <w:rStyle w:val="IntenseEmphasis"/>
+                <w:rFonts w:eastAsia="Calibri Light"/>
+                <w:b w:val="0"/>
+                <w:bCs w:val="0"/>
+                <w:i w:val="0"/>
+                <w:iCs w:val="0"/>
+                <w:color w:val="000000" w:themeColor="text1"/>
+                <w:sz w:val="28"/>
+                <w:szCs w:val="28"/>
+                <w14:shadow w14:blurRad="38100" w14:dist="19050" w14:dir="2700000" w14:sx="100000" w14:sy="100000" w14:kx="0" w14:ky="0" w14:algn="tl">
+                  <w14:schemeClr w14:val="dk1">
+                    <w14:alpha w14:val="60000"/>
+                  </w14:schemeClr>
+                </w14:shadow>
+                <w14:textOutline w14:w="0" w14:cap="flat" w14:cmpd="sng" w14:algn="ctr">
+                  <w14:noFill/>
+                  <w14:prstDash w14:val="solid"/>
+                  <w14:round/>
+                </w14:textOutline>
+              </w:rPr>
+            </w:pPr>
+          </w:p>
+          <w:p>
+            <w:pPr>
+              <w:pStyle w:val="ListParagraph"/>
+              <w:numPr>
+                <w:ilvl w:val="0"/>
+                <w:numId w:val="21"/>
+              </w:numPr>
+              <w:rPr>
+                <w:rStyle w:val="IntenseEmphasis"/>
+                <w:rFonts w:eastAsia="Calibri Light"/>
+                <w:b w:val="0"/>
+                <w:bCs w:val="0"/>
+                <w:i w:val="0"/>
+                <w:iCs w:val="0"/>
+                <w:color w:val="000000" w:themeColor="text1"/>
+                <w:sz w:val="28"/>
+                <w:szCs w:val="28"/>
+                <w14:shadow w14:blurRad="38100" w14:dist="19050" w14:dir="2700000" w14:sx="100000" w14:sy="100000" w14:kx="0" w14:ky="0" w14:algn="tl">
+                  <w14:schemeClr w14:val="dk1">
+                    <w14:alpha w14:val="60000"/>
+                  </w14:schemeClr>
+                </w14:shadow>
+                <w14:textOutline w14:w="0" w14:cap="flat" w14:cmpd="sng" w14:algn="ctr">
+                  <w14:noFill/>
+                  <w14:prstDash w14:val="solid"/>
+                  <w14:round/>
+                </w14:textOutline>
+              </w:rPr>
+            </w:pPr>
+            <w:r>
+              <w:rPr>
+                <w:rStyle w:val="IntenseEmphasis"/>
+                <w:rFonts w:eastAsia="Calibri Light"/>
+                <w:b w:val="0"/>
+                <w:bCs w:val="0"/>
+                <w:i w:val="0"/>
+                <w:iCs w:val="0"/>
+                <w:color w:val="000000" w:themeColor="text1"/>
+                <w:sz w:val="28"/>
+                <w:szCs w:val="28"/>
+                <w14:shadow w14:blurRad="38100" w14:dist="19050" w14:dir="2700000" w14:sx="100000" w14:sy="100000" w14:kx="0" w14:ky="0" w14:algn="tl">
+                  <w14:schemeClr w14:val="dk1">
+                    <w14:alpha w14:val="60000"/>
+                  </w14:schemeClr>
+                </w14:shadow>
+                <w14:textOutline w14:w="0" w14:cap="flat" w14:cmpd="sng" w14:algn="ctr">
+                  <w14:noFill/>
+                  <w14:prstDash w14:val="solid"/>
+                  <w14:round/>
+                </w14:textOutline>
+              </w:rPr>
+              <w:t>Anchor - Radhika Loomba</w:t>
+            </w:r>
+          </w:p>
+        </w:tc>
+        <w:tc>
+          <w:tcPr>
+            <w:tcW w:w="2613" w:type="dxa"/>
+          </w:tcPr>
+          <w:p>
+            <w:pPr>
+              <w:jc w:val="center"/>
+              <w:rPr>
+                <w:rStyle w:val="IntenseEmphasis"/>
+                <w:rFonts w:eastAsia="Calibri Light"/>
+                <w:b w:val="0"/>
+                <w:bCs w:val="0"/>
+                <w:i w:val="0"/>
+                <w:iCs w:val="0"/>
+                <w:color w:val="000000" w:themeColor="text1"/>
+                <w:sz w:val="28"/>
+                <w:szCs w:val="28"/>
+                <w14:shadow w14:blurRad="38100" w14:dist="19050" w14:dir="2700000" w14:sx="100000" w14:sy="100000" w14:kx="0" w14:ky="0" w14:algn="tl">
+                  <w14:schemeClr w14:val="dk1">
+                    <w14:alpha w14:val="60000"/>
+                  </w14:schemeClr>
+                </w14:shadow>
+                <w14:textOutline w14:w="0" w14:cap="flat" w14:cmpd="sng" w14:algn="ctr">
+                  <w14:noFill/>
+                  <w14:prstDash w14:val="solid"/>
+                  <w14:round/>
+                </w14:textOutline>
+              </w:rPr>
+            </w:pPr>
+          </w:p>
+          <w:p>
+            <w:pPr>
+              <w:jc w:val="center"/>
+              <w:rPr>
+                <w:rStyle w:val="IntenseEmphasis"/>
+                <w:rFonts w:eastAsia="Calibri Light"/>
+                <w:b w:val="0"/>
+                <w:bCs w:val="0"/>
+                <w:i w:val="0"/>
+                <w:iCs w:val="0"/>
+                <w:color w:val="000000" w:themeColor="text1"/>
+                <w:sz w:val="28"/>
+                <w:szCs w:val="28"/>
+                <w14:shadow w14:blurRad="38100" w14:dist="19050" w14:dir="2700000" w14:sx="100000" w14:sy="100000" w14:kx="0" w14:ky="0" w14:algn="tl">
+                  <w14:schemeClr w14:val="dk1">
+                    <w14:alpha w14:val="60000"/>
+                  </w14:schemeClr>
+                </w14:shadow>
+                <w14:textOutline w14:w="0" w14:cap="flat" w14:cmpd="sng" w14:algn="ctr">
+                  <w14:noFill/>
+                  <w14:prstDash w14:val="solid"/>
+                  <w14:round/>
+                </w14:textOutline>
+              </w:rPr>
+            </w:pPr>
+            <w:r>
+              <w:rPr>
+                <w:rStyle w:val="IntenseEmphasis"/>
+                <w:rFonts w:eastAsia="Calibri Light"/>
+                <w:b w:val="0"/>
+                <w:bCs w:val="0"/>
+                <w:i w:val="0"/>
+                <w:iCs w:val="0"/>
+                <w:color w:val="000000" w:themeColor="text1"/>
+                <w:sz w:val="28"/>
+                <w:szCs w:val="28"/>
+                <w14:shadow w14:blurRad="38100" w14:dist="19050" w14:dir="2700000" w14:sx="100000" w14:sy="100000" w14:kx="0" w14:ky="0" w14:algn="tl">
+                  <w14:schemeClr w14:val="dk1">
+                    <w14:alpha w14:val="60000"/>
+                  </w14:schemeClr>
+                </w14:shadow>
+                <w14:textOutline w14:w="0" w14:cap="flat" w14:cmpd="sng" w14:algn="ctr">
+                  <w14:noFill/>
+                  <w14:prstDash w14:val="solid"/>
+                  <w14:round/>
+                </w14:textOutline>
+              </w:rPr>
+              <w:t>25,000 /-</w:t>
             </w:r>
           </w:p>
         </w:tc>
@@ -5697,6 +5223,7 @@
         <w:tc>
           <w:tcPr>
             <w:tcW w:w="6745" w:type="dxa"/>
+            <w:gridSpan w:val="2"/>
           </w:tcPr>
           <w:p>
             <w:pPr>
@@ -5855,31 +5382,31 @@
                   <w14:round/>
                 </w14:textOutline>
               </w:rPr>
-              <w:t>1</w:t>
-            </w:r>
-            <w:r>
-              <w:rPr>
-                <w:rStyle w:val="IntenseEmphasis"/>
-                <w:rFonts w:eastAsia="Calibri Light"/>
-                <w:b w:val="0"/>
-                <w:bCs w:val="0"/>
-                <w:i w:val="0"/>
-                <w:iCs w:val="0"/>
-                <w:color w:val="000000" w:themeColor="text1"/>
-                <w:sz w:val="28"/>
-                <w:szCs w:val="28"/>
-                <w14:shadow w14:blurRad="38100" w14:dist="19050" w14:dir="2700000" w14:sx="100000" w14:sy="100000" w14:kx="0" w14:ky="0" w14:algn="tl">
-                  <w14:schemeClr w14:val="dk1">
-                    <w14:alpha w14:val="60000"/>
-                  </w14:schemeClr>
-                </w14:shadow>
-                <w14:textOutline w14:w="0" w14:cap="flat" w14:cmpd="sng" w14:algn="ctr">
-                  <w14:noFill/>
-                  <w14:prstDash w14:val="solid"/>
-                  <w14:round/>
-                </w14:textOutline>
-              </w:rPr>
-              <w:t>0,000 /-</w:t>
+              <w:t>8</w:t>
+            </w:r>
+            <w:r>
+              <w:rPr>
+                <w:rStyle w:val="IntenseEmphasis"/>
+                <w:rFonts w:eastAsia="Calibri Light"/>
+                <w:b w:val="0"/>
+                <w:bCs w:val="0"/>
+                <w:i w:val="0"/>
+                <w:iCs w:val="0"/>
+                <w:color w:val="000000" w:themeColor="text1"/>
+                <w:sz w:val="28"/>
+                <w:szCs w:val="28"/>
+                <w14:shadow w14:blurRad="38100" w14:dist="19050" w14:dir="2700000" w14:sx="100000" w14:sy="100000" w14:kx="0" w14:ky="0" w14:algn="tl">
+                  <w14:schemeClr w14:val="dk1">
+                    <w14:alpha w14:val="60000"/>
+                  </w14:schemeClr>
+                </w14:shadow>
+                <w14:textOutline w14:w="0" w14:cap="flat" w14:cmpd="sng" w14:algn="ctr">
+                  <w14:noFill/>
+                  <w14:prstDash w14:val="solid"/>
+                  <w14:round/>
+                </w14:textOutline>
+              </w:rPr>
+              <w:t>,000 /-</w:t>
             </w:r>
           </w:p>
         </w:tc>
@@ -5891,6 +5418,7 @@
         <w:tc>
           <w:tcPr>
             <w:tcW w:w="6745" w:type="dxa"/>
+            <w:gridSpan w:val="2"/>
           </w:tcPr>
           <w:p>
             <w:pPr>
@@ -5956,9 +5484,8 @@
                 <w:sz w:val="28"/>
                 <w:szCs w:val="28"/>
               </w:rPr>
-              <w:t xml:space="preserve"> </w:t>
-            </w:r>
-            <w:proofErr w:type="gramStart"/>
+              <w:t xml:space="preserve"> For </w:t>
+            </w:r>
             <w:r>
               <w:rPr>
                 <w:rStyle w:val="IntenseEmphasis"/>
@@ -5969,9 +5496,8 @@
                 <w:sz w:val="28"/>
                 <w:szCs w:val="28"/>
               </w:rPr>
-              <w:t>For</w:t>
-            </w:r>
-            <w:proofErr w:type="gramEnd"/>
+              <w:t>Jaimala</w:t>
+            </w:r>
             <w:r>
               <w:rPr>
                 <w:rStyle w:val="IntenseEmphasis"/>
@@ -5982,19 +5508,7 @@
                 <w:sz w:val="28"/>
                 <w:szCs w:val="28"/>
               </w:rPr>
-              <w:t xml:space="preserve"> </w:t>
-            </w:r>
-            <w:r>
-              <w:rPr>
-                <w:rStyle w:val="IntenseEmphasis"/>
-                <w:rFonts w:eastAsia="Calibri Light"/>
-                <w:i w:val="0"/>
-                <w:iCs w:val="0"/>
-                <w:color w:val="ED7D31" w:themeColor="accent2"/>
-                <w:sz w:val="28"/>
-                <w:szCs w:val="28"/>
-              </w:rPr>
-              <w:t>Jaimala</w:t>
+              <w:t xml:space="preserve"> On Concrete</w:t>
             </w:r>
           </w:p>
           <w:p>
@@ -6007,23 +5521,11 @@
               <w:rPr>
                 <w:rStyle w:val="IntenseEmphasis"/>
                 <w:rFonts w:eastAsia="Calibri Light"/>
-                <w:b w:val="0"/>
-                <w:bCs w:val="0"/>
-                <w:i w:val="0"/>
-                <w:iCs w:val="0"/>
-                <w:color w:val="000000" w:themeColor="text1"/>
-                <w:sz w:val="28"/>
-                <w:szCs w:val="28"/>
-                <w14:shadow w14:blurRad="38100" w14:dist="19050" w14:dir="2700000" w14:sx="100000" w14:sy="100000" w14:kx="0" w14:ky="0" w14:algn="tl">
-                  <w14:schemeClr w14:val="dk1">
-                    <w14:alpha w14:val="60000"/>
-                  </w14:schemeClr>
-                </w14:shadow>
-                <w14:textOutline w14:w="0" w14:cap="flat" w14:cmpd="sng" w14:algn="ctr">
-                  <w14:noFill/>
-                  <w14:prstDash w14:val="solid"/>
-                  <w14:round/>
-                </w14:textOutline>
+                <w:i w:val="0"/>
+                <w:iCs w:val="0"/>
+                <w:color w:val="ED7D31" w:themeColor="accent2"/>
+                <w:sz w:val="28"/>
+                <w:szCs w:val="28"/>
               </w:rPr>
             </w:pPr>
             <w:r>
@@ -6050,259 +5552,30 @@
               </w:rPr>
               <w:t>Flower Shower</w:t>
             </w:r>
-          </w:p>
-          <w:p>
-            <w:pPr>
-              <w:pStyle w:val="ListParagraph"/>
-              <w:numPr>
-                <w:ilvl w:val="0"/>
-                <w:numId w:val="27"/>
-              </w:numPr>
-              <w:rPr>
-                <w:rStyle w:val="IntenseEmphasis"/>
-                <w:rFonts w:eastAsia="Calibri Light"/>
-                <w:i w:val="0"/>
-                <w:iCs w:val="0"/>
-                <w:color w:val="ED7D31" w:themeColor="accent2"/>
-                <w:sz w:val="28"/>
-                <w:szCs w:val="28"/>
-              </w:rPr>
-            </w:pPr>
-            <w:r>
-              <w:rPr>
-                <w:rStyle w:val="IntenseEmphasis"/>
-                <w:rFonts w:eastAsia="Calibri Light"/>
-                <w:b w:val="0"/>
-                <w:bCs w:val="0"/>
-                <w:i w:val="0"/>
-                <w:iCs w:val="0"/>
-                <w:color w:val="000000" w:themeColor="text1"/>
-                <w:sz w:val="28"/>
-                <w:szCs w:val="28"/>
-                <w14:shadow w14:blurRad="38100" w14:dist="19050" w14:dir="2700000" w14:sx="100000" w14:sy="100000" w14:kx="0" w14:ky="0" w14:algn="tl">
-                  <w14:schemeClr w14:val="dk1">
-                    <w14:alpha w14:val="60000"/>
-                  </w14:schemeClr>
-                </w14:shadow>
-                <w14:textOutline w14:w="0" w14:cap="flat" w14:cmpd="sng" w14:algn="ctr">
-                  <w14:noFill/>
-                  <w14:prstDash w14:val="solid"/>
-                  <w14:round/>
-                </w14:textOutline>
-              </w:rPr>
-              <w:t>Cold Pyros (</w:t>
-            </w:r>
-            <w:r>
-              <w:rPr>
-                <w:rStyle w:val="IntenseEmphasis"/>
-                <w:rFonts w:eastAsia="Calibri Light"/>
-                <w:b w:val="0"/>
-                <w:bCs w:val="0"/>
-                <w:i w:val="0"/>
-                <w:iCs w:val="0"/>
-                <w:color w:val="000000" w:themeColor="text1"/>
-                <w:sz w:val="28"/>
-                <w:szCs w:val="28"/>
-                <w14:shadow w14:blurRad="38100" w14:dist="19050" w14:dir="2700000" w14:sx="100000" w14:sy="100000" w14:kx="0" w14:ky="0" w14:algn="tl">
-                  <w14:schemeClr w14:val="dk1">
-                    <w14:alpha w14:val="60000"/>
-                  </w14:schemeClr>
-                </w14:shadow>
-                <w14:textOutline w14:w="0" w14:cap="flat" w14:cmpd="sng" w14:algn="ctr">
-                  <w14:noFill/>
-                  <w14:prstDash w14:val="solid"/>
-                  <w14:round/>
-                </w14:textOutline>
-              </w:rPr>
-              <w:t>30</w:t>
-            </w:r>
-            <w:r>
-              <w:rPr>
-                <w:rStyle w:val="IntenseEmphasis"/>
-                <w:rFonts w:eastAsia="Calibri Light"/>
-                <w:b w:val="0"/>
-                <w:bCs w:val="0"/>
-                <w:i w:val="0"/>
-                <w:iCs w:val="0"/>
-                <w:color w:val="000000" w:themeColor="text1"/>
-                <w:sz w:val="28"/>
-                <w:szCs w:val="28"/>
-                <w14:shadow w14:blurRad="38100" w14:dist="19050" w14:dir="2700000" w14:sx="100000" w14:sy="100000" w14:kx="0" w14:ky="0" w14:algn="tl">
-                  <w14:schemeClr w14:val="dk1">
-                    <w14:alpha w14:val="60000"/>
-                  </w14:schemeClr>
-                </w14:shadow>
-                <w14:textOutline w14:w="0" w14:cap="flat" w14:cmpd="sng" w14:algn="ctr">
-                  <w14:noFill/>
-                  <w14:prstDash w14:val="solid"/>
-                  <w14:round/>
-                </w14:textOutline>
-              </w:rPr>
-              <w:t>)</w:t>
-            </w:r>
-          </w:p>
-          <w:p>
-            <w:pPr>
-              <w:pStyle w:val="ListParagraph"/>
-              <w:numPr>
-                <w:ilvl w:val="0"/>
-                <w:numId w:val="27"/>
-              </w:numPr>
-              <w:rPr>
-                <w:rStyle w:val="IntenseEmphasis"/>
-                <w:rFonts w:eastAsia="Calibri Light"/>
-                <w:b w:val="0"/>
-                <w:bCs w:val="0"/>
-                <w:i w:val="0"/>
-                <w:iCs w:val="0"/>
-                <w:color w:val="000000" w:themeColor="text1"/>
-                <w:sz w:val="28"/>
-                <w:szCs w:val="28"/>
-                <w14:shadow w14:blurRad="38100" w14:dist="19050" w14:dir="2700000" w14:sx="100000" w14:sy="100000" w14:kx="0" w14:ky="0" w14:algn="tl">
-                  <w14:schemeClr w14:val="dk1">
-                    <w14:alpha w14:val="60000"/>
-                  </w14:schemeClr>
-                </w14:shadow>
-                <w14:textOutline w14:w="0" w14:cap="flat" w14:cmpd="sng" w14:algn="ctr">
-                  <w14:noFill/>
-                  <w14:prstDash w14:val="solid"/>
-                  <w14:round/>
-                </w14:textOutline>
-              </w:rPr>
-            </w:pPr>
-            <w:r>
-              <w:rPr>
-                <w:rStyle w:val="IntenseEmphasis"/>
-                <w:rFonts w:eastAsia="Calibri Light"/>
-                <w:b w:val="0"/>
-                <w:bCs w:val="0"/>
-                <w:i w:val="0"/>
-                <w:iCs w:val="0"/>
-                <w:color w:val="000000" w:themeColor="text1"/>
-                <w:sz w:val="28"/>
-                <w:szCs w:val="28"/>
-                <w14:shadow w14:blurRad="38100" w14:dist="19050" w14:dir="2700000" w14:sx="100000" w14:sy="100000" w14:kx="0" w14:ky="0" w14:algn="tl">
-                  <w14:schemeClr w14:val="dk1">
-                    <w14:alpha w14:val="60000"/>
-                  </w14:schemeClr>
-                </w14:shadow>
-                <w14:textOutline w14:w="0" w14:cap="flat" w14:cmpd="sng" w14:algn="ctr">
-                  <w14:noFill/>
-                  <w14:prstDash w14:val="solid"/>
-                  <w14:round/>
-                </w14:textOutline>
-              </w:rPr>
-              <w:t>Fireworks (</w:t>
-            </w:r>
-            <w:r>
-              <w:rPr>
-                <w:rStyle w:val="IntenseEmphasis"/>
-                <w:rFonts w:eastAsia="Calibri Light"/>
-                <w:b w:val="0"/>
-                <w:bCs w:val="0"/>
-                <w:i w:val="0"/>
-                <w:iCs w:val="0"/>
-                <w:color w:val="000000" w:themeColor="text1"/>
-                <w:sz w:val="28"/>
-                <w:szCs w:val="28"/>
-                <w14:shadow w14:blurRad="38100" w14:dist="19050" w14:dir="2700000" w14:sx="100000" w14:sy="100000" w14:kx="0" w14:ky="0" w14:algn="tl">
-                  <w14:schemeClr w14:val="dk1">
-                    <w14:alpha w14:val="60000"/>
-                  </w14:schemeClr>
-                </w14:shadow>
-                <w14:textOutline w14:w="0" w14:cap="flat" w14:cmpd="sng" w14:algn="ctr">
-                  <w14:noFill/>
-                  <w14:prstDash w14:val="solid"/>
-                  <w14:round/>
-                </w14:textOutline>
-              </w:rPr>
-              <w:t>4</w:t>
-            </w:r>
-            <w:r>
-              <w:rPr>
-                <w:rStyle w:val="IntenseEmphasis"/>
-                <w:rFonts w:eastAsia="Calibri Light"/>
-                <w:b w:val="0"/>
-                <w:bCs w:val="0"/>
-                <w:i w:val="0"/>
-                <w:iCs w:val="0"/>
-                <w:color w:val="000000" w:themeColor="text1"/>
-                <w:sz w:val="28"/>
-                <w:szCs w:val="28"/>
-                <w14:shadow w14:blurRad="38100" w14:dist="19050" w14:dir="2700000" w14:sx="100000" w14:sy="100000" w14:kx="0" w14:ky="0" w14:algn="tl">
-                  <w14:schemeClr w14:val="dk1">
-                    <w14:alpha w14:val="60000"/>
-                  </w14:schemeClr>
-                </w14:shadow>
-                <w14:textOutline w14:w="0" w14:cap="flat" w14:cmpd="sng" w14:algn="ctr">
-                  <w14:noFill/>
-                  <w14:prstDash w14:val="solid"/>
-                  <w14:round/>
-                </w14:textOutline>
-              </w:rPr>
-              <w:t xml:space="preserve"> Boxe</w:t>
-            </w:r>
-            <w:r>
-              <w:rPr>
-                <w:rStyle w:val="IntenseEmphasis"/>
-                <w:rFonts w:eastAsia="Calibri Light"/>
-                <w:b w:val="0"/>
-                <w:bCs w:val="0"/>
-                <w:i w:val="0"/>
-                <w:iCs w:val="0"/>
-                <w:color w:val="000000" w:themeColor="text1"/>
-                <w:sz w:val="28"/>
-                <w:szCs w:val="28"/>
-                <w14:shadow w14:blurRad="38100" w14:dist="19050" w14:dir="2700000" w14:sx="100000" w14:sy="100000" w14:kx="0" w14:ky="0" w14:algn="tl">
-                  <w14:schemeClr w14:val="dk1">
-                    <w14:alpha w14:val="60000"/>
-                  </w14:schemeClr>
-                </w14:shadow>
-                <w14:textOutline w14:w="0" w14:cap="flat" w14:cmpd="sng" w14:algn="ctr">
-                  <w14:noFill/>
-                  <w14:prstDash w14:val="solid"/>
-                  <w14:round/>
-                </w14:textOutline>
-              </w:rPr>
-              <w:t>s</w:t>
-            </w:r>
-            <w:r>
-              <w:rPr>
-                <w:rStyle w:val="IntenseEmphasis"/>
-                <w:rFonts w:eastAsia="Calibri Light"/>
-                <w:b w:val="0"/>
-                <w:bCs w:val="0"/>
-                <w:i w:val="0"/>
-                <w:iCs w:val="0"/>
-                <w:color w:val="000000" w:themeColor="text1"/>
-                <w:sz w:val="28"/>
-                <w:szCs w:val="28"/>
-                <w14:shadow w14:blurRad="38100" w14:dist="19050" w14:dir="2700000" w14:sx="100000" w14:sy="100000" w14:kx="0" w14:ky="0" w14:algn="tl">
-                  <w14:schemeClr w14:val="dk1">
-                    <w14:alpha w14:val="60000"/>
-                  </w14:schemeClr>
-                </w14:shadow>
-                <w14:textOutline w14:w="0" w14:cap="flat" w14:cmpd="sng" w14:algn="ctr">
-                  <w14:noFill/>
-                  <w14:prstDash w14:val="solid"/>
-                  <w14:round/>
-                </w14:textOutline>
-              </w:rPr>
-              <w:t>)</w:t>
-            </w:r>
-          </w:p>
-          <w:p>
-            <w:pPr>
-              <w:rPr>
-                <w:rStyle w:val="IntenseEmphasis"/>
-                <w:rFonts w:eastAsia="Calibri Light"/>
-                <w:i w:val="0"/>
-                <w:iCs w:val="0"/>
-                <w:color w:val="ED7D31" w:themeColor="accent2"/>
-                <w:sz w:val="28"/>
-                <w:szCs w:val="28"/>
-              </w:rPr>
-            </w:pPr>
+            <w:r>
+              <w:rPr>
+                <w:rStyle w:val="IntenseEmphasis"/>
+                <w:rFonts w:eastAsia="Calibri Light"/>
+                <w:b w:val="0"/>
+                <w:bCs w:val="0"/>
+                <w:i w:val="0"/>
+                <w:iCs w:val="0"/>
+                <w:color w:val="000000" w:themeColor="text1"/>
+                <w:sz w:val="28"/>
+                <w:szCs w:val="28"/>
+                <w14:shadow w14:blurRad="38100" w14:dist="19050" w14:dir="2700000" w14:sx="100000" w14:sy="100000" w14:kx="0" w14:ky="0" w14:algn="tl">
+                  <w14:schemeClr w14:val="dk1">
+                    <w14:alpha w14:val="60000"/>
+                  </w14:schemeClr>
+                </w14:shadow>
+                <w14:textOutline w14:w="0" w14:cap="flat" w14:cmpd="sng" w14:algn="ctr">
+                  <w14:noFill/>
+                  <w14:prstDash w14:val="solid"/>
+                  <w14:round/>
+                </w14:textOutline>
+              </w:rPr>
+              <w:t xml:space="preserve"> With Big Machine</w:t>
+            </w:r>
           </w:p>
         </w:tc>
         <w:tc>
@@ -6311,7 +5584,6 @@
           </w:tcPr>
           <w:p>
             <w:pPr>
-              <w:jc w:val="center"/>
               <w:rPr>
                 <w:rStyle w:val="IntenseEmphasis"/>
                 <w:rFonts w:eastAsia="Calibri Light"/>
@@ -6360,30 +5632,968 @@
                 </w14:textOutline>
               </w:rPr>
             </w:pPr>
+            <w:r>
+              <w:rPr>
+                <w:rStyle w:val="IntenseEmphasis"/>
+                <w:rFonts w:eastAsia="Calibri Light"/>
+                <w:b w:val="0"/>
+                <w:bCs w:val="0"/>
+                <w:i w:val="0"/>
+                <w:iCs w:val="0"/>
+                <w:color w:val="000000" w:themeColor="text1"/>
+                <w:sz w:val="28"/>
+                <w:szCs w:val="28"/>
+                <w14:shadow w14:blurRad="38100" w14:dist="19050" w14:dir="2700000" w14:sx="100000" w14:sy="100000" w14:kx="0" w14:ky="0" w14:algn="tl">
+                  <w14:schemeClr w14:val="dk1">
+                    <w14:alpha w14:val="60000"/>
+                  </w14:schemeClr>
+                </w14:shadow>
+                <w14:textOutline w14:w="0" w14:cap="flat" w14:cmpd="sng" w14:algn="ctr">
+                  <w14:noFill/>
+                  <w14:prstDash w14:val="solid"/>
+                  <w14:round/>
+                </w14:textOutline>
+              </w:rPr>
+              <w:t>1</w:t>
+            </w:r>
+            <w:r>
+              <w:rPr>
+                <w:rStyle w:val="IntenseEmphasis"/>
+                <w:rFonts w:eastAsia="Calibri Light"/>
+                <w:b w:val="0"/>
+                <w:bCs w:val="0"/>
+                <w:i w:val="0"/>
+                <w:iCs w:val="0"/>
+                <w:color w:val="000000" w:themeColor="text1"/>
+                <w:sz w:val="28"/>
+                <w:szCs w:val="28"/>
+                <w14:shadow w14:blurRad="38100" w14:dist="19050" w14:dir="2700000" w14:sx="100000" w14:sy="100000" w14:kx="0" w14:ky="0" w14:algn="tl">
+                  <w14:schemeClr w14:val="dk1">
+                    <w14:alpha w14:val="60000"/>
+                  </w14:schemeClr>
+                </w14:shadow>
+                <w14:textOutline w14:w="0" w14:cap="flat" w14:cmpd="sng" w14:algn="ctr">
+                  <w14:noFill/>
+                  <w14:prstDash w14:val="solid"/>
+                  <w14:round/>
+                </w14:textOutline>
+              </w:rPr>
+              <w:t>5</w:t>
+            </w:r>
+            <w:r>
+              <w:rPr>
+                <w:rStyle w:val="IntenseEmphasis"/>
+                <w:rFonts w:eastAsia="Calibri Light"/>
+                <w:b w:val="0"/>
+                <w:bCs w:val="0"/>
+                <w:i w:val="0"/>
+                <w:iCs w:val="0"/>
+                <w:color w:val="000000" w:themeColor="text1"/>
+                <w:sz w:val="28"/>
+                <w:szCs w:val="28"/>
+                <w14:shadow w14:blurRad="38100" w14:dist="19050" w14:dir="2700000" w14:sx="100000" w14:sy="100000" w14:kx="0" w14:ky="0" w14:algn="tl">
+                  <w14:schemeClr w14:val="dk1">
+                    <w14:alpha w14:val="60000"/>
+                  </w14:schemeClr>
+                </w14:shadow>
+                <w14:textOutline w14:w="0" w14:cap="flat" w14:cmpd="sng" w14:algn="ctr">
+                  <w14:noFill/>
+                  <w14:prstDash w14:val="solid"/>
+                  <w14:round/>
+                </w14:textOutline>
+              </w:rPr>
+              <w:t>,000 /-</w:t>
+            </w:r>
+          </w:p>
+        </w:tc>
+      </w:tr>
+      <w:tr>
+        <w:trPr>
+          <w:trHeight w:val="1128"/>
+        </w:trPr>
+        <w:tc>
+          <w:tcPr>
+            <w:tcW w:w="9358" w:type="dxa"/>
+            <w:gridSpan w:val="3"/>
+            <w:shd w:val="clear" w:color="auto" w:fill="EDEDED" w:themeFill="accent3" w:themeFillTint="33"/>
+          </w:tcPr>
+          <w:p>
+            <w:pPr>
+              <w:keepNext/>
+              <w:keepLines/>
+              <w:spacing w:before="360" w:after="40"/>
+              <w:outlineLvl w:val="0"/>
+              <w:rPr>
+                <w:rFonts w:ascii="Abadi" w:eastAsiaTheme="majorEastAsia" w:hAnsi="Abadi" w:cs="Aharoni"/>
+                <w:bCs/>
+                <w:color w:val="385623" w:themeColor="accent6" w:themeShade="80"/>
+                <w:sz w:val="36"/>
+                <w:szCs w:val="36"/>
+                <w:vertAlign w:val="superscript"/>
+                <w14:shadow w14:blurRad="38100" w14:dist="19050" w14:dir="2700000" w14:sx="100000" w14:sy="100000" w14:kx="0" w14:ky="0" w14:algn="tl">
+                  <w14:schemeClr w14:val="dk1">
+                    <w14:alpha w14:val="60000"/>
+                  </w14:schemeClr>
+                </w14:shadow>
+                <w14:textOutline w14:w="0" w14:cap="flat" w14:cmpd="sng" w14:algn="ctr">
+                  <w14:noFill/>
+                  <w14:prstDash w14:val="solid"/>
+                  <w14:round/>
+                </w14:textOutline>
+              </w:rPr>
+            </w:pPr>
+            <w:r>
+              <w:rPr>
+                <w:rFonts w:ascii="Abadi" w:eastAsiaTheme="majorEastAsia" w:hAnsi="Abadi" w:cs="Aharoni"/>
+                <w:bCs/>
+                <w:color w:val="385623" w:themeColor="accent6" w:themeShade="80"/>
+                <w:sz w:val="36"/>
+                <w:szCs w:val="36"/>
+                <w14:shadow w14:blurRad="38100" w14:dist="19050" w14:dir="2700000" w14:sx="100000" w14:sy="100000" w14:kx="0" w14:ky="0" w14:algn="tl">
+                  <w14:schemeClr w14:val="dk1">
+                    <w14:alpha w14:val="60000"/>
+                  </w14:schemeClr>
+                </w14:shadow>
+                <w14:textOutline w14:w="0" w14:cap="flat" w14:cmpd="sng" w14:algn="ctr">
+                  <w14:noFill/>
+                  <w14:prstDash w14:val="solid"/>
+                  <w14:round/>
+                </w14:textOutline>
+              </w:rPr>
+              <w:lastRenderedPageBreak/>
+              <w:t xml:space="preserve">Date </w:t>
+            </w:r>
+            <w:r>
+              <w:rPr>
+                <w:rFonts w:ascii="Abadi" w:eastAsiaTheme="majorEastAsia" w:hAnsi="Abadi" w:cs="Aharoni"/>
+                <w:bCs/>
+                <w:color w:val="385623" w:themeColor="accent6" w:themeShade="80"/>
+                <w:sz w:val="36"/>
+                <w:szCs w:val="36"/>
+                <w14:shadow w14:blurRad="38100" w14:dist="19050" w14:dir="2700000" w14:sx="100000" w14:sy="100000" w14:kx="0" w14:ky="0" w14:algn="tl">
+                  <w14:schemeClr w14:val="dk1">
+                    <w14:alpha w14:val="60000"/>
+                  </w14:schemeClr>
+                </w14:shadow>
+                <w14:textOutline w14:w="0" w14:cap="flat" w14:cmpd="sng" w14:algn="ctr">
+                  <w14:noFill/>
+                  <w14:prstDash w14:val="solid"/>
+                  <w14:round/>
+                </w14:textOutline>
+              </w:rPr>
+              <w:t xml:space="preserve">    1</w:t>
+            </w:r>
+            <w:r>
+              <w:rPr>
+                <w:rFonts w:ascii="Abadi" w:eastAsiaTheme="majorEastAsia" w:hAnsi="Abadi" w:cs="Aharoni"/>
+                <w:bCs/>
+                <w:color w:val="385623" w:themeColor="accent6" w:themeShade="80"/>
+                <w:sz w:val="36"/>
+                <w:szCs w:val="36"/>
+                <w14:shadow w14:blurRad="38100" w14:dist="19050" w14:dir="2700000" w14:sx="100000" w14:sy="100000" w14:kx="0" w14:ky="0" w14:algn="tl">
+                  <w14:schemeClr w14:val="dk1">
+                    <w14:alpha w14:val="60000"/>
+                  </w14:schemeClr>
+                </w14:shadow>
+                <w14:textOutline w14:w="0" w14:cap="flat" w14:cmpd="sng" w14:algn="ctr">
+                  <w14:noFill/>
+                  <w14:prstDash w14:val="solid"/>
+                  <w14:round/>
+                </w14:textOutline>
+              </w:rPr>
+              <w:t>0</w:t>
+            </w:r>
+            <w:r>
+              <w:rPr>
+                <w:rFonts w:ascii="Abadi" w:eastAsiaTheme="majorEastAsia" w:hAnsi="Abadi" w:cs="Aharoni"/>
+                <w:bCs/>
+                <w:color w:val="385623" w:themeColor="accent6" w:themeShade="80"/>
+                <w:sz w:val="36"/>
+                <w:szCs w:val="36"/>
+                <w:vertAlign w:val="superscript"/>
+                <w14:shadow w14:blurRad="38100" w14:dist="19050" w14:dir="2700000" w14:sx="100000" w14:sy="100000" w14:kx="0" w14:ky="0" w14:algn="tl">
+                  <w14:schemeClr w14:val="dk1">
+                    <w14:alpha w14:val="60000"/>
+                  </w14:schemeClr>
+                </w14:shadow>
+                <w14:textOutline w14:w="0" w14:cap="flat" w14:cmpd="sng" w14:algn="ctr">
+                  <w14:noFill/>
+                  <w14:prstDash w14:val="solid"/>
+                  <w14:round/>
+                </w14:textOutline>
+              </w:rPr>
+              <w:t>th</w:t>
+            </w:r>
+            <w:r>
+              <w:rPr>
+                <w:rFonts w:ascii="Abadi" w:eastAsiaTheme="majorEastAsia" w:hAnsi="Abadi" w:cs="Aharoni"/>
+                <w:bCs/>
+                <w:color w:val="385623" w:themeColor="accent6" w:themeShade="80"/>
+                <w:sz w:val="36"/>
+                <w:szCs w:val="36"/>
+                <w14:shadow w14:blurRad="38100" w14:dist="19050" w14:dir="2700000" w14:sx="100000" w14:sy="100000" w14:kx="0" w14:ky="0" w14:algn="tl">
+                  <w14:schemeClr w14:val="dk1">
+                    <w14:alpha w14:val="60000"/>
+                  </w14:schemeClr>
+                </w14:shadow>
+                <w14:textOutline w14:w="0" w14:cap="flat" w14:cmpd="sng" w14:algn="ctr">
+                  <w14:noFill/>
+                  <w14:prstDash w14:val="solid"/>
+                  <w14:round/>
+                </w14:textOutline>
+              </w:rPr>
+              <w:t xml:space="preserve"> </w:t>
+            </w:r>
+            <w:r>
+              <w:rPr>
+                <w:rFonts w:ascii="Abadi" w:eastAsiaTheme="majorEastAsia" w:hAnsi="Abadi" w:cs="Aharoni"/>
+                <w:bCs/>
+                <w:color w:val="385623" w:themeColor="accent6" w:themeShade="80"/>
+                <w:sz w:val="36"/>
+                <w:szCs w:val="36"/>
+                <w14:shadow w14:blurRad="38100" w14:dist="19050" w14:dir="2700000" w14:sx="100000" w14:sy="100000" w14:kx="0" w14:ky="0" w14:algn="tl">
+                  <w14:schemeClr w14:val="dk1">
+                    <w14:alpha w14:val="60000"/>
+                  </w14:schemeClr>
+                </w14:shadow>
+                <w14:textOutline w14:w="0" w14:cap="flat" w14:cmpd="sng" w14:algn="ctr">
+                  <w14:noFill/>
+                  <w14:prstDash w14:val="solid"/>
+                  <w14:round/>
+                </w14:textOutline>
+              </w:rPr>
+              <w:t>March</w:t>
+            </w:r>
+            <w:r>
+              <w:rPr>
+                <w:rFonts w:ascii="Abadi" w:eastAsiaTheme="majorEastAsia" w:hAnsi="Abadi" w:cs="Aharoni"/>
+                <w:bCs/>
+                <w:color w:val="385623" w:themeColor="accent6" w:themeShade="80"/>
+                <w:sz w:val="36"/>
+                <w:szCs w:val="36"/>
+                <w14:shadow w14:blurRad="38100" w14:dist="19050" w14:dir="2700000" w14:sx="100000" w14:sy="100000" w14:kx="0" w14:ky="0" w14:algn="tl">
+                  <w14:schemeClr w14:val="dk1">
+                    <w14:alpha w14:val="60000"/>
+                  </w14:schemeClr>
+                </w14:shadow>
+                <w14:textOutline w14:w="0" w14:cap="flat" w14:cmpd="sng" w14:algn="ctr">
+                  <w14:noFill/>
+                  <w14:prstDash w14:val="solid"/>
+                  <w14:round/>
+                </w14:textOutline>
+              </w:rPr>
+              <w:t xml:space="preserve"> </w:t>
+            </w:r>
+            <w:r>
+              <w:rPr>
+                <w:rFonts w:ascii="Abadi" w:eastAsiaTheme="majorEastAsia" w:hAnsi="Abadi" w:cs="ADLaM Display"/>
+                <w:bCs/>
+                <w:color w:val="385623" w:themeColor="accent6" w:themeShade="80"/>
+                <w:sz w:val="36"/>
+                <w:szCs w:val="36"/>
+                <w14:shadow w14:blurRad="38100" w14:dist="19050" w14:dir="2700000" w14:sx="100000" w14:sy="100000" w14:kx="0" w14:ky="0" w14:algn="tl">
+                  <w14:schemeClr w14:val="dk1">
+                    <w14:alpha w14:val="60000"/>
+                  </w14:schemeClr>
+                </w14:shadow>
+                <w14:textOutline w14:w="0" w14:cap="flat" w14:cmpd="sng" w14:algn="ctr">
+                  <w14:noFill/>
+                  <w14:prstDash w14:val="solid"/>
+                  <w14:round/>
+                </w14:textOutline>
+              </w:rPr>
+              <w:t>202</w:t>
+            </w:r>
+            <w:r>
+              <w:rPr>
+                <w:rFonts w:ascii="Abadi" w:eastAsiaTheme="majorEastAsia" w:hAnsi="Abadi" w:cs="ADLaM Display"/>
+                <w:bCs/>
+                <w:color w:val="385623" w:themeColor="accent6" w:themeShade="80"/>
+                <w:sz w:val="36"/>
+                <w:szCs w:val="36"/>
+                <w14:shadow w14:blurRad="38100" w14:dist="19050" w14:dir="2700000" w14:sx="100000" w14:sy="100000" w14:kx="0" w14:ky="0" w14:algn="tl">
+                  <w14:schemeClr w14:val="dk1">
+                    <w14:alpha w14:val="60000"/>
+                  </w14:schemeClr>
+                </w14:shadow>
+                <w14:textOutline w14:w="0" w14:cap="flat" w14:cmpd="sng" w14:algn="ctr">
+                  <w14:noFill/>
+                  <w14:prstDash w14:val="solid"/>
+                  <w14:round/>
+                </w14:textOutline>
+              </w:rPr>
+              <w:t>6</w:t>
+            </w:r>
+          </w:p>
+          <w:p>
+            <w:pPr>
+              <w:rPr>
+                <w:rFonts w:ascii="Abadi" w:eastAsiaTheme="majorEastAsia" w:hAnsi="Abadi" w:cs="ADLaM Display"/>
+                <w:bCs/>
+                <w:color w:val="385623" w:themeColor="accent6" w:themeShade="80"/>
+                <w:sz w:val="36"/>
+                <w:szCs w:val="36"/>
+                <w14:shadow w14:blurRad="38100" w14:dist="19050" w14:dir="2700000" w14:sx="100000" w14:sy="100000" w14:kx="0" w14:ky="0" w14:algn="tl">
+                  <w14:schemeClr w14:val="dk1">
+                    <w14:alpha w14:val="60000"/>
+                  </w14:schemeClr>
+                </w14:shadow>
+                <w14:textOutline w14:w="0" w14:cap="flat" w14:cmpd="sng" w14:algn="ctr">
+                  <w14:noFill/>
+                  <w14:prstDash w14:val="solid"/>
+                  <w14:round/>
+                </w14:textOutline>
+              </w:rPr>
+            </w:pPr>
+            <w:r>
+              <w:rPr>
+                <w:rFonts w:ascii="Abadi" w:eastAsiaTheme="majorEastAsia" w:hAnsi="Abadi" w:cs="ADLaM Display"/>
+                <w:bCs/>
+                <w:color w:val="385623" w:themeColor="accent6" w:themeShade="80"/>
+                <w:sz w:val="36"/>
+                <w:szCs w:val="36"/>
+                <w14:shadow w14:blurRad="38100" w14:dist="19050" w14:dir="2700000" w14:sx="100000" w14:sy="100000" w14:kx="0" w14:ky="0" w14:algn="tl">
+                  <w14:schemeClr w14:val="dk1">
+                    <w14:alpha w14:val="60000"/>
+                  </w14:schemeClr>
+                </w14:shadow>
+                <w14:textOutline w14:w="0" w14:cap="flat" w14:cmpd="sng" w14:algn="ctr">
+                  <w14:noFill/>
+                  <w14:prstDash w14:val="solid"/>
+                  <w14:round/>
+                </w14:textOutline>
+              </w:rPr>
+              <w:t xml:space="preserve">Event    </w:t>
+            </w:r>
+            <w:r>
+              <w:rPr>
+                <w:rFonts w:ascii="Abadi" w:eastAsiaTheme="majorEastAsia" w:hAnsi="Abadi" w:cs="ADLaM Display"/>
+                <w:bCs/>
+                <w:color w:val="385623" w:themeColor="accent6" w:themeShade="80"/>
+                <w:sz w:val="36"/>
+                <w:szCs w:val="36"/>
+                <w14:shadow w14:blurRad="38100" w14:dist="19050" w14:dir="2700000" w14:sx="100000" w14:sy="100000" w14:kx="0" w14:ky="0" w14:algn="tl">
+                  <w14:schemeClr w14:val="dk1">
+                    <w14:alpha w14:val="60000"/>
+                  </w14:schemeClr>
+                </w14:shadow>
+                <w14:textOutline w14:w="0" w14:cap="flat" w14:cmpd="sng" w14:algn="ctr">
+                  <w14:noFill/>
+                  <w14:prstDash w14:val="solid"/>
+                  <w14:round/>
+                </w14:textOutline>
+              </w:rPr>
+              <w:t>Barat</w:t>
+            </w:r>
+          </w:p>
+          <w:p>
+            <w:pPr>
+              <w:tabs>
+                <w:tab w:val="left" w:pos="5268"/>
+              </w:tabs>
+              <w:rPr>
+                <w:rFonts w:ascii="Abadi" w:eastAsiaTheme="majorEastAsia" w:hAnsi="Abadi" w:cs="ADLaM Display"/>
+                <w:bCs/>
+                <w:color w:val="385623" w:themeColor="accent6" w:themeShade="80"/>
+                <w:sz w:val="36"/>
+                <w:szCs w:val="36"/>
+                <w14:shadow w14:blurRad="38100" w14:dist="19050" w14:dir="2700000" w14:sx="100000" w14:sy="100000" w14:kx="0" w14:ky="0" w14:algn="tl">
+                  <w14:schemeClr w14:val="dk1">
+                    <w14:alpha w14:val="60000"/>
+                  </w14:schemeClr>
+                </w14:shadow>
+                <w14:textOutline w14:w="0" w14:cap="flat" w14:cmpd="sng" w14:algn="ctr">
+                  <w14:noFill/>
+                  <w14:prstDash w14:val="solid"/>
+                  <w14:round/>
+                </w14:textOutline>
+              </w:rPr>
+            </w:pPr>
+            <w:r>
+              <w:rPr>
+                <w:rFonts w:ascii="Abadi" w:eastAsiaTheme="majorEastAsia" w:hAnsi="Abadi" w:cs="ADLaM Display"/>
+                <w:bCs/>
+                <w:color w:val="385623" w:themeColor="accent6" w:themeShade="80"/>
+                <w:sz w:val="36"/>
+                <w:szCs w:val="36"/>
+                <w14:shadow w14:blurRad="38100" w14:dist="19050" w14:dir="2700000" w14:sx="100000" w14:sy="100000" w14:kx="0" w14:ky="0" w14:algn="tl">
+                  <w14:schemeClr w14:val="dk1">
+                    <w14:alpha w14:val="60000"/>
+                  </w14:schemeClr>
+                </w14:shadow>
+                <w14:textOutline w14:w="0" w14:cap="flat" w14:cmpd="sng" w14:algn="ctr">
+                  <w14:noFill/>
+                  <w14:prstDash w14:val="solid"/>
+                  <w14:round/>
+                </w14:textOutline>
+              </w:rPr>
+              <w:t xml:space="preserve">Venue   </w:t>
+            </w:r>
+            <w:r>
+              <w:rPr>
+                <w:rFonts w:ascii="Abadi" w:eastAsiaTheme="majorEastAsia" w:hAnsi="Abadi" w:cs="ADLaM Display"/>
+                <w:bCs/>
+                <w:color w:val="385623" w:themeColor="accent6" w:themeShade="80"/>
+                <w:sz w:val="36"/>
+                <w:szCs w:val="36"/>
+                <w14:shadow w14:blurRad="38100" w14:dist="19050" w14:dir="2700000" w14:sx="100000" w14:sy="100000" w14:kx="0" w14:ky="0" w14:algn="tl">
+                  <w14:schemeClr w14:val="dk1">
+                    <w14:alpha w14:val="60000"/>
+                  </w14:schemeClr>
+                </w14:shadow>
+                <w14:textOutline w14:w="0" w14:cap="flat" w14:cmpd="sng" w14:algn="ctr">
+                  <w14:noFill/>
+                  <w14:prstDash w14:val="solid"/>
+                  <w14:round/>
+                </w14:textOutline>
+              </w:rPr>
+              <w:t>Noor Mahal</w:t>
+            </w:r>
+          </w:p>
+          <w:p>
+            <w:pPr>
+              <w:rPr>
+                <w:rFonts w:ascii="ADLaM Display" w:hAnsi="ADLaM Display" w:cs="ADLaM Display"/>
+                <w:sz w:val="28"/>
+                <w:szCs w:val="28"/>
+              </w:rPr>
+            </w:pPr>
+            <w:r>
+              <w:rPr>
+                <w:rFonts w:ascii="Abadi" w:eastAsiaTheme="majorEastAsia" w:hAnsi="Abadi" w:cs="ADLaM Display"/>
+                <w:bCs/>
+                <w:color w:val="385623" w:themeColor="accent6" w:themeShade="80"/>
+                <w:sz w:val="36"/>
+                <w:szCs w:val="36"/>
+                <w14:shadow w14:blurRad="38100" w14:dist="19050" w14:dir="2700000" w14:sx="100000" w14:sy="100000" w14:kx="0" w14:ky="0" w14:algn="tl">
+                  <w14:schemeClr w14:val="dk1">
+                    <w14:alpha w14:val="60000"/>
+                  </w14:schemeClr>
+                </w14:shadow>
+                <w14:textOutline w14:w="0" w14:cap="flat" w14:cmpd="sng" w14:algn="ctr">
+                  <w14:noFill/>
+                  <w14:prstDash w14:val="solid"/>
+                  <w14:round/>
+                </w14:textOutline>
+              </w:rPr>
+              <w:t xml:space="preserve">Time     </w:t>
+            </w:r>
+            <w:r>
+              <w:rPr>
+                <w:rFonts w:ascii="Abadi" w:eastAsiaTheme="majorEastAsia" w:hAnsi="Abadi" w:cs="ADLaM Display"/>
+                <w:bCs/>
+                <w:color w:val="385623" w:themeColor="accent6" w:themeShade="80"/>
+                <w:sz w:val="36"/>
+                <w:szCs w:val="36"/>
+                <w14:shadow w14:blurRad="38100" w14:dist="19050" w14:dir="2700000" w14:sx="100000" w14:sy="100000" w14:kx="0" w14:ky="0" w14:algn="tl">
+                  <w14:schemeClr w14:val="dk1">
+                    <w14:alpha w14:val="60000"/>
+                  </w14:schemeClr>
+                </w14:shadow>
+                <w14:textOutline w14:w="0" w14:cap="flat" w14:cmpd="sng" w14:algn="ctr">
+                  <w14:noFill/>
+                  <w14:prstDash w14:val="solid"/>
+                  <w14:round/>
+                </w14:textOutline>
+              </w:rPr>
+              <w:t>05:00 PM</w:t>
+            </w:r>
+          </w:p>
+        </w:tc>
+      </w:tr>
+      <w:tr>
+        <w:trPr>
+          <w:trHeight w:val="663"/>
+        </w:trPr>
+        <w:tc>
+          <w:tcPr>
+            <w:tcW w:w="6475" w:type="dxa"/>
+            <w:shd w:val="clear" w:color="auto" w:fill="ED7D31" w:themeFill="accent2"/>
+          </w:tcPr>
+          <w:p>
+            <w:pPr>
+              <w:widowControl w:val="0"/>
+              <w:autoSpaceDE w:val="0"/>
+              <w:autoSpaceDN w:val="0"/>
+              <w:spacing w:before="122"/>
+              <w:jc w:val="center"/>
+              <w:rPr>
+                <w:rFonts w:ascii="Calibri Light" w:eastAsia="Microsoft Sans Serif" w:hAnsi="Microsoft Sans Serif" w:cs="Microsoft Sans Serif"/>
+                <w:color w:val="FFFFFF"/>
+                <w:sz w:val="28"/>
+                <w:szCs w:val="28"/>
+              </w:rPr>
+            </w:pPr>
+            <w:r>
+              <w:rPr>
+                <w:rFonts w:ascii="Calibri Light" w:eastAsia="Microsoft Sans Serif" w:hAnsi="Microsoft Sans Serif" w:cs="Microsoft Sans Serif"/>
+                <w:color w:val="FFFFFF"/>
+                <w:sz w:val="28"/>
+                <w:szCs w:val="28"/>
+              </w:rPr>
+              <w:t>OFFERINGS</w:t>
+            </w:r>
+          </w:p>
+        </w:tc>
+        <w:tc>
+          <w:tcPr>
+            <w:tcW w:w="2883" w:type="dxa"/>
+            <w:gridSpan w:val="2"/>
+            <w:shd w:val="clear" w:color="auto" w:fill="ED7D31" w:themeFill="accent2"/>
+          </w:tcPr>
+          <w:p>
+            <w:pPr>
+              <w:widowControl w:val="0"/>
+              <w:autoSpaceDE w:val="0"/>
+              <w:autoSpaceDN w:val="0"/>
+              <w:spacing w:before="122"/>
+              <w:jc w:val="center"/>
+              <w:rPr>
+                <w:rFonts w:ascii="Calibri Light" w:eastAsia="Microsoft Sans Serif" w:hAnsi="Microsoft Sans Serif" w:cs="Microsoft Sans Serif"/>
+                <w:color w:val="FFFFFF"/>
+                <w:sz w:val="28"/>
+                <w:szCs w:val="28"/>
+              </w:rPr>
+            </w:pPr>
+            <w:r>
+              <w:rPr>
+                <w:rFonts w:ascii="Calibri Light" w:eastAsia="Microsoft Sans Serif" w:hAnsi="Microsoft Sans Serif" w:cs="Microsoft Sans Serif"/>
+                <w:color w:val="FFFFFF"/>
+                <w:sz w:val="28"/>
+                <w:szCs w:val="28"/>
+              </w:rPr>
+              <w:t>PRICE</w:t>
+            </w:r>
+          </w:p>
+        </w:tc>
+      </w:tr>
+      <w:tr>
+        <w:trPr>
+          <w:trHeight w:val="908"/>
+        </w:trPr>
+        <w:tc>
+          <w:tcPr>
+            <w:tcW w:w="6475" w:type="dxa"/>
+          </w:tcPr>
+          <w:p>
+            <w:pPr>
+              <w:rPr>
+                <w:rFonts w:cstheme="minorHAnsi"/>
+                <w:sz w:val="24"/>
+                <w:szCs w:val="24"/>
+              </w:rPr>
+            </w:pPr>
+          </w:p>
+          <w:p>
+            <w:pPr>
+              <w:pStyle w:val="ListParagraph"/>
+              <w:numPr>
+                <w:ilvl w:val="0"/>
+                <w:numId w:val="23"/>
+              </w:numPr>
+              <w:rPr>
+                <w:rStyle w:val="IntenseEmphasis"/>
+                <w:rFonts w:eastAsia="Calibri Light"/>
+                <w:b w:val="0"/>
+                <w:bCs w:val="0"/>
+                <w:i w:val="0"/>
+                <w:iCs w:val="0"/>
+                <w:color w:val="000000" w:themeColor="text1"/>
+                <w:sz w:val="28"/>
+                <w:szCs w:val="28"/>
+                <w14:shadow w14:blurRad="38100" w14:dist="19050" w14:dir="2700000" w14:sx="100000" w14:sy="100000" w14:kx="0" w14:ky="0" w14:algn="tl">
+                  <w14:schemeClr w14:val="dk1">
+                    <w14:alpha w14:val="60000"/>
+                  </w14:schemeClr>
+                </w14:shadow>
+                <w14:textOutline w14:w="0" w14:cap="flat" w14:cmpd="sng" w14:algn="ctr">
+                  <w14:noFill/>
+                  <w14:prstDash w14:val="solid"/>
+                  <w14:round/>
+                </w14:textOutline>
+              </w:rPr>
+            </w:pPr>
+            <w:r>
+              <w:rPr>
+                <w:rStyle w:val="IntenseEmphasis"/>
+                <w:rFonts w:eastAsia="Calibri Light"/>
+                <w:b w:val="0"/>
+                <w:bCs w:val="0"/>
+                <w:i w:val="0"/>
+                <w:iCs w:val="0"/>
+                <w:color w:val="000000" w:themeColor="text1"/>
+                <w:sz w:val="28"/>
+                <w:szCs w:val="28"/>
+                <w14:shadow w14:blurRad="38100" w14:dist="19050" w14:dir="2700000" w14:sx="100000" w14:sy="100000" w14:kx="0" w14:ky="0" w14:algn="tl">
+                  <w14:schemeClr w14:val="dk1">
+                    <w14:alpha w14:val="60000"/>
+                  </w14:schemeClr>
+                </w14:shadow>
+                <w14:textOutline w14:w="0" w14:cap="flat" w14:cmpd="sng" w14:algn="ctr">
+                  <w14:noFill/>
+                  <w14:prstDash w14:val="solid"/>
+                  <w14:round/>
+                </w14:textOutline>
+              </w:rPr>
+              <w:t>DJ On wheels</w:t>
+            </w:r>
+          </w:p>
+          <w:p>
+            <w:pPr>
+              <w:pStyle w:val="ListParagraph"/>
+              <w:rPr>
+                <w:rStyle w:val="IntenseEmphasis"/>
+                <w:rFonts w:eastAsia="Calibri Light"/>
+                <w:b w:val="0"/>
+                <w:bCs w:val="0"/>
+                <w:i w:val="0"/>
+                <w:iCs w:val="0"/>
+                <w:color w:val="000000" w:themeColor="text1"/>
+                <w:sz w:val="28"/>
+                <w:szCs w:val="28"/>
+                <w14:shadow w14:blurRad="38100" w14:dist="19050" w14:dir="2700000" w14:sx="100000" w14:sy="100000" w14:kx="0" w14:ky="0" w14:algn="tl">
+                  <w14:schemeClr w14:val="dk1">
+                    <w14:alpha w14:val="60000"/>
+                  </w14:schemeClr>
+                </w14:shadow>
+                <w14:textOutline w14:w="0" w14:cap="flat" w14:cmpd="sng" w14:algn="ctr">
+                  <w14:noFill/>
+                  <w14:prstDash w14:val="solid"/>
+                  <w14:round/>
+                </w14:textOutline>
+              </w:rPr>
+            </w:pPr>
+            <w:r>
+              <w:rPr>
+                <w:rStyle w:val="IntenseEmphasis"/>
+                <w:rFonts w:eastAsia="Calibri Light"/>
+                <w:b w:val="0"/>
+                <w:bCs w:val="0"/>
+                <w:i w:val="0"/>
+                <w:iCs w:val="0"/>
+                <w:color w:val="000000" w:themeColor="text1"/>
+                <w:sz w:val="28"/>
+                <w:szCs w:val="28"/>
+                <w14:shadow w14:blurRad="38100" w14:dist="19050" w14:dir="2700000" w14:sx="100000" w14:sy="100000" w14:kx="0" w14:ky="0" w14:algn="tl">
+                  <w14:schemeClr w14:val="dk1">
+                    <w14:alpha w14:val="60000"/>
+                  </w14:schemeClr>
+                </w14:shadow>
+                <w14:textOutline w14:w="0" w14:cap="flat" w14:cmpd="sng" w14:algn="ctr">
+                  <w14:noFill/>
+                  <w14:prstDash w14:val="solid"/>
+                  <w14:round/>
+                </w14:textOutline>
+              </w:rPr>
+              <w:t>[Sound Setup – RCF]</w:t>
+            </w:r>
+          </w:p>
+          <w:p>
+            <w:pPr>
+              <w:pStyle w:val="ListParagraph"/>
+              <w:rPr>
+                <w:rStyle w:val="IntenseEmphasis"/>
+                <w:rFonts w:eastAsia="Calibri Light"/>
+                <w:b w:val="0"/>
+                <w:bCs w:val="0"/>
+                <w:i w:val="0"/>
+                <w:iCs w:val="0"/>
+                <w:color w:val="000000" w:themeColor="text1"/>
+                <w:sz w:val="28"/>
+                <w:szCs w:val="28"/>
+                <w14:shadow w14:blurRad="38100" w14:dist="19050" w14:dir="2700000" w14:sx="100000" w14:sy="100000" w14:kx="0" w14:ky="0" w14:algn="tl">
+                  <w14:schemeClr w14:val="dk1">
+                    <w14:alpha w14:val="60000"/>
+                  </w14:schemeClr>
+                </w14:shadow>
+                <w14:textOutline w14:w="0" w14:cap="flat" w14:cmpd="sng" w14:algn="ctr">
+                  <w14:noFill/>
+                  <w14:prstDash w14:val="solid"/>
+                  <w14:round/>
+                </w14:textOutline>
+              </w:rPr>
+            </w:pPr>
+            <w:r>
+              <w:rPr>
+                <w:rStyle w:val="IntenseEmphasis"/>
+                <w:rFonts w:eastAsia="Calibri Light"/>
+                <w:b w:val="0"/>
+                <w:bCs w:val="0"/>
+                <w:i w:val="0"/>
+                <w:iCs w:val="0"/>
+                <w:color w:val="000000" w:themeColor="text1"/>
+                <w:sz w:val="28"/>
+                <w:szCs w:val="28"/>
+                <w14:shadow w14:blurRad="38100" w14:dist="19050" w14:dir="2700000" w14:sx="100000" w14:sy="100000" w14:kx="0" w14:ky="0" w14:algn="tl">
+                  <w14:schemeClr w14:val="dk1">
+                    <w14:alpha w14:val="60000"/>
+                  </w14:schemeClr>
+                </w14:shadow>
+                <w14:textOutline w14:w="0" w14:cap="flat" w14:cmpd="sng" w14:algn="ctr">
+                  <w14:noFill/>
+                  <w14:prstDash w14:val="solid"/>
+                  <w14:round/>
+                </w14:textOutline>
+              </w:rPr>
+              <w:t>[Sharpy Lights &amp; Led Lights]</w:t>
+            </w:r>
+          </w:p>
+          <w:p>
+            <w:pPr>
+              <w:pStyle w:val="ListParagraph"/>
+              <w:rPr>
+                <w:rStyle w:val="IntenseEmphasis"/>
+                <w:rFonts w:eastAsia="Calibri Light"/>
+                <w:b w:val="0"/>
+                <w:bCs w:val="0"/>
+                <w:i w:val="0"/>
+                <w:iCs w:val="0"/>
+                <w:color w:val="000000" w:themeColor="text1"/>
+                <w:sz w:val="28"/>
+                <w:szCs w:val="28"/>
+                <w14:shadow w14:blurRad="38100" w14:dist="19050" w14:dir="2700000" w14:sx="100000" w14:sy="100000" w14:kx="0" w14:ky="0" w14:algn="tl">
+                  <w14:schemeClr w14:val="dk1">
+                    <w14:alpha w14:val="60000"/>
+                  </w14:schemeClr>
+                </w14:shadow>
+                <w14:textOutline w14:w="0" w14:cap="flat" w14:cmpd="sng" w14:algn="ctr">
+                  <w14:noFill/>
+                  <w14:prstDash w14:val="solid"/>
+                  <w14:round/>
+                </w14:textOutline>
+              </w:rPr>
+            </w:pPr>
+            <w:r>
+              <w:rPr>
+                <w:rStyle w:val="IntenseEmphasis"/>
+                <w:rFonts w:eastAsia="Calibri Light"/>
+                <w:b w:val="0"/>
+                <w:bCs w:val="0"/>
+                <w:i w:val="0"/>
+                <w:iCs w:val="0"/>
+                <w:color w:val="000000" w:themeColor="text1"/>
+                <w:sz w:val="28"/>
+                <w:szCs w:val="28"/>
+                <w14:shadow w14:blurRad="38100" w14:dist="19050" w14:dir="2700000" w14:sx="100000" w14:sy="100000" w14:kx="0" w14:ky="0" w14:algn="tl">
+                  <w14:schemeClr w14:val="dk1">
+                    <w14:alpha w14:val="60000"/>
+                  </w14:schemeClr>
+                </w14:shadow>
+                <w14:textOutline w14:w="0" w14:cap="flat" w14:cmpd="sng" w14:algn="ctr">
+                  <w14:noFill/>
+                  <w14:prstDash w14:val="solid"/>
+                  <w14:round/>
+                </w14:textOutline>
+              </w:rPr>
+              <w:t>[Truss]</w:t>
+            </w:r>
+          </w:p>
+          <w:p>
+            <w:pPr>
+              <w:pStyle w:val="ListParagraph"/>
+              <w:rPr>
+                <w:rStyle w:val="IntenseEmphasis"/>
+                <w:rFonts w:eastAsia="Calibri Light"/>
+                <w:b w:val="0"/>
+                <w:bCs w:val="0"/>
+                <w:i w:val="0"/>
+                <w:iCs w:val="0"/>
+                <w:color w:val="000000" w:themeColor="text1"/>
+                <w:sz w:val="28"/>
+                <w:szCs w:val="28"/>
+                <w14:shadow w14:blurRad="38100" w14:dist="19050" w14:dir="2700000" w14:sx="100000" w14:sy="100000" w14:kx="0" w14:ky="0" w14:algn="tl">
+                  <w14:schemeClr w14:val="dk1">
+                    <w14:alpha w14:val="60000"/>
+                  </w14:schemeClr>
+                </w14:shadow>
+                <w14:textOutline w14:w="0" w14:cap="flat" w14:cmpd="sng" w14:algn="ctr">
+                  <w14:noFill/>
+                  <w14:prstDash w14:val="solid"/>
+                  <w14:round/>
+                </w14:textOutline>
+              </w:rPr>
+            </w:pPr>
+            <w:r>
+              <w:rPr>
+                <w:rStyle w:val="IntenseEmphasis"/>
+                <w:rFonts w:eastAsia="Calibri Light"/>
+                <w:b w:val="0"/>
+                <w:bCs w:val="0"/>
+                <w:i w:val="0"/>
+                <w:iCs w:val="0"/>
+                <w:color w:val="000000" w:themeColor="text1"/>
+                <w:sz w:val="28"/>
+                <w:szCs w:val="28"/>
+                <w14:shadow w14:blurRad="38100" w14:dist="19050" w14:dir="2700000" w14:sx="100000" w14:sy="100000" w14:kx="0" w14:ky="0" w14:algn="tl">
+                  <w14:schemeClr w14:val="dk1">
+                    <w14:alpha w14:val="60000"/>
+                  </w14:schemeClr>
+                </w14:shadow>
+                <w14:textOutline w14:w="0" w14:cap="flat" w14:cmpd="sng" w14:algn="ctr">
+                  <w14:noFill/>
+                  <w14:prstDash w14:val="solid"/>
+                  <w14:round/>
+                </w14:textOutline>
+              </w:rPr>
+              <w:t xml:space="preserve">[Professional DJ Jockey] </w:t>
+            </w:r>
+          </w:p>
+          <w:p>
+            <w:pPr>
+              <w:pStyle w:val="ListParagraph"/>
+              <w:rPr>
+                <w:rStyle w:val="IntenseEmphasis"/>
+                <w:rFonts w:eastAsia="Calibri Light"/>
+                <w:b w:val="0"/>
+                <w:bCs w:val="0"/>
+                <w:i w:val="0"/>
+                <w:iCs w:val="0"/>
+                <w:color w:val="000000" w:themeColor="text1"/>
+                <w:sz w:val="28"/>
+                <w:szCs w:val="28"/>
+                <w14:shadow w14:blurRad="38100" w14:dist="19050" w14:dir="2700000" w14:sx="100000" w14:sy="100000" w14:kx="0" w14:ky="0" w14:algn="tl">
+                  <w14:schemeClr w14:val="dk1">
+                    <w14:alpha w14:val="60000"/>
+                  </w14:schemeClr>
+                </w14:shadow>
+                <w14:textOutline w14:w="0" w14:cap="flat" w14:cmpd="sng" w14:algn="ctr">
+                  <w14:noFill/>
+                  <w14:prstDash w14:val="solid"/>
+                  <w14:round/>
+                </w14:textOutline>
+              </w:rPr>
+            </w:pPr>
+            <w:r>
+              <w:rPr>
+                <w:rStyle w:val="IntenseEmphasis"/>
+                <w:rFonts w:eastAsia="Calibri Light"/>
+                <w:b w:val="0"/>
+                <w:bCs w:val="0"/>
+                <w:i w:val="0"/>
+                <w:iCs w:val="0"/>
+                <w:color w:val="000000" w:themeColor="text1"/>
+                <w:sz w:val="28"/>
+                <w:szCs w:val="28"/>
+                <w14:shadow w14:blurRad="38100" w14:dist="19050" w14:dir="2700000" w14:sx="100000" w14:sy="100000" w14:kx="0" w14:ky="0" w14:algn="tl">
+                  <w14:schemeClr w14:val="dk1">
+                    <w14:alpha w14:val="60000"/>
+                  </w14:schemeClr>
+                </w14:shadow>
+                <w14:textOutline w14:w="0" w14:cap="flat" w14:cmpd="sng" w14:algn="ctr">
+                  <w14:noFill/>
+                  <w14:prstDash w14:val="solid"/>
+                  <w14:round/>
+                </w14:textOutline>
+              </w:rPr>
+              <w:t>[Genset</w:t>
+            </w:r>
+            <w:r>
+              <w:rPr>
+                <w:rStyle w:val="IntenseEmphasis"/>
+                <w:rFonts w:eastAsia="Calibri Light"/>
+                <w:b w:val="0"/>
+                <w:bCs w:val="0"/>
+                <w:i w:val="0"/>
+                <w:iCs w:val="0"/>
+                <w:color w:val="000000" w:themeColor="text1"/>
+                <w:sz w:val="28"/>
+                <w:szCs w:val="28"/>
+                <w14:shadow w14:blurRad="38100" w14:dist="19050" w14:dir="2700000" w14:sx="100000" w14:sy="100000" w14:kx="0" w14:ky="0" w14:algn="tl">
+                  <w14:schemeClr w14:val="dk1">
+                    <w14:alpha w14:val="60000"/>
+                  </w14:schemeClr>
+                </w14:shadow>
+                <w14:textOutline w14:w="0" w14:cap="flat" w14:cmpd="sng" w14:algn="ctr">
+                  <w14:noFill/>
+                  <w14:prstDash w14:val="solid"/>
+                  <w14:round/>
+                </w14:textOutline>
+              </w:rPr>
+              <w:t>]</w:t>
+            </w:r>
+          </w:p>
+        </w:tc>
+        <w:tc>
+          <w:tcPr>
+            <w:tcW w:w="2883" w:type="dxa"/>
+            <w:gridSpan w:val="2"/>
+          </w:tcPr>
+          <w:p>
+            <w:pPr>
+              <w:pStyle w:val="ListParagraph"/>
+              <w:jc w:val="center"/>
+              <w:rPr>
+                <w:rStyle w:val="IntenseEmphasis"/>
+                <w:b w:val="0"/>
+                <w:bCs w:val="0"/>
+                <w:i w:val="0"/>
+                <w:iCs w:val="0"/>
+              </w:rPr>
+            </w:pPr>
+          </w:p>
+          <w:p>
+            <w:pPr>
+              <w:pStyle w:val="ListParagraph"/>
+              <w:jc w:val="center"/>
+              <w:rPr>
+                <w:rStyle w:val="IntenseEmphasis"/>
+                <w:rFonts w:eastAsia="Calibri Light"/>
+                <w:b w:val="0"/>
+                <w:bCs w:val="0"/>
+                <w:i w:val="0"/>
+                <w:iCs w:val="0"/>
+                <w:color w:val="000000" w:themeColor="text1"/>
+                <w:sz w:val="28"/>
+                <w:szCs w:val="28"/>
+                <w14:shadow w14:blurRad="38100" w14:dist="19050" w14:dir="2700000" w14:sx="100000" w14:sy="100000" w14:kx="0" w14:ky="0" w14:algn="tl">
+                  <w14:schemeClr w14:val="dk1">
+                    <w14:alpha w14:val="60000"/>
+                  </w14:schemeClr>
+                </w14:shadow>
+                <w14:textOutline w14:w="0" w14:cap="flat" w14:cmpd="sng" w14:algn="ctr">
+                  <w14:noFill/>
+                  <w14:prstDash w14:val="solid"/>
+                  <w14:round/>
+                </w14:textOutline>
+              </w:rPr>
+            </w:pPr>
+          </w:p>
+          <w:p>
+            <w:pPr>
+              <w:pStyle w:val="ListParagraph"/>
+              <w:jc w:val="center"/>
+              <w:rPr>
+                <w:rStyle w:val="IntenseEmphasis"/>
+                <w:rFonts w:eastAsia="Calibri Light"/>
+                <w:b w:val="0"/>
+                <w:bCs w:val="0"/>
+                <w:i w:val="0"/>
+                <w:iCs w:val="0"/>
+                <w:color w:val="000000" w:themeColor="text1"/>
+                <w:sz w:val="28"/>
+                <w:szCs w:val="28"/>
+                <w14:shadow w14:blurRad="38100" w14:dist="19050" w14:dir="2700000" w14:sx="100000" w14:sy="100000" w14:kx="0" w14:ky="0" w14:algn="tl">
+                  <w14:schemeClr w14:val="dk1">
+                    <w14:alpha w14:val="60000"/>
+                  </w14:schemeClr>
+                </w14:shadow>
+                <w14:textOutline w14:w="0" w14:cap="flat" w14:cmpd="sng" w14:algn="ctr">
+                  <w14:noFill/>
+                  <w14:prstDash w14:val="solid"/>
+                  <w14:round/>
+                </w14:textOutline>
+              </w:rPr>
+            </w:pPr>
           </w:p>
           <w:p>
             <w:pPr>
               <w:jc w:val="center"/>
               <w:rPr>
                 <w:rStyle w:val="IntenseEmphasis"/>
-                <w:rFonts w:eastAsia="Calibri Light"/>
-                <w:b w:val="0"/>
-                <w:bCs w:val="0"/>
-                <w:i w:val="0"/>
-                <w:iCs w:val="0"/>
-                <w:color w:val="000000" w:themeColor="text1"/>
-                <w:sz w:val="28"/>
-                <w:szCs w:val="28"/>
-                <w14:shadow w14:blurRad="38100" w14:dist="19050" w14:dir="2700000" w14:sx="100000" w14:sy="100000" w14:kx="0" w14:ky="0" w14:algn="tl">
-                  <w14:schemeClr w14:val="dk1">
-                    <w14:alpha w14:val="60000"/>
-                  </w14:schemeClr>
-                </w14:shadow>
-                <w14:textOutline w14:w="0" w14:cap="flat" w14:cmpd="sng" w14:algn="ctr">
-                  <w14:noFill/>
-                  <w14:prstDash w14:val="solid"/>
-                  <w14:round/>
-                </w14:textOutline>
+                <w:b w:val="0"/>
+                <w:bCs w:val="0"/>
+                <w:i w:val="0"/>
+                <w:iCs w:val="0"/>
               </w:rPr>
             </w:pPr>
             <w:r>
@@ -6408,56 +6618,129 @@
                   <w14:round/>
                 </w14:textOutline>
               </w:rPr>
-              <w:t>1</w:t>
-            </w:r>
-            <w:r>
-              <w:rPr>
-                <w:rStyle w:val="IntenseEmphasis"/>
-                <w:rFonts w:eastAsia="Calibri Light"/>
-                <w:b w:val="0"/>
-                <w:bCs w:val="0"/>
-                <w:i w:val="0"/>
-                <w:iCs w:val="0"/>
-                <w:color w:val="000000" w:themeColor="text1"/>
-                <w:sz w:val="28"/>
-                <w:szCs w:val="28"/>
-                <w14:shadow w14:blurRad="38100" w14:dist="19050" w14:dir="2700000" w14:sx="100000" w14:sy="100000" w14:kx="0" w14:ky="0" w14:algn="tl">
-                  <w14:schemeClr w14:val="dk1">
-                    <w14:alpha w14:val="60000"/>
-                  </w14:schemeClr>
-                </w14:shadow>
-                <w14:textOutline w14:w="0" w14:cap="flat" w14:cmpd="sng" w14:algn="ctr">
-                  <w14:noFill/>
-                  <w14:prstDash w14:val="solid"/>
-                  <w14:round/>
-                </w14:textOutline>
-              </w:rPr>
-              <w:t>0</w:t>
-            </w:r>
-            <w:r>
-              <w:rPr>
-                <w:rStyle w:val="IntenseEmphasis"/>
-                <w:rFonts w:eastAsia="Calibri Light"/>
-                <w:b w:val="0"/>
-                <w:bCs w:val="0"/>
-                <w:i w:val="0"/>
-                <w:iCs w:val="0"/>
-                <w:color w:val="000000" w:themeColor="text1"/>
-                <w:sz w:val="28"/>
-                <w:szCs w:val="28"/>
-                <w14:shadow w14:blurRad="38100" w14:dist="19050" w14:dir="2700000" w14:sx="100000" w14:sy="100000" w14:kx="0" w14:ky="0" w14:algn="tl">
-                  <w14:schemeClr w14:val="dk1">
-                    <w14:alpha w14:val="60000"/>
-                  </w14:schemeClr>
-                </w14:shadow>
-                <w14:textOutline w14:w="0" w14:cap="flat" w14:cmpd="sng" w14:algn="ctr">
-                  <w14:noFill/>
-                  <w14:prstDash w14:val="solid"/>
-                  <w14:round/>
-                </w14:textOutline>
-              </w:rPr>
-              <w:t>,000 /-</w:t>
-            </w:r>
+              <w:t>90,000 /-</w:t>
+            </w:r>
+          </w:p>
+        </w:tc>
+      </w:tr>
+      <w:tr>
+        <w:trPr>
+          <w:trHeight w:val="908"/>
+        </w:trPr>
+        <w:tc>
+          <w:tcPr>
+            <w:tcW w:w="6475" w:type="dxa"/>
+          </w:tcPr>
+          <w:p>
+            <w:pPr>
+              <w:rPr>
+                <w:rStyle w:val="IntenseEmphasis"/>
+                <w:rFonts w:eastAsia="Calibri Light"/>
+                <w:b w:val="0"/>
+                <w:bCs w:val="0"/>
+                <w:i w:val="0"/>
+                <w:iCs w:val="0"/>
+                <w:color w:val="000000" w:themeColor="text1"/>
+                <w:sz w:val="28"/>
+                <w:szCs w:val="28"/>
+                <w14:shadow w14:blurRad="38100" w14:dist="19050" w14:dir="2700000" w14:sx="100000" w14:sy="100000" w14:kx="0" w14:ky="0" w14:algn="tl">
+                  <w14:schemeClr w14:val="dk1">
+                    <w14:alpha w14:val="60000"/>
+                  </w14:schemeClr>
+                </w14:shadow>
+                <w14:textOutline w14:w="0" w14:cap="flat" w14:cmpd="sng" w14:algn="ctr">
+                  <w14:noFill/>
+                  <w14:prstDash w14:val="solid"/>
+                  <w14:round/>
+                </w14:textOutline>
+              </w:rPr>
+            </w:pPr>
+          </w:p>
+          <w:p>
+            <w:pPr>
+              <w:pStyle w:val="ListParagraph"/>
+              <w:numPr>
+                <w:ilvl w:val="0"/>
+                <w:numId w:val="23"/>
+              </w:numPr>
+              <w:rPr>
+                <w:rStyle w:val="IntenseEmphasis"/>
+                <w:rFonts w:eastAsia="Calibri Light"/>
+                <w:b w:val="0"/>
+                <w:bCs w:val="0"/>
+                <w:i w:val="0"/>
+                <w:iCs w:val="0"/>
+                <w:color w:val="000000" w:themeColor="text1"/>
+                <w:sz w:val="28"/>
+                <w:szCs w:val="28"/>
+                <w14:shadow w14:blurRad="38100" w14:dist="19050" w14:dir="2700000" w14:sx="100000" w14:sy="100000" w14:kx="0" w14:ky="0" w14:algn="tl">
+                  <w14:schemeClr w14:val="dk1">
+                    <w14:alpha w14:val="60000"/>
+                  </w14:schemeClr>
+                </w14:shadow>
+                <w14:textOutline w14:w="0" w14:cap="flat" w14:cmpd="sng" w14:algn="ctr">
+                  <w14:noFill/>
+                  <w14:prstDash w14:val="solid"/>
+                  <w14:round/>
+                </w14:textOutline>
+              </w:rPr>
+            </w:pPr>
+            <w:r>
+              <w:rPr>
+                <w:rStyle w:val="IntenseEmphasis"/>
+                <w:rFonts w:eastAsia="Calibri Light"/>
+                <w:b w:val="0"/>
+                <w:bCs w:val="0"/>
+                <w:i w:val="0"/>
+                <w:iCs w:val="0"/>
+                <w:color w:val="000000" w:themeColor="text1"/>
+                <w:sz w:val="28"/>
+                <w:szCs w:val="28"/>
+                <w14:shadow w14:blurRad="38100" w14:dist="19050" w14:dir="2700000" w14:sx="100000" w14:sy="100000" w14:kx="0" w14:ky="0" w14:algn="tl">
+                  <w14:schemeClr w14:val="dk1">
+                    <w14:alpha w14:val="60000"/>
+                  </w14:schemeClr>
+                </w14:shadow>
+                <w14:textOutline w14:w="0" w14:cap="flat" w14:cmpd="sng" w14:algn="ctr">
+                  <w14:noFill/>
+                  <w14:prstDash w14:val="solid"/>
+                  <w14:round/>
+                </w14:textOutline>
+              </w:rPr>
+              <w:t>10 Led chattar Boys</w:t>
+            </w:r>
+          </w:p>
+        </w:tc>
+        <w:tc>
+          <w:tcPr>
+            <w:tcW w:w="2883" w:type="dxa"/>
+            <w:gridSpan w:val="2"/>
+          </w:tcPr>
+          <w:p>
+            <w:pPr>
+              <w:jc w:val="center"/>
+              <w:rPr>
+                <w:rStyle w:val="IntenseEmphasis"/>
+                <w:rFonts w:eastAsia="Calibri Light"/>
+                <w:b w:val="0"/>
+                <w:bCs w:val="0"/>
+                <w:i w:val="0"/>
+                <w:iCs w:val="0"/>
+                <w:color w:val="000000" w:themeColor="text1"/>
+                <w:sz w:val="28"/>
+                <w:szCs w:val="28"/>
+                <w14:shadow w14:blurRad="38100" w14:dist="19050" w14:dir="2700000" w14:sx="100000" w14:sy="100000" w14:kx="0" w14:ky="0" w14:algn="tl">
+                  <w14:schemeClr w14:val="dk1">
+                    <w14:alpha w14:val="60000"/>
+                  </w14:schemeClr>
+                </w14:shadow>
+                <w14:textOutline w14:w="0" w14:cap="flat" w14:cmpd="sng" w14:algn="ctr">
+                  <w14:noFill/>
+                  <w14:prstDash w14:val="solid"/>
+                  <w14:round/>
+                </w14:textOutline>
+              </w:rPr>
+            </w:pPr>
           </w:p>
           <w:p>
             <w:pPr>
@@ -6506,8 +6789,227 @@
                   <w14:round/>
                 </w14:textOutline>
               </w:rPr>
-              <w:t>20,000 /-</w:t>
-            </w:r>
+              <w:t>20</w:t>
+            </w:r>
+            <w:r>
+              <w:rPr>
+                <w:rStyle w:val="IntenseEmphasis"/>
+                <w:rFonts w:eastAsia="Calibri Light"/>
+                <w:b w:val="0"/>
+                <w:bCs w:val="0"/>
+                <w:i w:val="0"/>
+                <w:iCs w:val="0"/>
+                <w:color w:val="000000" w:themeColor="text1"/>
+                <w:sz w:val="28"/>
+                <w:szCs w:val="28"/>
+                <w14:shadow w14:blurRad="38100" w14:dist="19050" w14:dir="2700000" w14:sx="100000" w14:sy="100000" w14:kx="0" w14:ky="0" w14:algn="tl">
+                  <w14:schemeClr w14:val="dk1">
+                    <w14:alpha w14:val="60000"/>
+                  </w14:schemeClr>
+                </w14:shadow>
+                <w14:textOutline w14:w="0" w14:cap="flat" w14:cmpd="sng" w14:algn="ctr">
+                  <w14:noFill/>
+                  <w14:prstDash w14:val="solid"/>
+                  <w14:round/>
+                </w14:textOutline>
+              </w:rPr>
+              <w:t>,000 /-</w:t>
+            </w:r>
+          </w:p>
+        </w:tc>
+      </w:tr>
+      <w:tr>
+        <w:trPr>
+          <w:trHeight w:val="584"/>
+        </w:trPr>
+        <w:tc>
+          <w:tcPr>
+            <w:tcW w:w="6475" w:type="dxa"/>
+          </w:tcPr>
+          <w:p>
+            <w:pPr>
+              <w:rPr>
+                <w:rStyle w:val="IntenseEmphasis"/>
+                <w:rFonts w:eastAsia="Calibri Light"/>
+                <w:b w:val="0"/>
+                <w:bCs w:val="0"/>
+                <w:i w:val="0"/>
+                <w:iCs w:val="0"/>
+                <w:color w:val="000000" w:themeColor="text1"/>
+                <w:sz w:val="28"/>
+                <w:szCs w:val="28"/>
+                <w14:shadow w14:blurRad="38100" w14:dist="19050" w14:dir="2700000" w14:sx="100000" w14:sy="100000" w14:kx="0" w14:ky="0" w14:algn="tl">
+                  <w14:schemeClr w14:val="dk1">
+                    <w14:alpha w14:val="60000"/>
+                  </w14:schemeClr>
+                </w14:shadow>
+                <w14:textOutline w14:w="0" w14:cap="flat" w14:cmpd="sng" w14:algn="ctr">
+                  <w14:noFill/>
+                  <w14:prstDash w14:val="solid"/>
+                  <w14:round/>
+                </w14:textOutline>
+              </w:rPr>
+            </w:pPr>
+          </w:p>
+          <w:p>
+            <w:pPr>
+              <w:pStyle w:val="ListParagraph"/>
+              <w:numPr>
+                <w:ilvl w:val="0"/>
+                <w:numId w:val="23"/>
+              </w:numPr>
+              <w:rPr>
+                <w:rStyle w:val="IntenseEmphasis"/>
+                <w:rFonts w:eastAsia="Calibri Light"/>
+                <w:b w:val="0"/>
+                <w:bCs w:val="0"/>
+                <w:i w:val="0"/>
+                <w:iCs w:val="0"/>
+                <w:color w:val="000000" w:themeColor="text1"/>
+                <w:sz w:val="28"/>
+                <w:szCs w:val="28"/>
+                <w14:shadow w14:blurRad="38100" w14:dist="19050" w14:dir="2700000" w14:sx="100000" w14:sy="100000" w14:kx="0" w14:ky="0" w14:algn="tl">
+                  <w14:schemeClr w14:val="dk1">
+                    <w14:alpha w14:val="60000"/>
+                  </w14:schemeClr>
+                </w14:shadow>
+                <w14:textOutline w14:w="0" w14:cap="flat" w14:cmpd="sng" w14:algn="ctr">
+                  <w14:noFill/>
+                  <w14:prstDash w14:val="solid"/>
+                  <w14:round/>
+                </w14:textOutline>
+              </w:rPr>
+            </w:pPr>
+            <w:r>
+              <w:rPr>
+                <w:rStyle w:val="IntenseEmphasis"/>
+                <w:rFonts w:eastAsia="Calibri Light"/>
+                <w:b w:val="0"/>
+                <w:bCs w:val="0"/>
+                <w:i w:val="0"/>
+                <w:iCs w:val="0"/>
+                <w:color w:val="000000" w:themeColor="text1"/>
+                <w:sz w:val="28"/>
+                <w:szCs w:val="28"/>
+                <w14:shadow w14:blurRad="38100" w14:dist="19050" w14:dir="2700000" w14:sx="100000" w14:sy="100000" w14:kx="0" w14:ky="0" w14:algn="tl">
+                  <w14:schemeClr w14:val="dk1">
+                    <w14:alpha w14:val="60000"/>
+                  </w14:schemeClr>
+                </w14:shadow>
+                <w14:textOutline w14:w="0" w14:cap="flat" w14:cmpd="sng" w14:algn="ctr">
+                  <w14:noFill/>
+                  <w14:prstDash w14:val="solid"/>
+                  <w14:round/>
+                </w14:textOutline>
+              </w:rPr>
+              <w:t xml:space="preserve">Dholies </w:t>
+            </w:r>
+            <w:r>
+              <w:rPr>
+                <w:rStyle w:val="IntenseEmphasis"/>
+                <w:rFonts w:eastAsia="Calibri Light"/>
+                <w:b w:val="0"/>
+                <w:bCs w:val="0"/>
+                <w:i w:val="0"/>
+                <w:iCs w:val="0"/>
+                <w:color w:val="000000" w:themeColor="text1"/>
+                <w:sz w:val="28"/>
+                <w:szCs w:val="28"/>
+                <w14:shadow w14:blurRad="38100" w14:dist="19050" w14:dir="2700000" w14:sx="100000" w14:sy="100000" w14:kx="0" w14:ky="0" w14:algn="tl">
+                  <w14:schemeClr w14:val="dk1">
+                    <w14:alpha w14:val="60000"/>
+                  </w14:schemeClr>
+                </w14:shadow>
+                <w14:textOutline w14:w="0" w14:cap="flat" w14:cmpd="sng" w14:algn="ctr">
+                  <w14:noFill/>
+                  <w14:prstDash w14:val="solid"/>
+                  <w14:round/>
+                </w14:textOutline>
+              </w:rPr>
+              <w:t>Team [</w:t>
+            </w:r>
+            <w:r>
+              <w:rPr>
+                <w:rStyle w:val="IntenseEmphasis"/>
+                <w:rFonts w:eastAsia="Calibri Light"/>
+                <w:b w:val="0"/>
+                <w:bCs w:val="0"/>
+                <w:i w:val="0"/>
+                <w:iCs w:val="0"/>
+                <w:color w:val="000000" w:themeColor="text1"/>
+                <w:sz w:val="28"/>
+                <w:szCs w:val="28"/>
+                <w14:shadow w14:blurRad="38100" w14:dist="19050" w14:dir="2700000" w14:sx="100000" w14:sy="100000" w14:kx="0" w14:ky="0" w14:algn="tl">
+                  <w14:schemeClr w14:val="dk1">
+                    <w14:alpha w14:val="60000"/>
+                  </w14:schemeClr>
+                </w14:shadow>
+                <w14:textOutline w14:w="0" w14:cap="flat" w14:cmpd="sng" w14:algn="ctr">
+                  <w14:noFill/>
+                  <w14:prstDash w14:val="solid"/>
+                  <w14:round/>
+                </w14:textOutline>
+              </w:rPr>
+              <w:t>6]</w:t>
+            </w:r>
+          </w:p>
+          <w:p>
+            <w:pPr>
+              <w:rPr>
+                <w:rStyle w:val="IntenseEmphasis"/>
+                <w:rFonts w:eastAsia="Calibri Light"/>
+                <w:b w:val="0"/>
+                <w:bCs w:val="0"/>
+                <w:i w:val="0"/>
+                <w:iCs w:val="0"/>
+                <w:color w:val="000000" w:themeColor="text1"/>
+                <w:sz w:val="28"/>
+                <w:szCs w:val="28"/>
+                <w14:shadow w14:blurRad="38100" w14:dist="19050" w14:dir="2700000" w14:sx="100000" w14:sy="100000" w14:kx="0" w14:ky="0" w14:algn="tl">
+                  <w14:schemeClr w14:val="dk1">
+                    <w14:alpha w14:val="60000"/>
+                  </w14:schemeClr>
+                </w14:shadow>
+                <w14:textOutline w14:w="0" w14:cap="flat" w14:cmpd="sng" w14:algn="ctr">
+                  <w14:noFill/>
+                  <w14:prstDash w14:val="solid"/>
+                  <w14:round/>
+                </w14:textOutline>
+              </w:rPr>
+            </w:pPr>
+          </w:p>
+        </w:tc>
+        <w:tc>
+          <w:tcPr>
+            <w:tcW w:w="2883" w:type="dxa"/>
+            <w:gridSpan w:val="2"/>
+          </w:tcPr>
+          <w:p>
+            <w:pPr>
+              <w:ind w:left="360"/>
+              <w:jc w:val="center"/>
+              <w:rPr>
+                <w:rStyle w:val="IntenseEmphasis"/>
+                <w:rFonts w:eastAsia="Calibri Light"/>
+                <w:b w:val="0"/>
+                <w:bCs w:val="0"/>
+                <w:i w:val="0"/>
+                <w:iCs w:val="0"/>
+                <w:color w:val="000000" w:themeColor="text1"/>
+                <w:sz w:val="28"/>
+                <w:szCs w:val="28"/>
+                <w14:shadow w14:blurRad="38100" w14:dist="19050" w14:dir="2700000" w14:sx="100000" w14:sy="100000" w14:kx="0" w14:ky="0" w14:algn="tl">
+                  <w14:schemeClr w14:val="dk1">
+                    <w14:alpha w14:val="60000"/>
+                  </w14:schemeClr>
+                </w14:shadow>
+                <w14:textOutline w14:w="0" w14:cap="flat" w14:cmpd="sng" w14:algn="ctr">
+                  <w14:noFill/>
+                  <w14:prstDash w14:val="solid"/>
+                  <w14:round/>
+                </w14:textOutline>
+              </w:rPr>
+            </w:pPr>
           </w:p>
           <w:p>
             <w:pPr>
@@ -6556,8 +7058,234 @@
                   <w14:round/>
                 </w14:textOutline>
               </w:rPr>
-              <w:t>10,000 /-</w:t>
-            </w:r>
+              <w:t>12,000 /-</w:t>
+            </w:r>
+          </w:p>
+        </w:tc>
+      </w:tr>
+      <w:tr>
+        <w:trPr>
+          <w:trHeight w:val="563"/>
+        </w:trPr>
+        <w:tc>
+          <w:tcPr>
+            <w:tcW w:w="6475" w:type="dxa"/>
+          </w:tcPr>
+          <w:p>
+            <w:pPr>
+              <w:rPr>
+                <w:rFonts w:cstheme="minorHAnsi"/>
+                <w:sz w:val="24"/>
+                <w:szCs w:val="24"/>
+              </w:rPr>
+            </w:pPr>
+          </w:p>
+          <w:p>
+            <w:pPr>
+              <w:numPr>
+                <w:ilvl w:val="0"/>
+                <w:numId w:val="5"/>
+              </w:numPr>
+              <w:rPr>
+                <w:rFonts w:cstheme="minorHAnsi"/>
+                <w:sz w:val="24"/>
+                <w:szCs w:val="24"/>
+              </w:rPr>
+            </w:pPr>
+            <w:r>
+              <w:rPr>
+                <w:rFonts w:cstheme="minorHAnsi"/>
+                <w:b/>
+                <w:bCs/>
+                <w:color w:val="C45911" w:themeColor="accent2" w:themeShade="BF"/>
+                <w:sz w:val="24"/>
+                <w:szCs w:val="24"/>
+              </w:rPr>
+              <w:t>Special Effects</w:t>
+            </w:r>
+            <w:r>
+              <w:rPr>
+                <w:rFonts w:cstheme="minorHAnsi"/>
+                <w:b/>
+                <w:bCs/>
+                <w:color w:val="C45911" w:themeColor="accent2" w:themeShade="BF"/>
+                <w:sz w:val="24"/>
+                <w:szCs w:val="24"/>
+              </w:rPr>
+              <w:t xml:space="preserve"> For Barat</w:t>
+            </w:r>
+          </w:p>
+          <w:p>
+            <w:pPr>
+              <w:numPr>
+                <w:ilvl w:val="0"/>
+                <w:numId w:val="14"/>
+              </w:numPr>
+              <w:rPr>
+                <w:rStyle w:val="IntenseEmphasis"/>
+                <w:rFonts w:eastAsia="Calibri Light"/>
+                <w:b w:val="0"/>
+                <w:bCs w:val="0"/>
+                <w:i w:val="0"/>
+                <w:iCs w:val="0"/>
+                <w:color w:val="000000" w:themeColor="text1"/>
+                <w:sz w:val="28"/>
+                <w:szCs w:val="28"/>
+                <w14:shadow w14:blurRad="38100" w14:dist="19050" w14:dir="2700000" w14:sx="100000" w14:sy="100000" w14:kx="0" w14:ky="0" w14:algn="tl">
+                  <w14:schemeClr w14:val="dk1">
+                    <w14:alpha w14:val="60000"/>
+                  </w14:schemeClr>
+                </w14:shadow>
+                <w14:textOutline w14:w="0" w14:cap="flat" w14:cmpd="sng" w14:algn="ctr">
+                  <w14:noFill/>
+                  <w14:prstDash w14:val="solid"/>
+                  <w14:round/>
+                </w14:textOutline>
+              </w:rPr>
+            </w:pPr>
+            <w:r>
+              <w:rPr>
+                <w:rStyle w:val="IntenseEmphasis"/>
+                <w:rFonts w:eastAsia="Calibri Light"/>
+                <w:b w:val="0"/>
+                <w:bCs w:val="0"/>
+                <w:i w:val="0"/>
+                <w:iCs w:val="0"/>
+                <w:color w:val="000000" w:themeColor="text1"/>
+                <w:sz w:val="28"/>
+                <w:szCs w:val="28"/>
+                <w14:shadow w14:blurRad="38100" w14:dist="19050" w14:dir="2700000" w14:sx="100000" w14:sy="100000" w14:kx="0" w14:ky="0" w14:algn="tl">
+                  <w14:schemeClr w14:val="dk1">
+                    <w14:alpha w14:val="60000"/>
+                  </w14:schemeClr>
+                </w14:shadow>
+                <w14:textOutline w14:w="0" w14:cap="flat" w14:cmpd="sng" w14:algn="ctr">
+                  <w14:noFill/>
+                  <w14:prstDash w14:val="solid"/>
+                  <w14:round/>
+                </w14:textOutline>
+              </w:rPr>
+              <w:t>Co2 Gun</w:t>
+            </w:r>
+          </w:p>
+          <w:p>
+            <w:pPr>
+              <w:numPr>
+                <w:ilvl w:val="0"/>
+                <w:numId w:val="14"/>
+              </w:numPr>
+              <w:rPr>
+                <w:rStyle w:val="IntenseEmphasis"/>
+                <w:rFonts w:eastAsia="Calibri Light"/>
+                <w:b w:val="0"/>
+                <w:bCs w:val="0"/>
+                <w:i w:val="0"/>
+                <w:iCs w:val="0"/>
+                <w:color w:val="000000" w:themeColor="text1"/>
+                <w:sz w:val="28"/>
+                <w:szCs w:val="28"/>
+                <w14:shadow w14:blurRad="38100" w14:dist="19050" w14:dir="2700000" w14:sx="100000" w14:sy="100000" w14:kx="0" w14:ky="0" w14:algn="tl">
+                  <w14:schemeClr w14:val="dk1">
+                    <w14:alpha w14:val="60000"/>
+                  </w14:schemeClr>
+                </w14:shadow>
+                <w14:textOutline w14:w="0" w14:cap="flat" w14:cmpd="sng" w14:algn="ctr">
+                  <w14:noFill/>
+                  <w14:prstDash w14:val="solid"/>
+                  <w14:round/>
+                </w14:textOutline>
+              </w:rPr>
+            </w:pPr>
+            <w:r>
+              <w:rPr>
+                <w:rStyle w:val="IntenseEmphasis"/>
+                <w:rFonts w:eastAsia="Calibri Light"/>
+                <w:b w:val="0"/>
+                <w:bCs w:val="0"/>
+                <w:i w:val="0"/>
+                <w:iCs w:val="0"/>
+                <w:color w:val="000000" w:themeColor="text1"/>
+                <w:sz w:val="28"/>
+                <w:szCs w:val="28"/>
+                <w14:shadow w14:blurRad="38100" w14:dist="19050" w14:dir="2700000" w14:sx="100000" w14:sy="100000" w14:kx="0" w14:ky="0" w14:algn="tl">
+                  <w14:schemeClr w14:val="dk1">
+                    <w14:alpha w14:val="60000"/>
+                  </w14:schemeClr>
+                </w14:shadow>
+                <w14:textOutline w14:w="0" w14:cap="flat" w14:cmpd="sng" w14:algn="ctr">
+                  <w14:noFill/>
+                  <w14:prstDash w14:val="solid"/>
+                  <w14:round/>
+                </w14:textOutline>
+              </w:rPr>
+              <w:t>Confetti</w:t>
+            </w:r>
+            <w:r>
+              <w:rPr>
+                <w:rStyle w:val="IntenseEmphasis"/>
+                <w:rFonts w:eastAsia="Calibri Light"/>
+                <w:b w:val="0"/>
+                <w:bCs w:val="0"/>
+                <w:i w:val="0"/>
+                <w:iCs w:val="0"/>
+                <w:color w:val="000000" w:themeColor="text1"/>
+                <w:sz w:val="28"/>
+                <w:szCs w:val="28"/>
+                <w14:shadow w14:blurRad="38100" w14:dist="19050" w14:dir="2700000" w14:sx="100000" w14:sy="100000" w14:kx="0" w14:ky="0" w14:algn="tl">
+                  <w14:schemeClr w14:val="dk1">
+                    <w14:alpha w14:val="60000"/>
+                  </w14:schemeClr>
+                </w14:shadow>
+                <w14:textOutline w14:w="0" w14:cap="flat" w14:cmpd="sng" w14:algn="ctr">
+                  <w14:noFill/>
+                  <w14:prstDash w14:val="solid"/>
+                  <w14:round/>
+                </w14:textOutline>
+              </w:rPr>
+              <w:t xml:space="preserve"> </w:t>
+            </w:r>
+            <w:r>
+              <w:rPr>
+                <w:rStyle w:val="IntenseEmphasis"/>
+                <w:rFonts w:eastAsia="Calibri Light"/>
+                <w:b w:val="0"/>
+                <w:bCs w:val="0"/>
+                <w:i w:val="0"/>
+                <w:iCs w:val="0"/>
+                <w:color w:val="000000" w:themeColor="text1"/>
+                <w:sz w:val="28"/>
+                <w:szCs w:val="28"/>
+                <w14:shadow w14:blurRad="38100" w14:dist="19050" w14:dir="2700000" w14:sx="100000" w14:sy="100000" w14:kx="0" w14:ky="0" w14:algn="tl">
+                  <w14:schemeClr w14:val="dk1">
+                    <w14:alpha w14:val="60000"/>
+                  </w14:schemeClr>
+                </w14:shadow>
+                <w14:textOutline w14:w="0" w14:cap="flat" w14:cmpd="sng" w14:algn="ctr">
+                  <w14:noFill/>
+                  <w14:prstDash w14:val="solid"/>
+                  <w14:round/>
+                </w14:textOutline>
+              </w:rPr>
+              <w:t>Gun</w:t>
+            </w:r>
+          </w:p>
+        </w:tc>
+        <w:tc>
+          <w:tcPr>
+            <w:tcW w:w="2883" w:type="dxa"/>
+            <w:gridSpan w:val="2"/>
+          </w:tcPr>
+          <w:p>
+            <w:pPr>
+              <w:jc w:val="center"/>
+              <w:rPr>
+                <w:rStyle w:val="IntenseEmphasis"/>
+                <w:b w:val="0"/>
+                <w:bCs w:val="0"/>
+                <w:i w:val="0"/>
+                <w:iCs w:val="0"/>
+              </w:rPr>
+            </w:pPr>
           </w:p>
           <w:p>
             <w:pPr>
@@ -6582,6 +7310,118 @@
                   <w14:prstDash w14:val="solid"/>
                   <w14:round/>
                 </w14:textOutline>
+              </w:rPr>
+            </w:pPr>
+          </w:p>
+          <w:p>
+            <w:pPr>
+              <w:jc w:val="center"/>
+              <w:rPr>
+                <w:rStyle w:val="IntenseEmphasis"/>
+                <w:rFonts w:eastAsia="Calibri Light"/>
+                <w:b w:val="0"/>
+                <w:bCs w:val="0"/>
+                <w:i w:val="0"/>
+                <w:iCs w:val="0"/>
+                <w:color w:val="000000" w:themeColor="text1"/>
+                <w:sz w:val="28"/>
+                <w:szCs w:val="28"/>
+                <w14:shadow w14:blurRad="38100" w14:dist="19050" w14:dir="2700000" w14:sx="100000" w14:sy="100000" w14:kx="0" w14:ky="0" w14:algn="tl">
+                  <w14:schemeClr w14:val="dk1">
+                    <w14:alpha w14:val="60000"/>
+                  </w14:schemeClr>
+                </w14:shadow>
+                <w14:textOutline w14:w="0" w14:cap="flat" w14:cmpd="sng" w14:algn="ctr">
+                  <w14:noFill/>
+                  <w14:prstDash w14:val="solid"/>
+                  <w14:round/>
+                </w14:textOutline>
+              </w:rPr>
+            </w:pPr>
+            <w:r>
+              <w:rPr>
+                <w:rStyle w:val="IntenseEmphasis"/>
+                <w:rFonts w:eastAsia="Calibri Light"/>
+                <w:b w:val="0"/>
+                <w:bCs w:val="0"/>
+                <w:i w:val="0"/>
+                <w:iCs w:val="0"/>
+                <w:color w:val="000000" w:themeColor="text1"/>
+                <w:sz w:val="28"/>
+                <w:szCs w:val="28"/>
+                <w14:shadow w14:blurRad="38100" w14:dist="19050" w14:dir="2700000" w14:sx="100000" w14:sy="100000" w14:kx="0" w14:ky="0" w14:algn="tl">
+                  <w14:schemeClr w14:val="dk1">
+                    <w14:alpha w14:val="60000"/>
+                  </w14:schemeClr>
+                </w14:shadow>
+                <w14:textOutline w14:w="0" w14:cap="flat" w14:cmpd="sng" w14:algn="ctr">
+                  <w14:noFill/>
+                  <w14:prstDash w14:val="solid"/>
+                  <w14:round/>
+                </w14:textOutline>
+              </w:rPr>
+              <w:t>10,000 /-</w:t>
+            </w:r>
+          </w:p>
+          <w:p>
+            <w:pPr>
+              <w:jc w:val="center"/>
+              <w:rPr>
+                <w:rStyle w:val="IntenseEmphasis"/>
+                <w:rFonts w:eastAsia="Calibri Light"/>
+                <w:b w:val="0"/>
+                <w:bCs w:val="0"/>
+                <w:i w:val="0"/>
+                <w:iCs w:val="0"/>
+                <w:color w:val="000000" w:themeColor="text1"/>
+                <w:sz w:val="28"/>
+                <w:szCs w:val="28"/>
+                <w14:shadow w14:blurRad="38100" w14:dist="19050" w14:dir="2700000" w14:sx="100000" w14:sy="100000" w14:kx="0" w14:ky="0" w14:algn="tl">
+                  <w14:schemeClr w14:val="dk1">
+                    <w14:alpha w14:val="60000"/>
+                  </w14:schemeClr>
+                </w14:shadow>
+                <w14:textOutline w14:w="0" w14:cap="flat" w14:cmpd="sng" w14:algn="ctr">
+                  <w14:noFill/>
+                  <w14:prstDash w14:val="solid"/>
+                  <w14:round/>
+                </w14:textOutline>
+              </w:rPr>
+            </w:pPr>
+            <w:r>
+              <w:rPr>
+                <w:rStyle w:val="IntenseEmphasis"/>
+                <w:rFonts w:eastAsia="Calibri Light"/>
+                <w:b w:val="0"/>
+                <w:bCs w:val="0"/>
+                <w:i w:val="0"/>
+                <w:iCs w:val="0"/>
+                <w:color w:val="000000" w:themeColor="text1"/>
+                <w:sz w:val="28"/>
+                <w:szCs w:val="28"/>
+                <w14:shadow w14:blurRad="38100" w14:dist="19050" w14:dir="2700000" w14:sx="100000" w14:sy="100000" w14:kx="0" w14:ky="0" w14:algn="tl">
+                  <w14:schemeClr w14:val="dk1">
+                    <w14:alpha w14:val="60000"/>
+                  </w14:schemeClr>
+                </w14:shadow>
+                <w14:textOutline w14:w="0" w14:cap="flat" w14:cmpd="sng" w14:algn="ctr">
+                  <w14:noFill/>
+                  <w14:prstDash w14:val="solid"/>
+                  <w14:round/>
+                </w14:textOutline>
+              </w:rPr>
+              <w:t>10,000 /-</w:t>
+            </w:r>
+          </w:p>
+          <w:p>
+            <w:pPr>
+              <w:jc w:val="center"/>
+              <w:rPr>
+                <w:rStyle w:val="IntenseEmphasis"/>
+                <w:b w:val="0"/>
+                <w:bCs w:val="0"/>
+                <w:i w:val="0"/>
+                <w:iCs w:val="0"/>
               </w:rPr>
             </w:pPr>
           </w:p>
@@ -7361,8 +8201,8 @@
   <w:abstractNum w:abstractNumId="5" w15:restartNumberingAfterBreak="0">
     <w:nsid w:val="2226412D"/>
     <w:multiLevelType w:val="hybridMultilevel"/>
-    <w:tmpl w:val="1DD285AE"/>
-    <w:lvl w:ilvl="0" w:tplc="04090009">
+    <w:tmpl w:val="B1C08368"/>
+    <w:lvl w:ilvl="0" w:tplc="B7E674A2">
       <w:start w:val="1"/>
       <w:numFmt w:val="bullet"/>
       <w:lvlText w:val=""/>
@@ -7372,6 +8212,7 @@
       </w:pPr>
       <w:rPr>
         <w:rFonts w:ascii="Wingdings" w:hAnsi="Wingdings" w:hint="default"/>
+        <w:color w:val="C45911" w:themeColor="accent2" w:themeShade="BF"/>
       </w:rPr>
     </w:lvl>
     <w:lvl w:ilvl="1" w:tplc="04090003" w:tentative="1">

--- a/Quotations/9-10 March 2026/Quotation Without Budget.docx
+++ b/Quotations/9-10 March 2026/Quotation Without Budget.docx
@@ -1558,7 +1558,57 @@
                   <w14:round/>
                 </w14:textOutline>
               </w:rPr>
-              <w:t>2 Pole Truss With Masking</w:t>
+              <w:t xml:space="preserve">2 Pole Truss </w:t>
+            </w:r>
+            <w:proofErr w:type="gramStart"/>
+            <w:r>
+              <w:rPr>
+                <w:rStyle w:val="IntenseEmphasis"/>
+                <w:rFonts w:eastAsia="Calibri Light"/>
+                <w:b w:val="0"/>
+                <w:bCs w:val="0"/>
+                <w:i w:val="0"/>
+                <w:iCs w:val="0"/>
+                <w:color w:val="000000" w:themeColor="text1"/>
+                <w:sz w:val="28"/>
+                <w:szCs w:val="28"/>
+                <w14:shadow w14:blurRad="38100" w14:dist="19050" w14:dir="2700000" w14:sx="100000" w14:sy="100000" w14:kx="0" w14:ky="0" w14:algn="tl">
+                  <w14:schemeClr w14:val="dk1">
+                    <w14:alpha w14:val="60000"/>
+                  </w14:schemeClr>
+                </w14:shadow>
+                <w14:textOutline w14:w="0" w14:cap="flat" w14:cmpd="sng" w14:algn="ctr">
+                  <w14:noFill/>
+                  <w14:prstDash w14:val="solid"/>
+                  <w14:round/>
+                </w14:textOutline>
+              </w:rPr>
+              <w:t>With</w:t>
+            </w:r>
+            <w:proofErr w:type="gramEnd"/>
+            <w:r>
+              <w:rPr>
+                <w:rStyle w:val="IntenseEmphasis"/>
+                <w:rFonts w:eastAsia="Calibri Light"/>
+                <w:b w:val="0"/>
+                <w:bCs w:val="0"/>
+                <w:i w:val="0"/>
+                <w:iCs w:val="0"/>
+                <w:color w:val="000000" w:themeColor="text1"/>
+                <w:sz w:val="28"/>
+                <w:szCs w:val="28"/>
+                <w14:shadow w14:blurRad="38100" w14:dist="19050" w14:dir="2700000" w14:sx="100000" w14:sy="100000" w14:kx="0" w14:ky="0" w14:algn="tl">
+                  <w14:schemeClr w14:val="dk1">
+                    <w14:alpha w14:val="60000"/>
+                  </w14:schemeClr>
+                </w14:shadow>
+                <w14:textOutline w14:w="0" w14:cap="flat" w14:cmpd="sng" w14:algn="ctr">
+                  <w14:noFill/>
+                  <w14:prstDash w14:val="solid"/>
+                  <w14:round/>
+                </w14:textOutline>
+              </w:rPr>
+              <w:t xml:space="preserve"> Masking</w:t>
             </w:r>
           </w:p>
           <w:p>
@@ -2447,7 +2497,57 @@
                   <w14:round/>
                 </w14:textOutline>
               </w:rPr>
-              <w:t>00 Sq.Ft.] With Professional Video Jockey</w:t>
+              <w:t xml:space="preserve">00 </w:t>
+            </w:r>
+            <w:proofErr w:type="spellStart"/>
+            <w:r>
+              <w:rPr>
+                <w:rStyle w:val="IntenseEmphasis"/>
+                <w:rFonts w:eastAsia="Calibri Light"/>
+                <w:b w:val="0"/>
+                <w:bCs w:val="0"/>
+                <w:i w:val="0"/>
+                <w:iCs w:val="0"/>
+                <w:color w:val="000000" w:themeColor="text1"/>
+                <w:sz w:val="28"/>
+                <w:szCs w:val="28"/>
+                <w14:shadow w14:blurRad="38100" w14:dist="19050" w14:dir="2700000" w14:sx="100000" w14:sy="100000" w14:kx="0" w14:ky="0" w14:algn="tl">
+                  <w14:schemeClr w14:val="dk1">
+                    <w14:alpha w14:val="60000"/>
+                  </w14:schemeClr>
+                </w14:shadow>
+                <w14:textOutline w14:w="0" w14:cap="flat" w14:cmpd="sng" w14:algn="ctr">
+                  <w14:noFill/>
+                  <w14:prstDash w14:val="solid"/>
+                  <w14:round/>
+                </w14:textOutline>
+              </w:rPr>
+              <w:t>Sq.Ft</w:t>
+            </w:r>
+            <w:proofErr w:type="spellEnd"/>
+            <w:r>
+              <w:rPr>
+                <w:rStyle w:val="IntenseEmphasis"/>
+                <w:rFonts w:eastAsia="Calibri Light"/>
+                <w:b w:val="0"/>
+                <w:bCs w:val="0"/>
+                <w:i w:val="0"/>
+                <w:iCs w:val="0"/>
+                <w:color w:val="000000" w:themeColor="text1"/>
+                <w:sz w:val="28"/>
+                <w:szCs w:val="28"/>
+                <w14:shadow w14:blurRad="38100" w14:dist="19050" w14:dir="2700000" w14:sx="100000" w14:sy="100000" w14:kx="0" w14:ky="0" w14:algn="tl">
+                  <w14:schemeClr w14:val="dk1">
+                    <w14:alpha w14:val="60000"/>
+                  </w14:schemeClr>
+                </w14:shadow>
+                <w14:textOutline w14:w="0" w14:cap="flat" w14:cmpd="sng" w14:algn="ctr">
+                  <w14:noFill/>
+                  <w14:prstDash w14:val="solid"/>
+                  <w14:round/>
+                </w14:textOutline>
+              </w:rPr>
+              <w:t>.] With Professional Video Jockey</w:t>
             </w:r>
           </w:p>
         </w:tc>
@@ -2949,7 +3049,7 @@
                   <w14:round/>
                 </w14:textOutline>
               </w:rPr>
-              <w:t>4</w:t>
+              <w:t>6</w:t>
             </w:r>
             <w:r>
               <w:rPr>
@@ -3183,7 +3283,7 @@
                   <w14:round/>
                 </w14:textOutline>
               </w:rPr>
-              <w:t>0</w:t>
+              <w:t>5</w:t>
             </w:r>
             <w:r>
               <w:rPr>
@@ -3949,7 +4049,57 @@
                   <w14:round/>
                 </w14:textOutline>
               </w:rPr>
-              <w:t xml:space="preserve"> With Monitors</w:t>
+              <w:t xml:space="preserve"> </w:t>
+            </w:r>
+            <w:proofErr w:type="gramStart"/>
+            <w:r>
+              <w:rPr>
+                <w:rStyle w:val="IntenseEmphasis"/>
+                <w:rFonts w:eastAsia="Calibri Light"/>
+                <w:b w:val="0"/>
+                <w:bCs w:val="0"/>
+                <w:i w:val="0"/>
+                <w:iCs w:val="0"/>
+                <w:color w:val="000000" w:themeColor="text1"/>
+                <w:sz w:val="28"/>
+                <w:szCs w:val="28"/>
+                <w14:shadow w14:blurRad="38100" w14:dist="19050" w14:dir="2700000" w14:sx="100000" w14:sy="100000" w14:kx="0" w14:ky="0" w14:algn="tl">
+                  <w14:schemeClr w14:val="dk1">
+                    <w14:alpha w14:val="60000"/>
+                  </w14:schemeClr>
+                </w14:shadow>
+                <w14:textOutline w14:w="0" w14:cap="flat" w14:cmpd="sng" w14:algn="ctr">
+                  <w14:noFill/>
+                  <w14:prstDash w14:val="solid"/>
+                  <w14:round/>
+                </w14:textOutline>
+              </w:rPr>
+              <w:t>With</w:t>
+            </w:r>
+            <w:proofErr w:type="gramEnd"/>
+            <w:r>
+              <w:rPr>
+                <w:rStyle w:val="IntenseEmphasis"/>
+                <w:rFonts w:eastAsia="Calibri Light"/>
+                <w:b w:val="0"/>
+                <w:bCs w:val="0"/>
+                <w:i w:val="0"/>
+                <w:iCs w:val="0"/>
+                <w:color w:val="000000" w:themeColor="text1"/>
+                <w:sz w:val="28"/>
+                <w:szCs w:val="28"/>
+                <w14:shadow w14:blurRad="38100" w14:dist="19050" w14:dir="2700000" w14:sx="100000" w14:sy="100000" w14:kx="0" w14:ky="0" w14:algn="tl">
+                  <w14:schemeClr w14:val="dk1">
+                    <w14:alpha w14:val="60000"/>
+                  </w14:schemeClr>
+                </w14:shadow>
+                <w14:textOutline w14:w="0" w14:cap="flat" w14:cmpd="sng" w14:algn="ctr">
+                  <w14:noFill/>
+                  <w14:prstDash w14:val="solid"/>
+                  <w14:round/>
+                </w14:textOutline>
+              </w:rPr>
+              <w:t xml:space="preserve"> Monitors</w:t>
             </w:r>
           </w:p>
           <w:p>
@@ -5484,8 +5634,9 @@
                 <w:sz w:val="28"/>
                 <w:szCs w:val="28"/>
               </w:rPr>
-              <w:t xml:space="preserve"> For </w:t>
-            </w:r>
+              <w:t xml:space="preserve"> </w:t>
+            </w:r>
+            <w:proofErr w:type="gramStart"/>
             <w:r>
               <w:rPr>
                 <w:rStyle w:val="IntenseEmphasis"/>
@@ -5496,6 +5647,31 @@
                 <w:sz w:val="28"/>
                 <w:szCs w:val="28"/>
               </w:rPr>
+              <w:t>For</w:t>
+            </w:r>
+            <w:proofErr w:type="gramEnd"/>
+            <w:r>
+              <w:rPr>
+                <w:rStyle w:val="IntenseEmphasis"/>
+                <w:rFonts w:eastAsia="Calibri Light"/>
+                <w:i w:val="0"/>
+                <w:iCs w:val="0"/>
+                <w:color w:val="ED7D31" w:themeColor="accent2"/>
+                <w:sz w:val="28"/>
+                <w:szCs w:val="28"/>
+              </w:rPr>
+              <w:t xml:space="preserve"> </w:t>
+            </w:r>
+            <w:r>
+              <w:rPr>
+                <w:rStyle w:val="IntenseEmphasis"/>
+                <w:rFonts w:eastAsia="Calibri Light"/>
+                <w:i w:val="0"/>
+                <w:iCs w:val="0"/>
+                <w:color w:val="ED7D31" w:themeColor="accent2"/>
+                <w:sz w:val="28"/>
+                <w:szCs w:val="28"/>
+              </w:rPr>
               <w:t>Jaimala</w:t>
             </w:r>
             <w:r>
@@ -5508,7 +5684,33 @@
                 <w:sz w:val="28"/>
                 <w:szCs w:val="28"/>
               </w:rPr>
-              <w:t xml:space="preserve"> On Concrete</w:t>
+              <w:t xml:space="preserve"> </w:t>
+            </w:r>
+            <w:proofErr w:type="gramStart"/>
+            <w:r>
+              <w:rPr>
+                <w:rStyle w:val="IntenseEmphasis"/>
+                <w:rFonts w:eastAsia="Calibri Light"/>
+                <w:i w:val="0"/>
+                <w:iCs w:val="0"/>
+                <w:color w:val="ED7D31" w:themeColor="accent2"/>
+                <w:sz w:val="28"/>
+                <w:szCs w:val="28"/>
+              </w:rPr>
+              <w:t>On</w:t>
+            </w:r>
+            <w:proofErr w:type="gramEnd"/>
+            <w:r>
+              <w:rPr>
+                <w:rStyle w:val="IntenseEmphasis"/>
+                <w:rFonts w:eastAsia="Calibri Light"/>
+                <w:i w:val="0"/>
+                <w:iCs w:val="0"/>
+                <w:color w:val="ED7D31" w:themeColor="accent2"/>
+                <w:sz w:val="28"/>
+                <w:szCs w:val="28"/>
+              </w:rPr>
+              <w:t xml:space="preserve"> Concrete</w:t>
             </w:r>
           </w:p>
           <w:p>
@@ -5574,7 +5776,57 @@
                   <w14:round/>
                 </w14:textOutline>
               </w:rPr>
-              <w:t xml:space="preserve"> With Big Machine</w:t>
+              <w:t xml:space="preserve"> </w:t>
+            </w:r>
+            <w:proofErr w:type="gramStart"/>
+            <w:r>
+              <w:rPr>
+                <w:rStyle w:val="IntenseEmphasis"/>
+                <w:rFonts w:eastAsia="Calibri Light"/>
+                <w:b w:val="0"/>
+                <w:bCs w:val="0"/>
+                <w:i w:val="0"/>
+                <w:iCs w:val="0"/>
+                <w:color w:val="000000" w:themeColor="text1"/>
+                <w:sz w:val="28"/>
+                <w:szCs w:val="28"/>
+                <w14:shadow w14:blurRad="38100" w14:dist="19050" w14:dir="2700000" w14:sx="100000" w14:sy="100000" w14:kx="0" w14:ky="0" w14:algn="tl">
+                  <w14:schemeClr w14:val="dk1">
+                    <w14:alpha w14:val="60000"/>
+                  </w14:schemeClr>
+                </w14:shadow>
+                <w14:textOutline w14:w="0" w14:cap="flat" w14:cmpd="sng" w14:algn="ctr">
+                  <w14:noFill/>
+                  <w14:prstDash w14:val="solid"/>
+                  <w14:round/>
+                </w14:textOutline>
+              </w:rPr>
+              <w:t>With</w:t>
+            </w:r>
+            <w:proofErr w:type="gramEnd"/>
+            <w:r>
+              <w:rPr>
+                <w:rStyle w:val="IntenseEmphasis"/>
+                <w:rFonts w:eastAsia="Calibri Light"/>
+                <w:b w:val="0"/>
+                <w:bCs w:val="0"/>
+                <w:i w:val="0"/>
+                <w:iCs w:val="0"/>
+                <w:color w:val="000000" w:themeColor="text1"/>
+                <w:sz w:val="28"/>
+                <w:szCs w:val="28"/>
+                <w14:shadow w14:blurRad="38100" w14:dist="19050" w14:dir="2700000" w14:sx="100000" w14:sy="100000" w14:kx="0" w14:ky="0" w14:algn="tl">
+                  <w14:schemeClr w14:val="dk1">
+                    <w14:alpha w14:val="60000"/>
+                  </w14:schemeClr>
+                </w14:shadow>
+                <w14:textOutline w14:w="0" w14:cap="flat" w14:cmpd="sng" w14:algn="ctr">
+                  <w14:noFill/>
+                  <w14:prstDash w14:val="solid"/>
+                  <w14:round/>
+                </w14:textOutline>
+              </w:rPr>
+              <w:t xml:space="preserve"> Big Machine</w:t>
             </w:r>
           </w:p>
         </w:tc>
@@ -5781,27 +6033,7 @@
                   <w14:round/>
                 </w14:textOutline>
               </w:rPr>
-              <w:t xml:space="preserve">    1</w:t>
-            </w:r>
-            <w:r>
-              <w:rPr>
-                <w:rFonts w:ascii="Abadi" w:eastAsiaTheme="majorEastAsia" w:hAnsi="Abadi" w:cs="Aharoni"/>
-                <w:bCs/>
-                <w:color w:val="385623" w:themeColor="accent6" w:themeShade="80"/>
-                <w:sz w:val="36"/>
-                <w:szCs w:val="36"/>
-                <w14:shadow w14:blurRad="38100" w14:dist="19050" w14:dir="2700000" w14:sx="100000" w14:sy="100000" w14:kx="0" w14:ky="0" w14:algn="tl">
-                  <w14:schemeClr w14:val="dk1">
-                    <w14:alpha w14:val="60000"/>
-                  </w14:schemeClr>
-                </w14:shadow>
-                <w14:textOutline w14:w="0" w14:cap="flat" w14:cmpd="sng" w14:algn="ctr">
-                  <w14:noFill/>
-                  <w14:prstDash w14:val="solid"/>
-                  <w14:round/>
-                </w14:textOutline>
-              </w:rPr>
-              <w:t>0</w:t>
+              <w:t xml:space="preserve">    10</w:t>
             </w:r>
             <w:r>
               <w:rPr>
@@ -5842,47 +6074,7 @@
                   <w14:round/>
                 </w14:textOutline>
               </w:rPr>
-              <w:t xml:space="preserve"> </w:t>
-            </w:r>
-            <w:r>
-              <w:rPr>
-                <w:rFonts w:ascii="Abadi" w:eastAsiaTheme="majorEastAsia" w:hAnsi="Abadi" w:cs="Aharoni"/>
-                <w:bCs/>
-                <w:color w:val="385623" w:themeColor="accent6" w:themeShade="80"/>
-                <w:sz w:val="36"/>
-                <w:szCs w:val="36"/>
-                <w14:shadow w14:blurRad="38100" w14:dist="19050" w14:dir="2700000" w14:sx="100000" w14:sy="100000" w14:kx="0" w14:ky="0" w14:algn="tl">
-                  <w14:schemeClr w14:val="dk1">
-                    <w14:alpha w14:val="60000"/>
-                  </w14:schemeClr>
-                </w14:shadow>
-                <w14:textOutline w14:w="0" w14:cap="flat" w14:cmpd="sng" w14:algn="ctr">
-                  <w14:noFill/>
-                  <w14:prstDash w14:val="solid"/>
-                  <w14:round/>
-                </w14:textOutline>
-              </w:rPr>
-              <w:t>March</w:t>
-            </w:r>
-            <w:r>
-              <w:rPr>
-                <w:rFonts w:ascii="Abadi" w:eastAsiaTheme="majorEastAsia" w:hAnsi="Abadi" w:cs="Aharoni"/>
-                <w:bCs/>
-                <w:color w:val="385623" w:themeColor="accent6" w:themeShade="80"/>
-                <w:sz w:val="36"/>
-                <w:szCs w:val="36"/>
-                <w14:shadow w14:blurRad="38100" w14:dist="19050" w14:dir="2700000" w14:sx="100000" w14:sy="100000" w14:kx="0" w14:ky="0" w14:algn="tl">
-                  <w14:schemeClr w14:val="dk1">
-                    <w14:alpha w14:val="60000"/>
-                  </w14:schemeClr>
-                </w14:shadow>
-                <w14:textOutline w14:w="0" w14:cap="flat" w14:cmpd="sng" w14:algn="ctr">
-                  <w14:noFill/>
-                  <w14:prstDash w14:val="solid"/>
-                  <w14:round/>
-                </w14:textOutline>
-              </w:rPr>
-              <w:t xml:space="preserve"> </w:t>
+              <w:t xml:space="preserve"> March </w:t>
             </w:r>
             <w:r>
               <w:rPr>
@@ -6707,7 +6899,57 @@
                   <w14:round/>
                 </w14:textOutline>
               </w:rPr>
-              <w:t>10 Led chattar Boys</w:t>
+              <w:t xml:space="preserve">10 Led </w:t>
+            </w:r>
+            <w:proofErr w:type="spellStart"/>
+            <w:r>
+              <w:rPr>
+                <w:rStyle w:val="IntenseEmphasis"/>
+                <w:rFonts w:eastAsia="Calibri Light"/>
+                <w:b w:val="0"/>
+                <w:bCs w:val="0"/>
+                <w:i w:val="0"/>
+                <w:iCs w:val="0"/>
+                <w:color w:val="000000" w:themeColor="text1"/>
+                <w:sz w:val="28"/>
+                <w:szCs w:val="28"/>
+                <w14:shadow w14:blurRad="38100" w14:dist="19050" w14:dir="2700000" w14:sx="100000" w14:sy="100000" w14:kx="0" w14:ky="0" w14:algn="tl">
+                  <w14:schemeClr w14:val="dk1">
+                    <w14:alpha w14:val="60000"/>
+                  </w14:schemeClr>
+                </w14:shadow>
+                <w14:textOutline w14:w="0" w14:cap="flat" w14:cmpd="sng" w14:algn="ctr">
+                  <w14:noFill/>
+                  <w14:prstDash w14:val="solid"/>
+                  <w14:round/>
+                </w14:textOutline>
+              </w:rPr>
+              <w:t>chattar</w:t>
+            </w:r>
+            <w:proofErr w:type="spellEnd"/>
+            <w:r>
+              <w:rPr>
+                <w:rStyle w:val="IntenseEmphasis"/>
+                <w:rFonts w:eastAsia="Calibri Light"/>
+                <w:b w:val="0"/>
+                <w:bCs w:val="0"/>
+                <w:i w:val="0"/>
+                <w:iCs w:val="0"/>
+                <w:color w:val="000000" w:themeColor="text1"/>
+                <w:sz w:val="28"/>
+                <w:szCs w:val="28"/>
+                <w14:shadow w14:blurRad="38100" w14:dist="19050" w14:dir="2700000" w14:sx="100000" w14:sy="100000" w14:kx="0" w14:ky="0" w14:algn="tl">
+                  <w14:schemeClr w14:val="dk1">
+                    <w14:alpha w14:val="60000"/>
+                  </w14:schemeClr>
+                </w14:shadow>
+                <w14:textOutline w14:w="0" w14:cap="flat" w14:cmpd="sng" w14:algn="ctr">
+                  <w14:noFill/>
+                  <w14:prstDash w14:val="solid"/>
+                  <w14:round/>
+                </w14:textOutline>
+              </w:rPr>
+              <w:t xml:space="preserve"> Boys</w:t>
             </w:r>
           </w:p>
         </w:tc>
@@ -6880,29 +7122,55 @@
                 </w14:textOutline>
               </w:rPr>
             </w:pPr>
-            <w:r>
-              <w:rPr>
-                <w:rStyle w:val="IntenseEmphasis"/>
-                <w:rFonts w:eastAsia="Calibri Light"/>
-                <w:b w:val="0"/>
-                <w:bCs w:val="0"/>
-                <w:i w:val="0"/>
-                <w:iCs w:val="0"/>
-                <w:color w:val="000000" w:themeColor="text1"/>
-                <w:sz w:val="28"/>
-                <w:szCs w:val="28"/>
-                <w14:shadow w14:blurRad="38100" w14:dist="19050" w14:dir="2700000" w14:sx="100000" w14:sy="100000" w14:kx="0" w14:ky="0" w14:algn="tl">
-                  <w14:schemeClr w14:val="dk1">
-                    <w14:alpha w14:val="60000"/>
-                  </w14:schemeClr>
-                </w14:shadow>
-                <w14:textOutline w14:w="0" w14:cap="flat" w14:cmpd="sng" w14:algn="ctr">
-                  <w14:noFill/>
-                  <w14:prstDash w14:val="solid"/>
-                  <w14:round/>
-                </w14:textOutline>
-              </w:rPr>
-              <w:t xml:space="preserve">Dholies </w:t>
+            <w:proofErr w:type="spellStart"/>
+            <w:r>
+              <w:rPr>
+                <w:rStyle w:val="IntenseEmphasis"/>
+                <w:rFonts w:eastAsia="Calibri Light"/>
+                <w:b w:val="0"/>
+                <w:bCs w:val="0"/>
+                <w:i w:val="0"/>
+                <w:iCs w:val="0"/>
+                <w:color w:val="000000" w:themeColor="text1"/>
+                <w:sz w:val="28"/>
+                <w:szCs w:val="28"/>
+                <w14:shadow w14:blurRad="38100" w14:dist="19050" w14:dir="2700000" w14:sx="100000" w14:sy="100000" w14:kx="0" w14:ky="0" w14:algn="tl">
+                  <w14:schemeClr w14:val="dk1">
+                    <w14:alpha w14:val="60000"/>
+                  </w14:schemeClr>
+                </w14:shadow>
+                <w14:textOutline w14:w="0" w14:cap="flat" w14:cmpd="sng" w14:algn="ctr">
+                  <w14:noFill/>
+                  <w14:prstDash w14:val="solid"/>
+                  <w14:round/>
+                </w14:textOutline>
+              </w:rPr>
+              <w:t>Dholies</w:t>
+            </w:r>
+            <w:proofErr w:type="spellEnd"/>
+            <w:r>
+              <w:rPr>
+                <w:rStyle w:val="IntenseEmphasis"/>
+                <w:rFonts w:eastAsia="Calibri Light"/>
+                <w:b w:val="0"/>
+                <w:bCs w:val="0"/>
+                <w:i w:val="0"/>
+                <w:iCs w:val="0"/>
+                <w:color w:val="000000" w:themeColor="text1"/>
+                <w:sz w:val="28"/>
+                <w:szCs w:val="28"/>
+                <w14:shadow w14:blurRad="38100" w14:dist="19050" w14:dir="2700000" w14:sx="100000" w14:sy="100000" w14:kx="0" w14:ky="0" w14:algn="tl">
+                  <w14:schemeClr w14:val="dk1">
+                    <w14:alpha w14:val="60000"/>
+                  </w14:schemeClr>
+                </w14:shadow>
+                <w14:textOutline w14:w="0" w14:cap="flat" w14:cmpd="sng" w14:algn="ctr">
+                  <w14:noFill/>
+                  <w14:prstDash w14:val="solid"/>
+                  <w14:round/>
+                </w14:textOutline>
+              </w:rPr>
+              <w:t xml:space="preserve"> </w:t>
             </w:r>
             <w:r>
               <w:rPr>
@@ -7059,6 +7327,179 @@
                 </w14:textOutline>
               </w:rPr>
               <w:t>12,000 /-</w:t>
+            </w:r>
+          </w:p>
+        </w:tc>
+      </w:tr>
+      <w:tr>
+        <w:trPr>
+          <w:trHeight w:val="584"/>
+        </w:trPr>
+        <w:tc>
+          <w:tcPr>
+            <w:tcW w:w="6475" w:type="dxa"/>
+          </w:tcPr>
+          <w:p>
+            <w:pPr>
+              <w:rPr>
+                <w:rStyle w:val="IntenseEmphasis"/>
+                <w:rFonts w:eastAsia="Calibri Light"/>
+                <w:b w:val="0"/>
+                <w:bCs w:val="0"/>
+                <w:i w:val="0"/>
+                <w:iCs w:val="0"/>
+                <w:color w:val="000000" w:themeColor="text1"/>
+                <w:sz w:val="28"/>
+                <w:szCs w:val="28"/>
+                <w14:shadow w14:blurRad="38100" w14:dist="19050" w14:dir="2700000" w14:sx="100000" w14:sy="100000" w14:kx="0" w14:ky="0" w14:algn="tl">
+                  <w14:schemeClr w14:val="dk1">
+                    <w14:alpha w14:val="60000"/>
+                  </w14:schemeClr>
+                </w14:shadow>
+                <w14:textOutline w14:w="0" w14:cap="flat" w14:cmpd="sng" w14:algn="ctr">
+                  <w14:noFill/>
+                  <w14:prstDash w14:val="solid"/>
+                  <w14:round/>
+                </w14:textOutline>
+              </w:rPr>
+            </w:pPr>
+          </w:p>
+          <w:p>
+            <w:pPr>
+              <w:pStyle w:val="ListParagraph"/>
+              <w:numPr>
+                <w:ilvl w:val="0"/>
+                <w:numId w:val="23"/>
+              </w:numPr>
+              <w:rPr>
+                <w:rStyle w:val="IntenseEmphasis"/>
+                <w:rFonts w:eastAsia="Calibri Light"/>
+                <w:b w:val="0"/>
+                <w:bCs w:val="0"/>
+                <w:i w:val="0"/>
+                <w:iCs w:val="0"/>
+                <w:color w:val="000000" w:themeColor="text1"/>
+                <w:sz w:val="28"/>
+                <w:szCs w:val="28"/>
+                <w14:shadow w14:blurRad="38100" w14:dist="19050" w14:dir="2700000" w14:sx="100000" w14:sy="100000" w14:kx="0" w14:ky="0" w14:algn="tl">
+                  <w14:schemeClr w14:val="dk1">
+                    <w14:alpha w14:val="60000"/>
+                  </w14:schemeClr>
+                </w14:shadow>
+                <w14:textOutline w14:w="0" w14:cap="flat" w14:cmpd="sng" w14:algn="ctr">
+                  <w14:noFill/>
+                  <w14:prstDash w14:val="solid"/>
+                  <w14:round/>
+                </w14:textOutline>
+              </w:rPr>
+            </w:pPr>
+            <w:r>
+              <w:rPr>
+                <w:rStyle w:val="IntenseEmphasis"/>
+                <w:rFonts w:eastAsia="Calibri Light"/>
+                <w:b w:val="0"/>
+                <w:bCs w:val="0"/>
+                <w:i w:val="0"/>
+                <w:iCs w:val="0"/>
+                <w:color w:val="000000" w:themeColor="text1"/>
+                <w:sz w:val="28"/>
+                <w:szCs w:val="28"/>
+                <w14:shadow w14:blurRad="38100" w14:dist="19050" w14:dir="2700000" w14:sx="100000" w14:sy="100000" w14:kx="0" w14:ky="0" w14:algn="tl">
+                  <w14:schemeClr w14:val="dk1">
+                    <w14:alpha w14:val="60000"/>
+                  </w14:schemeClr>
+                </w14:shadow>
+                <w14:textOutline w14:w="0" w14:cap="flat" w14:cmpd="sng" w14:algn="ctr">
+                  <w14:noFill/>
+                  <w14:prstDash w14:val="solid"/>
+                  <w14:round/>
+                </w14:textOutline>
+              </w:rPr>
+              <w:t>Vintage Car</w:t>
+            </w:r>
+          </w:p>
+        </w:tc>
+        <w:tc>
+          <w:tcPr>
+            <w:tcW w:w="2883" w:type="dxa"/>
+            <w:gridSpan w:val="2"/>
+          </w:tcPr>
+          <w:p>
+            <w:pPr>
+              <w:ind w:left="360"/>
+              <w:jc w:val="center"/>
+              <w:rPr>
+                <w:rStyle w:val="IntenseEmphasis"/>
+                <w:rFonts w:eastAsia="Calibri Light"/>
+                <w:b w:val="0"/>
+                <w:bCs w:val="0"/>
+                <w:i w:val="0"/>
+                <w:iCs w:val="0"/>
+                <w:color w:val="000000" w:themeColor="text1"/>
+                <w:sz w:val="28"/>
+                <w:szCs w:val="28"/>
+                <w14:shadow w14:blurRad="38100" w14:dist="19050" w14:dir="2700000" w14:sx="100000" w14:sy="100000" w14:kx="0" w14:ky="0" w14:algn="tl">
+                  <w14:schemeClr w14:val="dk1">
+                    <w14:alpha w14:val="60000"/>
+                  </w14:schemeClr>
+                </w14:shadow>
+                <w14:textOutline w14:w="0" w14:cap="flat" w14:cmpd="sng" w14:algn="ctr">
+                  <w14:noFill/>
+                  <w14:prstDash w14:val="solid"/>
+                  <w14:round/>
+                </w14:textOutline>
+              </w:rPr>
+            </w:pPr>
+          </w:p>
+          <w:p>
+            <w:pPr>
+              <w:ind w:left="360"/>
+              <w:jc w:val="center"/>
+              <w:rPr>
+                <w:rStyle w:val="IntenseEmphasis"/>
+                <w:rFonts w:eastAsia="Calibri Light"/>
+                <w:b w:val="0"/>
+                <w:bCs w:val="0"/>
+                <w:i w:val="0"/>
+                <w:iCs w:val="0"/>
+                <w:color w:val="000000" w:themeColor="text1"/>
+                <w:sz w:val="28"/>
+                <w:szCs w:val="28"/>
+                <w14:shadow w14:blurRad="38100" w14:dist="19050" w14:dir="2700000" w14:sx="100000" w14:sy="100000" w14:kx="0" w14:ky="0" w14:algn="tl">
+                  <w14:schemeClr w14:val="dk1">
+                    <w14:alpha w14:val="60000"/>
+                  </w14:schemeClr>
+                </w14:shadow>
+                <w14:textOutline w14:w="0" w14:cap="flat" w14:cmpd="sng" w14:algn="ctr">
+                  <w14:noFill/>
+                  <w14:prstDash w14:val="solid"/>
+                  <w14:round/>
+                </w14:textOutline>
+              </w:rPr>
+            </w:pPr>
+            <w:r>
+              <w:rPr>
+                <w:rStyle w:val="IntenseEmphasis"/>
+                <w:rFonts w:eastAsia="Calibri Light"/>
+                <w:b w:val="0"/>
+                <w:bCs w:val="0"/>
+                <w:i w:val="0"/>
+                <w:iCs w:val="0"/>
+                <w:color w:val="000000" w:themeColor="text1"/>
+                <w:sz w:val="28"/>
+                <w:szCs w:val="28"/>
+                <w14:shadow w14:blurRad="38100" w14:dist="19050" w14:dir="2700000" w14:sx="100000" w14:sy="100000" w14:kx="0" w14:ky="0" w14:algn="tl">
+                  <w14:schemeClr w14:val="dk1">
+                    <w14:alpha w14:val="60000"/>
+                  </w14:schemeClr>
+                </w14:shadow>
+                <w14:textOutline w14:w="0" w14:cap="flat" w14:cmpd="sng" w14:algn="ctr">
+                  <w14:noFill/>
+                  <w14:prstDash w14:val="solid"/>
+                  <w14:round/>
+                </w14:textOutline>
+              </w:rPr>
+              <w:t>25,000 /-</w:t>
             </w:r>
           </w:p>
         </w:tc>
@@ -7112,7 +7553,31 @@
                 <w:sz w:val="24"/>
                 <w:szCs w:val="24"/>
               </w:rPr>
-              <w:t xml:space="preserve"> For Barat</w:t>
+              <w:t xml:space="preserve"> </w:t>
+            </w:r>
+            <w:proofErr w:type="gramStart"/>
+            <w:r>
+              <w:rPr>
+                <w:rFonts w:cstheme="minorHAnsi"/>
+                <w:b/>
+                <w:bCs/>
+                <w:color w:val="C45911" w:themeColor="accent2" w:themeShade="BF"/>
+                <w:sz w:val="24"/>
+                <w:szCs w:val="24"/>
+              </w:rPr>
+              <w:t>For</w:t>
+            </w:r>
+            <w:proofErr w:type="gramEnd"/>
+            <w:r>
+              <w:rPr>
+                <w:rFonts w:cstheme="minorHAnsi"/>
+                <w:b/>
+                <w:bCs/>
+                <w:color w:val="C45911" w:themeColor="accent2" w:themeShade="BF"/>
+                <w:sz w:val="24"/>
+                <w:szCs w:val="24"/>
+              </w:rPr>
+              <w:t xml:space="preserve"> Barat</w:t>
             </w:r>
           </w:p>
           <w:p>

--- a/Quotations/9-10 March 2026/Quotation Without Budget.docx
+++ b/Quotations/9-10 March 2026/Quotation Without Budget.docx
@@ -456,6 +456,231 @@
           </w:tcPr>
           <w:p>
             <w:pPr>
+              <w:pStyle w:val="ListParagraph"/>
+              <w:numPr>
+                <w:ilvl w:val="0"/>
+                <w:numId w:val="33"/>
+              </w:numPr>
+              <w:rPr>
+                <w:rStyle w:val="IntenseEmphasis"/>
+                <w:rFonts w:eastAsia="Calibri Light"/>
+                <w:b w:val="0"/>
+                <w:bCs w:val="0"/>
+                <w:i w:val="0"/>
+                <w:iCs w:val="0"/>
+                <w:color w:val="000000" w:themeColor="text1"/>
+                <w:sz w:val="28"/>
+                <w:szCs w:val="28"/>
+                <w14:shadow w14:blurRad="38100" w14:dist="19050" w14:dir="2700000" w14:sx="100000" w14:sy="100000" w14:kx="0" w14:ky="0" w14:algn="tl">
+                  <w14:schemeClr w14:val="dk1">
+                    <w14:alpha w14:val="60000"/>
+                  </w14:schemeClr>
+                </w14:shadow>
+                <w14:textOutline w14:w="0" w14:cap="flat" w14:cmpd="sng" w14:algn="ctr">
+                  <w14:noFill/>
+                  <w14:prstDash w14:val="solid"/>
+                  <w14:round/>
+                </w14:textOutline>
+              </w:rPr>
+            </w:pPr>
+            <w:r>
+              <w:rPr>
+                <w:rStyle w:val="IntenseEmphasis"/>
+                <w:rFonts w:eastAsia="Calibri Light"/>
+                <w:b w:val="0"/>
+                <w:bCs w:val="0"/>
+                <w:i w:val="0"/>
+                <w:iCs w:val="0"/>
+                <w:color w:val="000000" w:themeColor="text1"/>
+                <w:sz w:val="28"/>
+                <w:szCs w:val="28"/>
+                <w14:shadow w14:blurRad="38100" w14:dist="19050" w14:dir="2700000" w14:sx="100000" w14:sy="100000" w14:kx="0" w14:ky="0" w14:algn="tl">
+                  <w14:schemeClr w14:val="dk1">
+                    <w14:alpha w14:val="60000"/>
+                  </w14:schemeClr>
+                </w14:shadow>
+                <w14:textOutline w14:w="0" w14:cap="flat" w14:cmpd="sng" w14:algn="ctr">
+                  <w14:noFill/>
+                  <w14:prstDash w14:val="solid"/>
+                  <w14:round/>
+                </w14:textOutline>
+              </w:rPr>
+              <w:t xml:space="preserve">DJ </w:t>
+            </w:r>
+            <w:r>
+              <w:rPr>
+                <w:rStyle w:val="IntenseEmphasis"/>
+                <w:rFonts w:eastAsia="Calibri Light"/>
+                <w:b w:val="0"/>
+                <w:bCs w:val="0"/>
+                <w:i w:val="0"/>
+                <w:iCs w:val="0"/>
+                <w:color w:val="000000" w:themeColor="text1"/>
+                <w:sz w:val="28"/>
+                <w:szCs w:val="28"/>
+                <w14:shadow w14:blurRad="38100" w14:dist="19050" w14:dir="2700000" w14:sx="100000" w14:sy="100000" w14:kx="0" w14:ky="0" w14:algn="tl">
+                  <w14:schemeClr w14:val="dk1">
+                    <w14:alpha w14:val="60000"/>
+                  </w14:schemeClr>
+                </w14:shadow>
+                <w14:textOutline w14:w="0" w14:cap="flat" w14:cmpd="sng" w14:algn="ctr">
+                  <w14:noFill/>
+                  <w14:prstDash w14:val="solid"/>
+                  <w14:round/>
+                </w14:textOutline>
+              </w:rPr>
+              <w:t xml:space="preserve">Sound Setup </w:t>
+            </w:r>
+          </w:p>
+          <w:p>
+            <w:pPr>
+              <w:pStyle w:val="ListParagraph"/>
+              <w:rPr>
+                <w:rStyle w:val="IntenseEmphasis"/>
+                <w:rFonts w:eastAsia="Calibri Light"/>
+                <w:b w:val="0"/>
+                <w:bCs w:val="0"/>
+                <w:i w:val="0"/>
+                <w:iCs w:val="0"/>
+                <w:color w:val="000000" w:themeColor="text1"/>
+                <w:sz w:val="28"/>
+                <w:szCs w:val="28"/>
+                <w14:shadow w14:blurRad="38100" w14:dist="19050" w14:dir="2700000" w14:sx="100000" w14:sy="100000" w14:kx="0" w14:ky="0" w14:algn="tl">
+                  <w14:schemeClr w14:val="dk1">
+                    <w14:alpha w14:val="60000"/>
+                  </w14:schemeClr>
+                </w14:shadow>
+                <w14:textOutline w14:w="0" w14:cap="flat" w14:cmpd="sng" w14:algn="ctr">
+                  <w14:noFill/>
+                  <w14:prstDash w14:val="solid"/>
+                  <w14:round/>
+                </w14:textOutline>
+              </w:rPr>
+            </w:pPr>
+            <w:r>
+              <w:rPr>
+                <w:rStyle w:val="IntenseEmphasis"/>
+                <w:rFonts w:eastAsia="Calibri Light"/>
+                <w:b w:val="0"/>
+                <w:bCs w:val="0"/>
+                <w:i w:val="0"/>
+                <w:iCs w:val="0"/>
+                <w:color w:val="000000" w:themeColor="text1"/>
+                <w:sz w:val="28"/>
+                <w:szCs w:val="28"/>
+                <w14:shadow w14:blurRad="38100" w14:dist="19050" w14:dir="2700000" w14:sx="100000" w14:sy="100000" w14:kx="0" w14:ky="0" w14:algn="tl">
+                  <w14:schemeClr w14:val="dk1">
+                    <w14:alpha w14:val="60000"/>
+                  </w14:schemeClr>
+                </w14:shadow>
+                <w14:textOutline w14:w="0" w14:cap="flat" w14:cmpd="sng" w14:algn="ctr">
+                  <w14:noFill/>
+                  <w14:prstDash w14:val="solid"/>
+                  <w14:round/>
+                </w14:textOutline>
+              </w:rPr>
+              <w:t>(</w:t>
+            </w:r>
+            <w:r>
+              <w:rPr>
+                <w:rStyle w:val="IntenseEmphasis"/>
+                <w:rFonts w:eastAsia="Calibri Light"/>
+                <w:b w:val="0"/>
+                <w:bCs w:val="0"/>
+                <w:i w:val="0"/>
+                <w:iCs w:val="0"/>
+                <w:color w:val="000000" w:themeColor="text1"/>
+                <w:sz w:val="28"/>
+                <w:szCs w:val="28"/>
+                <w14:shadow w14:blurRad="38100" w14:dist="19050" w14:dir="2700000" w14:sx="100000" w14:sy="100000" w14:kx="0" w14:ky="0" w14:algn="tl">
+                  <w14:schemeClr w14:val="dk1">
+                    <w14:alpha w14:val="60000"/>
+                  </w14:schemeClr>
+                </w14:shadow>
+                <w14:textOutline w14:w="0" w14:cap="flat" w14:cmpd="sng" w14:algn="ctr">
+                  <w14:noFill/>
+                  <w14:prstDash w14:val="solid"/>
+                  <w14:round/>
+                </w14:textOutline>
+              </w:rPr>
+              <w:t>8</w:t>
+            </w:r>
+            <w:r>
+              <w:rPr>
+                <w:rStyle w:val="IntenseEmphasis"/>
+                <w:rFonts w:eastAsia="Calibri Light"/>
+                <w:b w:val="0"/>
+                <w:bCs w:val="0"/>
+                <w:i w:val="0"/>
+                <w:iCs w:val="0"/>
+                <w:color w:val="000000" w:themeColor="text1"/>
+                <w:sz w:val="28"/>
+                <w:szCs w:val="28"/>
+                <w14:shadow w14:blurRad="38100" w14:dist="19050" w14:dir="2700000" w14:sx="100000" w14:sy="100000" w14:kx="0" w14:ky="0" w14:algn="tl">
+                  <w14:schemeClr w14:val="dk1">
+                    <w14:alpha w14:val="60000"/>
+                  </w14:schemeClr>
+                </w14:shadow>
+                <w14:textOutline w14:w="0" w14:cap="flat" w14:cmpd="sng" w14:algn="ctr">
+                  <w14:noFill/>
+                  <w14:prstDash w14:val="solid"/>
+                  <w14:round/>
+                </w14:textOutline>
+              </w:rPr>
+              <w:t xml:space="preserve"> Line Array, 6 Bases&amp; </w:t>
+            </w:r>
+            <w:r>
+              <w:rPr>
+                <w:rStyle w:val="IntenseEmphasis"/>
+                <w:rFonts w:eastAsia="Calibri Light"/>
+                <w:b w:val="0"/>
+                <w:bCs w:val="0"/>
+                <w:i w:val="0"/>
+                <w:iCs w:val="0"/>
+                <w:color w:val="000000" w:themeColor="text1"/>
+                <w:sz w:val="28"/>
+                <w:szCs w:val="28"/>
+                <w14:shadow w14:blurRad="38100" w14:dist="19050" w14:dir="2700000" w14:sx="100000" w14:sy="100000" w14:kx="0" w14:ky="0" w14:algn="tl">
+                  <w14:schemeClr w14:val="dk1">
+                    <w14:alpha w14:val="60000"/>
+                  </w14:schemeClr>
+                </w14:shadow>
+                <w14:textOutline w14:w="0" w14:cap="flat" w14:cmpd="sng" w14:algn="ctr">
+                  <w14:noFill/>
+                  <w14:prstDash w14:val="solid"/>
+                  <w14:round/>
+                </w14:textOutline>
+              </w:rPr>
+              <w:t>2</w:t>
+            </w:r>
+            <w:r>
+              <w:rPr>
+                <w:rStyle w:val="IntenseEmphasis"/>
+                <w:rFonts w:eastAsia="Calibri Light"/>
+                <w:b w:val="0"/>
+                <w:bCs w:val="0"/>
+                <w:i w:val="0"/>
+                <w:iCs w:val="0"/>
+                <w:color w:val="000000" w:themeColor="text1"/>
+                <w:sz w:val="28"/>
+                <w:szCs w:val="28"/>
+                <w14:shadow w14:blurRad="38100" w14:dist="19050" w14:dir="2700000" w14:sx="100000" w14:sy="100000" w14:kx="0" w14:ky="0" w14:algn="tl">
+                  <w14:schemeClr w14:val="dk1">
+                    <w14:alpha w14:val="60000"/>
+                  </w14:schemeClr>
+                </w14:shadow>
+                <w14:textOutline w14:w="0" w14:cap="flat" w14:cmpd="sng" w14:algn="ctr">
+                  <w14:noFill/>
+                  <w14:prstDash w14:val="solid"/>
+                  <w14:round/>
+                </w14:textOutline>
+              </w:rPr>
+              <w:t xml:space="preserve"> Monitors)</w:t>
+            </w:r>
+          </w:p>
+          <w:p>
+            <w:pPr>
+              <w:pStyle w:val="ListParagraph"/>
               <w:rPr>
                 <w:rStyle w:val="IntenseEmphasis"/>
                 <w:rFonts w:eastAsia="Calibri Light"/>
@@ -530,177 +755,31 @@
                   <w14:round/>
                 </w14:textOutline>
               </w:rPr>
-              <w:t xml:space="preserve">DJ </w:t>
-            </w:r>
-            <w:r>
-              <w:rPr>
-                <w:rStyle w:val="IntenseEmphasis"/>
-                <w:rFonts w:eastAsia="Calibri Light"/>
-                <w:b w:val="0"/>
-                <w:bCs w:val="0"/>
-                <w:i w:val="0"/>
-                <w:iCs w:val="0"/>
-                <w:color w:val="000000" w:themeColor="text1"/>
-                <w:sz w:val="28"/>
-                <w:szCs w:val="28"/>
-                <w14:shadow w14:blurRad="38100" w14:dist="19050" w14:dir="2700000" w14:sx="100000" w14:sy="100000" w14:kx="0" w14:ky="0" w14:algn="tl">
-                  <w14:schemeClr w14:val="dk1">
-                    <w14:alpha w14:val="60000"/>
-                  </w14:schemeClr>
-                </w14:shadow>
-                <w14:textOutline w14:w="0" w14:cap="flat" w14:cmpd="sng" w14:algn="ctr">
-                  <w14:noFill/>
-                  <w14:prstDash w14:val="solid"/>
-                  <w14:round/>
-                </w14:textOutline>
-              </w:rPr>
-              <w:t xml:space="preserve">Sound Setup </w:t>
-            </w:r>
-          </w:p>
-          <w:p>
-            <w:pPr>
-              <w:pStyle w:val="ListParagraph"/>
-              <w:rPr>
-                <w:rStyle w:val="IntenseEmphasis"/>
-                <w:rFonts w:eastAsia="Calibri Light"/>
-                <w:b w:val="0"/>
-                <w:bCs w:val="0"/>
-                <w:i w:val="0"/>
-                <w:iCs w:val="0"/>
-                <w:color w:val="000000" w:themeColor="text1"/>
-                <w:sz w:val="28"/>
-                <w:szCs w:val="28"/>
-                <w14:shadow w14:blurRad="38100" w14:dist="19050" w14:dir="2700000" w14:sx="100000" w14:sy="100000" w14:kx="0" w14:ky="0" w14:algn="tl">
-                  <w14:schemeClr w14:val="dk1">
-                    <w14:alpha w14:val="60000"/>
-                  </w14:schemeClr>
-                </w14:shadow>
-                <w14:textOutline w14:w="0" w14:cap="flat" w14:cmpd="sng" w14:algn="ctr">
-                  <w14:noFill/>
-                  <w14:prstDash w14:val="solid"/>
-                  <w14:round/>
-                </w14:textOutline>
-              </w:rPr>
-            </w:pPr>
-            <w:r>
-              <w:rPr>
-                <w:rStyle w:val="IntenseEmphasis"/>
-                <w:rFonts w:eastAsia="Calibri Light"/>
-                <w:b w:val="0"/>
-                <w:bCs w:val="0"/>
-                <w:i w:val="0"/>
-                <w:iCs w:val="0"/>
-                <w:color w:val="000000" w:themeColor="text1"/>
-                <w:sz w:val="28"/>
-                <w:szCs w:val="28"/>
-                <w14:shadow w14:blurRad="38100" w14:dist="19050" w14:dir="2700000" w14:sx="100000" w14:sy="100000" w14:kx="0" w14:ky="0" w14:algn="tl">
-                  <w14:schemeClr w14:val="dk1">
-                    <w14:alpha w14:val="60000"/>
-                  </w14:schemeClr>
-                </w14:shadow>
-                <w14:textOutline w14:w="0" w14:cap="flat" w14:cmpd="sng" w14:algn="ctr">
-                  <w14:noFill/>
-                  <w14:prstDash w14:val="solid"/>
-                  <w14:round/>
-                </w14:textOutline>
-              </w:rPr>
-              <w:t>(</w:t>
-            </w:r>
-            <w:r>
-              <w:rPr>
-                <w:rStyle w:val="IntenseEmphasis"/>
-                <w:rFonts w:eastAsia="Calibri Light"/>
-                <w:b w:val="0"/>
-                <w:bCs w:val="0"/>
-                <w:i w:val="0"/>
-                <w:iCs w:val="0"/>
-                <w:color w:val="000000" w:themeColor="text1"/>
-                <w:sz w:val="28"/>
-                <w:szCs w:val="28"/>
-                <w14:shadow w14:blurRad="38100" w14:dist="19050" w14:dir="2700000" w14:sx="100000" w14:sy="100000" w14:kx="0" w14:ky="0" w14:algn="tl">
-                  <w14:schemeClr w14:val="dk1">
-                    <w14:alpha w14:val="60000"/>
-                  </w14:schemeClr>
-                </w14:shadow>
-                <w14:textOutline w14:w="0" w14:cap="flat" w14:cmpd="sng" w14:algn="ctr">
-                  <w14:noFill/>
-                  <w14:prstDash w14:val="solid"/>
-                  <w14:round/>
-                </w14:textOutline>
-              </w:rPr>
-              <w:t>8</w:t>
-            </w:r>
-            <w:r>
-              <w:rPr>
-                <w:rStyle w:val="IntenseEmphasis"/>
-                <w:rFonts w:eastAsia="Calibri Light"/>
-                <w:b w:val="0"/>
-                <w:bCs w:val="0"/>
-                <w:i w:val="0"/>
-                <w:iCs w:val="0"/>
-                <w:color w:val="000000" w:themeColor="text1"/>
-                <w:sz w:val="28"/>
-                <w:szCs w:val="28"/>
-                <w14:shadow w14:blurRad="38100" w14:dist="19050" w14:dir="2700000" w14:sx="100000" w14:sy="100000" w14:kx="0" w14:ky="0" w14:algn="tl">
-                  <w14:schemeClr w14:val="dk1">
-                    <w14:alpha w14:val="60000"/>
-                  </w14:schemeClr>
-                </w14:shadow>
-                <w14:textOutline w14:w="0" w14:cap="flat" w14:cmpd="sng" w14:algn="ctr">
-                  <w14:noFill/>
-                  <w14:prstDash w14:val="solid"/>
-                  <w14:round/>
-                </w14:textOutline>
-              </w:rPr>
-              <w:t xml:space="preserve"> Line Array, 6 Bases&amp; </w:t>
-            </w:r>
-            <w:r>
-              <w:rPr>
-                <w:rStyle w:val="IntenseEmphasis"/>
-                <w:rFonts w:eastAsia="Calibri Light"/>
-                <w:b w:val="0"/>
-                <w:bCs w:val="0"/>
-                <w:i w:val="0"/>
-                <w:iCs w:val="0"/>
-                <w:color w:val="000000" w:themeColor="text1"/>
-                <w:sz w:val="28"/>
-                <w:szCs w:val="28"/>
-                <w14:shadow w14:blurRad="38100" w14:dist="19050" w14:dir="2700000" w14:sx="100000" w14:sy="100000" w14:kx="0" w14:ky="0" w14:algn="tl">
-                  <w14:schemeClr w14:val="dk1">
-                    <w14:alpha w14:val="60000"/>
-                  </w14:schemeClr>
-                </w14:shadow>
-                <w14:textOutline w14:w="0" w14:cap="flat" w14:cmpd="sng" w14:algn="ctr">
-                  <w14:noFill/>
-                  <w14:prstDash w14:val="solid"/>
-                  <w14:round/>
-                </w14:textOutline>
-              </w:rPr>
-              <w:t>2</w:t>
-            </w:r>
-            <w:r>
-              <w:rPr>
-                <w:rStyle w:val="IntenseEmphasis"/>
-                <w:rFonts w:eastAsia="Calibri Light"/>
-                <w:b w:val="0"/>
-                <w:bCs w:val="0"/>
-                <w:i w:val="0"/>
-                <w:iCs w:val="0"/>
-                <w:color w:val="000000" w:themeColor="text1"/>
-                <w:sz w:val="28"/>
-                <w:szCs w:val="28"/>
-                <w14:shadow w14:blurRad="38100" w14:dist="19050" w14:dir="2700000" w14:sx="100000" w14:sy="100000" w14:kx="0" w14:ky="0" w14:algn="tl">
-                  <w14:schemeClr w14:val="dk1">
-                    <w14:alpha w14:val="60000"/>
-                  </w14:schemeClr>
-                </w14:shadow>
-                <w14:textOutline w14:w="0" w14:cap="flat" w14:cmpd="sng" w14:algn="ctr">
-                  <w14:noFill/>
-                  <w14:prstDash w14:val="solid"/>
-                  <w14:round/>
-                </w14:textOutline>
-              </w:rPr>
-              <w:t xml:space="preserve"> Monitors)</w:t>
+              <w:t>Professional Microphones</w:t>
+            </w:r>
+            <w:r>
+              <w:rPr>
+                <w:rStyle w:val="IntenseEmphasis"/>
+                <w:rFonts w:eastAsia="Calibri Light"/>
+                <w:b w:val="0"/>
+                <w:bCs w:val="0"/>
+                <w:i w:val="0"/>
+                <w:iCs w:val="0"/>
+                <w:color w:val="000000" w:themeColor="text1"/>
+                <w:sz w:val="28"/>
+                <w:szCs w:val="28"/>
+                <w14:shadow w14:blurRad="38100" w14:dist="19050" w14:dir="2700000" w14:sx="100000" w14:sy="100000" w14:kx="0" w14:ky="0" w14:algn="tl">
+                  <w14:schemeClr w14:val="dk1">
+                    <w14:alpha w14:val="60000"/>
+                  </w14:schemeClr>
+                </w14:shadow>
+                <w14:textOutline w14:w="0" w14:cap="flat" w14:cmpd="sng" w14:algn="ctr">
+                  <w14:noFill/>
+                  <w14:prstDash w14:val="solid"/>
+                  <w14:round/>
+                </w14:textOutline>
+              </w:rPr>
+              <w:t xml:space="preserve"> </w:t>
             </w:r>
           </w:p>
           <w:p>
@@ -780,16 +859,54 @@
                   <w14:round/>
                 </w14:textOutline>
               </w:rPr>
-              <w:t>Professional Microphones</w:t>
-            </w:r>
-            <w:r>
-              <w:rPr>
-                <w:rStyle w:val="IntenseEmphasis"/>
-                <w:rFonts w:eastAsia="Calibri Light"/>
-                <w:b w:val="0"/>
-                <w:bCs w:val="0"/>
-                <w:i w:val="0"/>
-                <w:iCs w:val="0"/>
+              <w:t>Led</w:t>
+            </w:r>
+            <w:r>
+              <w:rPr>
+                <w:rStyle w:val="IntenseEmphasis"/>
+                <w:rFonts w:eastAsia="Calibri Light"/>
+                <w:b w:val="0"/>
+                <w:bCs w:val="0"/>
+                <w:i w:val="0"/>
+                <w:iCs w:val="0"/>
+                <w:color w:val="000000" w:themeColor="text1"/>
+                <w:sz w:val="28"/>
+                <w:szCs w:val="28"/>
+                <w14:shadow w14:blurRad="38100" w14:dist="19050" w14:dir="2700000" w14:sx="100000" w14:sy="100000" w14:kx="0" w14:ky="0" w14:algn="tl">
+                  <w14:schemeClr w14:val="dk1">
+                    <w14:alpha w14:val="60000"/>
+                  </w14:schemeClr>
+                </w14:shadow>
+                <w14:textOutline w14:w="0" w14:cap="flat" w14:cmpd="sng" w14:algn="ctr">
+                  <w14:noFill/>
+                  <w14:prstDash w14:val="solid"/>
+                  <w14:round/>
+                </w14:textOutline>
+              </w:rPr>
+              <w:t xml:space="preserve"> Dance </w:t>
+            </w:r>
+            <w:r>
+              <w:rPr>
+                <w:rFonts w:eastAsia="Calibri Light"/>
+                <w:color w:val="000000" w:themeColor="text1"/>
+                <w:sz w:val="28"/>
+                <w:szCs w:val="28"/>
+                <w14:shadow w14:blurRad="38100" w14:dist="19050" w14:dir="2700000" w14:sx="100000" w14:sy="100000" w14:kx="0" w14:ky="0" w14:algn="tl">
+                  <w14:schemeClr w14:val="dk1">
+                    <w14:alpha w14:val="60000"/>
+                  </w14:schemeClr>
+                </w14:shadow>
+                <w14:textOutline w14:w="0" w14:cap="flat" w14:cmpd="sng" w14:algn="ctr">
+                  <w14:noFill/>
+                  <w14:prstDash w14:val="solid"/>
+                  <w14:round/>
+                </w14:textOutline>
+              </w:rPr>
+              <w:t>Wooden Floor (16x24)</w:t>
+            </w:r>
+            <w:r>
+              <w:rPr>
+                <w:rFonts w:eastAsia="Calibri Light"/>
                 <w:color w:val="000000" w:themeColor="text1"/>
                 <w:sz w:val="28"/>
                 <w:szCs w:val="28"/>
@@ -809,7 +926,6 @@
           </w:p>
           <w:p>
             <w:pPr>
-              <w:pStyle w:val="ListParagraph"/>
               <w:rPr>
                 <w:rStyle w:val="IntenseEmphasis"/>
                 <w:rFonts w:eastAsia="Calibri Light"/>
@@ -850,107 +966,73 @@
                 <w:color w:val="000000" w:themeColor="text1"/>
                 <w:sz w:val="28"/>
                 <w:szCs w:val="28"/>
-                <w14:shadow w14:blurRad="38100" w14:dist="19050" w14:dir="2700000" w14:sx="100000" w14:sy="100000" w14:kx="0" w14:ky="0" w14:algn="tl">
-                  <w14:schemeClr w14:val="dk1">
-                    <w14:alpha w14:val="60000"/>
-                  </w14:schemeClr>
-                </w14:shadow>
-                <w14:textOutline w14:w="0" w14:cap="flat" w14:cmpd="sng" w14:algn="ctr">
-                  <w14:noFill/>
-                  <w14:prstDash w14:val="solid"/>
-                  <w14:round/>
-                </w14:textOutline>
-              </w:rPr>
-            </w:pPr>
-            <w:r>
-              <w:rPr>
-                <w:rStyle w:val="IntenseEmphasis"/>
-                <w:rFonts w:eastAsia="Calibri Light"/>
-                <w:b w:val="0"/>
-                <w:bCs w:val="0"/>
-                <w:i w:val="0"/>
-                <w:iCs w:val="0"/>
-                <w:color w:val="000000" w:themeColor="text1"/>
-                <w:sz w:val="28"/>
-                <w:szCs w:val="28"/>
-                <w14:shadow w14:blurRad="38100" w14:dist="19050" w14:dir="2700000" w14:sx="100000" w14:sy="100000" w14:kx="0" w14:ky="0" w14:algn="tl">
-                  <w14:schemeClr w14:val="dk1">
-                    <w14:alpha w14:val="60000"/>
-                  </w14:schemeClr>
-                </w14:shadow>
-                <w14:textOutline w14:w="0" w14:cap="flat" w14:cmpd="sng" w14:algn="ctr">
-                  <w14:noFill/>
-                  <w14:prstDash w14:val="solid"/>
-                  <w14:round/>
-                </w14:textOutline>
-              </w:rPr>
-              <w:t>Led</w:t>
-            </w:r>
-            <w:r>
-              <w:rPr>
-                <w:rStyle w:val="IntenseEmphasis"/>
-                <w:rFonts w:eastAsia="Calibri Light"/>
-                <w:b w:val="0"/>
-                <w:bCs w:val="0"/>
-                <w:i w:val="0"/>
-                <w:iCs w:val="0"/>
-                <w:color w:val="000000" w:themeColor="text1"/>
-                <w:sz w:val="28"/>
-                <w:szCs w:val="28"/>
-                <w14:shadow w14:blurRad="38100" w14:dist="19050" w14:dir="2700000" w14:sx="100000" w14:sy="100000" w14:kx="0" w14:ky="0" w14:algn="tl">
-                  <w14:schemeClr w14:val="dk1">
-                    <w14:alpha w14:val="60000"/>
-                  </w14:schemeClr>
-                </w14:shadow>
-                <w14:textOutline w14:w="0" w14:cap="flat" w14:cmpd="sng" w14:algn="ctr">
-                  <w14:noFill/>
-                  <w14:prstDash w14:val="solid"/>
-                  <w14:round/>
-                </w14:textOutline>
-              </w:rPr>
-              <w:t xml:space="preserve"> Dance </w:t>
-            </w:r>
-            <w:r>
-              <w:rPr>
-                <w:rFonts w:eastAsia="Calibri Light"/>
-                <w:color w:val="000000" w:themeColor="text1"/>
-                <w:sz w:val="28"/>
-                <w:szCs w:val="28"/>
-                <w14:shadow w14:blurRad="38100" w14:dist="19050" w14:dir="2700000" w14:sx="100000" w14:sy="100000" w14:kx="0" w14:ky="0" w14:algn="tl">
-                  <w14:schemeClr w14:val="dk1">
-                    <w14:alpha w14:val="60000"/>
-                  </w14:schemeClr>
-                </w14:shadow>
-                <w14:textOutline w14:w="0" w14:cap="flat" w14:cmpd="sng" w14:algn="ctr">
-                  <w14:noFill/>
-                  <w14:prstDash w14:val="solid"/>
-                  <w14:round/>
-                </w14:textOutline>
-              </w:rPr>
-              <w:t>Wooden Floor (16x24)</w:t>
-            </w:r>
-            <w:r>
-              <w:rPr>
-                <w:rFonts w:eastAsia="Calibri Light"/>
-                <w:color w:val="000000" w:themeColor="text1"/>
-                <w:sz w:val="28"/>
-                <w:szCs w:val="28"/>
-                <w14:shadow w14:blurRad="38100" w14:dist="19050" w14:dir="2700000" w14:sx="100000" w14:sy="100000" w14:kx="0" w14:ky="0" w14:algn="tl">
-                  <w14:schemeClr w14:val="dk1">
-                    <w14:alpha w14:val="60000"/>
-                  </w14:schemeClr>
-                </w14:shadow>
-                <w14:textOutline w14:w="0" w14:cap="flat" w14:cmpd="sng" w14:algn="ctr">
-                  <w14:noFill/>
-                  <w14:prstDash w14:val="solid"/>
-                  <w14:round/>
-                </w14:textOutline>
-              </w:rPr>
-              <w:t xml:space="preserve"> </w:t>
-            </w:r>
-          </w:p>
-          <w:p>
-            <w:pPr>
+                <w:highlight w:val="yellow"/>
+                <w14:shadow w14:blurRad="38100" w14:dist="19050" w14:dir="2700000" w14:sx="100000" w14:sy="100000" w14:kx="0" w14:ky="0" w14:algn="tl">
+                  <w14:schemeClr w14:val="dk1">
+                    <w14:alpha w14:val="60000"/>
+                  </w14:schemeClr>
+                </w14:shadow>
+                <w14:textOutline w14:w="0" w14:cap="flat" w14:cmpd="sng" w14:algn="ctr">
+                  <w14:noFill/>
+                  <w14:prstDash w14:val="solid"/>
+                  <w14:round/>
+                </w14:textOutline>
+              </w:rPr>
+            </w:pPr>
+            <w:r>
+              <w:rPr>
+                <w:rStyle w:val="IntenseEmphasis"/>
+                <w:rFonts w:eastAsia="Calibri Light"/>
+                <w:b w:val="0"/>
+                <w:bCs w:val="0"/>
+                <w:i w:val="0"/>
+                <w:iCs w:val="0"/>
+                <w:color w:val="000000" w:themeColor="text1"/>
+                <w:sz w:val="28"/>
+                <w:szCs w:val="28"/>
+                <w:highlight w:val="yellow"/>
+                <w14:shadow w14:blurRad="38100" w14:dist="19050" w14:dir="2700000" w14:sx="100000" w14:sy="100000" w14:kx="0" w14:ky="0" w14:algn="tl">
+                  <w14:schemeClr w14:val="dk1">
+                    <w14:alpha w14:val="60000"/>
+                  </w14:schemeClr>
+                </w14:shadow>
+                <w14:textOutline w14:w="0" w14:cap="flat" w14:cmpd="sng" w14:algn="ctr">
+                  <w14:noFill/>
+                  <w14:prstDash w14:val="solid"/>
+                  <w14:round/>
+                </w14:textOutline>
+              </w:rPr>
+              <w:t>Sound Mixer</w:t>
+            </w:r>
+            <w:r>
+              <w:rPr>
+                <w:rStyle w:val="IntenseEmphasis"/>
+                <w:rFonts w:eastAsia="Calibri Light"/>
+                <w:b w:val="0"/>
+                <w:bCs w:val="0"/>
+                <w:i w:val="0"/>
+                <w:iCs w:val="0"/>
+                <w:color w:val="000000" w:themeColor="text1"/>
+                <w:sz w:val="28"/>
+                <w:szCs w:val="28"/>
+                <w:highlight w:val="yellow"/>
+                <w14:shadow w14:blurRad="38100" w14:dist="19050" w14:dir="2700000" w14:sx="100000" w14:sy="100000" w14:kx="0" w14:ky="0" w14:algn="tl">
+                  <w14:schemeClr w14:val="dk1">
+                    <w14:alpha w14:val="60000"/>
+                  </w14:schemeClr>
+                </w14:shadow>
+                <w14:textOutline w14:w="0" w14:cap="flat" w14:cmpd="sng" w14:algn="ctr">
+                  <w14:noFill/>
+                  <w14:prstDash w14:val="solid"/>
+                  <w14:round/>
+                </w14:textOutline>
+              </w:rPr>
+              <w:t xml:space="preserve"> – Allen Heath SQ7</w:t>
+            </w:r>
+          </w:p>
+          <w:p>
+            <w:pPr>
+              <w:pStyle w:val="ListParagraph"/>
               <w:rPr>
                 <w:rStyle w:val="IntenseEmphasis"/>
                 <w:rFonts w:eastAsia="Calibri Light"/>
@@ -1025,12 +1107,11 @@
                   <w14:round/>
                 </w14:textOutline>
               </w:rPr>
-              <w:t>Sound Mixer</w:t>
-            </w:r>
-          </w:p>
-          <w:p>
-            <w:pPr>
-              <w:pStyle w:val="ListParagraph"/>
+              <w:t>Sound Engineer</w:t>
+            </w:r>
+          </w:p>
+          <w:p>
+            <w:pPr>
               <w:rPr>
                 <w:rStyle w:val="IntenseEmphasis"/>
                 <w:rFonts w:eastAsia="Calibri Light"/>
@@ -1105,112 +1186,8 @@
                   <w14:round/>
                 </w14:textOutline>
               </w:rPr>
-              <w:t>Sound Engineer</w:t>
-            </w:r>
-          </w:p>
-          <w:p>
-            <w:pPr>
-              <w:rPr>
-                <w:rStyle w:val="IntenseEmphasis"/>
-                <w:rFonts w:eastAsia="Calibri Light"/>
-                <w:b w:val="0"/>
-                <w:bCs w:val="0"/>
-                <w:i w:val="0"/>
-                <w:iCs w:val="0"/>
-                <w:color w:val="000000" w:themeColor="text1"/>
-                <w:sz w:val="28"/>
-                <w:szCs w:val="28"/>
-                <w14:shadow w14:blurRad="38100" w14:dist="19050" w14:dir="2700000" w14:sx="100000" w14:sy="100000" w14:kx="0" w14:ky="0" w14:algn="tl">
-                  <w14:schemeClr w14:val="dk1">
-                    <w14:alpha w14:val="60000"/>
-                  </w14:schemeClr>
-                </w14:shadow>
-                <w14:textOutline w14:w="0" w14:cap="flat" w14:cmpd="sng" w14:algn="ctr">
-                  <w14:noFill/>
-                  <w14:prstDash w14:val="solid"/>
-                  <w14:round/>
-                </w14:textOutline>
-              </w:rPr>
-            </w:pPr>
-          </w:p>
-          <w:p>
-            <w:pPr>
-              <w:pStyle w:val="ListParagraph"/>
-              <w:numPr>
-                <w:ilvl w:val="0"/>
-                <w:numId w:val="21"/>
-              </w:numPr>
-              <w:rPr>
-                <w:rStyle w:val="IntenseEmphasis"/>
-                <w:rFonts w:eastAsia="Calibri Light"/>
-                <w:b w:val="0"/>
-                <w:bCs w:val="0"/>
-                <w:i w:val="0"/>
-                <w:iCs w:val="0"/>
-                <w:color w:val="000000" w:themeColor="text1"/>
-                <w:sz w:val="28"/>
-                <w:szCs w:val="28"/>
-                <w14:shadow w14:blurRad="38100" w14:dist="19050" w14:dir="2700000" w14:sx="100000" w14:sy="100000" w14:kx="0" w14:ky="0" w14:algn="tl">
-                  <w14:schemeClr w14:val="dk1">
-                    <w14:alpha w14:val="60000"/>
-                  </w14:schemeClr>
-                </w14:shadow>
-                <w14:textOutline w14:w="0" w14:cap="flat" w14:cmpd="sng" w14:algn="ctr">
-                  <w14:noFill/>
-                  <w14:prstDash w14:val="solid"/>
-                  <w14:round/>
-                </w14:textOutline>
-              </w:rPr>
-            </w:pPr>
-            <w:r>
-              <w:rPr>
-                <w:rStyle w:val="IntenseEmphasis"/>
-                <w:rFonts w:eastAsia="Calibri Light"/>
-                <w:b w:val="0"/>
-                <w:bCs w:val="0"/>
-                <w:i w:val="0"/>
-                <w:iCs w:val="0"/>
-                <w:color w:val="000000" w:themeColor="text1"/>
-                <w:sz w:val="28"/>
-                <w:szCs w:val="28"/>
-                <w14:shadow w14:blurRad="38100" w14:dist="19050" w14:dir="2700000" w14:sx="100000" w14:sy="100000" w14:kx="0" w14:ky="0" w14:algn="tl">
-                  <w14:schemeClr w14:val="dk1">
-                    <w14:alpha w14:val="60000"/>
-                  </w14:schemeClr>
-                </w14:shadow>
-                <w14:textOutline w14:w="0" w14:cap="flat" w14:cmpd="sng" w14:algn="ctr">
-                  <w14:noFill/>
-                  <w14:prstDash w14:val="solid"/>
-                  <w14:round/>
-                </w14:textOutline>
-              </w:rPr>
               <w:t>Professional DJ Jockey [In House]</w:t>
             </w:r>
-          </w:p>
-          <w:p>
-            <w:pPr>
-              <w:rPr>
-                <w:rStyle w:val="IntenseEmphasis"/>
-                <w:rFonts w:eastAsia="Calibri Light"/>
-                <w:b w:val="0"/>
-                <w:bCs w:val="0"/>
-                <w:i w:val="0"/>
-                <w:iCs w:val="0"/>
-                <w:color w:val="000000" w:themeColor="text1"/>
-                <w:sz w:val="28"/>
-                <w:szCs w:val="28"/>
-                <w14:shadow w14:blurRad="38100" w14:dist="19050" w14:dir="2700000" w14:sx="100000" w14:sy="100000" w14:kx="0" w14:ky="0" w14:algn="tl">
-                  <w14:schemeClr w14:val="dk1">
-                    <w14:alpha w14:val="60000"/>
-                  </w14:schemeClr>
-                </w14:shadow>
-                <w14:textOutline w14:w="0" w14:cap="flat" w14:cmpd="sng" w14:algn="ctr">
-                  <w14:noFill/>
-                  <w14:prstDash w14:val="solid"/>
-                  <w14:round/>
-                </w14:textOutline>
-              </w:rPr>
-            </w:pPr>
           </w:p>
         </w:tc>
         <w:tc>
@@ -1558,241 +1535,8 @@
                   <w14:round/>
                 </w14:textOutline>
               </w:rPr>
-              <w:t xml:space="preserve">2 Pole Truss </w:t>
-            </w:r>
-            <w:proofErr w:type="gramStart"/>
-            <w:r>
-              <w:rPr>
-                <w:rStyle w:val="IntenseEmphasis"/>
-                <w:rFonts w:eastAsia="Calibri Light"/>
-                <w:b w:val="0"/>
-                <w:bCs w:val="0"/>
-                <w:i w:val="0"/>
-                <w:iCs w:val="0"/>
-                <w:color w:val="000000" w:themeColor="text1"/>
-                <w:sz w:val="28"/>
-                <w:szCs w:val="28"/>
-                <w14:shadow w14:blurRad="38100" w14:dist="19050" w14:dir="2700000" w14:sx="100000" w14:sy="100000" w14:kx="0" w14:ky="0" w14:algn="tl">
-                  <w14:schemeClr w14:val="dk1">
-                    <w14:alpha w14:val="60000"/>
-                  </w14:schemeClr>
-                </w14:shadow>
-                <w14:textOutline w14:w="0" w14:cap="flat" w14:cmpd="sng" w14:algn="ctr">
-                  <w14:noFill/>
-                  <w14:prstDash w14:val="solid"/>
-                  <w14:round/>
-                </w14:textOutline>
-              </w:rPr>
-              <w:t>With</w:t>
-            </w:r>
-            <w:proofErr w:type="gramEnd"/>
-            <w:r>
-              <w:rPr>
-                <w:rStyle w:val="IntenseEmphasis"/>
-                <w:rFonts w:eastAsia="Calibri Light"/>
-                <w:b w:val="0"/>
-                <w:bCs w:val="0"/>
-                <w:i w:val="0"/>
-                <w:iCs w:val="0"/>
-                <w:color w:val="000000" w:themeColor="text1"/>
-                <w:sz w:val="28"/>
-                <w:szCs w:val="28"/>
-                <w14:shadow w14:blurRad="38100" w14:dist="19050" w14:dir="2700000" w14:sx="100000" w14:sy="100000" w14:kx="0" w14:ky="0" w14:algn="tl">
-                  <w14:schemeClr w14:val="dk1">
-                    <w14:alpha w14:val="60000"/>
-                  </w14:schemeClr>
-                </w14:shadow>
-                <w14:textOutline w14:w="0" w14:cap="flat" w14:cmpd="sng" w14:algn="ctr">
-                  <w14:noFill/>
-                  <w14:prstDash w14:val="solid"/>
-                  <w14:round/>
-                </w14:textOutline>
-              </w:rPr>
-              <w:t xml:space="preserve"> Masking</w:t>
-            </w:r>
-          </w:p>
-          <w:p>
-            <w:pPr>
-              <w:rPr>
-                <w:rStyle w:val="IntenseEmphasis"/>
-                <w:rFonts w:eastAsia="Calibri Light"/>
-                <w:b w:val="0"/>
-                <w:bCs w:val="0"/>
-                <w:i w:val="0"/>
-                <w:iCs w:val="0"/>
-                <w:color w:val="000000" w:themeColor="text1"/>
-                <w:sz w:val="28"/>
-                <w:szCs w:val="28"/>
-                <w14:shadow w14:blurRad="38100" w14:dist="19050" w14:dir="2700000" w14:sx="100000" w14:sy="100000" w14:kx="0" w14:ky="0" w14:algn="tl">
-                  <w14:schemeClr w14:val="dk1">
-                    <w14:alpha w14:val="60000"/>
-                  </w14:schemeClr>
-                </w14:shadow>
-                <w14:textOutline w14:w="0" w14:cap="flat" w14:cmpd="sng" w14:algn="ctr">
-                  <w14:noFill/>
-                  <w14:prstDash w14:val="solid"/>
-                  <w14:round/>
-                </w14:textOutline>
-              </w:rPr>
-            </w:pPr>
-          </w:p>
-          <w:p>
-            <w:pPr>
-              <w:pStyle w:val="ListParagraph"/>
-              <w:numPr>
-                <w:ilvl w:val="0"/>
-                <w:numId w:val="21"/>
-              </w:numPr>
-              <w:rPr>
-                <w:rStyle w:val="IntenseEmphasis"/>
-                <w:rFonts w:eastAsia="Calibri Light"/>
-                <w:b w:val="0"/>
-                <w:bCs w:val="0"/>
-                <w:i w:val="0"/>
-                <w:iCs w:val="0"/>
-                <w:color w:val="000000" w:themeColor="text1"/>
-                <w:sz w:val="28"/>
-                <w:szCs w:val="28"/>
-                <w14:shadow w14:blurRad="38100" w14:dist="19050" w14:dir="2700000" w14:sx="100000" w14:sy="100000" w14:kx="0" w14:ky="0" w14:algn="tl">
-                  <w14:schemeClr w14:val="dk1">
-                    <w14:alpha w14:val="60000"/>
-                  </w14:schemeClr>
-                </w14:shadow>
-                <w14:textOutline w14:w="0" w14:cap="flat" w14:cmpd="sng" w14:algn="ctr">
-                  <w14:noFill/>
-                  <w14:prstDash w14:val="solid"/>
-                  <w14:round/>
-                </w14:textOutline>
-              </w:rPr>
-            </w:pPr>
-            <w:r>
-              <w:rPr>
-                <w:rStyle w:val="IntenseEmphasis"/>
-                <w:rFonts w:eastAsia="Calibri Light"/>
-                <w:b w:val="0"/>
-                <w:bCs w:val="0"/>
-                <w:i w:val="0"/>
-                <w:iCs w:val="0"/>
-                <w:color w:val="000000" w:themeColor="text1"/>
-                <w:sz w:val="28"/>
-                <w:szCs w:val="28"/>
-                <w14:shadow w14:blurRad="38100" w14:dist="19050" w14:dir="2700000" w14:sx="100000" w14:sy="100000" w14:kx="0" w14:ky="0" w14:algn="tl">
-                  <w14:schemeClr w14:val="dk1">
-                    <w14:alpha w14:val="60000"/>
-                  </w14:schemeClr>
-                </w14:shadow>
-                <w14:textOutline w14:w="0" w14:cap="flat" w14:cmpd="sng" w14:algn="ctr">
-                  <w14:noFill/>
-                  <w14:prstDash w14:val="solid"/>
-                  <w14:round/>
-                </w14:textOutline>
-              </w:rPr>
-              <w:t xml:space="preserve">Sharpy Lights, Led Lights &amp; Flushers </w:t>
-            </w:r>
-          </w:p>
-          <w:p>
-            <w:pPr>
-              <w:rPr>
-                <w:rStyle w:val="IntenseEmphasis"/>
-                <w:rFonts w:eastAsia="Calibri Light"/>
-                <w:b w:val="0"/>
-                <w:bCs w:val="0"/>
-                <w:i w:val="0"/>
-                <w:iCs w:val="0"/>
-                <w:color w:val="000000" w:themeColor="text1"/>
-                <w:sz w:val="28"/>
-                <w:szCs w:val="28"/>
-                <w14:shadow w14:blurRad="38100" w14:dist="19050" w14:dir="2700000" w14:sx="100000" w14:sy="100000" w14:kx="0" w14:ky="0" w14:algn="tl">
-                  <w14:schemeClr w14:val="dk1">
-                    <w14:alpha w14:val="60000"/>
-                  </w14:schemeClr>
-                </w14:shadow>
-                <w14:textOutline w14:w="0" w14:cap="flat" w14:cmpd="sng" w14:algn="ctr">
-                  <w14:noFill/>
-                  <w14:prstDash w14:val="solid"/>
-                  <w14:round/>
-                </w14:textOutline>
-              </w:rPr>
-            </w:pPr>
-          </w:p>
-          <w:p>
-            <w:pPr>
-              <w:pStyle w:val="ListParagraph"/>
-              <w:numPr>
-                <w:ilvl w:val="0"/>
-                <w:numId w:val="21"/>
-              </w:numPr>
-              <w:rPr>
-                <w:rStyle w:val="IntenseEmphasis"/>
-                <w:rFonts w:eastAsia="Calibri Light"/>
-                <w:b w:val="0"/>
-                <w:bCs w:val="0"/>
-                <w:i w:val="0"/>
-                <w:iCs w:val="0"/>
-                <w:color w:val="000000" w:themeColor="text1"/>
-                <w:sz w:val="28"/>
-                <w:szCs w:val="28"/>
-                <w14:shadow w14:blurRad="38100" w14:dist="19050" w14:dir="2700000" w14:sx="100000" w14:sy="100000" w14:kx="0" w14:ky="0" w14:algn="tl">
-                  <w14:schemeClr w14:val="dk1">
-                    <w14:alpha w14:val="60000"/>
-                  </w14:schemeClr>
-                </w14:shadow>
-                <w14:textOutline w14:w="0" w14:cap="flat" w14:cmpd="sng" w14:algn="ctr">
-                  <w14:noFill/>
-                  <w14:prstDash w14:val="solid"/>
-                  <w14:round/>
-                </w14:textOutline>
-              </w:rPr>
-            </w:pPr>
-            <w:r>
-              <w:rPr>
-                <w:rStyle w:val="IntenseEmphasis"/>
-                <w:rFonts w:eastAsia="Calibri Light"/>
-                <w:b w:val="0"/>
-                <w:bCs w:val="0"/>
-                <w:i w:val="0"/>
-                <w:iCs w:val="0"/>
-                <w:color w:val="000000" w:themeColor="text1"/>
-                <w:sz w:val="28"/>
-                <w:szCs w:val="28"/>
-                <w14:shadow w14:blurRad="38100" w14:dist="19050" w14:dir="2700000" w14:sx="100000" w14:sy="100000" w14:kx="0" w14:ky="0" w14:algn="tl">
-                  <w14:schemeClr w14:val="dk1">
-                    <w14:alpha w14:val="60000"/>
-                  </w14:schemeClr>
-                </w14:shadow>
-                <w14:textOutline w14:w="0" w14:cap="flat" w14:cmpd="sng" w14:algn="ctr">
-                  <w14:noFill/>
-                  <w14:prstDash w14:val="solid"/>
-                  <w14:round/>
-                </w14:textOutline>
-              </w:rPr>
-              <w:t>Light Operator</w:t>
-            </w:r>
-          </w:p>
-          <w:p>
-            <w:pPr>
-              <w:rPr>
-                <w:rStyle w:val="IntenseEmphasis"/>
-                <w:rFonts w:eastAsia="Calibri Light"/>
-                <w:b w:val="0"/>
-                <w:bCs w:val="0"/>
-                <w:i w:val="0"/>
-                <w:iCs w:val="0"/>
-                <w:color w:val="000000" w:themeColor="text1"/>
-                <w:sz w:val="28"/>
-                <w:szCs w:val="28"/>
-                <w14:shadow w14:blurRad="38100" w14:dist="19050" w14:dir="2700000" w14:sx="100000" w14:sy="100000" w14:kx="0" w14:ky="0" w14:algn="tl">
-                  <w14:schemeClr w14:val="dk1">
-                    <w14:alpha w14:val="60000"/>
-                  </w14:schemeClr>
-                </w14:shadow>
-                <w14:textOutline w14:w="0" w14:cap="flat" w14:cmpd="sng" w14:algn="ctr">
-                  <w14:noFill/>
-                  <w14:prstDash w14:val="solid"/>
-                  <w14:round/>
-                </w14:textOutline>
-              </w:rPr>
-            </w:pPr>
+              <w:t>Stage Platform [16x32] With Stairs &amp; Carpet</w:t>
+            </w:r>
           </w:p>
         </w:tc>
         <w:tc>
@@ -1850,129 +1594,29 @@
                 </w14:textOutline>
               </w:rPr>
             </w:pPr>
-          </w:p>
-          <w:p>
-            <w:pPr>
-              <w:jc w:val="center"/>
-              <w:rPr>
-                <w:rStyle w:val="IntenseEmphasis"/>
-                <w:rFonts w:eastAsia="Calibri Light"/>
-                <w:b w:val="0"/>
-                <w:bCs w:val="0"/>
-                <w:i w:val="0"/>
-                <w:iCs w:val="0"/>
-                <w:color w:val="000000" w:themeColor="text1"/>
-                <w:sz w:val="28"/>
-                <w:szCs w:val="28"/>
-                <w14:shadow w14:blurRad="38100" w14:dist="19050" w14:dir="2700000" w14:sx="100000" w14:sy="100000" w14:kx="0" w14:ky="0" w14:algn="tl">
-                  <w14:schemeClr w14:val="dk1">
-                    <w14:alpha w14:val="60000"/>
-                  </w14:schemeClr>
-                </w14:shadow>
-                <w14:textOutline w14:w="0" w14:cap="flat" w14:cmpd="sng" w14:algn="ctr">
-                  <w14:noFill/>
-                  <w14:prstDash w14:val="solid"/>
-                  <w14:round/>
-                </w14:textOutline>
-              </w:rPr>
-            </w:pPr>
-          </w:p>
-          <w:p>
-            <w:pPr>
-              <w:jc w:val="center"/>
-              <w:rPr>
-                <w:rStyle w:val="IntenseEmphasis"/>
-                <w:rFonts w:eastAsia="Calibri Light"/>
-                <w:b w:val="0"/>
-                <w:bCs w:val="0"/>
-                <w:i w:val="0"/>
-                <w:iCs w:val="0"/>
-                <w:color w:val="000000" w:themeColor="text1"/>
-                <w:sz w:val="28"/>
-                <w:szCs w:val="28"/>
-                <w14:shadow w14:blurRad="38100" w14:dist="19050" w14:dir="2700000" w14:sx="100000" w14:sy="100000" w14:kx="0" w14:ky="0" w14:algn="tl">
-                  <w14:schemeClr w14:val="dk1">
-                    <w14:alpha w14:val="60000"/>
-                  </w14:schemeClr>
-                </w14:shadow>
-                <w14:textOutline w14:w="0" w14:cap="flat" w14:cmpd="sng" w14:algn="ctr">
-                  <w14:noFill/>
-                  <w14:prstDash w14:val="solid"/>
-                  <w14:round/>
-                </w14:textOutline>
-              </w:rPr>
-            </w:pPr>
-            <w:r>
-              <w:rPr>
-                <w:rStyle w:val="IntenseEmphasis"/>
-                <w:rFonts w:eastAsia="Calibri Light"/>
-                <w:b w:val="0"/>
-                <w:bCs w:val="0"/>
-                <w:i w:val="0"/>
-                <w:iCs w:val="0"/>
-                <w:color w:val="000000" w:themeColor="text1"/>
-                <w:sz w:val="28"/>
-                <w:szCs w:val="28"/>
-                <w14:shadow w14:blurRad="38100" w14:dist="19050" w14:dir="2700000" w14:sx="100000" w14:sy="100000" w14:kx="0" w14:ky="0" w14:algn="tl">
-                  <w14:schemeClr w14:val="dk1">
-                    <w14:alpha w14:val="60000"/>
-                  </w14:schemeClr>
-                </w14:shadow>
-                <w14:textOutline w14:w="0" w14:cap="flat" w14:cmpd="sng" w14:algn="ctr">
-                  <w14:noFill/>
-                  <w14:prstDash w14:val="solid"/>
-                  <w14:round/>
-                </w14:textOutline>
-              </w:rPr>
-              <w:t>2</w:t>
-            </w:r>
-            <w:r>
-              <w:rPr>
-                <w:rStyle w:val="IntenseEmphasis"/>
-                <w:rFonts w:eastAsia="Calibri Light"/>
-                <w:b w:val="0"/>
-                <w:bCs w:val="0"/>
-                <w:i w:val="0"/>
-                <w:iCs w:val="0"/>
-                <w:color w:val="000000" w:themeColor="text1"/>
-                <w:sz w:val="28"/>
-                <w:szCs w:val="28"/>
-                <w14:shadow w14:blurRad="38100" w14:dist="19050" w14:dir="2700000" w14:sx="100000" w14:sy="100000" w14:kx="0" w14:ky="0" w14:algn="tl">
-                  <w14:schemeClr w14:val="dk1">
-                    <w14:alpha w14:val="60000"/>
-                  </w14:schemeClr>
-                </w14:shadow>
-                <w14:textOutline w14:w="0" w14:cap="flat" w14:cmpd="sng" w14:algn="ctr">
-                  <w14:noFill/>
-                  <w14:prstDash w14:val="solid"/>
-                  <w14:round/>
-                </w14:textOutline>
-              </w:rPr>
-              <w:t>5</w:t>
-            </w:r>
-            <w:r>
-              <w:rPr>
-                <w:rStyle w:val="IntenseEmphasis"/>
-                <w:rFonts w:eastAsia="Calibri Light"/>
-                <w:b w:val="0"/>
-                <w:bCs w:val="0"/>
-                <w:i w:val="0"/>
-                <w:iCs w:val="0"/>
-                <w:color w:val="000000" w:themeColor="text1"/>
-                <w:sz w:val="28"/>
-                <w:szCs w:val="28"/>
-                <w14:shadow w14:blurRad="38100" w14:dist="19050" w14:dir="2700000" w14:sx="100000" w14:sy="100000" w14:kx="0" w14:ky="0" w14:algn="tl">
-                  <w14:schemeClr w14:val="dk1">
-                    <w14:alpha w14:val="60000"/>
-                  </w14:schemeClr>
-                </w14:shadow>
-                <w14:textOutline w14:w="0" w14:cap="flat" w14:cmpd="sng" w14:algn="ctr">
-                  <w14:noFill/>
-                  <w14:prstDash w14:val="solid"/>
-                  <w14:round/>
-                </w14:textOutline>
-              </w:rPr>
-              <w:t>,000 /-</w:t>
+            <w:r>
+              <w:rPr>
+                <w:rStyle w:val="IntenseEmphasis"/>
+                <w:rFonts w:eastAsia="Calibri Light"/>
+                <w:b w:val="0"/>
+                <w:bCs w:val="0"/>
+                <w:i w:val="0"/>
+                <w:iCs w:val="0"/>
+                <w:color w:val="000000" w:themeColor="text1"/>
+                <w:sz w:val="28"/>
+                <w:szCs w:val="28"/>
+                <w14:shadow w14:blurRad="38100" w14:dist="19050" w14:dir="2700000" w14:sx="100000" w14:sy="100000" w14:kx="0" w14:ky="0" w14:algn="tl">
+                  <w14:schemeClr w14:val="dk1">
+                    <w14:alpha w14:val="60000"/>
+                  </w14:schemeClr>
+                </w14:shadow>
+                <w14:textOutline w14:w="0" w14:cap="flat" w14:cmpd="sng" w14:algn="ctr">
+                  <w14:noFill/>
+                  <w14:prstDash w14:val="solid"/>
+                  <w14:round/>
+                </w14:textOutline>
+              </w:rPr>
+              <w:t>15,000 /-</w:t>
             </w:r>
           </w:p>
         </w:tc>
@@ -2061,7 +1705,7 @@
                   <w14:round/>
                 </w14:textOutline>
               </w:rPr>
-              <w:t>Stage Platform 16x32 With Stairs &amp; Carpet</w:t>
+              <w:t>Three Led Wall [450 Sq. Ft.] With Video Jockey</w:t>
             </w:r>
           </w:p>
         </w:tc>
@@ -2142,7 +1786,7 @@
                   <w14:round/>
                 </w14:textOutline>
               </w:rPr>
-              <w:t>15,000 /-</w:t>
+              <w:t>45,000 /-</w:t>
             </w:r>
           </w:p>
         </w:tc>
@@ -2231,56 +1875,241 @@
                   <w14:round/>
                 </w14:textOutline>
               </w:rPr>
-              <w:t>A</w:t>
-            </w:r>
-            <w:r>
-              <w:rPr>
-                <w:rStyle w:val="IntenseEmphasis"/>
-                <w:rFonts w:eastAsia="Calibri Light"/>
-                <w:b w:val="0"/>
-                <w:bCs w:val="0"/>
-                <w:i w:val="0"/>
-                <w:iCs w:val="0"/>
-                <w:color w:val="000000" w:themeColor="text1"/>
-                <w:sz w:val="28"/>
-                <w:szCs w:val="28"/>
-                <w14:shadow w14:blurRad="38100" w14:dist="19050" w14:dir="2700000" w14:sx="100000" w14:sy="100000" w14:kx="0" w14:ky="0" w14:algn="tl">
-                  <w14:schemeClr w14:val="dk1">
-                    <w14:alpha w14:val="60000"/>
-                  </w14:schemeClr>
-                </w14:shadow>
-                <w14:textOutline w14:w="0" w14:cap="flat" w14:cmpd="sng" w14:algn="ctr">
-                  <w14:noFill/>
-                  <w14:prstDash w14:val="solid"/>
-                  <w14:round/>
-                </w14:textOutline>
-              </w:rPr>
-              <w:t>nchor</w:t>
-            </w:r>
-            <w:r>
-              <w:rPr>
-                <w:rStyle w:val="IntenseEmphasis"/>
-                <w:rFonts w:eastAsia="Calibri Light"/>
-                <w:b w:val="0"/>
-                <w:bCs w:val="0"/>
-                <w:i w:val="0"/>
-                <w:iCs w:val="0"/>
-                <w:color w:val="000000" w:themeColor="text1"/>
-                <w:sz w:val="28"/>
-                <w:szCs w:val="28"/>
-                <w14:shadow w14:blurRad="38100" w14:dist="19050" w14:dir="2700000" w14:sx="100000" w14:sy="100000" w14:kx="0" w14:ky="0" w14:algn="tl">
-                  <w14:schemeClr w14:val="dk1">
-                    <w14:alpha w14:val="60000"/>
-                  </w14:schemeClr>
-                </w14:shadow>
-                <w14:textOutline w14:w="0" w14:cap="flat" w14:cmpd="sng" w14:algn="ctr">
-                  <w14:noFill/>
-                  <w14:prstDash w14:val="solid"/>
-                  <w14:round/>
-                </w14:textOutline>
-              </w:rPr>
-              <w:t xml:space="preserve"> - Radhika Lomba</w:t>
-            </w:r>
+              <w:t xml:space="preserve">2 Pole Truss </w:t>
+            </w:r>
+            <w:proofErr w:type="gramStart"/>
+            <w:r>
+              <w:rPr>
+                <w:rStyle w:val="IntenseEmphasis"/>
+                <w:rFonts w:eastAsia="Calibri Light"/>
+                <w:b w:val="0"/>
+                <w:bCs w:val="0"/>
+                <w:i w:val="0"/>
+                <w:iCs w:val="0"/>
+                <w:color w:val="000000" w:themeColor="text1"/>
+                <w:sz w:val="28"/>
+                <w:szCs w:val="28"/>
+                <w14:shadow w14:blurRad="38100" w14:dist="19050" w14:dir="2700000" w14:sx="100000" w14:sy="100000" w14:kx="0" w14:ky="0" w14:algn="tl">
+                  <w14:schemeClr w14:val="dk1">
+                    <w14:alpha w14:val="60000"/>
+                  </w14:schemeClr>
+                </w14:shadow>
+                <w14:textOutline w14:w="0" w14:cap="flat" w14:cmpd="sng" w14:algn="ctr">
+                  <w14:noFill/>
+                  <w14:prstDash w14:val="solid"/>
+                  <w14:round/>
+                </w14:textOutline>
+              </w:rPr>
+              <w:t>With</w:t>
+            </w:r>
+            <w:proofErr w:type="gramEnd"/>
+            <w:r>
+              <w:rPr>
+                <w:rStyle w:val="IntenseEmphasis"/>
+                <w:rFonts w:eastAsia="Calibri Light"/>
+                <w:b w:val="0"/>
+                <w:bCs w:val="0"/>
+                <w:i w:val="0"/>
+                <w:iCs w:val="0"/>
+                <w:color w:val="000000" w:themeColor="text1"/>
+                <w:sz w:val="28"/>
+                <w:szCs w:val="28"/>
+                <w14:shadow w14:blurRad="38100" w14:dist="19050" w14:dir="2700000" w14:sx="100000" w14:sy="100000" w14:kx="0" w14:ky="0" w14:algn="tl">
+                  <w14:schemeClr w14:val="dk1">
+                    <w14:alpha w14:val="60000"/>
+                  </w14:schemeClr>
+                </w14:shadow>
+                <w14:textOutline w14:w="0" w14:cap="flat" w14:cmpd="sng" w14:algn="ctr">
+                  <w14:noFill/>
+                  <w14:prstDash w14:val="solid"/>
+                  <w14:round/>
+                </w14:textOutline>
+              </w:rPr>
+              <w:t xml:space="preserve"> Masking</w:t>
+            </w:r>
+          </w:p>
+          <w:p>
+            <w:pPr>
+              <w:rPr>
+                <w:rStyle w:val="IntenseEmphasis"/>
+                <w:rFonts w:eastAsia="Calibri Light"/>
+                <w:b w:val="0"/>
+                <w:bCs w:val="0"/>
+                <w:i w:val="0"/>
+                <w:iCs w:val="0"/>
+                <w:color w:val="000000" w:themeColor="text1"/>
+                <w:sz w:val="28"/>
+                <w:szCs w:val="28"/>
+                <w14:shadow w14:blurRad="38100" w14:dist="19050" w14:dir="2700000" w14:sx="100000" w14:sy="100000" w14:kx="0" w14:ky="0" w14:algn="tl">
+                  <w14:schemeClr w14:val="dk1">
+                    <w14:alpha w14:val="60000"/>
+                  </w14:schemeClr>
+                </w14:shadow>
+                <w14:textOutline w14:w="0" w14:cap="flat" w14:cmpd="sng" w14:algn="ctr">
+                  <w14:noFill/>
+                  <w14:prstDash w14:val="solid"/>
+                  <w14:round/>
+                </w14:textOutline>
+              </w:rPr>
+            </w:pPr>
+          </w:p>
+          <w:p>
+            <w:pPr>
+              <w:pStyle w:val="ListParagraph"/>
+              <w:numPr>
+                <w:ilvl w:val="0"/>
+                <w:numId w:val="21"/>
+              </w:numPr>
+              <w:rPr>
+                <w:rStyle w:val="IntenseEmphasis"/>
+                <w:rFonts w:eastAsia="Calibri Light"/>
+                <w:b w:val="0"/>
+                <w:bCs w:val="0"/>
+                <w:i w:val="0"/>
+                <w:iCs w:val="0"/>
+                <w:color w:val="000000" w:themeColor="text1"/>
+                <w:sz w:val="28"/>
+                <w:szCs w:val="28"/>
+                <w14:shadow w14:blurRad="38100" w14:dist="19050" w14:dir="2700000" w14:sx="100000" w14:sy="100000" w14:kx="0" w14:ky="0" w14:algn="tl">
+                  <w14:schemeClr w14:val="dk1">
+                    <w14:alpha w14:val="60000"/>
+                  </w14:schemeClr>
+                </w14:shadow>
+                <w14:textOutline w14:w="0" w14:cap="flat" w14:cmpd="sng" w14:algn="ctr">
+                  <w14:noFill/>
+                  <w14:prstDash w14:val="solid"/>
+                  <w14:round/>
+                </w14:textOutline>
+              </w:rPr>
+            </w:pPr>
+            <w:r>
+              <w:rPr>
+                <w:rStyle w:val="IntenseEmphasis"/>
+                <w:rFonts w:eastAsia="Calibri Light"/>
+                <w:b w:val="0"/>
+                <w:bCs w:val="0"/>
+                <w:i w:val="0"/>
+                <w:iCs w:val="0"/>
+                <w:color w:val="000000" w:themeColor="text1"/>
+                <w:sz w:val="28"/>
+                <w:szCs w:val="28"/>
+                <w14:shadow w14:blurRad="38100" w14:dist="19050" w14:dir="2700000" w14:sx="100000" w14:sy="100000" w14:kx="0" w14:ky="0" w14:algn="tl">
+                  <w14:schemeClr w14:val="dk1">
+                    <w14:alpha w14:val="60000"/>
+                  </w14:schemeClr>
+                </w14:shadow>
+                <w14:textOutline w14:w="0" w14:cap="flat" w14:cmpd="sng" w14:algn="ctr">
+                  <w14:noFill/>
+                  <w14:prstDash w14:val="solid"/>
+                  <w14:round/>
+                </w14:textOutline>
+              </w:rPr>
+              <w:t xml:space="preserve">Sharpy Lights, Led Lights &amp; Flushers </w:t>
+            </w:r>
+          </w:p>
+          <w:p>
+            <w:pPr>
+              <w:rPr>
+                <w:rStyle w:val="IntenseEmphasis"/>
+                <w:rFonts w:eastAsia="Calibri Light"/>
+                <w:b w:val="0"/>
+                <w:bCs w:val="0"/>
+                <w:i w:val="0"/>
+                <w:iCs w:val="0"/>
+                <w:color w:val="000000" w:themeColor="text1"/>
+                <w:sz w:val="28"/>
+                <w:szCs w:val="28"/>
+                <w14:shadow w14:blurRad="38100" w14:dist="19050" w14:dir="2700000" w14:sx="100000" w14:sy="100000" w14:kx="0" w14:ky="0" w14:algn="tl">
+                  <w14:schemeClr w14:val="dk1">
+                    <w14:alpha w14:val="60000"/>
+                  </w14:schemeClr>
+                </w14:shadow>
+                <w14:textOutline w14:w="0" w14:cap="flat" w14:cmpd="sng" w14:algn="ctr">
+                  <w14:noFill/>
+                  <w14:prstDash w14:val="solid"/>
+                  <w14:round/>
+                </w14:textOutline>
+              </w:rPr>
+            </w:pPr>
+          </w:p>
+          <w:p>
+            <w:pPr>
+              <w:pStyle w:val="ListParagraph"/>
+              <w:numPr>
+                <w:ilvl w:val="0"/>
+                <w:numId w:val="21"/>
+              </w:numPr>
+              <w:rPr>
+                <w:rStyle w:val="IntenseEmphasis"/>
+                <w:rFonts w:eastAsia="Calibri Light"/>
+                <w:b w:val="0"/>
+                <w:bCs w:val="0"/>
+                <w:i w:val="0"/>
+                <w:iCs w:val="0"/>
+                <w:color w:val="000000" w:themeColor="text1"/>
+                <w:sz w:val="28"/>
+                <w:szCs w:val="28"/>
+                <w14:shadow w14:blurRad="38100" w14:dist="19050" w14:dir="2700000" w14:sx="100000" w14:sy="100000" w14:kx="0" w14:ky="0" w14:algn="tl">
+                  <w14:schemeClr w14:val="dk1">
+                    <w14:alpha w14:val="60000"/>
+                  </w14:schemeClr>
+                </w14:shadow>
+                <w14:textOutline w14:w="0" w14:cap="flat" w14:cmpd="sng" w14:algn="ctr">
+                  <w14:noFill/>
+                  <w14:prstDash w14:val="solid"/>
+                  <w14:round/>
+                </w14:textOutline>
+              </w:rPr>
+            </w:pPr>
+            <w:r>
+              <w:rPr>
+                <w:rStyle w:val="IntenseEmphasis"/>
+                <w:rFonts w:eastAsia="Calibri Light"/>
+                <w:b w:val="0"/>
+                <w:bCs w:val="0"/>
+                <w:i w:val="0"/>
+                <w:iCs w:val="0"/>
+                <w:color w:val="000000" w:themeColor="text1"/>
+                <w:sz w:val="28"/>
+                <w:szCs w:val="28"/>
+                <w14:shadow w14:blurRad="38100" w14:dist="19050" w14:dir="2700000" w14:sx="100000" w14:sy="100000" w14:kx="0" w14:ky="0" w14:algn="tl">
+                  <w14:schemeClr w14:val="dk1">
+                    <w14:alpha w14:val="60000"/>
+                  </w14:schemeClr>
+                </w14:shadow>
+                <w14:textOutline w14:w="0" w14:cap="flat" w14:cmpd="sng" w14:algn="ctr">
+                  <w14:noFill/>
+                  <w14:prstDash w14:val="solid"/>
+                  <w14:round/>
+                </w14:textOutline>
+              </w:rPr>
+              <w:t>Light Operator</w:t>
+            </w:r>
+          </w:p>
+          <w:p>
+            <w:pPr>
+              <w:rPr>
+                <w:rStyle w:val="IntenseEmphasis"/>
+                <w:rFonts w:eastAsia="Calibri Light"/>
+                <w:b w:val="0"/>
+                <w:bCs w:val="0"/>
+                <w:i w:val="0"/>
+                <w:iCs w:val="0"/>
+                <w:color w:val="000000" w:themeColor="text1"/>
+                <w:sz w:val="28"/>
+                <w:szCs w:val="28"/>
+                <w14:shadow w14:blurRad="38100" w14:dist="19050" w14:dir="2700000" w14:sx="100000" w14:sy="100000" w14:kx="0" w14:ky="0" w14:algn="tl">
+                  <w14:schemeClr w14:val="dk1">
+                    <w14:alpha w14:val="60000"/>
+                  </w14:schemeClr>
+                </w14:shadow>
+                <w14:textOutline w14:w="0" w14:cap="flat" w14:cmpd="sng" w14:algn="ctr">
+                  <w14:noFill/>
+                  <w14:prstDash w14:val="solid"/>
+                  <w14:round/>
+                </w14:textOutline>
+              </w:rPr>
+            </w:pPr>
           </w:p>
         </w:tc>
         <w:tc>
@@ -2338,29 +2167,129 @@
                 </w14:textOutline>
               </w:rPr>
             </w:pPr>
-            <w:r>
-              <w:rPr>
-                <w:rStyle w:val="IntenseEmphasis"/>
-                <w:rFonts w:eastAsia="Calibri Light"/>
-                <w:b w:val="0"/>
-                <w:bCs w:val="0"/>
-                <w:i w:val="0"/>
-                <w:iCs w:val="0"/>
-                <w:color w:val="000000" w:themeColor="text1"/>
-                <w:sz w:val="28"/>
-                <w:szCs w:val="28"/>
-                <w14:shadow w14:blurRad="38100" w14:dist="19050" w14:dir="2700000" w14:sx="100000" w14:sy="100000" w14:kx="0" w14:ky="0" w14:algn="tl">
-                  <w14:schemeClr w14:val="dk1">
-                    <w14:alpha w14:val="60000"/>
-                  </w14:schemeClr>
-                </w14:shadow>
-                <w14:textOutline w14:w="0" w14:cap="flat" w14:cmpd="sng" w14:algn="ctr">
-                  <w14:noFill/>
-                  <w14:prstDash w14:val="solid"/>
-                  <w14:round/>
-                </w14:textOutline>
-              </w:rPr>
-              <w:t>25,000 /-</w:t>
+          </w:p>
+          <w:p>
+            <w:pPr>
+              <w:jc w:val="center"/>
+              <w:rPr>
+                <w:rStyle w:val="IntenseEmphasis"/>
+                <w:rFonts w:eastAsia="Calibri Light"/>
+                <w:b w:val="0"/>
+                <w:bCs w:val="0"/>
+                <w:i w:val="0"/>
+                <w:iCs w:val="0"/>
+                <w:color w:val="000000" w:themeColor="text1"/>
+                <w:sz w:val="28"/>
+                <w:szCs w:val="28"/>
+                <w14:shadow w14:blurRad="38100" w14:dist="19050" w14:dir="2700000" w14:sx="100000" w14:sy="100000" w14:kx="0" w14:ky="0" w14:algn="tl">
+                  <w14:schemeClr w14:val="dk1">
+                    <w14:alpha w14:val="60000"/>
+                  </w14:schemeClr>
+                </w14:shadow>
+                <w14:textOutline w14:w="0" w14:cap="flat" w14:cmpd="sng" w14:algn="ctr">
+                  <w14:noFill/>
+                  <w14:prstDash w14:val="solid"/>
+                  <w14:round/>
+                </w14:textOutline>
+              </w:rPr>
+            </w:pPr>
+          </w:p>
+          <w:p>
+            <w:pPr>
+              <w:jc w:val="center"/>
+              <w:rPr>
+                <w:rStyle w:val="IntenseEmphasis"/>
+                <w:rFonts w:eastAsia="Calibri Light"/>
+                <w:b w:val="0"/>
+                <w:bCs w:val="0"/>
+                <w:i w:val="0"/>
+                <w:iCs w:val="0"/>
+                <w:color w:val="000000" w:themeColor="text1"/>
+                <w:sz w:val="28"/>
+                <w:szCs w:val="28"/>
+                <w14:shadow w14:blurRad="38100" w14:dist="19050" w14:dir="2700000" w14:sx="100000" w14:sy="100000" w14:kx="0" w14:ky="0" w14:algn="tl">
+                  <w14:schemeClr w14:val="dk1">
+                    <w14:alpha w14:val="60000"/>
+                  </w14:schemeClr>
+                </w14:shadow>
+                <w14:textOutline w14:w="0" w14:cap="flat" w14:cmpd="sng" w14:algn="ctr">
+                  <w14:noFill/>
+                  <w14:prstDash w14:val="solid"/>
+                  <w14:round/>
+                </w14:textOutline>
+              </w:rPr>
+            </w:pPr>
+            <w:r>
+              <w:rPr>
+                <w:rStyle w:val="IntenseEmphasis"/>
+                <w:rFonts w:eastAsia="Calibri Light"/>
+                <w:b w:val="0"/>
+                <w:bCs w:val="0"/>
+                <w:i w:val="0"/>
+                <w:iCs w:val="0"/>
+                <w:color w:val="000000" w:themeColor="text1"/>
+                <w:sz w:val="28"/>
+                <w:szCs w:val="28"/>
+                <w14:shadow w14:blurRad="38100" w14:dist="19050" w14:dir="2700000" w14:sx="100000" w14:sy="100000" w14:kx="0" w14:ky="0" w14:algn="tl">
+                  <w14:schemeClr w14:val="dk1">
+                    <w14:alpha w14:val="60000"/>
+                  </w14:schemeClr>
+                </w14:shadow>
+                <w14:textOutline w14:w="0" w14:cap="flat" w14:cmpd="sng" w14:algn="ctr">
+                  <w14:noFill/>
+                  <w14:prstDash w14:val="solid"/>
+                  <w14:round/>
+                </w14:textOutline>
+              </w:rPr>
+              <w:t>2</w:t>
+            </w:r>
+            <w:r>
+              <w:rPr>
+                <w:rStyle w:val="IntenseEmphasis"/>
+                <w:rFonts w:eastAsia="Calibri Light"/>
+                <w:b w:val="0"/>
+                <w:bCs w:val="0"/>
+                <w:i w:val="0"/>
+                <w:iCs w:val="0"/>
+                <w:color w:val="000000" w:themeColor="text1"/>
+                <w:sz w:val="28"/>
+                <w:szCs w:val="28"/>
+                <w14:shadow w14:blurRad="38100" w14:dist="19050" w14:dir="2700000" w14:sx="100000" w14:sy="100000" w14:kx="0" w14:ky="0" w14:algn="tl">
+                  <w14:schemeClr w14:val="dk1">
+                    <w14:alpha w14:val="60000"/>
+                  </w14:schemeClr>
+                </w14:shadow>
+                <w14:textOutline w14:w="0" w14:cap="flat" w14:cmpd="sng" w14:algn="ctr">
+                  <w14:noFill/>
+                  <w14:prstDash w14:val="solid"/>
+                  <w14:round/>
+                </w14:textOutline>
+              </w:rPr>
+              <w:t>5</w:t>
+            </w:r>
+            <w:r>
+              <w:rPr>
+                <w:rStyle w:val="IntenseEmphasis"/>
+                <w:rFonts w:eastAsia="Calibri Light"/>
+                <w:b w:val="0"/>
+                <w:bCs w:val="0"/>
+                <w:i w:val="0"/>
+                <w:iCs w:val="0"/>
+                <w:color w:val="000000" w:themeColor="text1"/>
+                <w:sz w:val="28"/>
+                <w:szCs w:val="28"/>
+                <w14:shadow w14:blurRad="38100" w14:dist="19050" w14:dir="2700000" w14:sx="100000" w14:sy="100000" w14:kx="0" w14:ky="0" w14:algn="tl">
+                  <w14:schemeClr w14:val="dk1">
+                    <w14:alpha w14:val="60000"/>
+                  </w14:schemeClr>
+                </w14:shadow>
+                <w14:textOutline w14:w="0" w14:cap="flat" w14:cmpd="sng" w14:algn="ctr">
+                  <w14:noFill/>
+                  <w14:prstDash w14:val="solid"/>
+                  <w14:round/>
+                </w14:textOutline>
+              </w:rPr>
+              <w:t>,000 /-</w:t>
             </w:r>
           </w:p>
         </w:tc>
@@ -2449,105 +2378,31 @@
                   <w14:round/>
                 </w14:textOutline>
               </w:rPr>
-              <w:t>Led Screens [</w:t>
-            </w:r>
-            <w:r>
-              <w:rPr>
-                <w:rStyle w:val="IntenseEmphasis"/>
-                <w:rFonts w:eastAsia="Calibri Light"/>
-                <w:b w:val="0"/>
-                <w:bCs w:val="0"/>
-                <w:i w:val="0"/>
-                <w:iCs w:val="0"/>
-                <w:color w:val="000000" w:themeColor="text1"/>
-                <w:sz w:val="28"/>
-                <w:szCs w:val="28"/>
-                <w14:shadow w14:blurRad="38100" w14:dist="19050" w14:dir="2700000" w14:sx="100000" w14:sy="100000" w14:kx="0" w14:ky="0" w14:algn="tl">
-                  <w14:schemeClr w14:val="dk1">
-                    <w14:alpha w14:val="60000"/>
-                  </w14:schemeClr>
-                </w14:shadow>
-                <w14:textOutline w14:w="0" w14:cap="flat" w14:cmpd="sng" w14:algn="ctr">
-                  <w14:noFill/>
-                  <w14:prstDash w14:val="solid"/>
-                  <w14:round/>
-                </w14:textOutline>
-              </w:rPr>
-              <w:t>3</w:t>
-            </w:r>
-            <w:r>
-              <w:rPr>
-                <w:rStyle w:val="IntenseEmphasis"/>
-                <w:rFonts w:eastAsia="Calibri Light"/>
-                <w:b w:val="0"/>
-                <w:bCs w:val="0"/>
-                <w:i w:val="0"/>
-                <w:iCs w:val="0"/>
-                <w:color w:val="000000" w:themeColor="text1"/>
-                <w:sz w:val="28"/>
-                <w:szCs w:val="28"/>
-                <w14:shadow w14:blurRad="38100" w14:dist="19050" w14:dir="2700000" w14:sx="100000" w14:sy="100000" w14:kx="0" w14:ky="0" w14:algn="tl">
-                  <w14:schemeClr w14:val="dk1">
-                    <w14:alpha w14:val="60000"/>
-                  </w14:schemeClr>
-                </w14:shadow>
-                <w14:textOutline w14:w="0" w14:cap="flat" w14:cmpd="sng" w14:algn="ctr">
-                  <w14:noFill/>
-                  <w14:prstDash w14:val="solid"/>
-                  <w14:round/>
-                </w14:textOutline>
-              </w:rPr>
-              <w:t xml:space="preserve">00 </w:t>
-            </w:r>
-            <w:proofErr w:type="spellStart"/>
-            <w:r>
-              <w:rPr>
-                <w:rStyle w:val="IntenseEmphasis"/>
-                <w:rFonts w:eastAsia="Calibri Light"/>
-                <w:b w:val="0"/>
-                <w:bCs w:val="0"/>
-                <w:i w:val="0"/>
-                <w:iCs w:val="0"/>
-                <w:color w:val="000000" w:themeColor="text1"/>
-                <w:sz w:val="28"/>
-                <w:szCs w:val="28"/>
-                <w14:shadow w14:blurRad="38100" w14:dist="19050" w14:dir="2700000" w14:sx="100000" w14:sy="100000" w14:kx="0" w14:ky="0" w14:algn="tl">
-                  <w14:schemeClr w14:val="dk1">
-                    <w14:alpha w14:val="60000"/>
-                  </w14:schemeClr>
-                </w14:shadow>
-                <w14:textOutline w14:w="0" w14:cap="flat" w14:cmpd="sng" w14:algn="ctr">
-                  <w14:noFill/>
-                  <w14:prstDash w14:val="solid"/>
-                  <w14:round/>
-                </w14:textOutline>
-              </w:rPr>
-              <w:t>Sq.Ft</w:t>
-            </w:r>
-            <w:proofErr w:type="spellEnd"/>
-            <w:r>
-              <w:rPr>
-                <w:rStyle w:val="IntenseEmphasis"/>
-                <w:rFonts w:eastAsia="Calibri Light"/>
-                <w:b w:val="0"/>
-                <w:bCs w:val="0"/>
-                <w:i w:val="0"/>
-                <w:iCs w:val="0"/>
-                <w:color w:val="000000" w:themeColor="text1"/>
-                <w:sz w:val="28"/>
-                <w:szCs w:val="28"/>
-                <w14:shadow w14:blurRad="38100" w14:dist="19050" w14:dir="2700000" w14:sx="100000" w14:sy="100000" w14:kx="0" w14:ky="0" w14:algn="tl">
-                  <w14:schemeClr w14:val="dk1">
-                    <w14:alpha w14:val="60000"/>
-                  </w14:schemeClr>
-                </w14:shadow>
-                <w14:textOutline w14:w="0" w14:cap="flat" w14:cmpd="sng" w14:algn="ctr">
-                  <w14:noFill/>
-                  <w14:prstDash w14:val="solid"/>
-                  <w14:round/>
-                </w14:textOutline>
-              </w:rPr>
-              <w:t>.] With Professional Video Jockey</w:t>
+              <w:t>A</w:t>
+            </w:r>
+            <w:r>
+              <w:rPr>
+                <w:rStyle w:val="IntenseEmphasis"/>
+                <w:rFonts w:eastAsia="Calibri Light"/>
+                <w:b w:val="0"/>
+                <w:bCs w:val="0"/>
+                <w:i w:val="0"/>
+                <w:iCs w:val="0"/>
+                <w:color w:val="000000" w:themeColor="text1"/>
+                <w:sz w:val="28"/>
+                <w:szCs w:val="28"/>
+                <w14:shadow w14:blurRad="38100" w14:dist="19050" w14:dir="2700000" w14:sx="100000" w14:sy="100000" w14:kx="0" w14:ky="0" w14:algn="tl">
+                  <w14:schemeClr w14:val="dk1">
+                    <w14:alpha w14:val="60000"/>
+                  </w14:schemeClr>
+                </w14:shadow>
+                <w14:textOutline w14:w="0" w14:cap="flat" w14:cmpd="sng" w14:algn="ctr">
+                  <w14:noFill/>
+                  <w14:prstDash w14:val="solid"/>
+                  <w14:round/>
+                </w14:textOutline>
+              </w:rPr>
+              <w:t>nchor</w:t>
             </w:r>
           </w:p>
         </w:tc>
@@ -2628,31 +2483,31 @@
                   <w14:round/>
                 </w14:textOutline>
               </w:rPr>
-              <w:t>30</w:t>
-            </w:r>
-            <w:r>
-              <w:rPr>
-                <w:rStyle w:val="IntenseEmphasis"/>
-                <w:rFonts w:eastAsia="Calibri Light"/>
-                <w:b w:val="0"/>
-                <w:bCs w:val="0"/>
-                <w:i w:val="0"/>
-                <w:iCs w:val="0"/>
-                <w:color w:val="000000" w:themeColor="text1"/>
-                <w:sz w:val="28"/>
-                <w:szCs w:val="28"/>
-                <w14:shadow w14:blurRad="38100" w14:dist="19050" w14:dir="2700000" w14:sx="100000" w14:sy="100000" w14:kx="0" w14:ky="0" w14:algn="tl">
-                  <w14:schemeClr w14:val="dk1">
-                    <w14:alpha w14:val="60000"/>
-                  </w14:schemeClr>
-                </w14:shadow>
-                <w14:textOutline w14:w="0" w14:cap="flat" w14:cmpd="sng" w14:algn="ctr">
-                  <w14:noFill/>
-                  <w14:prstDash w14:val="solid"/>
-                  <w14:round/>
-                </w14:textOutline>
-              </w:rPr>
-              <w:t>,000 /-</w:t>
+              <w:t>O</w:t>
+            </w:r>
+            <w:r>
+              <w:rPr>
+                <w:rStyle w:val="IntenseEmphasis"/>
+                <w:rFonts w:eastAsia="Calibri Light"/>
+                <w:b w:val="0"/>
+                <w:bCs w:val="0"/>
+                <w:i w:val="0"/>
+                <w:iCs w:val="0"/>
+                <w:color w:val="000000" w:themeColor="text1"/>
+                <w:sz w:val="28"/>
+                <w:szCs w:val="28"/>
+                <w14:shadow w14:blurRad="38100" w14:dist="19050" w14:dir="2700000" w14:sx="100000" w14:sy="100000" w14:kx="0" w14:ky="0" w14:algn="tl">
+                  <w14:schemeClr w14:val="dk1">
+                    <w14:alpha w14:val="60000"/>
+                  </w14:schemeClr>
+                </w14:shadow>
+                <w14:textOutline w14:w="0" w14:cap="flat" w14:cmpd="sng" w14:algn="ctr">
+                  <w14:noFill/>
+                  <w14:prstDash w14:val="solid"/>
+                  <w14:round/>
+                </w14:textOutline>
+              </w:rPr>
+              <w:t>n Final Call</w:t>
             </w:r>
           </w:p>
         </w:tc>
@@ -2949,6 +2804,32 @@
               </w:rPr>
               <w:t xml:space="preserve"> </w:t>
             </w:r>
+            <w:proofErr w:type="gramStart"/>
+            <w:r>
+              <w:rPr>
+                <w:rStyle w:val="IntenseEmphasis"/>
+                <w:rFonts w:eastAsia="Calibri Light"/>
+                <w:i w:val="0"/>
+                <w:iCs w:val="0"/>
+                <w:color w:val="ED7D31" w:themeColor="accent2"/>
+                <w:sz w:val="28"/>
+                <w:szCs w:val="28"/>
+              </w:rPr>
+              <w:t>On</w:t>
+            </w:r>
+            <w:proofErr w:type="gramEnd"/>
+            <w:r>
+              <w:rPr>
+                <w:rStyle w:val="IntenseEmphasis"/>
+                <w:rFonts w:eastAsia="Calibri Light"/>
+                <w:i w:val="0"/>
+                <w:iCs w:val="0"/>
+                <w:color w:val="ED7D31" w:themeColor="accent2"/>
+                <w:sz w:val="28"/>
+                <w:szCs w:val="28"/>
+              </w:rPr>
+              <w:t xml:space="preserve"> Entry</w:t>
+            </w:r>
           </w:p>
           <w:p>
             <w:pPr>
@@ -3078,6 +2959,99 @@
           </w:p>
           <w:p>
             <w:pPr>
+              <w:rPr>
+                <w:rStyle w:val="IntenseEmphasis"/>
+                <w:rFonts w:eastAsia="Calibri Light"/>
+                <w:b w:val="0"/>
+                <w:bCs w:val="0"/>
+                <w:i w:val="0"/>
+                <w:iCs w:val="0"/>
+                <w:color w:val="000000" w:themeColor="text1"/>
+                <w:sz w:val="28"/>
+                <w:szCs w:val="28"/>
+                <w14:shadow w14:blurRad="38100" w14:dist="19050" w14:dir="2700000" w14:sx="100000" w14:sy="100000" w14:kx="0" w14:ky="0" w14:algn="tl">
+                  <w14:schemeClr w14:val="dk1">
+                    <w14:alpha w14:val="60000"/>
+                  </w14:schemeClr>
+                </w14:shadow>
+                <w14:textOutline w14:w="0" w14:cap="flat" w14:cmpd="sng" w14:algn="ctr">
+                  <w14:noFill/>
+                  <w14:prstDash w14:val="solid"/>
+                  <w14:round/>
+                </w14:textOutline>
+              </w:rPr>
+            </w:pPr>
+          </w:p>
+          <w:p>
+            <w:pPr>
+              <w:pStyle w:val="ListParagraph"/>
+              <w:numPr>
+                <w:ilvl w:val="0"/>
+                <w:numId w:val="5"/>
+              </w:numPr>
+              <w:rPr>
+                <w:rStyle w:val="IntenseEmphasis"/>
+                <w:rFonts w:eastAsia="Calibri Light"/>
+                <w:i w:val="0"/>
+                <w:iCs w:val="0"/>
+                <w:color w:val="ED7D31" w:themeColor="accent2"/>
+                <w:sz w:val="28"/>
+                <w:szCs w:val="28"/>
+              </w:rPr>
+            </w:pPr>
+            <w:r>
+              <w:rPr>
+                <w:rStyle w:val="IntenseEmphasis"/>
+                <w:rFonts w:eastAsia="Calibri Light"/>
+                <w:i w:val="0"/>
+                <w:iCs w:val="0"/>
+                <w:color w:val="ED7D31" w:themeColor="accent2"/>
+                <w:sz w:val="28"/>
+                <w:szCs w:val="28"/>
+              </w:rPr>
+              <w:t>Special Effects</w:t>
+            </w:r>
+            <w:r>
+              <w:rPr>
+                <w:rStyle w:val="IntenseEmphasis"/>
+                <w:rFonts w:eastAsia="Calibri Light"/>
+                <w:i w:val="0"/>
+                <w:iCs w:val="0"/>
+                <w:color w:val="ED7D31" w:themeColor="accent2"/>
+                <w:sz w:val="28"/>
+                <w:szCs w:val="28"/>
+              </w:rPr>
+              <w:t xml:space="preserve"> </w:t>
+            </w:r>
+            <w:proofErr w:type="gramStart"/>
+            <w:r>
+              <w:rPr>
+                <w:rStyle w:val="IntenseEmphasis"/>
+                <w:rFonts w:eastAsia="Calibri Light"/>
+                <w:i w:val="0"/>
+                <w:iCs w:val="0"/>
+                <w:color w:val="ED7D31" w:themeColor="accent2"/>
+                <w:sz w:val="28"/>
+                <w:szCs w:val="28"/>
+              </w:rPr>
+              <w:t>For</w:t>
+            </w:r>
+            <w:proofErr w:type="gramEnd"/>
+            <w:r>
+              <w:rPr>
+                <w:rStyle w:val="IntenseEmphasis"/>
+                <w:rFonts w:eastAsia="Calibri Light"/>
+                <w:i w:val="0"/>
+                <w:iCs w:val="0"/>
+                <w:color w:val="ED7D31" w:themeColor="accent2"/>
+                <w:sz w:val="28"/>
+                <w:szCs w:val="28"/>
+              </w:rPr>
+              <w:t xml:space="preserve"> Ring Ceremony</w:t>
+            </w:r>
+          </w:p>
+          <w:p>
+            <w:pPr>
               <w:pStyle w:val="ListParagraph"/>
               <w:numPr>
                 <w:ilvl w:val="0"/>
@@ -3127,8 +3101,246 @@
                   <w14:round/>
                 </w14:textOutline>
               </w:rPr>
-              <w:t xml:space="preserve">Co2 Gun </w:t>
-            </w:r>
+              <w:t>Sparkle Machines (6)</w:t>
+            </w:r>
+          </w:p>
+          <w:p>
+            <w:pPr>
+              <w:pStyle w:val="ListParagraph"/>
+              <w:numPr>
+                <w:ilvl w:val="0"/>
+                <w:numId w:val="27"/>
+              </w:numPr>
+              <w:rPr>
+                <w:rStyle w:val="IntenseEmphasis"/>
+                <w:rFonts w:eastAsia="Calibri Light"/>
+                <w:b w:val="0"/>
+                <w:bCs w:val="0"/>
+                <w:i w:val="0"/>
+                <w:iCs w:val="0"/>
+                <w:color w:val="000000" w:themeColor="text1"/>
+                <w:sz w:val="28"/>
+                <w:szCs w:val="28"/>
+                <w14:shadow w14:blurRad="38100" w14:dist="19050" w14:dir="2700000" w14:sx="100000" w14:sy="100000" w14:kx="0" w14:ky="0" w14:algn="tl">
+                  <w14:schemeClr w14:val="dk1">
+                    <w14:alpha w14:val="60000"/>
+                  </w14:schemeClr>
+                </w14:shadow>
+                <w14:textOutline w14:w="0" w14:cap="flat" w14:cmpd="sng" w14:algn="ctr">
+                  <w14:noFill/>
+                  <w14:prstDash w14:val="solid"/>
+                  <w14:round/>
+                </w14:textOutline>
+              </w:rPr>
+            </w:pPr>
+            <w:r>
+              <w:rPr>
+                <w:rStyle w:val="IntenseEmphasis"/>
+                <w:rFonts w:eastAsia="Calibri Light"/>
+                <w:b w:val="0"/>
+                <w:bCs w:val="0"/>
+                <w:i w:val="0"/>
+                <w:iCs w:val="0"/>
+                <w:color w:val="000000" w:themeColor="text1"/>
+                <w:sz w:val="28"/>
+                <w:szCs w:val="28"/>
+                <w14:shadow w14:blurRad="38100" w14:dist="19050" w14:dir="2700000" w14:sx="100000" w14:sy="100000" w14:kx="0" w14:ky="0" w14:algn="tl">
+                  <w14:schemeClr w14:val="dk1">
+                    <w14:alpha w14:val="60000"/>
+                  </w14:schemeClr>
+                </w14:shadow>
+                <w14:textOutline w14:w="0" w14:cap="flat" w14:cmpd="sng" w14:algn="ctr">
+                  <w14:noFill/>
+                  <w14:prstDash w14:val="solid"/>
+                  <w14:round/>
+                </w14:textOutline>
+              </w:rPr>
+              <w:t>Low Fog</w:t>
+            </w:r>
+          </w:p>
+          <w:p>
+            <w:pPr>
+              <w:rPr>
+                <w:rStyle w:val="IntenseEmphasis"/>
+                <w:rFonts w:eastAsia="Calibri Light"/>
+                <w:b w:val="0"/>
+                <w:bCs w:val="0"/>
+                <w:i w:val="0"/>
+                <w:iCs w:val="0"/>
+                <w:color w:val="000000" w:themeColor="text1"/>
+                <w:sz w:val="28"/>
+                <w:szCs w:val="28"/>
+                <w14:shadow w14:blurRad="38100" w14:dist="19050" w14:dir="2700000" w14:sx="100000" w14:sy="100000" w14:kx="0" w14:ky="0" w14:algn="tl">
+                  <w14:schemeClr w14:val="dk1">
+                    <w14:alpha w14:val="60000"/>
+                  </w14:schemeClr>
+                </w14:shadow>
+                <w14:textOutline w14:w="0" w14:cap="flat" w14:cmpd="sng" w14:algn="ctr">
+                  <w14:noFill/>
+                  <w14:prstDash w14:val="solid"/>
+                  <w14:round/>
+                </w14:textOutline>
+              </w:rPr>
+            </w:pPr>
+          </w:p>
+          <w:p>
+            <w:pPr>
+              <w:pStyle w:val="ListParagraph"/>
+              <w:numPr>
+                <w:ilvl w:val="0"/>
+                <w:numId w:val="5"/>
+              </w:numPr>
+              <w:rPr>
+                <w:rStyle w:val="IntenseEmphasis"/>
+                <w:rFonts w:eastAsia="Calibri Light"/>
+                <w:i w:val="0"/>
+                <w:iCs w:val="0"/>
+                <w:color w:val="ED7D31" w:themeColor="accent2"/>
+                <w:sz w:val="28"/>
+                <w:szCs w:val="28"/>
+              </w:rPr>
+            </w:pPr>
+            <w:r>
+              <w:rPr>
+                <w:rStyle w:val="IntenseEmphasis"/>
+                <w:rFonts w:eastAsia="Calibri Light"/>
+                <w:i w:val="0"/>
+                <w:iCs w:val="0"/>
+                <w:color w:val="ED7D31" w:themeColor="accent2"/>
+                <w:sz w:val="28"/>
+                <w:szCs w:val="28"/>
+              </w:rPr>
+              <w:t>Special Effects</w:t>
+            </w:r>
+            <w:r>
+              <w:rPr>
+                <w:rStyle w:val="IntenseEmphasis"/>
+                <w:rFonts w:eastAsia="Calibri Light"/>
+                <w:i w:val="0"/>
+                <w:iCs w:val="0"/>
+                <w:color w:val="ED7D31" w:themeColor="accent2"/>
+                <w:sz w:val="28"/>
+                <w:szCs w:val="28"/>
+              </w:rPr>
+              <w:t xml:space="preserve"> </w:t>
+            </w:r>
+            <w:proofErr w:type="gramStart"/>
+            <w:r>
+              <w:rPr>
+                <w:rStyle w:val="IntenseEmphasis"/>
+                <w:rFonts w:eastAsia="Calibri Light"/>
+                <w:i w:val="0"/>
+                <w:iCs w:val="0"/>
+                <w:color w:val="ED7D31" w:themeColor="accent2"/>
+                <w:sz w:val="28"/>
+                <w:szCs w:val="28"/>
+              </w:rPr>
+              <w:t>For</w:t>
+            </w:r>
+            <w:proofErr w:type="gramEnd"/>
+            <w:r>
+              <w:rPr>
+                <w:rStyle w:val="IntenseEmphasis"/>
+                <w:rFonts w:eastAsia="Calibri Light"/>
+                <w:i w:val="0"/>
+                <w:iCs w:val="0"/>
+                <w:color w:val="ED7D31" w:themeColor="accent2"/>
+                <w:sz w:val="28"/>
+                <w:szCs w:val="28"/>
+              </w:rPr>
+              <w:t xml:space="preserve"> </w:t>
+            </w:r>
+            <w:r>
+              <w:rPr>
+                <w:rStyle w:val="IntenseEmphasis"/>
+                <w:rFonts w:eastAsia="Calibri Light"/>
+                <w:i w:val="0"/>
+                <w:iCs w:val="0"/>
+                <w:color w:val="ED7D31" w:themeColor="accent2"/>
+                <w:sz w:val="28"/>
+                <w:szCs w:val="28"/>
+              </w:rPr>
+              <w:t>Performances</w:t>
+            </w:r>
+          </w:p>
+          <w:p>
+            <w:pPr>
+              <w:pStyle w:val="ListParagraph"/>
+              <w:numPr>
+                <w:ilvl w:val="0"/>
+                <w:numId w:val="27"/>
+              </w:numPr>
+              <w:rPr>
+                <w:rStyle w:val="IntenseEmphasis"/>
+                <w:rFonts w:eastAsia="Calibri Light"/>
+                <w:b w:val="0"/>
+                <w:bCs w:val="0"/>
+                <w:i w:val="0"/>
+                <w:iCs w:val="0"/>
+                <w:color w:val="000000" w:themeColor="text1"/>
+                <w:sz w:val="28"/>
+                <w:szCs w:val="28"/>
+                <w14:shadow w14:blurRad="38100" w14:dist="19050" w14:dir="2700000" w14:sx="100000" w14:sy="100000" w14:kx="0" w14:ky="0" w14:algn="tl">
+                  <w14:schemeClr w14:val="dk1">
+                    <w14:alpha w14:val="60000"/>
+                  </w14:schemeClr>
+                </w14:shadow>
+                <w14:textOutline w14:w="0" w14:cap="flat" w14:cmpd="sng" w14:algn="ctr">
+                  <w14:noFill/>
+                  <w14:prstDash w14:val="solid"/>
+                  <w14:round/>
+                </w14:textOutline>
+              </w:rPr>
+            </w:pPr>
+            <w:r>
+              <w:rPr>
+                <w:rStyle w:val="IntenseEmphasis"/>
+                <w:rFonts w:eastAsia="Calibri Light"/>
+                <w:b w:val="0"/>
+                <w:bCs w:val="0"/>
+                <w:i w:val="0"/>
+                <w:iCs w:val="0"/>
+                <w:color w:val="000000" w:themeColor="text1"/>
+                <w:sz w:val="28"/>
+                <w:szCs w:val="28"/>
+                <w14:shadow w14:blurRad="38100" w14:dist="19050" w14:dir="2700000" w14:sx="100000" w14:sy="100000" w14:kx="0" w14:ky="0" w14:algn="tl">
+                  <w14:schemeClr w14:val="dk1">
+                    <w14:alpha w14:val="60000"/>
+                  </w14:schemeClr>
+                </w14:shadow>
+                <w14:textOutline w14:w="0" w14:cap="flat" w14:cmpd="sng" w14:algn="ctr">
+                  <w14:noFill/>
+                  <w14:prstDash w14:val="solid"/>
+                  <w14:round/>
+                </w14:textOutline>
+              </w:rPr>
+              <w:t>Sparkle Machines (6)</w:t>
+            </w:r>
+          </w:p>
+          <w:p>
+            <w:pPr>
+              <w:rPr>
+                <w:rStyle w:val="IntenseEmphasis"/>
+                <w:rFonts w:eastAsia="Calibri Light"/>
+                <w:b w:val="0"/>
+                <w:bCs w:val="0"/>
+                <w:i w:val="0"/>
+                <w:iCs w:val="0"/>
+                <w:color w:val="000000" w:themeColor="text1"/>
+                <w:sz w:val="28"/>
+                <w:szCs w:val="28"/>
+                <w14:shadow w14:blurRad="38100" w14:dist="19050" w14:dir="2700000" w14:sx="100000" w14:sy="100000" w14:kx="0" w14:ky="0" w14:algn="tl">
+                  <w14:schemeClr w14:val="dk1">
+                    <w14:alpha w14:val="60000"/>
+                  </w14:schemeClr>
+                </w14:shadow>
+                <w14:textOutline w14:w="0" w14:cap="flat" w14:cmpd="sng" w14:algn="ctr">
+                  <w14:noFill/>
+                  <w14:prstDash w14:val="solid"/>
+                  <w14:round/>
+                </w14:textOutline>
+              </w:rPr>
+            </w:pPr>
           </w:p>
           <w:p>
             <w:pPr>
@@ -3237,6 +3449,84 @@
                 </w14:textOutline>
               </w:rPr>
             </w:pPr>
+          </w:p>
+          <w:p>
+            <w:pPr>
+              <w:jc w:val="center"/>
+              <w:rPr>
+                <w:rStyle w:val="IntenseEmphasis"/>
+                <w:rFonts w:eastAsia="Calibri Light"/>
+                <w:b w:val="0"/>
+                <w:bCs w:val="0"/>
+                <w:i w:val="0"/>
+                <w:iCs w:val="0"/>
+                <w:color w:val="000000" w:themeColor="text1"/>
+                <w:sz w:val="28"/>
+                <w:szCs w:val="28"/>
+                <w14:shadow w14:blurRad="38100" w14:dist="19050" w14:dir="2700000" w14:sx="100000" w14:sy="100000" w14:kx="0" w14:ky="0" w14:algn="tl">
+                  <w14:schemeClr w14:val="dk1">
+                    <w14:alpha w14:val="60000"/>
+                  </w14:schemeClr>
+                </w14:shadow>
+                <w14:textOutline w14:w="0" w14:cap="flat" w14:cmpd="sng" w14:algn="ctr">
+                  <w14:noFill/>
+                  <w14:prstDash w14:val="solid"/>
+                  <w14:round/>
+                </w14:textOutline>
+              </w:rPr>
+            </w:pPr>
+          </w:p>
+          <w:p>
+            <w:pPr>
+              <w:jc w:val="center"/>
+              <w:rPr>
+                <w:rStyle w:val="IntenseEmphasis"/>
+                <w:rFonts w:eastAsia="Calibri Light"/>
+                <w:b w:val="0"/>
+                <w:bCs w:val="0"/>
+                <w:i w:val="0"/>
+                <w:iCs w:val="0"/>
+                <w:color w:val="000000" w:themeColor="text1"/>
+                <w:sz w:val="28"/>
+                <w:szCs w:val="28"/>
+                <w14:shadow w14:blurRad="38100" w14:dist="19050" w14:dir="2700000" w14:sx="100000" w14:sy="100000" w14:kx="0" w14:ky="0" w14:algn="tl">
+                  <w14:schemeClr w14:val="dk1">
+                    <w14:alpha w14:val="60000"/>
+                  </w14:schemeClr>
+                </w14:shadow>
+                <w14:textOutline w14:w="0" w14:cap="flat" w14:cmpd="sng" w14:algn="ctr">
+                  <w14:noFill/>
+                  <w14:prstDash w14:val="solid"/>
+                  <w14:round/>
+                </w14:textOutline>
+              </w:rPr>
+            </w:pPr>
+          </w:p>
+          <w:p>
+            <w:pPr>
+              <w:jc w:val="center"/>
+              <w:rPr>
+                <w:rStyle w:val="IntenseEmphasis"/>
+                <w:rFonts w:eastAsia="Calibri Light"/>
+                <w:b w:val="0"/>
+                <w:bCs w:val="0"/>
+                <w:i w:val="0"/>
+                <w:iCs w:val="0"/>
+                <w:color w:val="000000" w:themeColor="text1"/>
+                <w:sz w:val="28"/>
+                <w:szCs w:val="28"/>
+                <w14:shadow w14:blurRad="38100" w14:dist="19050" w14:dir="2700000" w14:sx="100000" w14:sy="100000" w14:kx="0" w14:ky="0" w14:algn="tl">
+                  <w14:schemeClr w14:val="dk1">
+                    <w14:alpha w14:val="60000"/>
+                  </w14:schemeClr>
+                </w14:shadow>
+                <w14:textOutline w14:w="0" w14:cap="flat" w14:cmpd="sng" w14:algn="ctr">
+                  <w14:noFill/>
+                  <w14:prstDash w14:val="solid"/>
+                  <w14:round/>
+                </w14:textOutline>
+              </w:rPr>
+            </w:pPr>
             <w:r>
               <w:rPr>
                 <w:rStyle w:val="IntenseEmphasis"/>
@@ -3283,6 +3573,104 @@
                   <w14:round/>
                 </w14:textOutline>
               </w:rPr>
+              <w:t>8</w:t>
+            </w:r>
+            <w:r>
+              <w:rPr>
+                <w:rStyle w:val="IntenseEmphasis"/>
+                <w:rFonts w:eastAsia="Calibri Light"/>
+                <w:b w:val="0"/>
+                <w:bCs w:val="0"/>
+                <w:i w:val="0"/>
+                <w:iCs w:val="0"/>
+                <w:color w:val="000000" w:themeColor="text1"/>
+                <w:sz w:val="28"/>
+                <w:szCs w:val="28"/>
+                <w14:shadow w14:blurRad="38100" w14:dist="19050" w14:dir="2700000" w14:sx="100000" w14:sy="100000" w14:kx="0" w14:ky="0" w14:algn="tl">
+                  <w14:schemeClr w14:val="dk1">
+                    <w14:alpha w14:val="60000"/>
+                  </w14:schemeClr>
+                </w14:shadow>
+                <w14:textOutline w14:w="0" w14:cap="flat" w14:cmpd="sng" w14:algn="ctr">
+                  <w14:noFill/>
+                  <w14:prstDash w14:val="solid"/>
+                  <w14:round/>
+                </w14:textOutline>
+              </w:rPr>
+              <w:t>,000 /-</w:t>
+            </w:r>
+          </w:p>
+          <w:p>
+            <w:pPr>
+              <w:jc w:val="center"/>
+              <w:rPr>
+                <w:rStyle w:val="IntenseEmphasis"/>
+                <w:rFonts w:eastAsia="Calibri Light"/>
+                <w:b w:val="0"/>
+                <w:bCs w:val="0"/>
+                <w:i w:val="0"/>
+                <w:iCs w:val="0"/>
+                <w:color w:val="000000" w:themeColor="text1"/>
+                <w:sz w:val="28"/>
+                <w:szCs w:val="28"/>
+                <w14:shadow w14:blurRad="38100" w14:dist="19050" w14:dir="2700000" w14:sx="100000" w14:sy="100000" w14:kx="0" w14:ky="0" w14:algn="tl">
+                  <w14:schemeClr w14:val="dk1">
+                    <w14:alpha w14:val="60000"/>
+                  </w14:schemeClr>
+                </w14:shadow>
+                <w14:textOutline w14:w="0" w14:cap="flat" w14:cmpd="sng" w14:algn="ctr">
+                  <w14:noFill/>
+                  <w14:prstDash w14:val="solid"/>
+                  <w14:round/>
+                </w14:textOutline>
+              </w:rPr>
+            </w:pPr>
+            <w:r>
+              <w:rPr>
+                <w:rStyle w:val="IntenseEmphasis"/>
+                <w:rFonts w:eastAsia="Calibri Light"/>
+                <w:b w:val="0"/>
+                <w:bCs w:val="0"/>
+                <w:i w:val="0"/>
+                <w:iCs w:val="0"/>
+                <w:color w:val="000000" w:themeColor="text1"/>
+                <w:sz w:val="28"/>
+                <w:szCs w:val="28"/>
+                <w14:shadow w14:blurRad="38100" w14:dist="19050" w14:dir="2700000" w14:sx="100000" w14:sy="100000" w14:kx="0" w14:ky="0" w14:algn="tl">
+                  <w14:schemeClr w14:val="dk1">
+                    <w14:alpha w14:val="60000"/>
+                  </w14:schemeClr>
+                </w14:shadow>
+                <w14:textOutline w14:w="0" w14:cap="flat" w14:cmpd="sng" w14:algn="ctr">
+                  <w14:noFill/>
+                  <w14:prstDash w14:val="solid"/>
+                  <w14:round/>
+                </w14:textOutline>
+              </w:rPr>
+              <w:t>1</w:t>
+            </w:r>
+            <w:r>
+              <w:rPr>
+                <w:rStyle w:val="IntenseEmphasis"/>
+                <w:rFonts w:eastAsia="Calibri Light"/>
+                <w:b w:val="0"/>
+                <w:bCs w:val="0"/>
+                <w:i w:val="0"/>
+                <w:iCs w:val="0"/>
+                <w:color w:val="000000" w:themeColor="text1"/>
+                <w:sz w:val="28"/>
+                <w:szCs w:val="28"/>
+                <w14:shadow w14:blurRad="38100" w14:dist="19050" w14:dir="2700000" w14:sx="100000" w14:sy="100000" w14:kx="0" w14:ky="0" w14:algn="tl">
+                  <w14:schemeClr w14:val="dk1">
+                    <w14:alpha w14:val="60000"/>
+                  </w14:schemeClr>
+                </w14:shadow>
+                <w14:textOutline w14:w="0" w14:cap="flat" w14:cmpd="sng" w14:algn="ctr">
+                  <w14:noFill/>
+                  <w14:prstDash w14:val="solid"/>
+                  <w14:round/>
+                </w14:textOutline>
+              </w:rPr>
               <w:t>5</w:t>
             </w:r>
             <w:r>
@@ -3310,6 +3698,41 @@
               <w:t>,000 /-</w:t>
             </w:r>
           </w:p>
+        </w:tc>
+      </w:tr>
+      <w:tr>
+        <w:trPr>
+          <w:trHeight w:val="1061"/>
+        </w:trPr>
+        <w:tc>
+          <w:tcPr>
+            <w:tcW w:w="6745" w:type="dxa"/>
+          </w:tcPr>
+          <w:p>
+            <w:pPr>
+              <w:rPr>
+                <w:rStyle w:val="IntenseEmphasis"/>
+                <w:rFonts w:eastAsia="Calibri Light"/>
+                <w:b w:val="0"/>
+                <w:bCs w:val="0"/>
+                <w:i w:val="0"/>
+                <w:iCs w:val="0"/>
+                <w:color w:val="000000" w:themeColor="text1"/>
+                <w:sz w:val="28"/>
+                <w:szCs w:val="28"/>
+                <w14:shadow w14:blurRad="38100" w14:dist="19050" w14:dir="2700000" w14:sx="100000" w14:sy="100000" w14:kx="0" w14:ky="0" w14:algn="tl">
+                  <w14:schemeClr w14:val="dk1">
+                    <w14:alpha w14:val="60000"/>
+                  </w14:schemeClr>
+                </w14:shadow>
+                <w14:textOutline w14:w="0" w14:cap="flat" w14:cmpd="sng" w14:algn="ctr">
+                  <w14:noFill/>
+                  <w14:prstDash w14:val="solid"/>
+                  <w14:round/>
+                </w14:textOutline>
+              </w:rPr>
+            </w:pPr>
+          </w:p>
           <w:p>
             <w:pPr>
               <w:jc w:val="center"/>
@@ -3357,31 +3780,186 @@
                   <w14:round/>
                 </w14:textOutline>
               </w:rPr>
-              <w:t>1</w:t>
-            </w:r>
-            <w:r>
-              <w:rPr>
-                <w:rStyle w:val="IntenseEmphasis"/>
-                <w:rFonts w:eastAsia="Calibri Light"/>
-                <w:b w:val="0"/>
-                <w:bCs w:val="0"/>
-                <w:i w:val="0"/>
-                <w:iCs w:val="0"/>
-                <w:color w:val="000000" w:themeColor="text1"/>
-                <w:sz w:val="28"/>
-                <w:szCs w:val="28"/>
-                <w14:shadow w14:blurRad="38100" w14:dist="19050" w14:dir="2700000" w14:sx="100000" w14:sy="100000" w14:kx="0" w14:ky="0" w14:algn="tl">
-                  <w14:schemeClr w14:val="dk1">
-                    <w14:alpha w14:val="60000"/>
-                  </w14:schemeClr>
-                </w14:shadow>
-                <w14:textOutline w14:w="0" w14:cap="flat" w14:cmpd="sng" w14:algn="ctr">
-                  <w14:noFill/>
-                  <w14:prstDash w14:val="solid"/>
-                  <w14:round/>
-                </w14:textOutline>
-              </w:rPr>
-              <w:t>0,000 /-</w:t>
+              <w:t>Total (A)</w:t>
+            </w:r>
+          </w:p>
+        </w:tc>
+        <w:tc>
+          <w:tcPr>
+            <w:tcW w:w="2613" w:type="dxa"/>
+          </w:tcPr>
+          <w:p>
+            <w:pPr>
+              <w:jc w:val="center"/>
+              <w:rPr>
+                <w:rStyle w:val="IntenseEmphasis"/>
+                <w:rFonts w:eastAsia="Calibri Light"/>
+                <w:b w:val="0"/>
+                <w:bCs w:val="0"/>
+                <w:i w:val="0"/>
+                <w:iCs w:val="0"/>
+                <w:color w:val="000000" w:themeColor="text1"/>
+                <w:sz w:val="28"/>
+                <w:szCs w:val="28"/>
+                <w14:shadow w14:blurRad="38100" w14:dist="19050" w14:dir="2700000" w14:sx="100000" w14:sy="100000" w14:kx="0" w14:ky="0" w14:algn="tl">
+                  <w14:schemeClr w14:val="dk1">
+                    <w14:alpha w14:val="60000"/>
+                  </w14:schemeClr>
+                </w14:shadow>
+                <w14:textOutline w14:w="0" w14:cap="flat" w14:cmpd="sng" w14:algn="ctr">
+                  <w14:noFill/>
+                  <w14:prstDash w14:val="solid"/>
+                  <w14:round/>
+                </w14:textOutline>
+              </w:rPr>
+            </w:pPr>
+          </w:p>
+          <w:p>
+            <w:pPr>
+              <w:jc w:val="center"/>
+              <w:rPr>
+                <w:rStyle w:val="IntenseEmphasis"/>
+                <w:rFonts w:eastAsia="Calibri Light"/>
+                <w:b w:val="0"/>
+                <w:bCs w:val="0"/>
+                <w:i w:val="0"/>
+                <w:iCs w:val="0"/>
+                <w:color w:val="000000" w:themeColor="text1"/>
+                <w:sz w:val="28"/>
+                <w:szCs w:val="28"/>
+                <w14:shadow w14:blurRad="38100" w14:dist="19050" w14:dir="2700000" w14:sx="100000" w14:sy="100000" w14:kx="0" w14:ky="0" w14:algn="tl">
+                  <w14:schemeClr w14:val="dk1">
+                    <w14:alpha w14:val="60000"/>
+                  </w14:schemeClr>
+                </w14:shadow>
+                <w14:textOutline w14:w="0" w14:cap="flat" w14:cmpd="sng" w14:algn="ctr">
+                  <w14:noFill/>
+                  <w14:prstDash w14:val="solid"/>
+                  <w14:round/>
+                </w14:textOutline>
+              </w:rPr>
+            </w:pPr>
+            <w:r>
+              <w:rPr>
+                <w:rStyle w:val="IntenseEmphasis"/>
+                <w:rFonts w:eastAsia="Calibri Light"/>
+                <w:b w:val="0"/>
+                <w:bCs w:val="0"/>
+                <w:i w:val="0"/>
+                <w:iCs w:val="0"/>
+                <w:color w:val="000000" w:themeColor="text1"/>
+                <w:sz w:val="28"/>
+                <w:szCs w:val="28"/>
+                <w14:shadow w14:blurRad="38100" w14:dist="19050" w14:dir="2700000" w14:sx="100000" w14:sy="100000" w14:kx="0" w14:ky="0" w14:algn="tl">
+                  <w14:schemeClr w14:val="dk1">
+                    <w14:alpha w14:val="60000"/>
+                  </w14:schemeClr>
+                </w14:shadow>
+                <w14:textOutline w14:w="0" w14:cap="flat" w14:cmpd="sng" w14:algn="ctr">
+                  <w14:noFill/>
+                  <w14:prstDash w14:val="solid"/>
+                  <w14:round/>
+                </w14:textOutline>
+              </w:rPr>
+              <w:t>1,</w:t>
+            </w:r>
+            <w:r>
+              <w:rPr>
+                <w:rStyle w:val="IntenseEmphasis"/>
+                <w:rFonts w:eastAsia="Calibri Light"/>
+                <w:b w:val="0"/>
+                <w:bCs w:val="0"/>
+                <w:i w:val="0"/>
+                <w:iCs w:val="0"/>
+                <w:color w:val="000000" w:themeColor="text1"/>
+                <w:sz w:val="28"/>
+                <w:szCs w:val="28"/>
+                <w14:shadow w14:blurRad="38100" w14:dist="19050" w14:dir="2700000" w14:sx="100000" w14:sy="100000" w14:kx="0" w14:ky="0" w14:algn="tl">
+                  <w14:schemeClr w14:val="dk1">
+                    <w14:alpha w14:val="60000"/>
+                  </w14:schemeClr>
+                </w14:shadow>
+                <w14:textOutline w14:w="0" w14:cap="flat" w14:cmpd="sng" w14:algn="ctr">
+                  <w14:noFill/>
+                  <w14:prstDash w14:val="solid"/>
+                  <w14:round/>
+                </w14:textOutline>
+              </w:rPr>
+              <w:t>9</w:t>
+            </w:r>
+            <w:r>
+              <w:rPr>
+                <w:rStyle w:val="IntenseEmphasis"/>
+                <w:rFonts w:eastAsia="Calibri Light"/>
+                <w:b w:val="0"/>
+                <w:bCs w:val="0"/>
+                <w:i w:val="0"/>
+                <w:iCs w:val="0"/>
+                <w:color w:val="000000" w:themeColor="text1"/>
+                <w:sz w:val="28"/>
+                <w:szCs w:val="28"/>
+                <w14:shadow w14:blurRad="38100" w14:dist="19050" w14:dir="2700000" w14:sx="100000" w14:sy="100000" w14:kx="0" w14:ky="0" w14:algn="tl">
+                  <w14:schemeClr w14:val="dk1">
+                    <w14:alpha w14:val="60000"/>
+                  </w14:schemeClr>
+                </w14:shadow>
+                <w14:textOutline w14:w="0" w14:cap="flat" w14:cmpd="sng" w14:algn="ctr">
+                  <w14:noFill/>
+                  <w14:prstDash w14:val="solid"/>
+                  <w14:round/>
+                </w14:textOutline>
+              </w:rPr>
+              <w:t>3,000 /-</w:t>
+            </w:r>
+          </w:p>
+          <w:p>
+            <w:pPr>
+              <w:rPr>
+                <w:rStyle w:val="IntenseEmphasis"/>
+                <w:rFonts w:eastAsia="Calibri Light"/>
+                <w:b w:val="0"/>
+                <w:bCs w:val="0"/>
+                <w:i w:val="0"/>
+                <w:iCs w:val="0"/>
+                <w:color w:val="000000" w:themeColor="text1"/>
+                <w:sz w:val="28"/>
+                <w:szCs w:val="28"/>
+                <w14:shadow w14:blurRad="38100" w14:dist="19050" w14:dir="2700000" w14:sx="100000" w14:sy="100000" w14:kx="0" w14:ky="0" w14:algn="tl">
+                  <w14:schemeClr w14:val="dk1">
+                    <w14:alpha w14:val="60000"/>
+                  </w14:schemeClr>
+                </w14:shadow>
+                <w14:textOutline w14:w="0" w14:cap="flat" w14:cmpd="sng" w14:algn="ctr">
+                  <w14:noFill/>
+                  <w14:prstDash w14:val="solid"/>
+                  <w14:round/>
+                </w14:textOutline>
+              </w:rPr>
+            </w:pPr>
+            <w:r>
+              <w:rPr>
+                <w:rStyle w:val="IntenseEmphasis"/>
+                <w:rFonts w:eastAsia="Calibri Light"/>
+                <w:b w:val="0"/>
+                <w:bCs w:val="0"/>
+                <w:i w:val="0"/>
+                <w:iCs w:val="0"/>
+                <w:color w:val="000000" w:themeColor="text1"/>
+                <w:sz w:val="28"/>
+                <w:szCs w:val="28"/>
+                <w:highlight w:val="yellow"/>
+                <w14:shadow w14:blurRad="38100" w14:dist="19050" w14:dir="2700000" w14:sx="100000" w14:sy="100000" w14:kx="0" w14:ky="0" w14:algn="tl">
+                  <w14:schemeClr w14:val="dk1">
+                    <w14:alpha w14:val="60000"/>
+                  </w14:schemeClr>
+                </w14:shadow>
+                <w14:textOutline w14:w="0" w14:cap="flat" w14:cmpd="sng" w14:algn="ctr">
+                  <w14:noFill/>
+                  <w14:prstDash w14:val="solid"/>
+                  <w14:round/>
+                </w14:textOutline>
+              </w:rPr>
+              <w:t>Without Anchor</w:t>
             </w:r>
           </w:p>
         </w:tc>
@@ -3476,54 +4054,6 @@
           <w:b/>
           <w:bCs/>
           <w:color w:val="538135" w:themeColor="accent6" w:themeShade="BF"/>
-        </w:rPr>
-      </w:pPr>
-    </w:p>
-    <w:p>
-      <w:pPr>
-        <w:rPr>
-          <w:rFonts w:asciiTheme="majorHAnsi" w:eastAsiaTheme="majorEastAsia" w:hAnsiTheme="majorHAnsi" w:cstheme="majorBidi"/>
-          <w:b/>
-          <w:bCs/>
-          <w:color w:val="538135" w:themeColor="accent6" w:themeShade="BF"/>
-          <w:sz w:val="28"/>
-          <w:szCs w:val="28"/>
-        </w:rPr>
-      </w:pPr>
-    </w:p>
-    <w:p>
-      <w:pPr>
-        <w:rPr>
-          <w:rFonts w:asciiTheme="majorHAnsi" w:eastAsiaTheme="majorEastAsia" w:hAnsiTheme="majorHAnsi" w:cstheme="majorBidi"/>
-          <w:b/>
-          <w:bCs/>
-          <w:color w:val="538135" w:themeColor="accent6" w:themeShade="BF"/>
-          <w:sz w:val="28"/>
-          <w:szCs w:val="28"/>
-        </w:rPr>
-      </w:pPr>
-    </w:p>
-    <w:p>
-      <w:pPr>
-        <w:rPr>
-          <w:rFonts w:asciiTheme="majorHAnsi" w:eastAsiaTheme="majorEastAsia" w:hAnsiTheme="majorHAnsi" w:cstheme="majorBidi"/>
-          <w:b/>
-          <w:bCs/>
-          <w:color w:val="538135" w:themeColor="accent6" w:themeShade="BF"/>
-          <w:sz w:val="28"/>
-          <w:szCs w:val="28"/>
-        </w:rPr>
-      </w:pPr>
-    </w:p>
-    <w:p>
-      <w:pPr>
-        <w:rPr>
-          <w:rFonts w:asciiTheme="majorHAnsi" w:eastAsiaTheme="majorEastAsia" w:hAnsiTheme="majorHAnsi" w:cstheme="majorBidi"/>
-          <w:b/>
-          <w:bCs/>
-          <w:color w:val="538135" w:themeColor="accent6" w:themeShade="BF"/>
-          <w:sz w:val="28"/>
-          <w:szCs w:val="28"/>
         </w:rPr>
       </w:pPr>
     </w:p>
@@ -4027,80 +4557,6 @@
               </w:rPr>
               <w:t>Sound Setup</w:t>
             </w:r>
-            <w:r>
-              <w:rPr>
-                <w:rStyle w:val="IntenseEmphasis"/>
-                <w:rFonts w:eastAsia="Calibri Light"/>
-                <w:b w:val="0"/>
-                <w:bCs w:val="0"/>
-                <w:i w:val="0"/>
-                <w:iCs w:val="0"/>
-                <w:color w:val="000000" w:themeColor="text1"/>
-                <w:sz w:val="28"/>
-                <w:szCs w:val="28"/>
-                <w14:shadow w14:blurRad="38100" w14:dist="19050" w14:dir="2700000" w14:sx="100000" w14:sy="100000" w14:kx="0" w14:ky="0" w14:algn="tl">
-                  <w14:schemeClr w14:val="dk1">
-                    <w14:alpha w14:val="60000"/>
-                  </w14:schemeClr>
-                </w14:shadow>
-                <w14:textOutline w14:w="0" w14:cap="flat" w14:cmpd="sng" w14:algn="ctr">
-                  <w14:noFill/>
-                  <w14:prstDash w14:val="solid"/>
-                  <w14:round/>
-                </w14:textOutline>
-              </w:rPr>
-              <w:t xml:space="preserve"> </w:t>
-            </w:r>
-            <w:proofErr w:type="gramStart"/>
-            <w:r>
-              <w:rPr>
-                <w:rStyle w:val="IntenseEmphasis"/>
-                <w:rFonts w:eastAsia="Calibri Light"/>
-                <w:b w:val="0"/>
-                <w:bCs w:val="0"/>
-                <w:i w:val="0"/>
-                <w:iCs w:val="0"/>
-                <w:color w:val="000000" w:themeColor="text1"/>
-                <w:sz w:val="28"/>
-                <w:szCs w:val="28"/>
-                <w14:shadow w14:blurRad="38100" w14:dist="19050" w14:dir="2700000" w14:sx="100000" w14:sy="100000" w14:kx="0" w14:ky="0" w14:algn="tl">
-                  <w14:schemeClr w14:val="dk1">
-                    <w14:alpha w14:val="60000"/>
-                  </w14:schemeClr>
-                </w14:shadow>
-                <w14:textOutline w14:w="0" w14:cap="flat" w14:cmpd="sng" w14:algn="ctr">
-                  <w14:noFill/>
-                  <w14:prstDash w14:val="solid"/>
-                  <w14:round/>
-                </w14:textOutline>
-              </w:rPr>
-              <w:t>With</w:t>
-            </w:r>
-            <w:proofErr w:type="gramEnd"/>
-            <w:r>
-              <w:rPr>
-                <w:rStyle w:val="IntenseEmphasis"/>
-                <w:rFonts w:eastAsia="Calibri Light"/>
-                <w:b w:val="0"/>
-                <w:bCs w:val="0"/>
-                <w:i w:val="0"/>
-                <w:iCs w:val="0"/>
-                <w:color w:val="000000" w:themeColor="text1"/>
-                <w:sz w:val="28"/>
-                <w:szCs w:val="28"/>
-                <w14:shadow w14:blurRad="38100" w14:dist="19050" w14:dir="2700000" w14:sx="100000" w14:sy="100000" w14:kx="0" w14:ky="0" w14:algn="tl">
-                  <w14:schemeClr w14:val="dk1">
-                    <w14:alpha w14:val="60000"/>
-                  </w14:schemeClr>
-                </w14:shadow>
-                <w14:textOutline w14:w="0" w14:cap="flat" w14:cmpd="sng" w14:algn="ctr">
-                  <w14:noFill/>
-                  <w14:prstDash w14:val="solid"/>
-                  <w14:round/>
-                </w14:textOutline>
-              </w:rPr>
-              <w:t xml:space="preserve"> Monitors</w:t>
-            </w:r>
           </w:p>
           <w:p>
             <w:pPr>
@@ -4414,7 +4870,6 @@
           </w:p>
           <w:p>
             <w:pPr>
-              <w:pStyle w:val="ListParagraph"/>
               <w:rPr>
                 <w:rStyle w:val="IntenseEmphasis"/>
                 <w:rFonts w:eastAsia="Calibri Light"/>
@@ -4489,157 +4944,6 @@
                   <w14:round/>
                 </w14:textOutline>
               </w:rPr>
-              <w:t>Wooden Flex Floor (</w:t>
-            </w:r>
-            <w:r>
-              <w:rPr>
-                <w:rStyle w:val="IntenseEmphasis"/>
-                <w:rFonts w:eastAsia="Calibri Light"/>
-                <w:b w:val="0"/>
-                <w:bCs w:val="0"/>
-                <w:i w:val="0"/>
-                <w:iCs w:val="0"/>
-                <w:color w:val="000000" w:themeColor="text1"/>
-                <w:sz w:val="28"/>
-                <w:szCs w:val="28"/>
-                <w14:shadow w14:blurRad="38100" w14:dist="19050" w14:dir="2700000" w14:sx="100000" w14:sy="100000" w14:kx="0" w14:ky="0" w14:algn="tl">
-                  <w14:schemeClr w14:val="dk1">
-                    <w14:alpha w14:val="60000"/>
-                  </w14:schemeClr>
-                </w14:shadow>
-                <w14:textOutline w14:w="0" w14:cap="flat" w14:cmpd="sng" w14:algn="ctr">
-                  <w14:noFill/>
-                  <w14:prstDash w14:val="solid"/>
-                  <w14:round/>
-                </w14:textOutline>
-              </w:rPr>
-              <w:t>16x2</w:t>
-            </w:r>
-            <w:r>
-              <w:rPr>
-                <w:rStyle w:val="IntenseEmphasis"/>
-                <w:rFonts w:eastAsia="Calibri Light"/>
-                <w:b w:val="0"/>
-                <w:bCs w:val="0"/>
-                <w:i w:val="0"/>
-                <w:iCs w:val="0"/>
-                <w:color w:val="000000" w:themeColor="text1"/>
-                <w:sz w:val="28"/>
-                <w:szCs w:val="28"/>
-                <w14:shadow w14:blurRad="38100" w14:dist="19050" w14:dir="2700000" w14:sx="100000" w14:sy="100000" w14:kx="0" w14:ky="0" w14:algn="tl">
-                  <w14:schemeClr w14:val="dk1">
-                    <w14:alpha w14:val="60000"/>
-                  </w14:schemeClr>
-                </w14:shadow>
-                <w14:textOutline w14:w="0" w14:cap="flat" w14:cmpd="sng" w14:algn="ctr">
-                  <w14:noFill/>
-                  <w14:prstDash w14:val="solid"/>
-                  <w14:round/>
-                </w14:textOutline>
-              </w:rPr>
-              <w:t>0</w:t>
-            </w:r>
-            <w:r>
-              <w:rPr>
-                <w:rStyle w:val="IntenseEmphasis"/>
-                <w:rFonts w:eastAsia="Calibri Light"/>
-                <w:b w:val="0"/>
-                <w:bCs w:val="0"/>
-                <w:i w:val="0"/>
-                <w:iCs w:val="0"/>
-                <w:color w:val="000000" w:themeColor="text1"/>
-                <w:sz w:val="28"/>
-                <w:szCs w:val="28"/>
-                <w14:shadow w14:blurRad="38100" w14:dist="19050" w14:dir="2700000" w14:sx="100000" w14:sy="100000" w14:kx="0" w14:ky="0" w14:algn="tl">
-                  <w14:schemeClr w14:val="dk1">
-                    <w14:alpha w14:val="60000"/>
-                  </w14:schemeClr>
-                </w14:shadow>
-                <w14:textOutline w14:w="0" w14:cap="flat" w14:cmpd="sng" w14:algn="ctr">
-                  <w14:noFill/>
-                  <w14:prstDash w14:val="solid"/>
-                  <w14:round/>
-                </w14:textOutline>
-              </w:rPr>
-              <w:t>) [As Per Theme]</w:t>
-            </w:r>
-          </w:p>
-          <w:p>
-            <w:pPr>
-              <w:rPr>
-                <w:rStyle w:val="IntenseEmphasis"/>
-                <w:rFonts w:eastAsia="Calibri Light"/>
-                <w:b w:val="0"/>
-                <w:bCs w:val="0"/>
-                <w:i w:val="0"/>
-                <w:iCs w:val="0"/>
-                <w:color w:val="000000" w:themeColor="text1"/>
-                <w:sz w:val="28"/>
-                <w:szCs w:val="28"/>
-                <w14:shadow w14:blurRad="38100" w14:dist="19050" w14:dir="2700000" w14:sx="100000" w14:sy="100000" w14:kx="0" w14:ky="0" w14:algn="tl">
-                  <w14:schemeClr w14:val="dk1">
-                    <w14:alpha w14:val="60000"/>
-                  </w14:schemeClr>
-                </w14:shadow>
-                <w14:textOutline w14:w="0" w14:cap="flat" w14:cmpd="sng" w14:algn="ctr">
-                  <w14:noFill/>
-                  <w14:prstDash w14:val="solid"/>
-                  <w14:round/>
-                </w14:textOutline>
-              </w:rPr>
-            </w:pPr>
-          </w:p>
-          <w:p>
-            <w:pPr>
-              <w:pStyle w:val="ListParagraph"/>
-              <w:numPr>
-                <w:ilvl w:val="0"/>
-                <w:numId w:val="28"/>
-              </w:numPr>
-              <w:rPr>
-                <w:rStyle w:val="IntenseEmphasis"/>
-                <w:rFonts w:eastAsia="Calibri Light"/>
-                <w:b w:val="0"/>
-                <w:bCs w:val="0"/>
-                <w:i w:val="0"/>
-                <w:iCs w:val="0"/>
-                <w:color w:val="000000" w:themeColor="text1"/>
-                <w:sz w:val="28"/>
-                <w:szCs w:val="28"/>
-                <w14:shadow w14:blurRad="38100" w14:dist="19050" w14:dir="2700000" w14:sx="100000" w14:sy="100000" w14:kx="0" w14:ky="0" w14:algn="tl">
-                  <w14:schemeClr w14:val="dk1">
-                    <w14:alpha w14:val="60000"/>
-                  </w14:schemeClr>
-                </w14:shadow>
-                <w14:textOutline w14:w="0" w14:cap="flat" w14:cmpd="sng" w14:algn="ctr">
-                  <w14:noFill/>
-                  <w14:prstDash w14:val="solid"/>
-                  <w14:round/>
-                </w14:textOutline>
-              </w:rPr>
-            </w:pPr>
-            <w:r>
-              <w:rPr>
-                <w:rStyle w:val="IntenseEmphasis"/>
-                <w:rFonts w:eastAsia="Calibri Light"/>
-                <w:b w:val="0"/>
-                <w:bCs w:val="0"/>
-                <w:i w:val="0"/>
-                <w:iCs w:val="0"/>
-                <w:color w:val="000000" w:themeColor="text1"/>
-                <w:sz w:val="28"/>
-                <w:szCs w:val="28"/>
-                <w14:shadow w14:blurRad="38100" w14:dist="19050" w14:dir="2700000" w14:sx="100000" w14:sy="100000" w14:kx="0" w14:ky="0" w14:algn="tl">
-                  <w14:schemeClr w14:val="dk1">
-                    <w14:alpha w14:val="60000"/>
-                  </w14:schemeClr>
-                </w14:shadow>
-                <w14:textOutline w14:w="0" w14:cap="flat" w14:cmpd="sng" w14:algn="ctr">
-                  <w14:noFill/>
-                  <w14:prstDash w14:val="solid"/>
-                  <w14:round/>
-                </w14:textOutline>
-              </w:rPr>
               <w:t>Professional DJ</w:t>
             </w:r>
             <w:r>
@@ -4697,32 +5001,6 @@
           <w:tcPr>
             <w:tcW w:w="2613" w:type="dxa"/>
           </w:tcPr>
-          <w:p>
-            <w:pPr>
-              <w:jc w:val="center"/>
-              <w:rPr>
-                <w:rStyle w:val="IntenseEmphasis"/>
-                <w:rFonts w:eastAsia="Calibri Light"/>
-                <w:b w:val="0"/>
-                <w:bCs w:val="0"/>
-                <w:i w:val="0"/>
-                <w:iCs w:val="0"/>
-                <w:color w:val="000000" w:themeColor="text1"/>
-                <w:sz w:val="28"/>
-                <w:szCs w:val="28"/>
-                <w14:shadow w14:blurRad="38100" w14:dist="19050" w14:dir="2700000" w14:sx="100000" w14:sy="100000" w14:kx="0" w14:ky="0" w14:algn="tl">
-                  <w14:schemeClr w14:val="dk1">
-                    <w14:alpha w14:val="60000"/>
-                  </w14:schemeClr>
-                </w14:shadow>
-                <w14:textOutline w14:w="0" w14:cap="flat" w14:cmpd="sng" w14:algn="ctr">
-                  <w14:noFill/>
-                  <w14:prstDash w14:val="solid"/>
-                  <w14:round/>
-                </w14:textOutline>
-              </w:rPr>
-            </w:pPr>
-          </w:p>
           <w:p>
             <w:pPr>
               <w:jc w:val="center"/>
@@ -5037,55 +5315,7 @@
                   <w14:round/>
                 </w14:textOutline>
               </w:rPr>
-              <w:t>Led Screens [</w:t>
-            </w:r>
-            <w:r>
-              <w:rPr>
-                <w:rStyle w:val="IntenseEmphasis"/>
-                <w:rFonts w:eastAsia="Calibri Light"/>
-                <w:b w:val="0"/>
-                <w:bCs w:val="0"/>
-                <w:i w:val="0"/>
-                <w:iCs w:val="0"/>
-                <w:color w:val="000000" w:themeColor="text1"/>
-                <w:sz w:val="28"/>
-                <w:szCs w:val="28"/>
-                <w14:shadow w14:blurRad="38100" w14:dist="19050" w14:dir="2700000" w14:sx="100000" w14:sy="100000" w14:kx="0" w14:ky="0" w14:algn="tl">
-                  <w14:schemeClr w14:val="dk1">
-                    <w14:alpha w14:val="60000"/>
-                  </w14:schemeClr>
-                </w14:shadow>
-                <w14:textOutline w14:w="0" w14:cap="flat" w14:cmpd="sng" w14:algn="ctr">
-                  <w14:noFill/>
-                  <w14:prstDash w14:val="solid"/>
-                  <w14:round/>
-                </w14:textOutline>
-              </w:rPr>
-              <w:t>3</w:t>
-            </w:r>
-            <w:r>
-              <w:rPr>
-                <w:rStyle w:val="IntenseEmphasis"/>
-                <w:rFonts w:eastAsia="Calibri Light"/>
-                <w:b w:val="0"/>
-                <w:bCs w:val="0"/>
-                <w:i w:val="0"/>
-                <w:iCs w:val="0"/>
-                <w:color w:val="000000" w:themeColor="text1"/>
-                <w:sz w:val="28"/>
-                <w:szCs w:val="28"/>
-                <w14:shadow w14:blurRad="38100" w14:dist="19050" w14:dir="2700000" w14:sx="100000" w14:sy="100000" w14:kx="0" w14:ky="0" w14:algn="tl">
-                  <w14:schemeClr w14:val="dk1">
-                    <w14:alpha w14:val="60000"/>
-                  </w14:schemeClr>
-                </w14:shadow>
-                <w14:textOutline w14:w="0" w14:cap="flat" w14:cmpd="sng" w14:algn="ctr">
-                  <w14:noFill/>
-                  <w14:prstDash w14:val="solid"/>
-                  <w14:round/>
-                </w14:textOutline>
-              </w:rPr>
-              <w:t>00 Sq. Ft.] With Video Jockey</w:t>
+              <w:t xml:space="preserve">Anchor </w:t>
             </w:r>
           </w:p>
         </w:tc>
@@ -5166,202 +5396,7 @@
                   <w14:round/>
                 </w14:textOutline>
               </w:rPr>
-              <w:t>30</w:t>
-            </w:r>
-            <w:r>
-              <w:rPr>
-                <w:rStyle w:val="IntenseEmphasis"/>
-                <w:rFonts w:eastAsia="Calibri Light"/>
-                <w:b w:val="0"/>
-                <w:bCs w:val="0"/>
-                <w:i w:val="0"/>
-                <w:iCs w:val="0"/>
-                <w:color w:val="000000" w:themeColor="text1"/>
-                <w:sz w:val="28"/>
-                <w:szCs w:val="28"/>
-                <w14:shadow w14:blurRad="38100" w14:dist="19050" w14:dir="2700000" w14:sx="100000" w14:sy="100000" w14:kx="0" w14:ky="0" w14:algn="tl">
-                  <w14:schemeClr w14:val="dk1">
-                    <w14:alpha w14:val="60000"/>
-                  </w14:schemeClr>
-                </w14:shadow>
-                <w14:textOutline w14:w="0" w14:cap="flat" w14:cmpd="sng" w14:algn="ctr">
-                  <w14:noFill/>
-                  <w14:prstDash w14:val="solid"/>
-                  <w14:round/>
-                </w14:textOutline>
-              </w:rPr>
-              <w:t>,000 /-</w:t>
-            </w:r>
-          </w:p>
-        </w:tc>
-      </w:tr>
-      <w:tr>
-        <w:trPr>
-          <w:trHeight w:val="899"/>
-        </w:trPr>
-        <w:tc>
-          <w:tcPr>
-            <w:tcW w:w="6745" w:type="dxa"/>
-            <w:gridSpan w:val="2"/>
-          </w:tcPr>
-          <w:p>
-            <w:pPr>
-              <w:rPr>
-                <w:rStyle w:val="IntenseEmphasis"/>
-                <w:rFonts w:eastAsia="Calibri Light"/>
-                <w:b w:val="0"/>
-                <w:bCs w:val="0"/>
-                <w:i w:val="0"/>
-                <w:iCs w:val="0"/>
-                <w:color w:val="000000" w:themeColor="text1"/>
-                <w:sz w:val="28"/>
-                <w:szCs w:val="28"/>
-                <w14:shadow w14:blurRad="38100" w14:dist="19050" w14:dir="2700000" w14:sx="100000" w14:sy="100000" w14:kx="0" w14:ky="0" w14:algn="tl">
-                  <w14:schemeClr w14:val="dk1">
-                    <w14:alpha w14:val="60000"/>
-                  </w14:schemeClr>
-                </w14:shadow>
-                <w14:textOutline w14:w="0" w14:cap="flat" w14:cmpd="sng" w14:algn="ctr">
-                  <w14:noFill/>
-                  <w14:prstDash w14:val="solid"/>
-                  <w14:round/>
-                </w14:textOutline>
-              </w:rPr>
-            </w:pPr>
-          </w:p>
-          <w:p>
-            <w:pPr>
-              <w:pStyle w:val="ListParagraph"/>
-              <w:numPr>
-                <w:ilvl w:val="0"/>
-                <w:numId w:val="21"/>
-              </w:numPr>
-              <w:rPr>
-                <w:rStyle w:val="IntenseEmphasis"/>
-                <w:rFonts w:eastAsia="Calibri Light"/>
-                <w:b w:val="0"/>
-                <w:bCs w:val="0"/>
-                <w:i w:val="0"/>
-                <w:iCs w:val="0"/>
-                <w:color w:val="000000" w:themeColor="text1"/>
-                <w:sz w:val="28"/>
-                <w:szCs w:val="28"/>
-                <w14:shadow w14:blurRad="38100" w14:dist="19050" w14:dir="2700000" w14:sx="100000" w14:sy="100000" w14:kx="0" w14:ky="0" w14:algn="tl">
-                  <w14:schemeClr w14:val="dk1">
-                    <w14:alpha w14:val="60000"/>
-                  </w14:schemeClr>
-                </w14:shadow>
-                <w14:textOutline w14:w="0" w14:cap="flat" w14:cmpd="sng" w14:algn="ctr">
-                  <w14:noFill/>
-                  <w14:prstDash w14:val="solid"/>
-                  <w14:round/>
-                </w14:textOutline>
-              </w:rPr>
-            </w:pPr>
-            <w:r>
-              <w:rPr>
-                <w:rStyle w:val="IntenseEmphasis"/>
-                <w:rFonts w:eastAsia="Calibri Light"/>
-                <w:b w:val="0"/>
-                <w:bCs w:val="0"/>
-                <w:i w:val="0"/>
-                <w:iCs w:val="0"/>
-                <w:color w:val="000000" w:themeColor="text1"/>
-                <w:sz w:val="28"/>
-                <w:szCs w:val="28"/>
-                <w14:shadow w14:blurRad="38100" w14:dist="19050" w14:dir="2700000" w14:sx="100000" w14:sy="100000" w14:kx="0" w14:ky="0" w14:algn="tl">
-                  <w14:schemeClr w14:val="dk1">
-                    <w14:alpha w14:val="60000"/>
-                  </w14:schemeClr>
-                </w14:shadow>
-                <w14:textOutline w14:w="0" w14:cap="flat" w14:cmpd="sng" w14:algn="ctr">
-                  <w14:noFill/>
-                  <w14:prstDash w14:val="solid"/>
-                  <w14:round/>
-                </w14:textOutline>
-              </w:rPr>
-              <w:t>Anchor - Radhika Loomba</w:t>
-            </w:r>
-          </w:p>
-        </w:tc>
-        <w:tc>
-          <w:tcPr>
-            <w:tcW w:w="2613" w:type="dxa"/>
-          </w:tcPr>
-          <w:p>
-            <w:pPr>
-              <w:jc w:val="center"/>
-              <w:rPr>
-                <w:rStyle w:val="IntenseEmphasis"/>
-                <w:rFonts w:eastAsia="Calibri Light"/>
-                <w:b w:val="0"/>
-                <w:bCs w:val="0"/>
-                <w:i w:val="0"/>
-                <w:iCs w:val="0"/>
-                <w:color w:val="000000" w:themeColor="text1"/>
-                <w:sz w:val="28"/>
-                <w:szCs w:val="28"/>
-                <w14:shadow w14:blurRad="38100" w14:dist="19050" w14:dir="2700000" w14:sx="100000" w14:sy="100000" w14:kx="0" w14:ky="0" w14:algn="tl">
-                  <w14:schemeClr w14:val="dk1">
-                    <w14:alpha w14:val="60000"/>
-                  </w14:schemeClr>
-                </w14:shadow>
-                <w14:textOutline w14:w="0" w14:cap="flat" w14:cmpd="sng" w14:algn="ctr">
-                  <w14:noFill/>
-                  <w14:prstDash w14:val="solid"/>
-                  <w14:round/>
-                </w14:textOutline>
-              </w:rPr>
-            </w:pPr>
-          </w:p>
-          <w:p>
-            <w:pPr>
-              <w:jc w:val="center"/>
-              <w:rPr>
-                <w:rStyle w:val="IntenseEmphasis"/>
-                <w:rFonts w:eastAsia="Calibri Light"/>
-                <w:b w:val="0"/>
-                <w:bCs w:val="0"/>
-                <w:i w:val="0"/>
-                <w:iCs w:val="0"/>
-                <w:color w:val="000000" w:themeColor="text1"/>
-                <w:sz w:val="28"/>
-                <w:szCs w:val="28"/>
-                <w14:shadow w14:blurRad="38100" w14:dist="19050" w14:dir="2700000" w14:sx="100000" w14:sy="100000" w14:kx="0" w14:ky="0" w14:algn="tl">
-                  <w14:schemeClr w14:val="dk1">
-                    <w14:alpha w14:val="60000"/>
-                  </w14:schemeClr>
-                </w14:shadow>
-                <w14:textOutline w14:w="0" w14:cap="flat" w14:cmpd="sng" w14:algn="ctr">
-                  <w14:noFill/>
-                  <w14:prstDash w14:val="solid"/>
-                  <w14:round/>
-                </w14:textOutline>
-              </w:rPr>
-            </w:pPr>
-            <w:r>
-              <w:rPr>
-                <w:rStyle w:val="IntenseEmphasis"/>
-                <w:rFonts w:eastAsia="Calibri Light"/>
-                <w:b w:val="0"/>
-                <w:bCs w:val="0"/>
-                <w:i w:val="0"/>
-                <w:iCs w:val="0"/>
-                <w:color w:val="000000" w:themeColor="text1"/>
-                <w:sz w:val="28"/>
-                <w:szCs w:val="28"/>
-                <w14:shadow w14:blurRad="38100" w14:dist="19050" w14:dir="2700000" w14:sx="100000" w14:sy="100000" w14:kx="0" w14:ky="0" w14:algn="tl">
-                  <w14:schemeClr w14:val="dk1">
-                    <w14:alpha w14:val="60000"/>
-                  </w14:schemeClr>
-                </w14:shadow>
-                <w14:textOutline w14:w="0" w14:cap="flat" w14:cmpd="sng" w14:algn="ctr">
-                  <w14:noFill/>
-                  <w14:prstDash w14:val="solid"/>
-                  <w14:round/>
-                </w14:textOutline>
-              </w:rPr>
-              <w:t>25,000 /-</w:t>
+              <w:t>On Final Call</w:t>
             </w:r>
           </w:p>
         </w:tc>
@@ -5563,7 +5598,7 @@
       </w:tr>
       <w:tr>
         <w:trPr>
-          <w:trHeight w:val="2537"/>
+          <w:trHeight w:val="863"/>
         </w:trPr>
         <w:tc>
           <w:tcPr>
@@ -5660,8 +5695,9 @@
                 <w:sz w:val="28"/>
                 <w:szCs w:val="28"/>
               </w:rPr>
-              <w:t xml:space="preserve"> </w:t>
-            </w:r>
+              <w:t xml:space="preserve"> Jaimala </w:t>
+            </w:r>
+            <w:proofErr w:type="gramStart"/>
             <w:r>
               <w:rPr>
                 <w:rStyle w:val="IntenseEmphasis"/>
@@ -5672,8 +5708,9 @@
                 <w:sz w:val="28"/>
                 <w:szCs w:val="28"/>
               </w:rPr>
-              <w:t>Jaimala</w:t>
-            </w:r>
+              <w:t>On</w:t>
+            </w:r>
+            <w:proofErr w:type="gramEnd"/>
             <w:r>
               <w:rPr>
                 <w:rStyle w:val="IntenseEmphasis"/>
@@ -5684,33 +5721,7 @@
                 <w:sz w:val="28"/>
                 <w:szCs w:val="28"/>
               </w:rPr>
-              <w:t xml:space="preserve"> </w:t>
-            </w:r>
-            <w:proofErr w:type="gramStart"/>
-            <w:r>
-              <w:rPr>
-                <w:rStyle w:val="IntenseEmphasis"/>
-                <w:rFonts w:eastAsia="Calibri Light"/>
-                <w:i w:val="0"/>
-                <w:iCs w:val="0"/>
-                <w:color w:val="ED7D31" w:themeColor="accent2"/>
-                <w:sz w:val="28"/>
-                <w:szCs w:val="28"/>
-              </w:rPr>
-              <w:t>On</w:t>
-            </w:r>
-            <w:proofErr w:type="gramEnd"/>
-            <w:r>
-              <w:rPr>
-                <w:rStyle w:val="IntenseEmphasis"/>
-                <w:rFonts w:eastAsia="Calibri Light"/>
-                <w:i w:val="0"/>
-                <w:iCs w:val="0"/>
-                <w:color w:val="ED7D31" w:themeColor="accent2"/>
-                <w:sz w:val="28"/>
-                <w:szCs w:val="28"/>
-              </w:rPr>
-              <w:t xml:space="preserve"> Concrete</w:t>
+              <w:t xml:space="preserve"> Water Body</w:t>
             </w:r>
           </w:p>
           <w:p>
@@ -5754,80 +5765,61 @@
               </w:rPr>
               <w:t>Flower Shower</w:t>
             </w:r>
-            <w:r>
-              <w:rPr>
-                <w:rStyle w:val="IntenseEmphasis"/>
-                <w:rFonts w:eastAsia="Calibri Light"/>
-                <w:b w:val="0"/>
-                <w:bCs w:val="0"/>
-                <w:i w:val="0"/>
-                <w:iCs w:val="0"/>
-                <w:color w:val="000000" w:themeColor="text1"/>
-                <w:sz w:val="28"/>
-                <w:szCs w:val="28"/>
-                <w14:shadow w14:blurRad="38100" w14:dist="19050" w14:dir="2700000" w14:sx="100000" w14:sy="100000" w14:kx="0" w14:ky="0" w14:algn="tl">
-                  <w14:schemeClr w14:val="dk1">
-                    <w14:alpha w14:val="60000"/>
-                  </w14:schemeClr>
-                </w14:shadow>
-                <w14:textOutline w14:w="0" w14:cap="flat" w14:cmpd="sng" w14:algn="ctr">
-                  <w14:noFill/>
-                  <w14:prstDash w14:val="solid"/>
-                  <w14:round/>
-                </w14:textOutline>
-              </w:rPr>
-              <w:t xml:space="preserve"> </w:t>
-            </w:r>
-            <w:proofErr w:type="gramStart"/>
-            <w:r>
-              <w:rPr>
-                <w:rStyle w:val="IntenseEmphasis"/>
-                <w:rFonts w:eastAsia="Calibri Light"/>
-                <w:b w:val="0"/>
-                <w:bCs w:val="0"/>
-                <w:i w:val="0"/>
-                <w:iCs w:val="0"/>
-                <w:color w:val="000000" w:themeColor="text1"/>
-                <w:sz w:val="28"/>
-                <w:szCs w:val="28"/>
-                <w14:shadow w14:blurRad="38100" w14:dist="19050" w14:dir="2700000" w14:sx="100000" w14:sy="100000" w14:kx="0" w14:ky="0" w14:algn="tl">
-                  <w14:schemeClr w14:val="dk1">
-                    <w14:alpha w14:val="60000"/>
-                  </w14:schemeClr>
-                </w14:shadow>
-                <w14:textOutline w14:w="0" w14:cap="flat" w14:cmpd="sng" w14:algn="ctr">
-                  <w14:noFill/>
-                  <w14:prstDash w14:val="solid"/>
-                  <w14:round/>
-                </w14:textOutline>
-              </w:rPr>
-              <w:t>With</w:t>
-            </w:r>
-            <w:proofErr w:type="gramEnd"/>
-            <w:r>
-              <w:rPr>
-                <w:rStyle w:val="IntenseEmphasis"/>
-                <w:rFonts w:eastAsia="Calibri Light"/>
-                <w:b w:val="0"/>
-                <w:bCs w:val="0"/>
-                <w:i w:val="0"/>
-                <w:iCs w:val="0"/>
-                <w:color w:val="000000" w:themeColor="text1"/>
-                <w:sz w:val="28"/>
-                <w:szCs w:val="28"/>
-                <w14:shadow w14:blurRad="38100" w14:dist="19050" w14:dir="2700000" w14:sx="100000" w14:sy="100000" w14:kx="0" w14:ky="0" w14:algn="tl">
-                  <w14:schemeClr w14:val="dk1">
-                    <w14:alpha w14:val="60000"/>
-                  </w14:schemeClr>
-                </w14:shadow>
-                <w14:textOutline w14:w="0" w14:cap="flat" w14:cmpd="sng" w14:algn="ctr">
-                  <w14:noFill/>
-                  <w14:prstDash w14:val="solid"/>
-                  <w14:round/>
-                </w14:textOutline>
-              </w:rPr>
-              <w:t xml:space="preserve"> Big Machine</w:t>
-            </w:r>
+          </w:p>
+          <w:p>
+            <w:pPr>
+              <w:pStyle w:val="ListParagraph"/>
+              <w:numPr>
+                <w:ilvl w:val="0"/>
+                <w:numId w:val="27"/>
+              </w:numPr>
+              <w:rPr>
+                <w:rStyle w:val="IntenseEmphasis"/>
+                <w:rFonts w:eastAsia="Calibri Light"/>
+                <w:i w:val="0"/>
+                <w:iCs w:val="0"/>
+                <w:color w:val="ED7D31" w:themeColor="accent2"/>
+                <w:sz w:val="28"/>
+                <w:szCs w:val="28"/>
+              </w:rPr>
+            </w:pPr>
+            <w:r>
+              <w:rPr>
+                <w:rStyle w:val="IntenseEmphasis"/>
+                <w:rFonts w:eastAsia="Calibri Light"/>
+                <w:b w:val="0"/>
+                <w:bCs w:val="0"/>
+                <w:i w:val="0"/>
+                <w:iCs w:val="0"/>
+                <w:color w:val="000000" w:themeColor="text1"/>
+                <w:sz w:val="28"/>
+                <w:szCs w:val="28"/>
+                <w14:shadow w14:blurRad="38100" w14:dist="19050" w14:dir="2700000" w14:sx="100000" w14:sy="100000" w14:kx="0" w14:ky="0" w14:algn="tl">
+                  <w14:schemeClr w14:val="dk1">
+                    <w14:alpha w14:val="60000"/>
+                  </w14:schemeClr>
+                </w14:shadow>
+                <w14:textOutline w14:w="0" w14:cap="flat" w14:cmpd="sng" w14:algn="ctr">
+                  <w14:noFill/>
+                  <w14:prstDash w14:val="solid"/>
+                  <w14:round/>
+                </w14:textOutline>
+              </w:rPr>
+              <w:t>Cold Pyros [10]</w:t>
+            </w:r>
+          </w:p>
+          <w:p>
+            <w:pPr>
+              <w:rPr>
+                <w:rStyle w:val="IntenseEmphasis"/>
+                <w:rFonts w:eastAsia="Calibri Light"/>
+                <w:i w:val="0"/>
+                <w:iCs w:val="0"/>
+                <w:color w:val="ED7D31" w:themeColor="accent2"/>
+                <w:sz w:val="28"/>
+                <w:szCs w:val="28"/>
+              </w:rPr>
+            </w:pPr>
           </w:p>
         </w:tc>
         <w:tc>
@@ -5836,31 +5828,6 @@
           </w:tcPr>
           <w:p>
             <w:pPr>
-              <w:rPr>
-                <w:rStyle w:val="IntenseEmphasis"/>
-                <w:rFonts w:eastAsia="Calibri Light"/>
-                <w:b w:val="0"/>
-                <w:bCs w:val="0"/>
-                <w:i w:val="0"/>
-                <w:iCs w:val="0"/>
-                <w:color w:val="000000" w:themeColor="text1"/>
-                <w:sz w:val="28"/>
-                <w:szCs w:val="28"/>
-                <w14:shadow w14:blurRad="38100" w14:dist="19050" w14:dir="2700000" w14:sx="100000" w14:sy="100000" w14:kx="0" w14:ky="0" w14:algn="tl">
-                  <w14:schemeClr w14:val="dk1">
-                    <w14:alpha w14:val="60000"/>
-                  </w14:schemeClr>
-                </w14:shadow>
-                <w14:textOutline w14:w="0" w14:cap="flat" w14:cmpd="sng" w14:algn="ctr">
-                  <w14:noFill/>
-                  <w14:prstDash w14:val="solid"/>
-                  <w14:round/>
-                </w14:textOutline>
-              </w:rPr>
-            </w:pPr>
-          </w:p>
-          <w:p>
-            <w:pPr>
               <w:jc w:val="center"/>
               <w:rPr>
                 <w:rStyle w:val="IntenseEmphasis"/>
@@ -5884,77 +5851,299 @@
                 </w14:textOutline>
               </w:rPr>
             </w:pPr>
-            <w:r>
-              <w:rPr>
-                <w:rStyle w:val="IntenseEmphasis"/>
-                <w:rFonts w:eastAsia="Calibri Light"/>
-                <w:b w:val="0"/>
-                <w:bCs w:val="0"/>
-                <w:i w:val="0"/>
-                <w:iCs w:val="0"/>
-                <w:color w:val="000000" w:themeColor="text1"/>
-                <w:sz w:val="28"/>
-                <w:szCs w:val="28"/>
-                <w14:shadow w14:blurRad="38100" w14:dist="19050" w14:dir="2700000" w14:sx="100000" w14:sy="100000" w14:kx="0" w14:ky="0" w14:algn="tl">
-                  <w14:schemeClr w14:val="dk1">
-                    <w14:alpha w14:val="60000"/>
-                  </w14:schemeClr>
-                </w14:shadow>
-                <w14:textOutline w14:w="0" w14:cap="flat" w14:cmpd="sng" w14:algn="ctr">
-                  <w14:noFill/>
-                  <w14:prstDash w14:val="solid"/>
-                  <w14:round/>
-                </w14:textOutline>
-              </w:rPr>
-              <w:t>1</w:t>
-            </w:r>
-            <w:r>
-              <w:rPr>
-                <w:rStyle w:val="IntenseEmphasis"/>
-                <w:rFonts w:eastAsia="Calibri Light"/>
-                <w:b w:val="0"/>
-                <w:bCs w:val="0"/>
-                <w:i w:val="0"/>
-                <w:iCs w:val="0"/>
-                <w:color w:val="000000" w:themeColor="text1"/>
-                <w:sz w:val="28"/>
-                <w:szCs w:val="28"/>
-                <w14:shadow w14:blurRad="38100" w14:dist="19050" w14:dir="2700000" w14:sx="100000" w14:sy="100000" w14:kx="0" w14:ky="0" w14:algn="tl">
-                  <w14:schemeClr w14:val="dk1">
-                    <w14:alpha w14:val="60000"/>
-                  </w14:schemeClr>
-                </w14:shadow>
-                <w14:textOutline w14:w="0" w14:cap="flat" w14:cmpd="sng" w14:algn="ctr">
-                  <w14:noFill/>
-                  <w14:prstDash w14:val="solid"/>
-                  <w14:round/>
-                </w14:textOutline>
-              </w:rPr>
-              <w:t>5</w:t>
-            </w:r>
-            <w:r>
-              <w:rPr>
-                <w:rStyle w:val="IntenseEmphasis"/>
-                <w:rFonts w:eastAsia="Calibri Light"/>
-                <w:b w:val="0"/>
-                <w:bCs w:val="0"/>
-                <w:i w:val="0"/>
-                <w:iCs w:val="0"/>
-                <w:color w:val="000000" w:themeColor="text1"/>
-                <w:sz w:val="28"/>
-                <w:szCs w:val="28"/>
-                <w14:shadow w14:blurRad="38100" w14:dist="19050" w14:dir="2700000" w14:sx="100000" w14:sy="100000" w14:kx="0" w14:ky="0" w14:algn="tl">
-                  <w14:schemeClr w14:val="dk1">
-                    <w14:alpha w14:val="60000"/>
-                  </w14:schemeClr>
-                </w14:shadow>
-                <w14:textOutline w14:w="0" w14:cap="flat" w14:cmpd="sng" w14:algn="ctr">
-                  <w14:noFill/>
-                  <w14:prstDash w14:val="solid"/>
-                  <w14:round/>
-                </w14:textOutline>
-              </w:rPr>
-              <w:t>,000 /-</w:t>
+          </w:p>
+          <w:p>
+            <w:pPr>
+              <w:jc w:val="center"/>
+              <w:rPr>
+                <w:rStyle w:val="IntenseEmphasis"/>
+                <w:rFonts w:eastAsia="Calibri Light"/>
+                <w:b w:val="0"/>
+                <w:bCs w:val="0"/>
+                <w:i w:val="0"/>
+                <w:iCs w:val="0"/>
+                <w:color w:val="000000" w:themeColor="text1"/>
+                <w:sz w:val="28"/>
+                <w:szCs w:val="28"/>
+                <w14:shadow w14:blurRad="38100" w14:dist="19050" w14:dir="2700000" w14:sx="100000" w14:sy="100000" w14:kx="0" w14:ky="0" w14:algn="tl">
+                  <w14:schemeClr w14:val="dk1">
+                    <w14:alpha w14:val="60000"/>
+                  </w14:schemeClr>
+                </w14:shadow>
+                <w14:textOutline w14:w="0" w14:cap="flat" w14:cmpd="sng" w14:algn="ctr">
+                  <w14:noFill/>
+                  <w14:prstDash w14:val="solid"/>
+                  <w14:round/>
+                </w14:textOutline>
+              </w:rPr>
+            </w:pPr>
+          </w:p>
+          <w:p>
+            <w:pPr>
+              <w:jc w:val="center"/>
+              <w:rPr>
+                <w:rStyle w:val="IntenseEmphasis"/>
+                <w:rFonts w:eastAsia="Calibri Light"/>
+                <w:b w:val="0"/>
+                <w:bCs w:val="0"/>
+                <w:i w:val="0"/>
+                <w:iCs w:val="0"/>
+                <w:color w:val="000000" w:themeColor="text1"/>
+                <w:sz w:val="28"/>
+                <w:szCs w:val="28"/>
+                <w14:shadow w14:blurRad="38100" w14:dist="19050" w14:dir="2700000" w14:sx="100000" w14:sy="100000" w14:kx="0" w14:ky="0" w14:algn="tl">
+                  <w14:schemeClr w14:val="dk1">
+                    <w14:alpha w14:val="60000"/>
+                  </w14:schemeClr>
+                </w14:shadow>
+                <w14:textOutline w14:w="0" w14:cap="flat" w14:cmpd="sng" w14:algn="ctr">
+                  <w14:noFill/>
+                  <w14:prstDash w14:val="solid"/>
+                  <w14:round/>
+                </w14:textOutline>
+              </w:rPr>
+            </w:pPr>
+            <w:r>
+              <w:rPr>
+                <w:rStyle w:val="IntenseEmphasis"/>
+                <w:rFonts w:eastAsia="Calibri Light"/>
+                <w:b w:val="0"/>
+                <w:bCs w:val="0"/>
+                <w:i w:val="0"/>
+                <w:iCs w:val="0"/>
+                <w:color w:val="000000" w:themeColor="text1"/>
+                <w:sz w:val="28"/>
+                <w:szCs w:val="28"/>
+                <w14:shadow w14:blurRad="38100" w14:dist="19050" w14:dir="2700000" w14:sx="100000" w14:sy="100000" w14:kx="0" w14:ky="0" w14:algn="tl">
+                  <w14:schemeClr w14:val="dk1">
+                    <w14:alpha w14:val="60000"/>
+                  </w14:schemeClr>
+                </w14:shadow>
+                <w14:textOutline w14:w="0" w14:cap="flat" w14:cmpd="sng" w14:algn="ctr">
+                  <w14:noFill/>
+                  <w14:prstDash w14:val="solid"/>
+                  <w14:round/>
+                </w14:textOutline>
+              </w:rPr>
+              <w:t>15,000 /-</w:t>
+            </w:r>
+          </w:p>
+        </w:tc>
+      </w:tr>
+      <w:tr>
+        <w:trPr>
+          <w:trHeight w:val="863"/>
+        </w:trPr>
+        <w:tc>
+          <w:tcPr>
+            <w:tcW w:w="6745" w:type="dxa"/>
+            <w:gridSpan w:val="2"/>
+          </w:tcPr>
+          <w:p>
+            <w:pPr>
+              <w:rPr>
+                <w:rStyle w:val="IntenseEmphasis"/>
+                <w:rFonts w:eastAsia="Calibri Light"/>
+                <w:b w:val="0"/>
+                <w:bCs w:val="0"/>
+                <w:i w:val="0"/>
+                <w:iCs w:val="0"/>
+                <w:color w:val="000000" w:themeColor="text1"/>
+                <w:sz w:val="28"/>
+                <w:szCs w:val="28"/>
+                <w14:shadow w14:blurRad="38100" w14:dist="19050" w14:dir="2700000" w14:sx="100000" w14:sy="100000" w14:kx="0" w14:ky="0" w14:algn="tl">
+                  <w14:schemeClr w14:val="dk1">
+                    <w14:alpha w14:val="60000"/>
+                  </w14:schemeClr>
+                </w14:shadow>
+                <w14:textOutline w14:w="0" w14:cap="flat" w14:cmpd="sng" w14:algn="ctr">
+                  <w14:noFill/>
+                  <w14:prstDash w14:val="solid"/>
+                  <w14:round/>
+                </w14:textOutline>
+              </w:rPr>
+            </w:pPr>
+          </w:p>
+          <w:p>
+            <w:pPr>
+              <w:jc w:val="center"/>
+              <w:rPr>
+                <w:rStyle w:val="IntenseEmphasis"/>
+                <w:rFonts w:eastAsia="Calibri Light"/>
+                <w:b w:val="0"/>
+                <w:bCs w:val="0"/>
+                <w:i w:val="0"/>
+                <w:iCs w:val="0"/>
+                <w:color w:val="000000" w:themeColor="text1"/>
+                <w:sz w:val="28"/>
+                <w:szCs w:val="28"/>
+                <w14:shadow w14:blurRad="38100" w14:dist="19050" w14:dir="2700000" w14:sx="100000" w14:sy="100000" w14:kx="0" w14:ky="0" w14:algn="tl">
+                  <w14:schemeClr w14:val="dk1">
+                    <w14:alpha w14:val="60000"/>
+                  </w14:schemeClr>
+                </w14:shadow>
+                <w14:textOutline w14:w="0" w14:cap="flat" w14:cmpd="sng" w14:algn="ctr">
+                  <w14:noFill/>
+                  <w14:prstDash w14:val="solid"/>
+                  <w14:round/>
+                </w14:textOutline>
+              </w:rPr>
+            </w:pPr>
+            <w:r>
+              <w:rPr>
+                <w:rStyle w:val="IntenseEmphasis"/>
+                <w:rFonts w:eastAsia="Calibri Light"/>
+                <w:b w:val="0"/>
+                <w:bCs w:val="0"/>
+                <w:i w:val="0"/>
+                <w:iCs w:val="0"/>
+                <w:color w:val="000000" w:themeColor="text1"/>
+                <w:sz w:val="28"/>
+                <w:szCs w:val="28"/>
+                <w14:shadow w14:blurRad="38100" w14:dist="19050" w14:dir="2700000" w14:sx="100000" w14:sy="100000" w14:kx="0" w14:ky="0" w14:algn="tl">
+                  <w14:schemeClr w14:val="dk1">
+                    <w14:alpha w14:val="60000"/>
+                  </w14:schemeClr>
+                </w14:shadow>
+                <w14:textOutline w14:w="0" w14:cap="flat" w14:cmpd="sng" w14:algn="ctr">
+                  <w14:noFill/>
+                  <w14:prstDash w14:val="solid"/>
+                  <w14:round/>
+                </w14:textOutline>
+              </w:rPr>
+              <w:t>Total (B)</w:t>
+            </w:r>
+          </w:p>
+        </w:tc>
+        <w:tc>
+          <w:tcPr>
+            <w:tcW w:w="2613" w:type="dxa"/>
+          </w:tcPr>
+          <w:p>
+            <w:pPr>
+              <w:jc w:val="center"/>
+              <w:rPr>
+                <w:rStyle w:val="IntenseEmphasis"/>
+                <w:rFonts w:eastAsia="Calibri Light"/>
+                <w:b w:val="0"/>
+                <w:bCs w:val="0"/>
+                <w:i w:val="0"/>
+                <w:iCs w:val="0"/>
+                <w:color w:val="000000" w:themeColor="text1"/>
+                <w:sz w:val="28"/>
+                <w:szCs w:val="28"/>
+                <w14:shadow w14:blurRad="38100" w14:dist="19050" w14:dir="2700000" w14:sx="100000" w14:sy="100000" w14:kx="0" w14:ky="0" w14:algn="tl">
+                  <w14:schemeClr w14:val="dk1">
+                    <w14:alpha w14:val="60000"/>
+                  </w14:schemeClr>
+                </w14:shadow>
+                <w14:textOutline w14:w="0" w14:cap="flat" w14:cmpd="sng" w14:algn="ctr">
+                  <w14:noFill/>
+                  <w14:prstDash w14:val="solid"/>
+                  <w14:round/>
+                </w14:textOutline>
+              </w:rPr>
+            </w:pPr>
+          </w:p>
+          <w:p>
+            <w:pPr>
+              <w:jc w:val="center"/>
+              <w:rPr>
+                <w:rStyle w:val="IntenseEmphasis"/>
+                <w:rFonts w:eastAsia="Calibri Light"/>
+                <w:b w:val="0"/>
+                <w:bCs w:val="0"/>
+                <w:i w:val="0"/>
+                <w:iCs w:val="0"/>
+                <w:color w:val="000000" w:themeColor="text1"/>
+                <w:sz w:val="28"/>
+                <w:szCs w:val="28"/>
+                <w14:shadow w14:blurRad="38100" w14:dist="19050" w14:dir="2700000" w14:sx="100000" w14:sy="100000" w14:kx="0" w14:ky="0" w14:algn="tl">
+                  <w14:schemeClr w14:val="dk1">
+                    <w14:alpha w14:val="60000"/>
+                  </w14:schemeClr>
+                </w14:shadow>
+                <w14:textOutline w14:w="0" w14:cap="flat" w14:cmpd="sng" w14:algn="ctr">
+                  <w14:noFill/>
+                  <w14:prstDash w14:val="solid"/>
+                  <w14:round/>
+                </w14:textOutline>
+              </w:rPr>
+            </w:pPr>
+            <w:r>
+              <w:rPr>
+                <w:rStyle w:val="IntenseEmphasis"/>
+                <w:rFonts w:eastAsia="Calibri Light"/>
+                <w:b w:val="0"/>
+                <w:bCs w:val="0"/>
+                <w:i w:val="0"/>
+                <w:iCs w:val="0"/>
+                <w:color w:val="000000" w:themeColor="text1"/>
+                <w:sz w:val="28"/>
+                <w:szCs w:val="28"/>
+                <w14:shadow w14:blurRad="38100" w14:dist="19050" w14:dir="2700000" w14:sx="100000" w14:sy="100000" w14:kx="0" w14:ky="0" w14:algn="tl">
+                  <w14:schemeClr w14:val="dk1">
+                    <w14:alpha w14:val="60000"/>
+                  </w14:schemeClr>
+                </w14:shadow>
+                <w14:textOutline w14:w="0" w14:cap="flat" w14:cmpd="sng" w14:algn="ctr">
+                  <w14:noFill/>
+                  <w14:prstDash w14:val="solid"/>
+                  <w14:round/>
+                </w14:textOutline>
+              </w:rPr>
+              <w:t>63,000 /-</w:t>
+            </w:r>
+          </w:p>
+          <w:p>
+            <w:pPr>
+              <w:jc w:val="center"/>
+              <w:rPr>
+                <w:rStyle w:val="IntenseEmphasis"/>
+                <w:rFonts w:eastAsia="Calibri Light"/>
+                <w:b w:val="0"/>
+                <w:bCs w:val="0"/>
+                <w:i w:val="0"/>
+                <w:iCs w:val="0"/>
+                <w:color w:val="000000" w:themeColor="text1"/>
+                <w:sz w:val="28"/>
+                <w:szCs w:val="28"/>
+                <w14:shadow w14:blurRad="38100" w14:dist="19050" w14:dir="2700000" w14:sx="100000" w14:sy="100000" w14:kx="0" w14:ky="0" w14:algn="tl">
+                  <w14:schemeClr w14:val="dk1">
+                    <w14:alpha w14:val="60000"/>
+                  </w14:schemeClr>
+                </w14:shadow>
+                <w14:textOutline w14:w="0" w14:cap="flat" w14:cmpd="sng" w14:algn="ctr">
+                  <w14:noFill/>
+                  <w14:prstDash w14:val="solid"/>
+                  <w14:round/>
+                </w14:textOutline>
+              </w:rPr>
+            </w:pPr>
+            <w:r>
+              <w:rPr>
+                <w:rStyle w:val="IntenseEmphasis"/>
+                <w:rFonts w:eastAsia="Calibri Light"/>
+                <w:b w:val="0"/>
+                <w:bCs w:val="0"/>
+                <w:i w:val="0"/>
+                <w:iCs w:val="0"/>
+                <w:color w:val="000000" w:themeColor="text1"/>
+                <w:sz w:val="28"/>
+                <w:szCs w:val="28"/>
+                <w:highlight w:val="yellow"/>
+                <w14:shadow w14:blurRad="38100" w14:dist="19050" w14:dir="2700000" w14:sx="100000" w14:sy="100000" w14:kx="0" w14:ky="0" w14:algn="tl">
+                  <w14:schemeClr w14:val="dk1">
+                    <w14:alpha w14:val="60000"/>
+                  </w14:schemeClr>
+                </w14:shadow>
+                <w14:textOutline w14:w="0" w14:cap="flat" w14:cmpd="sng" w14:algn="ctr">
+                  <w14:noFill/>
+                  <w14:prstDash w14:val="solid"/>
+                  <w14:round/>
+                </w14:textOutline>
+              </w:rPr>
+              <w:t>Without Anchor</w:t>
             </w:r>
           </w:p>
         </w:tc>
@@ -7418,6 +7607,31 @@
               <w:t>Vintage Car</w:t>
             </w:r>
           </w:p>
+          <w:p>
+            <w:pPr>
+              <w:rPr>
+                <w:rStyle w:val="IntenseEmphasis"/>
+                <w:rFonts w:eastAsia="Calibri Light"/>
+                <w:b w:val="0"/>
+                <w:bCs w:val="0"/>
+                <w:i w:val="0"/>
+                <w:iCs w:val="0"/>
+                <w:color w:val="000000" w:themeColor="text1"/>
+                <w:sz w:val="28"/>
+                <w:szCs w:val="28"/>
+                <w14:shadow w14:blurRad="38100" w14:dist="19050" w14:dir="2700000" w14:sx="100000" w14:sy="100000" w14:kx="0" w14:ky="0" w14:algn="tl">
+                  <w14:schemeClr w14:val="dk1">
+                    <w14:alpha w14:val="60000"/>
+                  </w14:schemeClr>
+                </w14:shadow>
+                <w14:textOutline w14:w="0" w14:cap="flat" w14:cmpd="sng" w14:algn="ctr">
+                  <w14:noFill/>
+                  <w14:prstDash w14:val="solid"/>
+                  <w14:round/>
+                </w14:textOutline>
+              </w:rPr>
+            </w:pPr>
+          </w:p>
         </w:tc>
         <w:tc>
           <w:tcPr>
@@ -7454,29 +7668,72 @@
           <w:p>
             <w:pPr>
               <w:ind w:left="360"/>
-              <w:jc w:val="center"/>
-              <w:rPr>
-                <w:rStyle w:val="IntenseEmphasis"/>
-                <w:rFonts w:eastAsia="Calibri Light"/>
-                <w:b w:val="0"/>
-                <w:bCs w:val="0"/>
-                <w:i w:val="0"/>
-                <w:iCs w:val="0"/>
-                <w:color w:val="000000" w:themeColor="text1"/>
-                <w:sz w:val="28"/>
-                <w:szCs w:val="28"/>
-                <w14:shadow w14:blurRad="38100" w14:dist="19050" w14:dir="2700000" w14:sx="100000" w14:sy="100000" w14:kx="0" w14:ky="0" w14:algn="tl">
-                  <w14:schemeClr w14:val="dk1">
-                    <w14:alpha w14:val="60000"/>
-                  </w14:schemeClr>
-                </w14:shadow>
-                <w14:textOutline w14:w="0" w14:cap="flat" w14:cmpd="sng" w14:algn="ctr">
-                  <w14:noFill/>
-                  <w14:prstDash w14:val="solid"/>
-                  <w14:round/>
-                </w14:textOutline>
-              </w:rPr>
-            </w:pPr>
+              <w:rPr>
+                <w:rStyle w:val="IntenseEmphasis"/>
+                <w:rFonts w:eastAsia="Calibri Light"/>
+                <w:b w:val="0"/>
+                <w:bCs w:val="0"/>
+                <w:i w:val="0"/>
+                <w:iCs w:val="0"/>
+                <w:color w:val="000000" w:themeColor="text1"/>
+                <w:sz w:val="28"/>
+                <w:szCs w:val="28"/>
+                <w14:shadow w14:blurRad="38100" w14:dist="19050" w14:dir="2700000" w14:sx="100000" w14:sy="100000" w14:kx="0" w14:ky="0" w14:algn="tl">
+                  <w14:schemeClr w14:val="dk1">
+                    <w14:alpha w14:val="60000"/>
+                  </w14:schemeClr>
+                </w14:shadow>
+                <w14:textOutline w14:w="0" w14:cap="flat" w14:cmpd="sng" w14:algn="ctr">
+                  <w14:noFill/>
+                  <w14:prstDash w14:val="solid"/>
+                  <w14:round/>
+                </w14:textOutline>
+              </w:rPr>
+            </w:pPr>
+            <w:r>
+              <w:rPr>
+                <w:rStyle w:val="IntenseEmphasis"/>
+                <w:rFonts w:eastAsia="Calibri Light"/>
+                <w:b w:val="0"/>
+                <w:bCs w:val="0"/>
+                <w:i w:val="0"/>
+                <w:iCs w:val="0"/>
+                <w:color w:val="000000" w:themeColor="text1"/>
+                <w:sz w:val="28"/>
+                <w:szCs w:val="28"/>
+                <w14:shadow w14:blurRad="38100" w14:dist="19050" w14:dir="2700000" w14:sx="100000" w14:sy="100000" w14:kx="0" w14:ky="0" w14:algn="tl">
+                  <w14:schemeClr w14:val="dk1">
+                    <w14:alpha w14:val="60000"/>
+                  </w14:schemeClr>
+                </w14:shadow>
+                <w14:textOutline w14:w="0" w14:cap="flat" w14:cmpd="sng" w14:algn="ctr">
+                  <w14:noFill/>
+                  <w14:prstDash w14:val="solid"/>
+                  <w14:round/>
+                </w14:textOutline>
+              </w:rPr>
+              <w:t xml:space="preserve"> </w:t>
+            </w:r>
+            <w:r>
+              <w:rPr>
+                <w:rStyle w:val="IntenseEmphasis"/>
+                <w:rFonts w:eastAsia="Calibri Light"/>
+                <w:b w:val="0"/>
+                <w:bCs w:val="0"/>
+                <w:color w:val="000000" w:themeColor="text1"/>
+                <w14:shadow w14:blurRad="38100" w14:dist="19050" w14:dir="2700000" w14:sx="100000" w14:sy="100000" w14:kx="0" w14:ky="0" w14:algn="tl">
+                  <w14:schemeClr w14:val="dk1">
+                    <w14:alpha w14:val="60000"/>
+                  </w14:schemeClr>
+                </w14:shadow>
+                <w14:textOutline w14:w="0" w14:cap="flat" w14:cmpd="sng" w14:algn="ctr">
+                  <w14:noFill/>
+                  <w14:prstDash w14:val="solid"/>
+                  <w14:round/>
+                </w14:textOutline>
+              </w:rPr>
+              <w:t xml:space="preserve">        </w:t>
+            </w:r>
             <w:r>
               <w:rPr>
                 <w:rStyle w:val="IntenseEmphasis"/>
@@ -7889,6 +8146,174 @@
                 <w:iCs w:val="0"/>
               </w:rPr>
             </w:pPr>
+          </w:p>
+        </w:tc>
+      </w:tr>
+      <w:tr>
+        <w:trPr>
+          <w:trHeight w:val="563"/>
+        </w:trPr>
+        <w:tc>
+          <w:tcPr>
+            <w:tcW w:w="6475" w:type="dxa"/>
+          </w:tcPr>
+          <w:p>
+            <w:pPr>
+              <w:jc w:val="center"/>
+              <w:rPr>
+                <w:rStyle w:val="IntenseEmphasis"/>
+                <w:rFonts w:eastAsia="Calibri Light"/>
+                <w:b w:val="0"/>
+                <w:bCs w:val="0"/>
+                <w:i w:val="0"/>
+                <w:iCs w:val="0"/>
+                <w:color w:val="000000" w:themeColor="text1"/>
+                <w:sz w:val="28"/>
+                <w:szCs w:val="28"/>
+                <w14:shadow w14:blurRad="38100" w14:dist="19050" w14:dir="2700000" w14:sx="100000" w14:sy="100000" w14:kx="0" w14:ky="0" w14:algn="tl">
+                  <w14:schemeClr w14:val="dk1">
+                    <w14:alpha w14:val="60000"/>
+                  </w14:schemeClr>
+                </w14:shadow>
+                <w14:textOutline w14:w="0" w14:cap="flat" w14:cmpd="sng" w14:algn="ctr">
+                  <w14:noFill/>
+                  <w14:prstDash w14:val="solid"/>
+                  <w14:round/>
+                </w14:textOutline>
+              </w:rPr>
+            </w:pPr>
+          </w:p>
+          <w:p>
+            <w:pPr>
+              <w:jc w:val="center"/>
+              <w:rPr>
+                <w:rStyle w:val="IntenseEmphasis"/>
+                <w:rFonts w:eastAsia="Calibri Light"/>
+                <w:b w:val="0"/>
+                <w:bCs w:val="0"/>
+                <w:i w:val="0"/>
+                <w:iCs w:val="0"/>
+                <w:color w:val="000000" w:themeColor="text1"/>
+                <w:sz w:val="28"/>
+                <w:szCs w:val="28"/>
+                <w14:shadow w14:blurRad="38100" w14:dist="19050" w14:dir="2700000" w14:sx="100000" w14:sy="100000" w14:kx="0" w14:ky="0" w14:algn="tl">
+                  <w14:schemeClr w14:val="dk1">
+                    <w14:alpha w14:val="60000"/>
+                  </w14:schemeClr>
+                </w14:shadow>
+                <w14:textOutline w14:w="0" w14:cap="flat" w14:cmpd="sng" w14:algn="ctr">
+                  <w14:noFill/>
+                  <w14:prstDash w14:val="solid"/>
+                  <w14:round/>
+                </w14:textOutline>
+              </w:rPr>
+            </w:pPr>
+            <w:r>
+              <w:rPr>
+                <w:rStyle w:val="IntenseEmphasis"/>
+                <w:rFonts w:eastAsia="Calibri Light"/>
+                <w:b w:val="0"/>
+                <w:bCs w:val="0"/>
+                <w:i w:val="0"/>
+                <w:iCs w:val="0"/>
+                <w:color w:val="000000" w:themeColor="text1"/>
+                <w:sz w:val="28"/>
+                <w:szCs w:val="28"/>
+                <w14:shadow w14:blurRad="38100" w14:dist="19050" w14:dir="2700000" w14:sx="100000" w14:sy="100000" w14:kx="0" w14:ky="0" w14:algn="tl">
+                  <w14:schemeClr w14:val="dk1">
+                    <w14:alpha w14:val="60000"/>
+                  </w14:schemeClr>
+                </w14:shadow>
+                <w14:textOutline w14:w="0" w14:cap="flat" w14:cmpd="sng" w14:algn="ctr">
+                  <w14:noFill/>
+                  <w14:prstDash w14:val="solid"/>
+                  <w14:round/>
+                </w14:textOutline>
+              </w:rPr>
+              <w:t>Total (C)</w:t>
+            </w:r>
+          </w:p>
+        </w:tc>
+        <w:tc>
+          <w:tcPr>
+            <w:tcW w:w="2883" w:type="dxa"/>
+            <w:gridSpan w:val="2"/>
+          </w:tcPr>
+          <w:p>
+            <w:pPr>
+              <w:jc w:val="center"/>
+              <w:rPr>
+                <w:rStyle w:val="IntenseEmphasis"/>
+                <w:rFonts w:eastAsia="Calibri Light"/>
+                <w:b w:val="0"/>
+                <w:bCs w:val="0"/>
+                <w:i w:val="0"/>
+                <w:iCs w:val="0"/>
+                <w:color w:val="000000" w:themeColor="text1"/>
+                <w:sz w:val="28"/>
+                <w:szCs w:val="28"/>
+                <w14:shadow w14:blurRad="38100" w14:dist="19050" w14:dir="2700000" w14:sx="100000" w14:sy="100000" w14:kx="0" w14:ky="0" w14:algn="tl">
+                  <w14:schemeClr w14:val="dk1">
+                    <w14:alpha w14:val="60000"/>
+                  </w14:schemeClr>
+                </w14:shadow>
+                <w14:textOutline w14:w="0" w14:cap="flat" w14:cmpd="sng" w14:algn="ctr">
+                  <w14:noFill/>
+                  <w14:prstDash w14:val="solid"/>
+                  <w14:round/>
+                </w14:textOutline>
+              </w:rPr>
+            </w:pPr>
+          </w:p>
+          <w:p>
+            <w:pPr>
+              <w:jc w:val="center"/>
+              <w:rPr>
+                <w:rStyle w:val="IntenseEmphasis"/>
+                <w:rFonts w:eastAsia="Calibri Light"/>
+                <w:b w:val="0"/>
+                <w:bCs w:val="0"/>
+                <w:i w:val="0"/>
+                <w:iCs w:val="0"/>
+                <w:color w:val="000000" w:themeColor="text1"/>
+                <w:sz w:val="28"/>
+                <w:szCs w:val="28"/>
+                <w14:shadow w14:blurRad="38100" w14:dist="19050" w14:dir="2700000" w14:sx="100000" w14:sy="100000" w14:kx="0" w14:ky="0" w14:algn="tl">
+                  <w14:schemeClr w14:val="dk1">
+                    <w14:alpha w14:val="60000"/>
+                  </w14:schemeClr>
+                </w14:shadow>
+                <w14:textOutline w14:w="0" w14:cap="flat" w14:cmpd="sng" w14:algn="ctr">
+                  <w14:noFill/>
+                  <w14:prstDash w14:val="solid"/>
+                  <w14:round/>
+                </w14:textOutline>
+              </w:rPr>
+            </w:pPr>
+            <w:r>
+              <w:rPr>
+                <w:rStyle w:val="IntenseEmphasis"/>
+                <w:rFonts w:eastAsia="Calibri Light"/>
+                <w:b w:val="0"/>
+                <w:bCs w:val="0"/>
+                <w:i w:val="0"/>
+                <w:iCs w:val="0"/>
+                <w:color w:val="000000" w:themeColor="text1"/>
+                <w:sz w:val="28"/>
+                <w:szCs w:val="28"/>
+                <w14:shadow w14:blurRad="38100" w14:dist="19050" w14:dir="2700000" w14:sx="100000" w14:sy="100000" w14:kx="0" w14:ky="0" w14:algn="tl">
+                  <w14:schemeClr w14:val="dk1">
+                    <w14:alpha w14:val="60000"/>
+                  </w14:schemeClr>
+                </w14:shadow>
+                <w14:textOutline w14:w="0" w14:cap="flat" w14:cmpd="sng" w14:algn="ctr">
+                  <w14:noFill/>
+                  <w14:prstDash w14:val="solid"/>
+                  <w14:round/>
+                </w14:textOutline>
+              </w:rPr>
+              <w:t>1,67,000 /-</w:t>
+            </w:r>
           </w:p>
         </w:tc>
       </w:tr>
@@ -8438,6 +8863,118 @@
     </w:lvl>
   </w:abstractNum>
   <w:abstractNum w:abstractNumId="3" w15:restartNumberingAfterBreak="0">
+    <w:nsid w:val="136E185B"/>
+    <w:multiLevelType w:val="hybridMultilevel"/>
+    <w:tmpl w:val="4B7A1C9E"/>
+    <w:lvl w:ilvl="0" w:tplc="4E2C5CB6">
+      <w:numFmt w:val="bullet"/>
+      <w:lvlText w:val=""/>
+      <w:lvlJc w:val="left"/>
+      <w:pPr>
+        <w:ind w:left="720" w:hanging="360"/>
+      </w:pPr>
+      <w:rPr>
+        <w:rFonts w:ascii="Symbol" w:eastAsia="Calibri Light" w:hAnsi="Symbol" w:cstheme="minorBidi" w:hint="default"/>
+      </w:rPr>
+    </w:lvl>
+    <w:lvl w:ilvl="1" w:tplc="04090003" w:tentative="1">
+      <w:start w:val="1"/>
+      <w:numFmt w:val="bullet"/>
+      <w:lvlText w:val="o"/>
+      <w:lvlJc w:val="left"/>
+      <w:pPr>
+        <w:ind w:left="1440" w:hanging="360"/>
+      </w:pPr>
+      <w:rPr>
+        <w:rFonts w:ascii="Courier New" w:hAnsi="Courier New" w:cs="Courier New" w:hint="default"/>
+      </w:rPr>
+    </w:lvl>
+    <w:lvl w:ilvl="2" w:tplc="04090005" w:tentative="1">
+      <w:start w:val="1"/>
+      <w:numFmt w:val="bullet"/>
+      <w:lvlText w:val=""/>
+      <w:lvlJc w:val="left"/>
+      <w:pPr>
+        <w:ind w:left="2160" w:hanging="360"/>
+      </w:pPr>
+      <w:rPr>
+        <w:rFonts w:ascii="Wingdings" w:hAnsi="Wingdings" w:hint="default"/>
+      </w:rPr>
+    </w:lvl>
+    <w:lvl w:ilvl="3" w:tplc="04090001" w:tentative="1">
+      <w:start w:val="1"/>
+      <w:numFmt w:val="bullet"/>
+      <w:lvlText w:val=""/>
+      <w:lvlJc w:val="left"/>
+      <w:pPr>
+        <w:ind w:left="2880" w:hanging="360"/>
+      </w:pPr>
+      <w:rPr>
+        <w:rFonts w:ascii="Symbol" w:hAnsi="Symbol" w:hint="default"/>
+      </w:rPr>
+    </w:lvl>
+    <w:lvl w:ilvl="4" w:tplc="04090003" w:tentative="1">
+      <w:start w:val="1"/>
+      <w:numFmt w:val="bullet"/>
+      <w:lvlText w:val="o"/>
+      <w:lvlJc w:val="left"/>
+      <w:pPr>
+        <w:ind w:left="3600" w:hanging="360"/>
+      </w:pPr>
+      <w:rPr>
+        <w:rFonts w:ascii="Courier New" w:hAnsi="Courier New" w:cs="Courier New" w:hint="default"/>
+      </w:rPr>
+    </w:lvl>
+    <w:lvl w:ilvl="5" w:tplc="04090005" w:tentative="1">
+      <w:start w:val="1"/>
+      <w:numFmt w:val="bullet"/>
+      <w:lvlText w:val=""/>
+      <w:lvlJc w:val="left"/>
+      <w:pPr>
+        <w:ind w:left="4320" w:hanging="360"/>
+      </w:pPr>
+      <w:rPr>
+        <w:rFonts w:ascii="Wingdings" w:hAnsi="Wingdings" w:hint="default"/>
+      </w:rPr>
+    </w:lvl>
+    <w:lvl w:ilvl="6" w:tplc="04090001" w:tentative="1">
+      <w:start w:val="1"/>
+      <w:numFmt w:val="bullet"/>
+      <w:lvlText w:val=""/>
+      <w:lvlJc w:val="left"/>
+      <w:pPr>
+        <w:ind w:left="5040" w:hanging="360"/>
+      </w:pPr>
+      <w:rPr>
+        <w:rFonts w:ascii="Symbol" w:hAnsi="Symbol" w:hint="default"/>
+      </w:rPr>
+    </w:lvl>
+    <w:lvl w:ilvl="7" w:tplc="04090003" w:tentative="1">
+      <w:start w:val="1"/>
+      <w:numFmt w:val="bullet"/>
+      <w:lvlText w:val="o"/>
+      <w:lvlJc w:val="left"/>
+      <w:pPr>
+        <w:ind w:left="5760" w:hanging="360"/>
+      </w:pPr>
+      <w:rPr>
+        <w:rFonts w:ascii="Courier New" w:hAnsi="Courier New" w:cs="Courier New" w:hint="default"/>
+      </w:rPr>
+    </w:lvl>
+    <w:lvl w:ilvl="8" w:tplc="04090005" w:tentative="1">
+      <w:start w:val="1"/>
+      <w:numFmt w:val="bullet"/>
+      <w:lvlText w:val=""/>
+      <w:lvlJc w:val="left"/>
+      <w:pPr>
+        <w:ind w:left="6480" w:hanging="360"/>
+      </w:pPr>
+      <w:rPr>
+        <w:rFonts w:ascii="Wingdings" w:hAnsi="Wingdings" w:hint="default"/>
+      </w:rPr>
+    </w:lvl>
+  </w:abstractNum>
+  <w:abstractNum w:abstractNumId="4" w15:restartNumberingAfterBreak="0">
     <w:nsid w:val="15970609"/>
     <w:multiLevelType w:val="hybridMultilevel"/>
     <w:tmpl w:val="5BF2BA2A"/>
@@ -8550,7 +9087,7 @@
       </w:rPr>
     </w:lvl>
   </w:abstractNum>
-  <w:abstractNum w:abstractNumId="4" w15:restartNumberingAfterBreak="0">
+  <w:abstractNum w:abstractNumId="5" w15:restartNumberingAfterBreak="0">
     <w:nsid w:val="17373D55"/>
     <w:multiLevelType w:val="hybridMultilevel"/>
     <w:tmpl w:val="5FC6A0E4"/>
@@ -8663,7 +9200,7 @@
       </w:rPr>
     </w:lvl>
   </w:abstractNum>
-  <w:abstractNum w:abstractNumId="5" w15:restartNumberingAfterBreak="0">
+  <w:abstractNum w:abstractNumId="6" w15:restartNumberingAfterBreak="0">
     <w:nsid w:val="2226412D"/>
     <w:multiLevelType w:val="hybridMultilevel"/>
     <w:tmpl w:val="B1C08368"/>
@@ -8777,7 +9314,7 @@
       </w:rPr>
     </w:lvl>
   </w:abstractNum>
-  <w:abstractNum w:abstractNumId="6" w15:restartNumberingAfterBreak="0">
+  <w:abstractNum w:abstractNumId="7" w15:restartNumberingAfterBreak="0">
     <w:nsid w:val="2A10688A"/>
     <w:multiLevelType w:val="hybridMultilevel"/>
     <w:tmpl w:val="7ACE98B0"/>
@@ -8890,7 +9427,7 @@
       </w:rPr>
     </w:lvl>
   </w:abstractNum>
-  <w:abstractNum w:abstractNumId="7" w15:restartNumberingAfterBreak="0">
+  <w:abstractNum w:abstractNumId="8" w15:restartNumberingAfterBreak="0">
     <w:nsid w:val="2DEC7A5F"/>
     <w:multiLevelType w:val="hybridMultilevel"/>
     <w:tmpl w:val="32601336"/>
@@ -9004,7 +9541,7 @@
       </w:rPr>
     </w:lvl>
   </w:abstractNum>
-  <w:abstractNum w:abstractNumId="8" w15:restartNumberingAfterBreak="0">
+  <w:abstractNum w:abstractNumId="9" w15:restartNumberingAfterBreak="0">
     <w:nsid w:val="2DF72354"/>
     <w:multiLevelType w:val="hybridMultilevel"/>
     <w:tmpl w:val="2C2C0ABE"/>
@@ -9117,7 +9654,7 @@
       </w:rPr>
     </w:lvl>
   </w:abstractNum>
-  <w:abstractNum w:abstractNumId="9" w15:restartNumberingAfterBreak="0">
+  <w:abstractNum w:abstractNumId="10" w15:restartNumberingAfterBreak="0">
     <w:nsid w:val="2FDD6934"/>
     <w:multiLevelType w:val="hybridMultilevel"/>
     <w:tmpl w:val="61F0C428"/>
@@ -9230,7 +9767,7 @@
       </w:rPr>
     </w:lvl>
   </w:abstractNum>
-  <w:abstractNum w:abstractNumId="10" w15:restartNumberingAfterBreak="0">
+  <w:abstractNum w:abstractNumId="11" w15:restartNumberingAfterBreak="0">
     <w:nsid w:val="34055CA3"/>
     <w:multiLevelType w:val="hybridMultilevel"/>
     <w:tmpl w:val="017C3116"/>
@@ -9344,7 +9881,7 @@
       </w:rPr>
     </w:lvl>
   </w:abstractNum>
-  <w:abstractNum w:abstractNumId="11" w15:restartNumberingAfterBreak="0">
+  <w:abstractNum w:abstractNumId="12" w15:restartNumberingAfterBreak="0">
     <w:nsid w:val="35680CFC"/>
     <w:multiLevelType w:val="hybridMultilevel"/>
     <w:tmpl w:val="107A9D70"/>
@@ -9457,7 +9994,7 @@
       </w:rPr>
     </w:lvl>
   </w:abstractNum>
-  <w:abstractNum w:abstractNumId="12" w15:restartNumberingAfterBreak="0">
+  <w:abstractNum w:abstractNumId="13" w15:restartNumberingAfterBreak="0">
     <w:nsid w:val="38BD6A5B"/>
     <w:multiLevelType w:val="hybridMultilevel"/>
     <w:tmpl w:val="ECC2899C"/>
@@ -9570,7 +10107,7 @@
       </w:rPr>
     </w:lvl>
   </w:abstractNum>
-  <w:abstractNum w:abstractNumId="13" w15:restartNumberingAfterBreak="0">
+  <w:abstractNum w:abstractNumId="14" w15:restartNumberingAfterBreak="0">
     <w:nsid w:val="38DE5AB6"/>
     <w:multiLevelType w:val="hybridMultilevel"/>
     <w:tmpl w:val="E03AD548"/>
@@ -9684,7 +10221,7 @@
       </w:rPr>
     </w:lvl>
   </w:abstractNum>
-  <w:abstractNum w:abstractNumId="14" w15:restartNumberingAfterBreak="0">
+  <w:abstractNum w:abstractNumId="15" w15:restartNumberingAfterBreak="0">
     <w:nsid w:val="3D482806"/>
     <w:multiLevelType w:val="hybridMultilevel"/>
     <w:tmpl w:val="B29CA2C2"/>
@@ -9796,7 +10333,7 @@
       </w:rPr>
     </w:lvl>
   </w:abstractNum>
-  <w:abstractNum w:abstractNumId="15" w15:restartNumberingAfterBreak="0">
+  <w:abstractNum w:abstractNumId="16" w15:restartNumberingAfterBreak="0">
     <w:nsid w:val="3E161256"/>
     <w:multiLevelType w:val="hybridMultilevel"/>
     <w:tmpl w:val="538CB080"/>
@@ -9909,7 +10446,7 @@
       </w:rPr>
     </w:lvl>
   </w:abstractNum>
-  <w:abstractNum w:abstractNumId="16" w15:restartNumberingAfterBreak="0">
+  <w:abstractNum w:abstractNumId="17" w15:restartNumberingAfterBreak="0">
     <w:nsid w:val="41687A14"/>
     <w:multiLevelType w:val="hybridMultilevel"/>
     <w:tmpl w:val="5DA05AD2"/>
@@ -10022,7 +10559,7 @@
       </w:rPr>
     </w:lvl>
   </w:abstractNum>
-  <w:abstractNum w:abstractNumId="17" w15:restartNumberingAfterBreak="0">
+  <w:abstractNum w:abstractNumId="18" w15:restartNumberingAfterBreak="0">
     <w:nsid w:val="41814385"/>
     <w:multiLevelType w:val="hybridMultilevel"/>
     <w:tmpl w:val="17E039CA"/>
@@ -10135,7 +10672,7 @@
       </w:rPr>
     </w:lvl>
   </w:abstractNum>
-  <w:abstractNum w:abstractNumId="18" w15:restartNumberingAfterBreak="0">
+  <w:abstractNum w:abstractNumId="19" w15:restartNumberingAfterBreak="0">
     <w:nsid w:val="42F86B1C"/>
     <w:multiLevelType w:val="hybridMultilevel"/>
     <w:tmpl w:val="ACAAA028"/>
@@ -10248,7 +10785,7 @@
       </w:rPr>
     </w:lvl>
   </w:abstractNum>
-  <w:abstractNum w:abstractNumId="19" w15:restartNumberingAfterBreak="0">
+  <w:abstractNum w:abstractNumId="20" w15:restartNumberingAfterBreak="0">
     <w:nsid w:val="49D95040"/>
     <w:multiLevelType w:val="hybridMultilevel"/>
     <w:tmpl w:val="D4429696"/>
@@ -10361,7 +10898,7 @@
       </w:rPr>
     </w:lvl>
   </w:abstractNum>
-  <w:abstractNum w:abstractNumId="20" w15:restartNumberingAfterBreak="0">
+  <w:abstractNum w:abstractNumId="21" w15:restartNumberingAfterBreak="0">
     <w:nsid w:val="4C657878"/>
     <w:multiLevelType w:val="hybridMultilevel"/>
     <w:tmpl w:val="FCAA8D96"/>
@@ -10474,7 +11011,7 @@
       </w:rPr>
     </w:lvl>
   </w:abstractNum>
-  <w:abstractNum w:abstractNumId="21" w15:restartNumberingAfterBreak="0">
+  <w:abstractNum w:abstractNumId="22" w15:restartNumberingAfterBreak="0">
     <w:nsid w:val="4E5C6DF1"/>
     <w:multiLevelType w:val="hybridMultilevel"/>
     <w:tmpl w:val="055E5BCA"/>
@@ -10587,7 +11124,7 @@
       </w:rPr>
     </w:lvl>
   </w:abstractNum>
-  <w:abstractNum w:abstractNumId="22" w15:restartNumberingAfterBreak="0">
+  <w:abstractNum w:abstractNumId="23" w15:restartNumberingAfterBreak="0">
     <w:nsid w:val="4F2D3A26"/>
     <w:multiLevelType w:val="hybridMultilevel"/>
     <w:tmpl w:val="4A9A6ACA"/>
@@ -10700,7 +11237,7 @@
       </w:rPr>
     </w:lvl>
   </w:abstractNum>
-  <w:abstractNum w:abstractNumId="23" w15:restartNumberingAfterBreak="0">
+  <w:abstractNum w:abstractNumId="24" w15:restartNumberingAfterBreak="0">
     <w:nsid w:val="500172C0"/>
     <w:multiLevelType w:val="hybridMultilevel"/>
     <w:tmpl w:val="0F0211A8"/>
@@ -10813,7 +11350,7 @@
       </w:rPr>
     </w:lvl>
   </w:abstractNum>
-  <w:abstractNum w:abstractNumId="24" w15:restartNumberingAfterBreak="0">
+  <w:abstractNum w:abstractNumId="25" w15:restartNumberingAfterBreak="0">
     <w:nsid w:val="52EF5AE7"/>
     <w:multiLevelType w:val="hybridMultilevel"/>
     <w:tmpl w:val="221017BA"/>
@@ -10926,7 +11463,7 @@
       </w:rPr>
     </w:lvl>
   </w:abstractNum>
-  <w:abstractNum w:abstractNumId="25" w15:restartNumberingAfterBreak="0">
+  <w:abstractNum w:abstractNumId="26" w15:restartNumberingAfterBreak="0">
     <w:nsid w:val="5F615190"/>
     <w:multiLevelType w:val="hybridMultilevel"/>
     <w:tmpl w:val="70003E2E"/>
@@ -11039,7 +11576,7 @@
       </w:rPr>
     </w:lvl>
   </w:abstractNum>
-  <w:abstractNum w:abstractNumId="26" w15:restartNumberingAfterBreak="0">
+  <w:abstractNum w:abstractNumId="27" w15:restartNumberingAfterBreak="0">
     <w:nsid w:val="632B3F74"/>
     <w:multiLevelType w:val="hybridMultilevel"/>
     <w:tmpl w:val="750A7792"/>
@@ -11153,7 +11690,7 @@
       </w:rPr>
     </w:lvl>
   </w:abstractNum>
-  <w:abstractNum w:abstractNumId="27" w15:restartNumberingAfterBreak="0">
+  <w:abstractNum w:abstractNumId="28" w15:restartNumberingAfterBreak="0">
     <w:nsid w:val="64740015"/>
     <w:multiLevelType w:val="hybridMultilevel"/>
     <w:tmpl w:val="52A032FA"/>
@@ -11266,7 +11803,7 @@
       </w:rPr>
     </w:lvl>
   </w:abstractNum>
-  <w:abstractNum w:abstractNumId="28" w15:restartNumberingAfterBreak="0">
+  <w:abstractNum w:abstractNumId="29" w15:restartNumberingAfterBreak="0">
     <w:nsid w:val="668E263E"/>
     <w:multiLevelType w:val="hybridMultilevel"/>
     <w:tmpl w:val="B1907F5E"/>
@@ -11379,7 +11916,7 @@
       </w:rPr>
     </w:lvl>
   </w:abstractNum>
-  <w:abstractNum w:abstractNumId="29" w15:restartNumberingAfterBreak="0">
+  <w:abstractNum w:abstractNumId="30" w15:restartNumberingAfterBreak="0">
     <w:nsid w:val="6ADB14DF"/>
     <w:multiLevelType w:val="hybridMultilevel"/>
     <w:tmpl w:val="E440E932"/>
@@ -11492,7 +12029,7 @@
       </w:rPr>
     </w:lvl>
   </w:abstractNum>
-  <w:abstractNum w:abstractNumId="30" w15:restartNumberingAfterBreak="0">
+  <w:abstractNum w:abstractNumId="31" w15:restartNumberingAfterBreak="0">
     <w:nsid w:val="718265CA"/>
     <w:multiLevelType w:val="hybridMultilevel"/>
     <w:tmpl w:val="98F43340"/>
@@ -11605,7 +12142,7 @@
       </w:rPr>
     </w:lvl>
   </w:abstractNum>
-  <w:abstractNum w:abstractNumId="31" w15:restartNumberingAfterBreak="0">
+  <w:abstractNum w:abstractNumId="32" w15:restartNumberingAfterBreak="0">
     <w:nsid w:val="7790326F"/>
     <w:multiLevelType w:val="hybridMultilevel"/>
     <w:tmpl w:val="215ABAA4"/>
@@ -11719,28 +12256,28 @@
     </w:lvl>
   </w:abstractNum>
   <w:num w:numId="1" w16cid:durableId="411778641">
-    <w:abstractNumId w:val="27"/>
+    <w:abstractNumId w:val="28"/>
   </w:num>
   <w:num w:numId="2" w16cid:durableId="947809985">
-    <w:abstractNumId w:val="8"/>
+    <w:abstractNumId w:val="9"/>
   </w:num>
   <w:num w:numId="3" w16cid:durableId="164824842">
-    <w:abstractNumId w:val="18"/>
+    <w:abstractNumId w:val="19"/>
   </w:num>
   <w:num w:numId="4" w16cid:durableId="1572277202">
-    <w:abstractNumId w:val="9"/>
+    <w:abstractNumId w:val="10"/>
   </w:num>
   <w:num w:numId="5" w16cid:durableId="477380662">
-    <w:abstractNumId w:val="5"/>
+    <w:abstractNumId w:val="6"/>
   </w:num>
   <w:num w:numId="6" w16cid:durableId="35274006">
-    <w:abstractNumId w:val="6"/>
+    <w:abstractNumId w:val="7"/>
   </w:num>
   <w:num w:numId="7" w16cid:durableId="99616492">
-    <w:abstractNumId w:val="15"/>
+    <w:abstractNumId w:val="16"/>
   </w:num>
   <w:num w:numId="8" w16cid:durableId="388654761">
-    <w:abstractNumId w:val="11"/>
+    <w:abstractNumId w:val="12"/>
   </w:num>
   <w:num w:numId="9" w16cid:durableId="1530532768">
     <w:abstractNumId w:val="1"/>
@@ -11749,70 +12286,73 @@
     <w:abstractNumId w:val="0"/>
   </w:num>
   <w:num w:numId="11" w16cid:durableId="1941404648">
-    <w:abstractNumId w:val="16"/>
+    <w:abstractNumId w:val="17"/>
   </w:num>
   <w:num w:numId="12" w16cid:durableId="893734812">
+    <w:abstractNumId w:val="30"/>
+  </w:num>
+  <w:num w:numId="13" w16cid:durableId="1428188695">
+    <w:abstractNumId w:val="20"/>
+  </w:num>
+  <w:num w:numId="14" w16cid:durableId="1961567365">
+    <w:abstractNumId w:val="13"/>
+  </w:num>
+  <w:num w:numId="15" w16cid:durableId="1512261041">
+    <w:abstractNumId w:val="24"/>
+  </w:num>
+  <w:num w:numId="16" w16cid:durableId="129134688">
+    <w:abstractNumId w:val="25"/>
+  </w:num>
+  <w:num w:numId="17" w16cid:durableId="41100445">
+    <w:abstractNumId w:val="23"/>
+  </w:num>
+  <w:num w:numId="18" w16cid:durableId="1953434165">
+    <w:abstractNumId w:val="22"/>
+  </w:num>
+  <w:num w:numId="19" w16cid:durableId="1496064861">
     <w:abstractNumId w:val="29"/>
   </w:num>
-  <w:num w:numId="13" w16cid:durableId="1428188695">
-    <w:abstractNumId w:val="19"/>
+  <w:num w:numId="20" w16cid:durableId="1504051671">
+    <w:abstractNumId w:val="18"/>
   </w:num>
-  <w:num w:numId="14" w16cid:durableId="1961567365">
-    <w:abstractNumId w:val="12"/>
+  <w:num w:numId="21" w16cid:durableId="727262107">
+    <w:abstractNumId w:val="15"/>
   </w:num>
-  <w:num w:numId="15" w16cid:durableId="1512261041">
-    <w:abstractNumId w:val="23"/>
+  <w:num w:numId="22" w16cid:durableId="1736511794">
+    <w:abstractNumId w:val="31"/>
   </w:num>
-  <w:num w:numId="16" w16cid:durableId="129134688">
-    <w:abstractNumId w:val="24"/>
-  </w:num>
-  <w:num w:numId="17" w16cid:durableId="41100445">
-    <w:abstractNumId w:val="22"/>
-  </w:num>
-  <w:num w:numId="18" w16cid:durableId="1953434165">
+  <w:num w:numId="23" w16cid:durableId="599874453">
     <w:abstractNumId w:val="21"/>
   </w:num>
-  <w:num w:numId="19" w16cid:durableId="1496064861">
-    <w:abstractNumId w:val="28"/>
-  </w:num>
-  <w:num w:numId="20" w16cid:durableId="1504051671">
-    <w:abstractNumId w:val="17"/>
-  </w:num>
-  <w:num w:numId="21" w16cid:durableId="727262107">
-    <w:abstractNumId w:val="14"/>
-  </w:num>
-  <w:num w:numId="22" w16cid:durableId="1736511794">
-    <w:abstractNumId w:val="30"/>
-  </w:num>
-  <w:num w:numId="23" w16cid:durableId="599874453">
-    <w:abstractNumId w:val="20"/>
-  </w:num>
   <w:num w:numId="24" w16cid:durableId="391931600">
-    <w:abstractNumId w:val="4"/>
+    <w:abstractNumId w:val="5"/>
   </w:num>
   <w:num w:numId="25" w16cid:durableId="670065367">
-    <w:abstractNumId w:val="3"/>
+    <w:abstractNumId w:val="4"/>
   </w:num>
   <w:num w:numId="26" w16cid:durableId="190729930">
     <w:abstractNumId w:val="2"/>
   </w:num>
   <w:num w:numId="27" w16cid:durableId="755711361">
-    <w:abstractNumId w:val="7"/>
+    <w:abstractNumId w:val="8"/>
   </w:num>
   <w:num w:numId="28" w16cid:durableId="1373115058">
-    <w:abstractNumId w:val="31"/>
+    <w:abstractNumId w:val="32"/>
   </w:num>
   <w:num w:numId="29" w16cid:durableId="298612315">
-    <w:abstractNumId w:val="25"/>
+    <w:abstractNumId w:val="26"/>
   </w:num>
   <w:num w:numId="30" w16cid:durableId="491335600">
-    <w:abstractNumId w:val="10"/>
+    <w:abstractNumId w:val="11"/>
   </w:num>
   <w:num w:numId="31" w16cid:durableId="1772820555">
-    <w:abstractNumId w:val="13"/>
+    <w:abstractNumId w:val="14"/>
   </w:num>
   <w:num w:numId="32" w16cid:durableId="1246573783">
-    <w:abstractNumId w:val="26"/>
+    <w:abstractNumId w:val="27"/>
+  </w:num>
+  <w:num w:numId="33" w16cid:durableId="987050771">
+    <w:abstractNumId w:val="3"/>
   </w:num>
   <w:numIdMacAtCleanup w:val="11"/>
 </w:numbering>
